--- a/Relazione_Progetto.docx
+++ b/Relazione_Progetto.docx
@@ -232,23 +232,35 @@
           <w:sz w:val="24"/>
           <w:szCs w:val="24"/>
         </w:rPr>
-        <w:t xml:space="preserve">Il contesto di riferimento è quello del </w:t>
-      </w:r>
-      <w:r>
-        <w:rPr>
-          <w:i/>
-          <w:iCs/>
-          <w:sz w:val="24"/>
-          <w:szCs w:val="24"/>
-        </w:rPr>
-        <w:t>facility management</w:t>
-      </w:r>
-      <w:r>
-        <w:rPr>
-          <w:sz w:val="24"/>
-          <w:szCs w:val="24"/>
-        </w:rPr>
-        <w:t xml:space="preserve"> condominiale.</w:t>
+        <w:t>Il contesto di riferimento è quello del</w:t>
+      </w:r>
+      <w:r>
+        <w:rPr>
+          <w:sz w:val="24"/>
+          <w:szCs w:val="24"/>
+        </w:rPr>
+        <w:t>la gestione di</w:t>
+      </w:r>
+      <w:r>
+        <w:rPr>
+          <w:sz w:val="24"/>
+          <w:szCs w:val="24"/>
+        </w:rPr>
+        <w:t xml:space="preserve"> </w:t>
+      </w:r>
+      <w:r>
+        <w:rPr>
+          <w:sz w:val="24"/>
+          <w:szCs w:val="24"/>
+        </w:rPr>
+        <w:t>un condominio</w:t>
+      </w:r>
+      <w:r>
+        <w:rPr>
+          <w:sz w:val="24"/>
+          <w:szCs w:val="24"/>
+        </w:rPr>
+        <w:t>.</w:t>
       </w:r>
       <w:r>
         <w:rPr>
@@ -626,6 +638,2579 @@
         </w:pBdr>
         <w:spacing w:line="360" w:lineRule="auto"/>
         <w:jc w:val="both"/>
+        <w:rPr>
+          <w:sz w:val="24"/>
+          <w:szCs w:val="24"/>
+        </w:rPr>
+      </w:pPr>
+      <w:r>
+        <w:rPr>
+          <w:sz w:val="24"/>
+          <w:szCs w:val="24"/>
+        </w:rPr>
+        <w:t xml:space="preserve">L'architettura del sistema è stata progettata seguendo i principi dell'Information </w:t>
+      </w:r>
+      <w:proofErr w:type="spellStart"/>
+      <w:r>
+        <w:rPr>
+          <w:sz w:val="24"/>
+          <w:szCs w:val="24"/>
+        </w:rPr>
+        <w:t>Hiding</w:t>
+      </w:r>
+      <w:proofErr w:type="spellEnd"/>
+      <w:r>
+        <w:rPr>
+          <w:sz w:val="24"/>
+          <w:szCs w:val="24"/>
+        </w:rPr>
+        <w:t xml:space="preserve"> e della modularità. Ogni entità logica del dominio è gestita da una specifica Struttura Dati Astratta (ADT), selezionata per ottimizzare il bilanciamento tra complessità spaziale (occupazione di memoria) e complessità temporale (efficienza degli algoritmi), rispondendo in modo preciso ai requisiti di sistema.</w:t>
+      </w:r>
+    </w:p>
+    <w:p>
+      <w:pPr>
+        <w:pBdr>
+          <w:top w:val="nil"/>
+          <w:left w:val="nil"/>
+          <w:bottom w:val="nil"/>
+          <w:right w:val="nil"/>
+          <w:between w:val="nil"/>
+        </w:pBdr>
+        <w:spacing w:line="360" w:lineRule="auto"/>
+        <w:jc w:val="both"/>
+        <w:rPr>
+          <w:sz w:val="24"/>
+          <w:szCs w:val="24"/>
+        </w:rPr>
+      </w:pPr>
+      <w:r>
+        <w:rPr>
+          <w:sz w:val="24"/>
+          <w:szCs w:val="24"/>
+        </w:rPr>
+        <w:t>Di seguito vengono analizzati gli ADT principali e le motivazioni algoritmiche alla base della loro scelta.</w:t>
+      </w:r>
+    </w:p>
+    <w:p>
+      <w:pPr>
+        <w:pBdr>
+          <w:top w:val="nil"/>
+          <w:left w:val="nil"/>
+          <w:bottom w:val="nil"/>
+          <w:right w:val="nil"/>
+          <w:between w:val="nil"/>
+        </w:pBdr>
+        <w:spacing w:line="360" w:lineRule="auto"/>
+        <w:jc w:val="both"/>
+        <w:rPr>
+          <w:b/>
+          <w:bCs/>
+          <w:sz w:val="24"/>
+          <w:szCs w:val="24"/>
+        </w:rPr>
+      </w:pPr>
+      <w:r>
+        <w:rPr>
+          <w:b/>
+          <w:bCs/>
+          <w:sz w:val="24"/>
+          <w:szCs w:val="24"/>
+        </w:rPr>
+        <w:t>1. Archivio Richieste (Archivio Globale)</w:t>
+      </w:r>
+    </w:p>
+    <w:p>
+      <w:pPr>
+        <w:numPr>
+          <w:ilvl w:val="0"/>
+          <w:numId w:val="7"/>
+        </w:numPr>
+        <w:pBdr>
+          <w:top w:val="nil"/>
+          <w:left w:val="nil"/>
+          <w:bottom w:val="nil"/>
+          <w:right w:val="nil"/>
+          <w:between w:val="nil"/>
+        </w:pBdr>
+        <w:spacing w:line="360" w:lineRule="auto"/>
+        <w:jc w:val="both"/>
+        <w:rPr>
+          <w:sz w:val="24"/>
+          <w:szCs w:val="24"/>
+        </w:rPr>
+      </w:pPr>
+      <w:r>
+        <w:rPr>
+          <w:b/>
+          <w:bCs/>
+          <w:sz w:val="24"/>
+          <w:szCs w:val="24"/>
+        </w:rPr>
+        <w:t>Struttura Dati Implementata:</w:t>
+      </w:r>
+      <w:r>
+        <w:rPr>
+          <w:sz w:val="24"/>
+          <w:szCs w:val="24"/>
+        </w:rPr>
+        <w:t xml:space="preserve"> Lista Concatenata (dinamica).</w:t>
+      </w:r>
+    </w:p>
+    <w:p>
+      <w:pPr>
+        <w:numPr>
+          <w:ilvl w:val="0"/>
+          <w:numId w:val="7"/>
+        </w:numPr>
+        <w:pBdr>
+          <w:top w:val="nil"/>
+          <w:left w:val="nil"/>
+          <w:bottom w:val="nil"/>
+          <w:right w:val="nil"/>
+          <w:between w:val="nil"/>
+        </w:pBdr>
+        <w:spacing w:line="360" w:lineRule="auto"/>
+        <w:jc w:val="both"/>
+        <w:rPr>
+          <w:sz w:val="24"/>
+          <w:szCs w:val="24"/>
+        </w:rPr>
+      </w:pPr>
+      <w:r>
+        <w:rPr>
+          <w:b/>
+          <w:bCs/>
+          <w:sz w:val="24"/>
+          <w:szCs w:val="24"/>
+        </w:rPr>
+        <w:t>Ruolo nel Sistema:</w:t>
+      </w:r>
+      <w:r>
+        <w:rPr>
+          <w:sz w:val="24"/>
+          <w:szCs w:val="24"/>
+        </w:rPr>
+        <w:t xml:space="preserve"> Conservare l'intero storico delle segnalazioni, indipendentemente dal loro stato (aperte, concluse, annullate).</w:t>
+      </w:r>
+    </w:p>
+    <w:p>
+      <w:pPr>
+        <w:numPr>
+          <w:ilvl w:val="0"/>
+          <w:numId w:val="7"/>
+        </w:numPr>
+        <w:pBdr>
+          <w:top w:val="nil"/>
+          <w:left w:val="nil"/>
+          <w:bottom w:val="nil"/>
+          <w:right w:val="nil"/>
+          <w:between w:val="nil"/>
+        </w:pBdr>
+        <w:spacing w:line="360" w:lineRule="auto"/>
+        <w:jc w:val="both"/>
+        <w:rPr>
+          <w:sz w:val="24"/>
+          <w:szCs w:val="24"/>
+        </w:rPr>
+      </w:pPr>
+      <w:r>
+        <w:rPr>
+          <w:b/>
+          <w:bCs/>
+          <w:sz w:val="24"/>
+          <w:szCs w:val="24"/>
+        </w:rPr>
+        <w:t>Motivazione della Scelta:</w:t>
+      </w:r>
+      <w:r>
+        <w:rPr>
+          <w:sz w:val="24"/>
+          <w:szCs w:val="24"/>
+        </w:rPr>
+        <w:t xml:space="preserve"> Il requisito impone la registrazione continua di nuove richieste di intervento e la necessità di produrre report o applicare filtri di ricerca su grandi volumi di dati. Poiché il numero totale di segnalazioni nel ciclo di vita del condominio non è predicibile a priori, una struttura ad allocazione dinamica sequenziale risulta ideale. La lista concatenata garantisce un costo di inserimento in coda costante (</w:t>
+      </w:r>
+      <w:proofErr w:type="gramStart"/>
+      <w:r>
+        <w:rPr>
+          <w:sz w:val="24"/>
+          <w:szCs w:val="24"/>
+        </w:rPr>
+        <w:t>O(</w:t>
+      </w:r>
+      <w:proofErr w:type="gramEnd"/>
+      <w:r>
+        <w:rPr>
+          <w:sz w:val="24"/>
+          <w:szCs w:val="24"/>
+        </w:rPr>
+        <w:t>1)). Inoltre, poiché le operazioni di reportistica (es. calcolo dei tempi medi, filtro per stato o tipologia) richiedono fisiologicamente una scansione completa del dataset, l'assenza di accesso casuale diretto (O(n)</w:t>
+      </w:r>
+      <w:r>
+        <w:rPr>
+          <w:sz w:val="24"/>
+          <w:szCs w:val="24"/>
+        </w:rPr>
+        <w:t xml:space="preserve"> </w:t>
+      </w:r>
+      <w:r>
+        <w:rPr>
+          <w:sz w:val="24"/>
+          <w:szCs w:val="24"/>
+        </w:rPr>
+        <w:t>per la ricerca) non costituisce un collo di bottiglia, rendendo la lista la soluzione più leggera e flessibile dal punto di vista della gestione della memoria heap.</w:t>
+      </w:r>
+    </w:p>
+    <w:p>
+      <w:pPr>
+        <w:pBdr>
+          <w:top w:val="nil"/>
+          <w:left w:val="nil"/>
+          <w:bottom w:val="nil"/>
+          <w:right w:val="nil"/>
+          <w:between w:val="nil"/>
+        </w:pBdr>
+        <w:spacing w:line="360" w:lineRule="auto"/>
+        <w:jc w:val="both"/>
+        <w:rPr>
+          <w:b/>
+          <w:bCs/>
+          <w:sz w:val="24"/>
+          <w:szCs w:val="24"/>
+        </w:rPr>
+      </w:pPr>
+      <w:r>
+        <w:rPr>
+          <w:b/>
+          <w:bCs/>
+          <w:sz w:val="24"/>
+          <w:szCs w:val="24"/>
+        </w:rPr>
+        <w:t>2. Coda di Attesa / Assegnazioni (Gestore Priorità)</w:t>
+      </w:r>
+    </w:p>
+    <w:p>
+      <w:pPr>
+        <w:numPr>
+          <w:ilvl w:val="0"/>
+          <w:numId w:val="8"/>
+        </w:numPr>
+        <w:pBdr>
+          <w:top w:val="nil"/>
+          <w:left w:val="nil"/>
+          <w:bottom w:val="nil"/>
+          <w:right w:val="nil"/>
+          <w:between w:val="nil"/>
+        </w:pBdr>
+        <w:spacing w:line="360" w:lineRule="auto"/>
+        <w:jc w:val="both"/>
+        <w:rPr>
+          <w:sz w:val="24"/>
+          <w:szCs w:val="24"/>
+        </w:rPr>
+      </w:pPr>
+      <w:r>
+        <w:rPr>
+          <w:b/>
+          <w:bCs/>
+          <w:sz w:val="24"/>
+          <w:szCs w:val="24"/>
+        </w:rPr>
+        <w:t>Struttura Dati Implementata:</w:t>
+      </w:r>
+      <w:r>
+        <w:rPr>
+          <w:sz w:val="24"/>
+          <w:szCs w:val="24"/>
+        </w:rPr>
+        <w:t xml:space="preserve"> Max-Heap (basato su Array Dinamico).</w:t>
+      </w:r>
+    </w:p>
+    <w:p>
+      <w:pPr>
+        <w:numPr>
+          <w:ilvl w:val="0"/>
+          <w:numId w:val="8"/>
+        </w:numPr>
+        <w:pBdr>
+          <w:top w:val="nil"/>
+          <w:left w:val="nil"/>
+          <w:bottom w:val="nil"/>
+          <w:right w:val="nil"/>
+          <w:between w:val="nil"/>
+        </w:pBdr>
+        <w:spacing w:line="360" w:lineRule="auto"/>
+        <w:jc w:val="both"/>
+        <w:rPr>
+          <w:sz w:val="24"/>
+          <w:szCs w:val="24"/>
+        </w:rPr>
+      </w:pPr>
+      <w:r>
+        <w:rPr>
+          <w:b/>
+          <w:bCs/>
+          <w:sz w:val="24"/>
+          <w:szCs w:val="24"/>
+        </w:rPr>
+        <w:t>Ruolo nel Sistema:</w:t>
+      </w:r>
+      <w:r>
+        <w:rPr>
+          <w:sz w:val="24"/>
+          <w:szCs w:val="24"/>
+        </w:rPr>
+        <w:t xml:space="preserve"> Gestire le richieste nello stato "APERTA" in attesa di essere assegnate a un tecnico.</w:t>
+      </w:r>
+    </w:p>
+    <w:p>
+      <w:pPr>
+        <w:numPr>
+          <w:ilvl w:val="0"/>
+          <w:numId w:val="8"/>
+        </w:numPr>
+        <w:pBdr>
+          <w:top w:val="nil"/>
+          <w:left w:val="nil"/>
+          <w:bottom w:val="nil"/>
+          <w:right w:val="nil"/>
+          <w:between w:val="nil"/>
+        </w:pBdr>
+        <w:spacing w:line="360" w:lineRule="auto"/>
+        <w:jc w:val="both"/>
+        <w:rPr>
+          <w:sz w:val="24"/>
+          <w:szCs w:val="24"/>
+        </w:rPr>
+      </w:pPr>
+      <w:r>
+        <w:rPr>
+          <w:b/>
+          <w:bCs/>
+          <w:sz w:val="24"/>
+          <w:szCs w:val="24"/>
+        </w:rPr>
+        <w:t>Motivazione della Scelta:</w:t>
+      </w:r>
+    </w:p>
+    <w:p>
+      <w:pPr>
+        <w:pBdr>
+          <w:top w:val="nil"/>
+          <w:left w:val="nil"/>
+          <w:bottom w:val="nil"/>
+          <w:right w:val="nil"/>
+          <w:between w:val="nil"/>
+        </w:pBdr>
+        <w:spacing w:line="360" w:lineRule="auto"/>
+        <w:jc w:val="both"/>
+        <w:rPr>
+          <w:sz w:val="24"/>
+          <w:szCs w:val="24"/>
+        </w:rPr>
+      </w:pPr>
+      <w:r>
+        <w:rPr>
+          <w:sz w:val="24"/>
+          <w:szCs w:val="24"/>
+        </w:rPr>
+        <w:t xml:space="preserve">Il sistema deve supportare la "gestione della priorità" e garantire che le emergenze vengano trattate prima dei guasti ordinari. L'implementazione di un Max-Heap in cui la </w:t>
+      </w:r>
+      <w:r>
+        <w:rPr>
+          <w:sz w:val="24"/>
+          <w:szCs w:val="24"/>
+        </w:rPr>
+        <w:lastRenderedPageBreak/>
+        <w:t>chiave di confronto è il "livello di urgenza" assicura che il recupero del ticket più critico avvenga sempre con un costo temporale costante (</w:t>
+      </w:r>
+      <w:proofErr w:type="gramStart"/>
+      <w:r>
+        <w:rPr>
+          <w:sz w:val="24"/>
+          <w:szCs w:val="24"/>
+        </w:rPr>
+        <w:t>O(</w:t>
+      </w:r>
+      <w:proofErr w:type="gramEnd"/>
+      <w:r>
+        <w:rPr>
+          <w:sz w:val="24"/>
+          <w:szCs w:val="24"/>
+        </w:rPr>
+        <w:t xml:space="preserve">1) per la lettura, </w:t>
+      </w:r>
+      <w:proofErr w:type="gramStart"/>
+      <w:r>
+        <w:rPr>
+          <w:sz w:val="24"/>
+          <w:szCs w:val="24"/>
+        </w:rPr>
+        <w:t>O(</w:t>
+      </w:r>
+      <w:proofErr w:type="gramEnd"/>
+      <w:r>
+        <w:rPr>
+          <w:sz w:val="24"/>
+          <w:szCs w:val="24"/>
+        </w:rPr>
+        <w:t>log n) per l'estrazione). Per la rimozione di elementi assegnati o annullati, l'implementazione può avvalersi di flag di validità logica, evitando continue riallocazioni dell'array e mantenendo altissime prestazioni.</w:t>
+      </w:r>
+    </w:p>
+    <w:p>
+      <w:pPr>
+        <w:pBdr>
+          <w:top w:val="nil"/>
+          <w:left w:val="nil"/>
+          <w:bottom w:val="nil"/>
+          <w:right w:val="nil"/>
+          <w:between w:val="nil"/>
+        </w:pBdr>
+        <w:spacing w:line="360" w:lineRule="auto"/>
+        <w:jc w:val="both"/>
+        <w:rPr>
+          <w:b/>
+          <w:bCs/>
+          <w:sz w:val="24"/>
+          <w:szCs w:val="24"/>
+        </w:rPr>
+      </w:pPr>
+      <w:r>
+        <w:rPr>
+          <w:b/>
+          <w:bCs/>
+          <w:sz w:val="24"/>
+          <w:szCs w:val="24"/>
+        </w:rPr>
+        <w:t>3. Albero dei Tecnici (Anagrafica Risorse)</w:t>
+      </w:r>
+    </w:p>
+    <w:p>
+      <w:pPr>
+        <w:numPr>
+          <w:ilvl w:val="0"/>
+          <w:numId w:val="9"/>
+        </w:numPr>
+        <w:pBdr>
+          <w:top w:val="nil"/>
+          <w:left w:val="nil"/>
+          <w:bottom w:val="nil"/>
+          <w:right w:val="nil"/>
+          <w:between w:val="nil"/>
+        </w:pBdr>
+        <w:spacing w:line="360" w:lineRule="auto"/>
+        <w:jc w:val="both"/>
+        <w:rPr>
+          <w:sz w:val="24"/>
+          <w:szCs w:val="24"/>
+        </w:rPr>
+      </w:pPr>
+      <w:r>
+        <w:rPr>
+          <w:b/>
+          <w:bCs/>
+          <w:sz w:val="24"/>
+          <w:szCs w:val="24"/>
+        </w:rPr>
+        <w:t>Struttura Dati Implementata:</w:t>
+      </w:r>
+      <w:r>
+        <w:rPr>
+          <w:sz w:val="24"/>
+          <w:szCs w:val="24"/>
+        </w:rPr>
+        <w:t xml:space="preserve"> Albero Binario di Ricerca (BST).</w:t>
+      </w:r>
+    </w:p>
+    <w:p>
+      <w:pPr>
+        <w:numPr>
+          <w:ilvl w:val="0"/>
+          <w:numId w:val="9"/>
+        </w:numPr>
+        <w:pBdr>
+          <w:top w:val="nil"/>
+          <w:left w:val="nil"/>
+          <w:bottom w:val="nil"/>
+          <w:right w:val="nil"/>
+          <w:between w:val="nil"/>
+        </w:pBdr>
+        <w:spacing w:line="360" w:lineRule="auto"/>
+        <w:jc w:val="both"/>
+        <w:rPr>
+          <w:sz w:val="24"/>
+          <w:szCs w:val="24"/>
+        </w:rPr>
+      </w:pPr>
+      <w:r>
+        <w:rPr>
+          <w:b/>
+          <w:bCs/>
+          <w:sz w:val="24"/>
+          <w:szCs w:val="24"/>
+        </w:rPr>
+        <w:t>Ruolo nel Sistema:</w:t>
+      </w:r>
+      <w:r>
+        <w:rPr>
+          <w:sz w:val="24"/>
+          <w:szCs w:val="24"/>
+        </w:rPr>
+        <w:t xml:space="preserve"> Memorizzare e ricercare il personale addetto alla manutenzione.</w:t>
+      </w:r>
+    </w:p>
+    <w:p>
+      <w:pPr>
+        <w:numPr>
+          <w:ilvl w:val="0"/>
+          <w:numId w:val="9"/>
+        </w:numPr>
+        <w:pBdr>
+          <w:top w:val="nil"/>
+          <w:left w:val="nil"/>
+          <w:bottom w:val="nil"/>
+          <w:right w:val="nil"/>
+          <w:between w:val="nil"/>
+        </w:pBdr>
+        <w:spacing w:line="360" w:lineRule="auto"/>
+        <w:jc w:val="both"/>
+        <w:rPr>
+          <w:sz w:val="24"/>
+          <w:szCs w:val="24"/>
+        </w:rPr>
+      </w:pPr>
+      <w:r>
+        <w:rPr>
+          <w:b/>
+          <w:bCs/>
+          <w:sz w:val="24"/>
+          <w:szCs w:val="24"/>
+        </w:rPr>
+        <w:t>Motivazione della Scelta:</w:t>
+      </w:r>
+    </w:p>
+    <w:p>
+      <w:pPr>
+        <w:pBdr>
+          <w:top w:val="nil"/>
+          <w:left w:val="nil"/>
+          <w:bottom w:val="nil"/>
+          <w:right w:val="nil"/>
+          <w:between w:val="nil"/>
+        </w:pBdr>
+        <w:spacing w:line="360" w:lineRule="auto"/>
+        <w:jc w:val="both"/>
+        <w:rPr>
+          <w:sz w:val="24"/>
+          <w:szCs w:val="24"/>
+        </w:rPr>
+      </w:pPr>
+      <w:r>
+        <w:rPr>
+          <w:sz w:val="24"/>
+          <w:szCs w:val="24"/>
+        </w:rPr>
+        <w:t>Il sistema richiede la registrazione dei tecnici tramite un "codice identificativo" univoco e l'assegnazione continua di richieste a risorse "compatibili". L'albero binario di ricerca, ordinato lessicograficamente secondo il codice del tecnico, garantisce prestazioni logaritmiche (</w:t>
+      </w:r>
+      <w:proofErr w:type="gramStart"/>
+      <w:r>
+        <w:rPr>
+          <w:sz w:val="24"/>
+          <w:szCs w:val="24"/>
+        </w:rPr>
+        <w:t>O(</w:t>
+      </w:r>
+      <w:proofErr w:type="gramEnd"/>
+      <w:r>
+        <w:rPr>
+          <w:sz w:val="24"/>
+          <w:szCs w:val="24"/>
+        </w:rPr>
+        <w:t>l</w:t>
+      </w:r>
+      <w:r>
+        <w:rPr>
+          <w:sz w:val="24"/>
+          <w:szCs w:val="24"/>
+        </w:rPr>
+        <w:t xml:space="preserve">og n) nel caso medio) per l'inserimento e, soprattutto, per la ricerca. Questa efficienza è cruciale durante la fase di </w:t>
+      </w:r>
+      <w:r>
+        <w:rPr>
+          <w:i/>
+          <w:iCs/>
+          <w:sz w:val="24"/>
+          <w:szCs w:val="24"/>
+        </w:rPr>
+        <w:t>Assegnazione Automatica</w:t>
+      </w:r>
+      <w:r>
+        <w:rPr>
+          <w:sz w:val="24"/>
+          <w:szCs w:val="24"/>
+        </w:rPr>
+        <w:t>, dove il sistema deve interrogare rapidamente i profili per verificare la specializzazione e il carico di lavoro. Inoltre, una semplice visita simmetrica dell'albero restituisce l'elenco dei tecnici già perfettamente ordinato in senso alfabetico, soddisfacendo i requisiti di visualizzazione a console senza richiedere costosi algoritmi d</w:t>
+      </w:r>
+      <w:r>
+        <w:rPr>
+          <w:sz w:val="24"/>
+          <w:szCs w:val="24"/>
+        </w:rPr>
+        <w:t>i ordinamento</w:t>
+      </w:r>
+      <w:r>
+        <w:rPr>
+          <w:sz w:val="24"/>
+          <w:szCs w:val="24"/>
+        </w:rPr>
+        <w:t xml:space="preserve"> aggiuntivi.</w:t>
+      </w:r>
+    </w:p>
+    <w:p>
+      <w:pPr>
+        <w:pBdr>
+          <w:top w:val="nil"/>
+          <w:left w:val="nil"/>
+          <w:bottom w:val="nil"/>
+          <w:right w:val="nil"/>
+          <w:between w:val="nil"/>
+        </w:pBdr>
+        <w:spacing w:line="360" w:lineRule="auto"/>
+        <w:jc w:val="both"/>
+        <w:rPr>
+          <w:b/>
+          <w:bCs/>
+          <w:sz w:val="24"/>
+          <w:szCs w:val="24"/>
+        </w:rPr>
+      </w:pPr>
+      <w:r>
+        <w:rPr>
+          <w:b/>
+          <w:bCs/>
+          <w:sz w:val="24"/>
+          <w:szCs w:val="24"/>
+        </w:rPr>
+        <w:t>4. Agenda Tecnico (Pianificazione)</w:t>
+      </w:r>
+    </w:p>
+    <w:p>
+      <w:pPr>
+        <w:numPr>
+          <w:ilvl w:val="0"/>
+          <w:numId w:val="10"/>
+        </w:numPr>
+        <w:pBdr>
+          <w:top w:val="nil"/>
+          <w:left w:val="nil"/>
+          <w:bottom w:val="nil"/>
+          <w:right w:val="nil"/>
+          <w:between w:val="nil"/>
+        </w:pBdr>
+        <w:spacing w:line="360" w:lineRule="auto"/>
+        <w:jc w:val="both"/>
+        <w:rPr>
+          <w:sz w:val="24"/>
+          <w:szCs w:val="24"/>
+        </w:rPr>
+      </w:pPr>
+      <w:r>
+        <w:rPr>
+          <w:b/>
+          <w:bCs/>
+          <w:sz w:val="24"/>
+          <w:szCs w:val="24"/>
+        </w:rPr>
+        <w:t>Struttura Dati Implementata:</w:t>
+      </w:r>
+      <w:r>
+        <w:rPr>
+          <w:sz w:val="24"/>
+          <w:szCs w:val="24"/>
+        </w:rPr>
+        <w:t xml:space="preserve"> Albero Binario di Ricerca (BST) integrato nel nodo del Tecnico.</w:t>
+      </w:r>
+    </w:p>
+    <w:p>
+      <w:pPr>
+        <w:numPr>
+          <w:ilvl w:val="0"/>
+          <w:numId w:val="10"/>
+        </w:numPr>
+        <w:pBdr>
+          <w:top w:val="nil"/>
+          <w:left w:val="nil"/>
+          <w:bottom w:val="nil"/>
+          <w:right w:val="nil"/>
+          <w:between w:val="nil"/>
+        </w:pBdr>
+        <w:spacing w:line="360" w:lineRule="auto"/>
+        <w:jc w:val="both"/>
+        <w:rPr>
+          <w:sz w:val="24"/>
+          <w:szCs w:val="24"/>
+        </w:rPr>
+      </w:pPr>
+      <w:r>
+        <w:rPr>
+          <w:b/>
+          <w:bCs/>
+          <w:sz w:val="24"/>
+          <w:szCs w:val="24"/>
+        </w:rPr>
+        <w:t>Ruolo nel Sistema:</w:t>
+      </w:r>
+      <w:r>
+        <w:rPr>
+          <w:sz w:val="24"/>
+          <w:szCs w:val="24"/>
+        </w:rPr>
+        <w:t xml:space="preserve"> Tracciare gli appuntamenti pianificati di un singolo manutentore.</w:t>
+      </w:r>
+    </w:p>
+    <w:p>
+      <w:pPr>
+        <w:numPr>
+          <w:ilvl w:val="0"/>
+          <w:numId w:val="10"/>
+        </w:numPr>
+        <w:pBdr>
+          <w:top w:val="nil"/>
+          <w:left w:val="nil"/>
+          <w:bottom w:val="nil"/>
+          <w:right w:val="nil"/>
+          <w:between w:val="nil"/>
+        </w:pBdr>
+        <w:spacing w:line="360" w:lineRule="auto"/>
+        <w:jc w:val="both"/>
+        <w:rPr>
+          <w:sz w:val="24"/>
+          <w:szCs w:val="24"/>
+        </w:rPr>
+      </w:pPr>
+      <w:r>
+        <w:rPr>
+          <w:b/>
+          <w:bCs/>
+          <w:sz w:val="24"/>
+          <w:szCs w:val="24"/>
+        </w:rPr>
+        <w:t>Motivazione della Scelta:</w:t>
+      </w:r>
+    </w:p>
+    <w:p>
+      <w:pPr>
+        <w:pBdr>
+          <w:top w:val="nil"/>
+          <w:left w:val="nil"/>
+          <w:bottom w:val="nil"/>
+          <w:right w:val="nil"/>
+          <w:between w:val="nil"/>
+        </w:pBdr>
+        <w:spacing w:line="360" w:lineRule="auto"/>
+        <w:jc w:val="both"/>
+        <w:rPr>
+          <w:sz w:val="24"/>
+          <w:szCs w:val="24"/>
+        </w:rPr>
+      </w:pPr>
+      <w:r>
+        <w:rPr>
+          <w:sz w:val="24"/>
+          <w:szCs w:val="24"/>
+        </w:rPr>
+        <w:t>Per permettere</w:t>
+      </w:r>
+      <w:r>
+        <w:rPr>
+          <w:sz w:val="24"/>
+          <w:szCs w:val="24"/>
+        </w:rPr>
+        <w:t xml:space="preserve"> il controllo e la "verifica dei conflitti nella pianificazione" per fasce orarie e date</w:t>
+      </w:r>
+      <w:r>
+        <w:rPr>
+          <w:sz w:val="24"/>
+          <w:szCs w:val="24"/>
+        </w:rPr>
+        <w:t xml:space="preserve"> si decide di u</w:t>
+      </w:r>
+      <w:r>
+        <w:rPr>
+          <w:sz w:val="24"/>
+          <w:szCs w:val="24"/>
+        </w:rPr>
+        <w:t xml:space="preserve">tilizzare un BST dedicato per l'agenda di ciascun operatore, in cui i nodi sono ordinati in modo cronologico (chiave basata su </w:t>
+      </w:r>
+      <w:proofErr w:type="spellStart"/>
+      <w:r>
+        <w:rPr>
+          <w:sz w:val="24"/>
+          <w:szCs w:val="24"/>
+        </w:rPr>
+        <w:t>timestamp</w:t>
+      </w:r>
+      <w:proofErr w:type="spellEnd"/>
+      <w:r>
+        <w:rPr>
+          <w:sz w:val="24"/>
+          <w:szCs w:val="24"/>
+        </w:rPr>
+        <w:t xml:space="preserve"> o combinazione di data e ora), permette di validare in modo elegantissimo i nuovi inserimenti. Durante l'aggiunta di un nuovo appuntamento, il percorso di attraversamento radice-foglia consente di intercettare eventuali sovrapposizioni orarie in tempo logaritmico (</w:t>
+      </w:r>
+      <w:proofErr w:type="gramStart"/>
+      <w:r>
+        <w:rPr>
+          <w:sz w:val="24"/>
+          <w:szCs w:val="24"/>
+        </w:rPr>
+        <w:t>O(</w:t>
+      </w:r>
+      <w:proofErr w:type="gramEnd"/>
+      <w:r>
+        <w:rPr>
+          <w:sz w:val="24"/>
+          <w:szCs w:val="24"/>
+        </w:rPr>
+        <w:t xml:space="preserve">log n)). Questo </w:t>
+      </w:r>
+      <w:r>
+        <w:rPr>
+          <w:sz w:val="24"/>
+          <w:szCs w:val="24"/>
+        </w:rPr>
+        <w:lastRenderedPageBreak/>
+        <w:t>approccio rende intrinsecamente impossibile la schedulazione di interventi concorrenti, garantendo la robustezza semantica richiesta dalle specifiche e permettendo la visualizzazione istantanea degli impegni cronologici.</w:t>
+      </w:r>
+    </w:p>
+    <w:p>
+      <w:pPr>
+        <w:pBdr>
+          <w:top w:val="nil"/>
+          <w:left w:val="nil"/>
+          <w:bottom w:val="nil"/>
+          <w:right w:val="nil"/>
+          <w:between w:val="nil"/>
+        </w:pBdr>
+        <w:spacing w:line="360" w:lineRule="auto"/>
+        <w:jc w:val="both"/>
+      </w:pPr>
+    </w:p>
+    <w:p>
+      <w:pPr>
+        <w:pStyle w:val="Titolo2"/>
+      </w:pPr>
+      <w:r>
+        <w:t>3. Progettazione e Architettura</w:t>
+      </w:r>
+    </w:p>
+    <w:p>
+      <w:pPr>
+        <w:pBdr>
+          <w:top w:val="nil"/>
+          <w:left w:val="nil"/>
+          <w:bottom w:val="nil"/>
+          <w:right w:val="nil"/>
+          <w:between w:val="nil"/>
+        </w:pBdr>
+        <w:spacing w:line="360" w:lineRule="auto"/>
+        <w:jc w:val="both"/>
+        <w:rPr>
+          <w:sz w:val="24"/>
+          <w:szCs w:val="24"/>
+        </w:rPr>
+      </w:pPr>
+      <w:r>
+        <w:rPr>
+          <w:sz w:val="24"/>
+          <w:szCs w:val="24"/>
+        </w:rPr>
+        <w:t xml:space="preserve">Il sistema adotta uno stile architetturale </w:t>
+      </w:r>
+      <w:r>
+        <w:rPr>
+          <w:b/>
+          <w:bCs/>
+          <w:sz w:val="24"/>
+          <w:szCs w:val="24"/>
+        </w:rPr>
+        <w:t>modulare a strati</w:t>
+      </w:r>
+      <w:r>
+        <w:rPr>
+          <w:sz w:val="24"/>
+          <w:szCs w:val="24"/>
+        </w:rPr>
+        <w:t xml:space="preserve">. La scomposizione del software è guidata dal principio dell'incapsulamento e dell'information </w:t>
+      </w:r>
+      <w:proofErr w:type="spellStart"/>
+      <w:r>
+        <w:rPr>
+          <w:sz w:val="24"/>
+          <w:szCs w:val="24"/>
+        </w:rPr>
+        <w:t>hiding</w:t>
+      </w:r>
+      <w:proofErr w:type="spellEnd"/>
+      <w:r>
+        <w:rPr>
+          <w:sz w:val="24"/>
+          <w:szCs w:val="24"/>
+        </w:rPr>
+        <w:t>, separando la gestione dell'interfaccia utente, la logica applicativa e le strutture dati deputate alla memorizzazione e manipolazione delle informazioni.</w:t>
+      </w:r>
+    </w:p>
+    <w:p>
+      <w:pPr>
+        <w:pBdr>
+          <w:top w:val="nil"/>
+          <w:left w:val="nil"/>
+          <w:bottom w:val="nil"/>
+          <w:right w:val="nil"/>
+          <w:between w:val="nil"/>
+        </w:pBdr>
+        <w:spacing w:line="360" w:lineRule="auto"/>
+        <w:jc w:val="both"/>
+        <w:rPr>
+          <w:b/>
+          <w:bCs/>
+          <w:sz w:val="24"/>
+          <w:szCs w:val="24"/>
+        </w:rPr>
+      </w:pPr>
+      <w:r>
+        <w:rPr>
+          <w:b/>
+          <w:bCs/>
+          <w:sz w:val="24"/>
+          <w:szCs w:val="24"/>
+        </w:rPr>
+        <w:t>3.</w:t>
+      </w:r>
+      <w:r>
+        <w:rPr>
+          <w:b/>
+          <w:bCs/>
+          <w:sz w:val="24"/>
+          <w:szCs w:val="24"/>
+        </w:rPr>
+        <w:t>1 Scomposizione in Moduli</w:t>
+      </w:r>
+    </w:p>
+    <w:p>
+      <w:pPr>
+        <w:pBdr>
+          <w:top w:val="nil"/>
+          <w:left w:val="nil"/>
+          <w:bottom w:val="nil"/>
+          <w:right w:val="nil"/>
+          <w:between w:val="nil"/>
+        </w:pBdr>
+        <w:spacing w:line="360" w:lineRule="auto"/>
+        <w:jc w:val="both"/>
+        <w:rPr>
+          <w:sz w:val="24"/>
+          <w:szCs w:val="24"/>
+        </w:rPr>
+      </w:pPr>
+      <w:r>
+        <w:rPr>
+          <w:sz w:val="24"/>
+          <w:szCs w:val="24"/>
+        </w:rPr>
+        <w:t xml:space="preserve">L'architettura del codice sorgente è organizzata in tre macro-livelli logici, formalizzati attraverso l'uso accoppiato di file </w:t>
+      </w:r>
+      <w:proofErr w:type="spellStart"/>
+      <w:r>
+        <w:rPr>
+          <w:sz w:val="24"/>
+          <w:szCs w:val="24"/>
+        </w:rPr>
+        <w:t>header</w:t>
+      </w:r>
+      <w:proofErr w:type="spellEnd"/>
+      <w:r>
+        <w:rPr>
+          <w:sz w:val="24"/>
+          <w:szCs w:val="24"/>
+        </w:rPr>
+        <w:t xml:space="preserve"> (.h) e file sorgente (.c):</w:t>
+      </w:r>
+    </w:p>
+    <w:p>
+      <w:pPr>
+        <w:numPr>
+          <w:ilvl w:val="0"/>
+          <w:numId w:val="11"/>
+        </w:numPr>
+        <w:pBdr>
+          <w:top w:val="nil"/>
+          <w:left w:val="nil"/>
+          <w:bottom w:val="nil"/>
+          <w:right w:val="nil"/>
+          <w:between w:val="nil"/>
+        </w:pBdr>
+        <w:spacing w:line="360" w:lineRule="auto"/>
+        <w:jc w:val="both"/>
+        <w:rPr>
+          <w:sz w:val="24"/>
+          <w:szCs w:val="24"/>
+        </w:rPr>
+      </w:pPr>
+      <w:r>
+        <w:rPr>
+          <w:b/>
+          <w:bCs/>
+          <w:sz w:val="24"/>
+          <w:szCs w:val="24"/>
+        </w:rPr>
+        <w:t>Livello di Presentazione e Controllo (</w:t>
+      </w:r>
+      <w:proofErr w:type="spellStart"/>
+      <w:r>
+        <w:rPr>
+          <w:b/>
+          <w:bCs/>
+          <w:sz w:val="24"/>
+          <w:szCs w:val="24"/>
+        </w:rPr>
+        <w:t>main.c</w:t>
+      </w:r>
+      <w:proofErr w:type="spellEnd"/>
+      <w:r>
+        <w:rPr>
+          <w:b/>
+          <w:bCs/>
+          <w:sz w:val="24"/>
+          <w:szCs w:val="24"/>
+        </w:rPr>
+        <w:t xml:space="preserve">, </w:t>
+      </w:r>
+      <w:proofErr w:type="spellStart"/>
+      <w:r>
+        <w:rPr>
+          <w:b/>
+          <w:bCs/>
+          <w:sz w:val="24"/>
+          <w:szCs w:val="24"/>
+        </w:rPr>
+        <w:t>utilita.c</w:t>
+      </w:r>
+      <w:proofErr w:type="spellEnd"/>
+      <w:r>
+        <w:rPr>
+          <w:b/>
+          <w:bCs/>
+          <w:sz w:val="24"/>
+          <w:szCs w:val="24"/>
+        </w:rPr>
+        <w:t>)</w:t>
+      </w:r>
+      <w:r>
+        <w:rPr>
+          <w:sz w:val="24"/>
+          <w:szCs w:val="24"/>
+        </w:rPr>
+        <w:t>:</w:t>
+      </w:r>
+    </w:p>
+    <w:p>
+      <w:pPr>
+        <w:pBdr>
+          <w:top w:val="nil"/>
+          <w:left w:val="nil"/>
+          <w:bottom w:val="nil"/>
+          <w:right w:val="nil"/>
+          <w:between w:val="nil"/>
+        </w:pBdr>
+        <w:spacing w:line="360" w:lineRule="auto"/>
+        <w:jc w:val="both"/>
+        <w:rPr>
+          <w:sz w:val="24"/>
+          <w:szCs w:val="24"/>
+        </w:rPr>
+      </w:pPr>
+      <w:r>
+        <w:rPr>
+          <w:sz w:val="24"/>
+          <w:szCs w:val="24"/>
+        </w:rPr>
+        <w:t>Gestisce l'interfaccia a console, il menu interattivo e il coordinamento delle operazioni principali in risposta agli input dell'utente.</w:t>
+      </w:r>
+    </w:p>
+    <w:p>
+      <w:pPr>
+        <w:numPr>
+          <w:ilvl w:val="0"/>
+          <w:numId w:val="11"/>
+        </w:numPr>
+        <w:pBdr>
+          <w:top w:val="nil"/>
+          <w:left w:val="nil"/>
+          <w:bottom w:val="nil"/>
+          <w:right w:val="nil"/>
+          <w:between w:val="nil"/>
+        </w:pBdr>
+        <w:spacing w:line="360" w:lineRule="auto"/>
+        <w:jc w:val="both"/>
+        <w:rPr>
+          <w:sz w:val="24"/>
+          <w:szCs w:val="24"/>
+        </w:rPr>
+      </w:pPr>
+      <w:r>
+        <w:rPr>
+          <w:b/>
+          <w:bCs/>
+          <w:sz w:val="24"/>
+          <w:szCs w:val="24"/>
+        </w:rPr>
+        <w:t>Livello delle Strutture Dati Astratte e Logica (</w:t>
+      </w:r>
+      <w:proofErr w:type="spellStart"/>
+      <w:r>
+        <w:rPr>
+          <w:b/>
+          <w:bCs/>
+          <w:sz w:val="24"/>
+          <w:szCs w:val="24"/>
+        </w:rPr>
+        <w:t>archivioRichieste.c</w:t>
+      </w:r>
+      <w:proofErr w:type="spellEnd"/>
+      <w:r>
+        <w:rPr>
+          <w:b/>
+          <w:bCs/>
+          <w:sz w:val="24"/>
+          <w:szCs w:val="24"/>
+        </w:rPr>
+        <w:t xml:space="preserve">, </w:t>
+      </w:r>
+      <w:proofErr w:type="spellStart"/>
+      <w:r>
+        <w:rPr>
+          <w:b/>
+          <w:bCs/>
+          <w:sz w:val="24"/>
+          <w:szCs w:val="24"/>
+        </w:rPr>
+        <w:t>codaPriorita.c</w:t>
+      </w:r>
+      <w:proofErr w:type="spellEnd"/>
+      <w:r>
+        <w:rPr>
+          <w:b/>
+          <w:bCs/>
+          <w:sz w:val="24"/>
+          <w:szCs w:val="24"/>
+        </w:rPr>
+        <w:t xml:space="preserve">, </w:t>
+      </w:r>
+      <w:proofErr w:type="spellStart"/>
+      <w:r>
+        <w:rPr>
+          <w:b/>
+          <w:bCs/>
+          <w:sz w:val="24"/>
+          <w:szCs w:val="24"/>
+        </w:rPr>
+        <w:t>alberoTecnici.c</w:t>
+      </w:r>
+      <w:proofErr w:type="spellEnd"/>
+      <w:r>
+        <w:rPr>
+          <w:b/>
+          <w:bCs/>
+          <w:sz w:val="24"/>
+          <w:szCs w:val="24"/>
+        </w:rPr>
+        <w:t xml:space="preserve">, </w:t>
+      </w:r>
+      <w:proofErr w:type="spellStart"/>
+      <w:r>
+        <w:rPr>
+          <w:b/>
+          <w:bCs/>
+          <w:sz w:val="24"/>
+          <w:szCs w:val="24"/>
+        </w:rPr>
+        <w:t>agendaTecnico.c</w:t>
+      </w:r>
+      <w:proofErr w:type="spellEnd"/>
+      <w:r>
+        <w:rPr>
+          <w:b/>
+          <w:bCs/>
+          <w:sz w:val="24"/>
+          <w:szCs w:val="24"/>
+        </w:rPr>
+        <w:t xml:space="preserve">, </w:t>
+      </w:r>
+      <w:proofErr w:type="spellStart"/>
+      <w:r>
+        <w:rPr>
+          <w:b/>
+          <w:bCs/>
+          <w:sz w:val="24"/>
+          <w:szCs w:val="24"/>
+        </w:rPr>
+        <w:t>report.c</w:t>
+      </w:r>
+      <w:proofErr w:type="spellEnd"/>
+      <w:r>
+        <w:rPr>
+          <w:b/>
+          <w:bCs/>
+          <w:sz w:val="24"/>
+          <w:szCs w:val="24"/>
+        </w:rPr>
+        <w:t>)</w:t>
+      </w:r>
+      <w:r>
+        <w:rPr>
+          <w:sz w:val="24"/>
+          <w:szCs w:val="24"/>
+        </w:rPr>
+        <w:t>:</w:t>
+      </w:r>
+    </w:p>
+    <w:p>
+      <w:pPr>
+        <w:pBdr>
+          <w:top w:val="nil"/>
+          <w:left w:val="nil"/>
+          <w:bottom w:val="nil"/>
+          <w:right w:val="nil"/>
+          <w:between w:val="nil"/>
+        </w:pBdr>
+        <w:spacing w:line="360" w:lineRule="auto"/>
+        <w:jc w:val="both"/>
+        <w:rPr>
+          <w:sz w:val="24"/>
+          <w:szCs w:val="24"/>
+        </w:rPr>
+      </w:pPr>
+      <w:r>
+        <w:rPr>
+          <w:sz w:val="24"/>
+          <w:szCs w:val="24"/>
+        </w:rPr>
+        <w:t>Implementa i motori algoritmici del sistema. Questo strato non conosce i dettagli dell'interfaccia utente, ma espone le primitive di manipolazione (inserimento, estrazione, bilanciamento, calcolo statistico) per le ADT descritte nel capitolo precedente.</w:t>
+      </w:r>
+    </w:p>
+    <w:p>
+      <w:pPr>
+        <w:numPr>
+          <w:ilvl w:val="0"/>
+          <w:numId w:val="11"/>
+        </w:numPr>
+        <w:pBdr>
+          <w:top w:val="nil"/>
+          <w:left w:val="nil"/>
+          <w:bottom w:val="nil"/>
+          <w:right w:val="nil"/>
+          <w:between w:val="nil"/>
+        </w:pBdr>
+        <w:spacing w:line="360" w:lineRule="auto"/>
+        <w:jc w:val="both"/>
+        <w:rPr>
+          <w:sz w:val="24"/>
+          <w:szCs w:val="24"/>
+        </w:rPr>
+      </w:pPr>
+      <w:r>
+        <w:rPr>
+          <w:b/>
+          <w:bCs/>
+          <w:sz w:val="24"/>
+          <w:szCs w:val="24"/>
+        </w:rPr>
+        <w:t>Livello delle Entità Base (</w:t>
+      </w:r>
+      <w:proofErr w:type="spellStart"/>
+      <w:r>
+        <w:rPr>
+          <w:b/>
+          <w:bCs/>
+          <w:sz w:val="24"/>
+          <w:szCs w:val="24"/>
+        </w:rPr>
+        <w:t>richiesta.c</w:t>
+      </w:r>
+      <w:proofErr w:type="spellEnd"/>
+      <w:r>
+        <w:rPr>
+          <w:b/>
+          <w:bCs/>
+          <w:sz w:val="24"/>
+          <w:szCs w:val="24"/>
+        </w:rPr>
+        <w:t xml:space="preserve">, </w:t>
+      </w:r>
+      <w:proofErr w:type="spellStart"/>
+      <w:r>
+        <w:rPr>
+          <w:b/>
+          <w:bCs/>
+          <w:sz w:val="24"/>
+          <w:szCs w:val="24"/>
+        </w:rPr>
+        <w:t>tecnico.c</w:t>
+      </w:r>
+      <w:proofErr w:type="spellEnd"/>
+      <w:r>
+        <w:rPr>
+          <w:b/>
+          <w:bCs/>
+          <w:sz w:val="24"/>
+          <w:szCs w:val="24"/>
+        </w:rPr>
+        <w:t>)</w:t>
+      </w:r>
+      <w:r>
+        <w:rPr>
+          <w:sz w:val="24"/>
+          <w:szCs w:val="24"/>
+        </w:rPr>
+        <w:t>:</w:t>
+      </w:r>
+    </w:p>
+    <w:p>
+      <w:pPr>
+        <w:pBdr>
+          <w:top w:val="nil"/>
+          <w:left w:val="nil"/>
+          <w:bottom w:val="nil"/>
+          <w:right w:val="nil"/>
+          <w:between w:val="nil"/>
+        </w:pBdr>
+        <w:spacing w:line="360" w:lineRule="auto"/>
+        <w:jc w:val="both"/>
+        <w:rPr>
+          <w:sz w:val="24"/>
+          <w:szCs w:val="24"/>
+        </w:rPr>
+      </w:pPr>
+      <w:r>
+        <w:rPr>
+          <w:sz w:val="24"/>
+          <w:szCs w:val="24"/>
+        </w:rPr>
+        <w:t xml:space="preserve">Definisce i tipi di dato strutturati fondamentali e i relativi metodi di astrazione (costruttori, distruttori, funzioni di confronto e funzioni di accesso </w:t>
+      </w:r>
+      <w:r>
+        <w:rPr>
+          <w:i/>
+          <w:iCs/>
+          <w:sz w:val="24"/>
+          <w:szCs w:val="24"/>
+        </w:rPr>
+        <w:t>getter/setter</w:t>
+      </w:r>
+      <w:r>
+        <w:rPr>
+          <w:sz w:val="24"/>
+          <w:szCs w:val="24"/>
+        </w:rPr>
+        <w:t>).</w:t>
+      </w:r>
+    </w:p>
+    <w:p>
+      <w:pPr>
+        <w:pBdr>
+          <w:top w:val="nil"/>
+          <w:left w:val="nil"/>
+          <w:bottom w:val="nil"/>
+          <w:right w:val="nil"/>
+          <w:between w:val="nil"/>
+        </w:pBdr>
+        <w:spacing w:line="360" w:lineRule="auto"/>
+        <w:jc w:val="both"/>
+        <w:rPr>
+          <w:b/>
+          <w:bCs/>
+          <w:sz w:val="24"/>
+          <w:szCs w:val="24"/>
+        </w:rPr>
+      </w:pPr>
+      <w:r>
+        <w:rPr>
+          <w:b/>
+          <w:bCs/>
+          <w:sz w:val="24"/>
+          <w:szCs w:val="24"/>
+        </w:rPr>
+        <w:t>3.2 Interazione tra i Moduli e Flussi Logici</w:t>
+      </w:r>
+    </w:p>
+    <w:p>
+      <w:pPr>
+        <w:pBdr>
+          <w:top w:val="nil"/>
+          <w:left w:val="nil"/>
+          <w:bottom w:val="nil"/>
+          <w:right w:val="nil"/>
+          <w:between w:val="nil"/>
+        </w:pBdr>
+        <w:spacing w:line="360" w:lineRule="auto"/>
+        <w:jc w:val="both"/>
+        <w:rPr>
+          <w:sz w:val="24"/>
+          <w:szCs w:val="24"/>
+        </w:rPr>
+      </w:pPr>
+      <w:r>
+        <w:rPr>
+          <w:sz w:val="24"/>
+          <w:szCs w:val="24"/>
+        </w:rPr>
+        <w:t xml:space="preserve">L'interazione tra i moduli segue flussi asincroni e sincroni guidati dagli eventi del menu principale. Di seguito vengono dettagliati i tre flussi </w:t>
+      </w:r>
+      <w:r>
+        <w:rPr>
+          <w:sz w:val="24"/>
+          <w:szCs w:val="24"/>
+        </w:rPr>
+        <w:t>principali</w:t>
+      </w:r>
+      <w:r>
+        <w:rPr>
+          <w:sz w:val="24"/>
+          <w:szCs w:val="24"/>
+        </w:rPr>
+        <w:t xml:space="preserve"> del sistema:</w:t>
+      </w:r>
+    </w:p>
+    <w:p>
+      <w:pPr>
+        <w:numPr>
+          <w:ilvl w:val="0"/>
+          <w:numId w:val="12"/>
+        </w:numPr>
+        <w:pBdr>
+          <w:top w:val="nil"/>
+          <w:left w:val="nil"/>
+          <w:bottom w:val="nil"/>
+          <w:right w:val="nil"/>
+          <w:between w:val="nil"/>
+        </w:pBdr>
+        <w:spacing w:line="360" w:lineRule="auto"/>
+        <w:jc w:val="both"/>
+        <w:rPr>
+          <w:sz w:val="24"/>
+          <w:szCs w:val="24"/>
+        </w:rPr>
+      </w:pPr>
+      <w:r>
+        <w:rPr>
+          <w:b/>
+          <w:bCs/>
+          <w:sz w:val="24"/>
+          <w:szCs w:val="24"/>
+        </w:rPr>
+        <w:t>Flusso di Registrazione di una Segnalazione</w:t>
+      </w:r>
+      <w:r>
+        <w:rPr>
+          <w:sz w:val="24"/>
+          <w:szCs w:val="24"/>
+        </w:rPr>
+        <w:t>:</w:t>
+      </w:r>
+    </w:p>
+    <w:p>
+      <w:pPr>
+        <w:pBdr>
+          <w:top w:val="nil"/>
+          <w:left w:val="nil"/>
+          <w:bottom w:val="nil"/>
+          <w:right w:val="nil"/>
+          <w:between w:val="nil"/>
+        </w:pBdr>
+        <w:spacing w:line="360" w:lineRule="auto"/>
+        <w:jc w:val="both"/>
+        <w:rPr>
+          <w:sz w:val="24"/>
+          <w:szCs w:val="24"/>
+        </w:rPr>
+      </w:pPr>
+      <w:r>
+        <w:rPr>
+          <w:sz w:val="24"/>
+          <w:szCs w:val="24"/>
+        </w:rPr>
+        <w:t xml:space="preserve">Quando l'utente inserisce una nuova criticità condominiale, il modulo </w:t>
+      </w:r>
+      <w:proofErr w:type="spellStart"/>
+      <w:r>
+        <w:rPr>
+          <w:sz w:val="24"/>
+          <w:szCs w:val="24"/>
+        </w:rPr>
+        <w:t>main</w:t>
+      </w:r>
+      <w:proofErr w:type="spellEnd"/>
+      <w:r>
+        <w:rPr>
+          <w:sz w:val="24"/>
+          <w:szCs w:val="24"/>
+        </w:rPr>
+        <w:t xml:space="preserve"> invoca il costruttore presente in </w:t>
+      </w:r>
+      <w:proofErr w:type="spellStart"/>
+      <w:r>
+        <w:rPr>
+          <w:sz w:val="24"/>
+          <w:szCs w:val="24"/>
+        </w:rPr>
+        <w:t>richiesta.c</w:t>
+      </w:r>
+      <w:proofErr w:type="spellEnd"/>
+      <w:r>
+        <w:rPr>
+          <w:sz w:val="24"/>
+          <w:szCs w:val="24"/>
+        </w:rPr>
+        <w:t xml:space="preserve"> per istanziare l'oggetto in memoria. Successivamente, il puntatore a tale richiesta viene inviato simultaneamente a due moduli distinti:</w:t>
+      </w:r>
+    </w:p>
+    <w:p>
+      <w:pPr>
+        <w:numPr>
+          <w:ilvl w:val="1"/>
+          <w:numId w:val="12"/>
+        </w:numPr>
+        <w:pBdr>
+          <w:top w:val="nil"/>
+          <w:left w:val="nil"/>
+          <w:bottom w:val="nil"/>
+          <w:right w:val="nil"/>
+          <w:between w:val="nil"/>
+        </w:pBdr>
+        <w:spacing w:line="360" w:lineRule="auto"/>
+        <w:jc w:val="both"/>
+        <w:rPr>
+          <w:sz w:val="24"/>
+          <w:szCs w:val="24"/>
+        </w:rPr>
+      </w:pPr>
+      <w:r>
+        <w:rPr>
+          <w:sz w:val="24"/>
+          <w:szCs w:val="24"/>
+        </w:rPr>
+        <w:lastRenderedPageBreak/>
+        <w:t xml:space="preserve">A </w:t>
+      </w:r>
+      <w:proofErr w:type="spellStart"/>
+      <w:r>
+        <w:rPr>
+          <w:sz w:val="24"/>
+          <w:szCs w:val="24"/>
+        </w:rPr>
+        <w:t>archivioRichieste.c</w:t>
+      </w:r>
+      <w:proofErr w:type="spellEnd"/>
+      <w:r>
+        <w:rPr>
+          <w:sz w:val="24"/>
+          <w:szCs w:val="24"/>
+        </w:rPr>
+        <w:t xml:space="preserve">, che lo inserisce stabilmente in coda alla lista concatenata per garantirne la persistenza storica e la futura rendicontazione statistica tramite </w:t>
+      </w:r>
+      <w:proofErr w:type="spellStart"/>
+      <w:r>
+        <w:rPr>
+          <w:sz w:val="24"/>
+          <w:szCs w:val="24"/>
+        </w:rPr>
+        <w:t>report.c</w:t>
+      </w:r>
+      <w:proofErr w:type="spellEnd"/>
+      <w:r>
+        <w:rPr>
+          <w:sz w:val="24"/>
+          <w:szCs w:val="24"/>
+        </w:rPr>
+        <w:t>.</w:t>
+      </w:r>
+    </w:p>
+    <w:p>
+      <w:pPr>
+        <w:numPr>
+          <w:ilvl w:val="1"/>
+          <w:numId w:val="12"/>
+        </w:numPr>
+        <w:pBdr>
+          <w:top w:val="nil"/>
+          <w:left w:val="nil"/>
+          <w:bottom w:val="nil"/>
+          <w:right w:val="nil"/>
+          <w:between w:val="nil"/>
+        </w:pBdr>
+        <w:spacing w:line="360" w:lineRule="auto"/>
+        <w:jc w:val="both"/>
+        <w:rPr>
+          <w:sz w:val="24"/>
+          <w:szCs w:val="24"/>
+        </w:rPr>
+      </w:pPr>
+      <w:r>
+        <w:rPr>
+          <w:sz w:val="24"/>
+          <w:szCs w:val="24"/>
+        </w:rPr>
+        <w:t xml:space="preserve">A </w:t>
+      </w:r>
+      <w:proofErr w:type="spellStart"/>
+      <w:r>
+        <w:rPr>
+          <w:sz w:val="24"/>
+          <w:szCs w:val="24"/>
+        </w:rPr>
+        <w:t>codaPriorita.c</w:t>
+      </w:r>
+      <w:proofErr w:type="spellEnd"/>
+      <w:r>
+        <w:rPr>
+          <w:sz w:val="24"/>
+          <w:szCs w:val="24"/>
+        </w:rPr>
+        <w:t xml:space="preserve">, che inserisce il medesimo puntatore all'interno del Max-Heap, riorganizzando la struttura in tempo </w:t>
+      </w:r>
+      <w:proofErr w:type="gramStart"/>
+      <w:r>
+        <w:rPr>
+          <w:sz w:val="24"/>
+          <w:szCs w:val="24"/>
+        </w:rPr>
+        <w:t>O(</w:t>
+      </w:r>
+      <w:proofErr w:type="gramEnd"/>
+      <w:r>
+        <w:rPr>
+          <w:sz w:val="24"/>
+          <w:szCs w:val="24"/>
+        </w:rPr>
+        <w:t>log n) in base al livello di urgenza.</w:t>
+      </w:r>
+    </w:p>
+    <w:p>
+      <w:pPr>
+        <w:numPr>
+          <w:ilvl w:val="0"/>
+          <w:numId w:val="12"/>
+        </w:numPr>
+        <w:pBdr>
+          <w:top w:val="nil"/>
+          <w:left w:val="nil"/>
+          <w:bottom w:val="nil"/>
+          <w:right w:val="nil"/>
+          <w:between w:val="nil"/>
+        </w:pBdr>
+        <w:spacing w:line="360" w:lineRule="auto"/>
+        <w:jc w:val="both"/>
+        <w:rPr>
+          <w:sz w:val="24"/>
+          <w:szCs w:val="24"/>
+        </w:rPr>
+      </w:pPr>
+      <w:r>
+        <w:rPr>
+          <w:b/>
+          <w:bCs/>
+          <w:sz w:val="24"/>
+          <w:szCs w:val="24"/>
+        </w:rPr>
+        <w:t>Flusso di Assegnazione e Risoluzione Conflitti</w:t>
+      </w:r>
+      <w:r>
+        <w:rPr>
+          <w:sz w:val="24"/>
+          <w:szCs w:val="24"/>
+        </w:rPr>
+        <w:t>:</w:t>
+      </w:r>
+    </w:p>
+    <w:p>
+      <w:pPr>
+        <w:pBdr>
+          <w:top w:val="nil"/>
+          <w:left w:val="nil"/>
+          <w:bottom w:val="nil"/>
+          <w:right w:val="nil"/>
+          <w:between w:val="nil"/>
+        </w:pBdr>
+        <w:spacing w:line="360" w:lineRule="auto"/>
+        <w:jc w:val="both"/>
+        <w:rPr>
+          <w:sz w:val="24"/>
+          <w:szCs w:val="24"/>
+        </w:rPr>
+      </w:pPr>
+      <w:r>
+        <w:rPr>
+          <w:sz w:val="24"/>
+          <w:szCs w:val="24"/>
+        </w:rPr>
+        <w:t>L'operazione di pianificazione richiede una stretta cooperazione transazionale tra i moduli delle ADT:</w:t>
+      </w:r>
+    </w:p>
+    <w:p>
+      <w:pPr>
+        <w:numPr>
+          <w:ilvl w:val="1"/>
+          <w:numId w:val="13"/>
+        </w:numPr>
+        <w:pBdr>
+          <w:top w:val="nil"/>
+          <w:left w:val="nil"/>
+          <w:bottom w:val="nil"/>
+          <w:right w:val="nil"/>
+          <w:between w:val="nil"/>
+        </w:pBdr>
+        <w:spacing w:line="360" w:lineRule="auto"/>
+        <w:jc w:val="both"/>
+        <w:rPr>
+          <w:sz w:val="24"/>
+          <w:szCs w:val="24"/>
+        </w:rPr>
+      </w:pPr>
+      <w:r>
+        <w:rPr>
+          <w:sz w:val="24"/>
+          <w:szCs w:val="24"/>
+        </w:rPr>
+        <w:t xml:space="preserve">Il </w:t>
+      </w:r>
+      <w:proofErr w:type="spellStart"/>
+      <w:r>
+        <w:rPr>
+          <w:sz w:val="24"/>
+          <w:szCs w:val="24"/>
+        </w:rPr>
+        <w:t>main</w:t>
+      </w:r>
+      <w:proofErr w:type="spellEnd"/>
+      <w:r>
+        <w:rPr>
+          <w:sz w:val="24"/>
+          <w:szCs w:val="24"/>
+        </w:rPr>
+        <w:t xml:space="preserve"> richiede l'estrazione della richiesta prioritaria a </w:t>
+      </w:r>
+      <w:proofErr w:type="spellStart"/>
+      <w:r>
+        <w:rPr>
+          <w:sz w:val="24"/>
+          <w:szCs w:val="24"/>
+        </w:rPr>
+        <w:t>codaPriorita.c</w:t>
+      </w:r>
+      <w:proofErr w:type="spellEnd"/>
+      <w:r>
+        <w:rPr>
+          <w:sz w:val="24"/>
+          <w:szCs w:val="24"/>
+        </w:rPr>
+        <w:t>.</w:t>
+      </w:r>
+    </w:p>
+    <w:p>
+      <w:pPr>
+        <w:numPr>
+          <w:ilvl w:val="1"/>
+          <w:numId w:val="13"/>
+        </w:numPr>
+        <w:pBdr>
+          <w:top w:val="nil"/>
+          <w:left w:val="nil"/>
+          <w:bottom w:val="nil"/>
+          <w:right w:val="nil"/>
+          <w:between w:val="nil"/>
+        </w:pBdr>
+        <w:spacing w:line="360" w:lineRule="auto"/>
+        <w:jc w:val="both"/>
+        <w:rPr>
+          <w:sz w:val="24"/>
+          <w:szCs w:val="24"/>
+        </w:rPr>
+      </w:pPr>
+      <w:r>
+        <w:rPr>
+          <w:sz w:val="24"/>
+          <w:szCs w:val="24"/>
+        </w:rPr>
+        <w:t xml:space="preserve">Identificato il codice del tecnico idoneo, il sistema interroga </w:t>
+      </w:r>
+      <w:proofErr w:type="spellStart"/>
+      <w:r>
+        <w:rPr>
+          <w:sz w:val="24"/>
+          <w:szCs w:val="24"/>
+        </w:rPr>
+        <w:t>alberoTecnici.c</w:t>
+      </w:r>
+      <w:proofErr w:type="spellEnd"/>
+      <w:r>
+        <w:rPr>
+          <w:sz w:val="24"/>
+          <w:szCs w:val="24"/>
+        </w:rPr>
+        <w:t xml:space="preserve"> per individuare il nodo corrispondente nel BST dei manutentori.</w:t>
+      </w:r>
+    </w:p>
+    <w:p>
+      <w:pPr>
+        <w:numPr>
+          <w:ilvl w:val="1"/>
+          <w:numId w:val="13"/>
+        </w:numPr>
+        <w:pBdr>
+          <w:top w:val="nil"/>
+          <w:left w:val="nil"/>
+          <w:bottom w:val="nil"/>
+          <w:right w:val="nil"/>
+          <w:between w:val="nil"/>
+        </w:pBdr>
+        <w:spacing w:line="360" w:lineRule="auto"/>
+        <w:jc w:val="both"/>
+        <w:rPr>
+          <w:sz w:val="24"/>
+          <w:szCs w:val="24"/>
+        </w:rPr>
+      </w:pPr>
+      <w:r>
+        <w:rPr>
+          <w:sz w:val="24"/>
+          <w:szCs w:val="24"/>
+        </w:rPr>
+        <w:t xml:space="preserve">Una volta estratto il profilo del tecnico, il controllo passa al modulo </w:t>
+      </w:r>
+      <w:proofErr w:type="spellStart"/>
+      <w:r>
+        <w:rPr>
+          <w:sz w:val="24"/>
+          <w:szCs w:val="24"/>
+        </w:rPr>
+        <w:t>agendaTecnico.c</w:t>
+      </w:r>
+      <w:proofErr w:type="spellEnd"/>
+      <w:r>
+        <w:rPr>
+          <w:sz w:val="24"/>
+          <w:szCs w:val="24"/>
+        </w:rPr>
+        <w:t xml:space="preserve">. Il </w:t>
+      </w:r>
+      <w:proofErr w:type="gramStart"/>
+      <w:r>
+        <w:rPr>
+          <w:sz w:val="24"/>
+          <w:szCs w:val="24"/>
+        </w:rPr>
+        <w:t>sotto-albero</w:t>
+      </w:r>
+      <w:proofErr w:type="gramEnd"/>
+      <w:r>
+        <w:rPr>
+          <w:sz w:val="24"/>
+          <w:szCs w:val="24"/>
+        </w:rPr>
+        <w:t xml:space="preserve"> integrato nel tecnico viene attraversato per verificare che la data e la fascia oraria dell'intervento non si sovrappongano con impegni pregressi.</w:t>
+      </w:r>
+    </w:p>
+    <w:p>
+      <w:pPr>
+        <w:numPr>
+          <w:ilvl w:val="1"/>
+          <w:numId w:val="13"/>
+        </w:numPr>
+        <w:pBdr>
+          <w:top w:val="nil"/>
+          <w:left w:val="nil"/>
+          <w:bottom w:val="nil"/>
+          <w:right w:val="nil"/>
+          <w:between w:val="nil"/>
+        </w:pBdr>
+        <w:spacing w:line="360" w:lineRule="auto"/>
+        <w:jc w:val="both"/>
+        <w:rPr>
+          <w:sz w:val="24"/>
+          <w:szCs w:val="24"/>
+        </w:rPr>
+      </w:pPr>
+      <w:r>
+        <w:rPr>
+          <w:sz w:val="24"/>
+          <w:szCs w:val="24"/>
+        </w:rPr>
+        <w:t xml:space="preserve">In assenza di conflitti orari, l'appuntamento viene validato e inserito stabilmente nell'agenda del tecnico; contestualmente, lo stato dell'entità in </w:t>
+      </w:r>
+      <w:proofErr w:type="spellStart"/>
+      <w:r>
+        <w:rPr>
+          <w:sz w:val="24"/>
+          <w:szCs w:val="24"/>
+        </w:rPr>
+        <w:t>richiesta.c</w:t>
+      </w:r>
+      <w:proofErr w:type="spellEnd"/>
+      <w:r>
+        <w:rPr>
+          <w:sz w:val="24"/>
+          <w:szCs w:val="24"/>
+        </w:rPr>
+        <w:t xml:space="preserve"> transita da APERTA ad ASSEGNATA.</w:t>
+      </w:r>
+    </w:p>
+    <w:p>
+      <w:pPr>
+        <w:numPr>
+          <w:ilvl w:val="0"/>
+          <w:numId w:val="12"/>
+        </w:numPr>
+        <w:pBdr>
+          <w:top w:val="nil"/>
+          <w:left w:val="nil"/>
+          <w:bottom w:val="nil"/>
+          <w:right w:val="nil"/>
+          <w:between w:val="nil"/>
+        </w:pBdr>
+        <w:spacing w:line="360" w:lineRule="auto"/>
+        <w:jc w:val="both"/>
+        <w:rPr>
+          <w:sz w:val="24"/>
+          <w:szCs w:val="24"/>
+        </w:rPr>
+      </w:pPr>
+      <w:r>
+        <w:rPr>
+          <w:b/>
+          <w:bCs/>
+          <w:sz w:val="24"/>
+          <w:szCs w:val="24"/>
+        </w:rPr>
+        <w:t>Flusso di Rimozione Logica</w:t>
+      </w:r>
+      <w:r>
+        <w:rPr>
+          <w:sz w:val="24"/>
+          <w:szCs w:val="24"/>
+        </w:rPr>
+        <w:t>:</w:t>
+      </w:r>
+    </w:p>
+    <w:p>
+      <w:pPr>
+        <w:pBdr>
+          <w:top w:val="nil"/>
+          <w:left w:val="nil"/>
+          <w:bottom w:val="nil"/>
+          <w:right w:val="nil"/>
+          <w:between w:val="nil"/>
+        </w:pBdr>
+        <w:spacing w:line="360" w:lineRule="auto"/>
+        <w:jc w:val="both"/>
+        <w:rPr>
+          <w:sz w:val="24"/>
+          <w:szCs w:val="24"/>
+        </w:rPr>
+      </w:pPr>
+      <w:r>
+        <w:rPr>
+          <w:sz w:val="24"/>
+          <w:szCs w:val="24"/>
+        </w:rPr>
+        <w:t xml:space="preserve">Per evitare costose operazioni di ristrutturazione immediata delle strutture dati durante la rimozione o la modifica di priorità, i moduli </w:t>
+      </w:r>
+      <w:proofErr w:type="spellStart"/>
+      <w:r>
+        <w:rPr>
+          <w:sz w:val="24"/>
+          <w:szCs w:val="24"/>
+        </w:rPr>
+        <w:t>richiesta.c</w:t>
+      </w:r>
+      <w:proofErr w:type="spellEnd"/>
+      <w:r>
+        <w:rPr>
+          <w:sz w:val="24"/>
+          <w:szCs w:val="24"/>
+        </w:rPr>
+        <w:t xml:space="preserve"> e </w:t>
+      </w:r>
+      <w:proofErr w:type="spellStart"/>
+      <w:r>
+        <w:rPr>
+          <w:sz w:val="24"/>
+          <w:szCs w:val="24"/>
+        </w:rPr>
+        <w:t>codaPriorita.c</w:t>
+      </w:r>
+      <w:proofErr w:type="spellEnd"/>
+      <w:r>
+        <w:rPr>
+          <w:sz w:val="24"/>
+          <w:szCs w:val="24"/>
+        </w:rPr>
+        <w:t xml:space="preserve"> interagiscono mediante un flag logico (</w:t>
+      </w:r>
+      <w:proofErr w:type="spellStart"/>
+      <w:r>
+        <w:rPr>
+          <w:sz w:val="24"/>
+          <w:szCs w:val="24"/>
+        </w:rPr>
+        <w:t>isValidaInHeap</w:t>
+      </w:r>
+      <w:proofErr w:type="spellEnd"/>
+      <w:r>
+        <w:rPr>
+          <w:sz w:val="24"/>
+          <w:szCs w:val="24"/>
+        </w:rPr>
+        <w:t xml:space="preserve">). Quando una richiesta viene processata o eliminata, il modulo </w:t>
+      </w:r>
+      <w:proofErr w:type="spellStart"/>
+      <w:r>
+        <w:rPr>
+          <w:sz w:val="24"/>
+          <w:szCs w:val="24"/>
+        </w:rPr>
+        <w:t>richiesta.c</w:t>
+      </w:r>
+      <w:proofErr w:type="spellEnd"/>
+      <w:r>
+        <w:rPr>
+          <w:sz w:val="24"/>
+          <w:szCs w:val="24"/>
+        </w:rPr>
+        <w:t xml:space="preserve"> invalida il flag. Durante le successive operazioni di estrazione della stringa di comando, il modulo </w:t>
+      </w:r>
+      <w:proofErr w:type="spellStart"/>
+      <w:r>
+        <w:rPr>
+          <w:sz w:val="24"/>
+          <w:szCs w:val="24"/>
+        </w:rPr>
+        <w:t>codaPriorita.c</w:t>
+      </w:r>
+      <w:proofErr w:type="spellEnd"/>
+      <w:r>
+        <w:rPr>
+          <w:sz w:val="24"/>
+          <w:szCs w:val="24"/>
+        </w:rPr>
+        <w:t xml:space="preserve"> interroga questo stato: se la richiesta è marcata come non valida, l'elemento viene scartato in tempo costante e l'Heap esegue il riallineamento solo sui nodi attivi, ottimizzando l'efficienza computazionale globale.</w:t>
+      </w:r>
+    </w:p>
+    <w:p>
+      <w:pPr>
+        <w:pBdr>
+          <w:top w:val="nil"/>
+          <w:left w:val="nil"/>
+          <w:bottom w:val="nil"/>
+          <w:right w:val="nil"/>
+          <w:between w:val="nil"/>
+        </w:pBdr>
+        <w:spacing w:line="360" w:lineRule="auto"/>
+        <w:jc w:val="both"/>
+      </w:pPr>
+    </w:p>
+    <w:p>
+      <w:pPr>
+        <w:pBdr>
+          <w:top w:val="nil"/>
+          <w:left w:val="nil"/>
+          <w:bottom w:val="nil"/>
+          <w:right w:val="nil"/>
+          <w:between w:val="nil"/>
+        </w:pBdr>
+        <w:spacing w:line="360" w:lineRule="auto"/>
+        <w:jc w:val="both"/>
+      </w:pPr>
+    </w:p>
+    <w:p>
+      <w:pPr>
+        <w:pStyle w:val="Titolo2"/>
+      </w:pPr>
+      <w:r>
+        <w:lastRenderedPageBreak/>
+        <w:t xml:space="preserve">4. </w:t>
+      </w:r>
+      <w:r>
+        <w:t xml:space="preserve">Come usare e </w:t>
+      </w:r>
+      <w:r>
+        <w:t>inte</w:t>
+      </w:r>
+      <w:r>
+        <w:t>ragire con il sistema</w:t>
+      </w:r>
+    </w:p>
+    <w:p>
+      <w:pPr>
+        <w:spacing w:line="360" w:lineRule="auto"/>
+        <w:jc w:val="both"/>
+        <w:rPr>
+          <w:b/>
+          <w:bCs/>
+          <w:sz w:val="24"/>
+          <w:szCs w:val="24"/>
+        </w:rPr>
+      </w:pPr>
+      <w:r>
+        <w:rPr>
+          <w:sz w:val="24"/>
+          <w:szCs w:val="24"/>
+        </w:rPr>
+        <w:t>Il sistema è stato concepito per offrire un'esperienza utente fluida attraverso un'interfaccia a riga di comando. L'interazione è guidata da un menu testuale interattivo che nasconde la complessità delle strutture dati sottostanti, permettendo all'amministratore del condominio di gestire le operazioni in modo semplice e intuitivo.</w:t>
+      </w:r>
+    </w:p>
+    <w:p>
+      <w:pPr>
+        <w:pBdr>
+          <w:top w:val="nil"/>
+          <w:left w:val="nil"/>
+          <w:bottom w:val="nil"/>
+          <w:right w:val="nil"/>
+          <w:between w:val="nil"/>
+        </w:pBdr>
+        <w:spacing w:line="360" w:lineRule="auto"/>
+        <w:jc w:val="both"/>
+        <w:rPr>
+          <w:sz w:val="24"/>
+          <w:szCs w:val="24"/>
+        </w:rPr>
+      </w:pPr>
+      <w:r>
+        <w:rPr>
+          <w:sz w:val="24"/>
+          <w:szCs w:val="24"/>
+        </w:rPr>
+        <w:t>Di seguito sono descritte le fasi principali per l'utilizzo del software:</w:t>
+      </w:r>
+    </w:p>
+    <w:p>
+      <w:pPr>
+        <w:numPr>
+          <w:ilvl w:val="0"/>
+          <w:numId w:val="14"/>
+        </w:numPr>
+        <w:pBdr>
+          <w:top w:val="nil"/>
+          <w:left w:val="nil"/>
+          <w:bottom w:val="nil"/>
+          <w:right w:val="nil"/>
+          <w:between w:val="nil"/>
+        </w:pBdr>
+        <w:spacing w:line="360" w:lineRule="auto"/>
+        <w:jc w:val="both"/>
+        <w:rPr>
+          <w:sz w:val="24"/>
+          <w:szCs w:val="24"/>
+        </w:rPr>
+      </w:pPr>
+      <w:r>
+        <w:rPr>
+          <w:sz w:val="24"/>
+          <w:szCs w:val="24"/>
+        </w:rPr>
+        <w:t>Compilazione e avvio dell'applicazione</w:t>
+      </w:r>
+    </w:p>
+    <w:p>
+      <w:pPr>
+        <w:numPr>
+          <w:ilvl w:val="1"/>
+          <w:numId w:val="14"/>
+        </w:numPr>
+        <w:pBdr>
+          <w:top w:val="nil"/>
+          <w:left w:val="nil"/>
+          <w:bottom w:val="nil"/>
+          <w:right w:val="nil"/>
+          <w:between w:val="nil"/>
+        </w:pBdr>
+        <w:spacing w:line="360" w:lineRule="auto"/>
+        <w:jc w:val="both"/>
+        <w:rPr>
+          <w:sz w:val="24"/>
+          <w:szCs w:val="24"/>
+        </w:rPr>
+      </w:pPr>
+      <w:r>
+        <w:rPr>
+          <w:sz w:val="24"/>
+          <w:szCs w:val="24"/>
+        </w:rPr>
+        <w:t xml:space="preserve">Il progetto è predisposto per la compilazione automatica tramite </w:t>
+      </w:r>
+      <w:proofErr w:type="spellStart"/>
+      <w:r>
+        <w:rPr>
+          <w:sz w:val="24"/>
+          <w:szCs w:val="24"/>
+        </w:rPr>
+        <w:t>Makefile</w:t>
+      </w:r>
+      <w:proofErr w:type="spellEnd"/>
+      <w:r>
+        <w:rPr>
+          <w:sz w:val="24"/>
+          <w:szCs w:val="24"/>
+        </w:rPr>
+        <w:t>. È sufficiente aprire il terminale nella cartella del progetto e digitare il comando make per generare il programma eseguibile.</w:t>
+      </w:r>
+    </w:p>
+    <w:p>
+      <w:pPr>
+        <w:numPr>
+          <w:ilvl w:val="1"/>
+          <w:numId w:val="14"/>
+        </w:numPr>
+        <w:pBdr>
+          <w:top w:val="nil"/>
+          <w:left w:val="nil"/>
+          <w:bottom w:val="nil"/>
+          <w:right w:val="nil"/>
+          <w:between w:val="nil"/>
+        </w:pBdr>
+        <w:spacing w:line="360" w:lineRule="auto"/>
+        <w:jc w:val="both"/>
+        <w:rPr>
+          <w:sz w:val="24"/>
+          <w:szCs w:val="24"/>
+        </w:rPr>
+      </w:pPr>
+      <w:r>
+        <w:rPr>
+          <w:sz w:val="24"/>
+          <w:szCs w:val="24"/>
+        </w:rPr>
+        <w:t>Una volta avviato l'eseguibile, il sistema prepara automaticamente la memoria necessaria per le strutture dati e mostra la schermata iniziale.</w:t>
+      </w:r>
+    </w:p>
+    <w:p>
+      <w:pPr>
+        <w:numPr>
+          <w:ilvl w:val="0"/>
+          <w:numId w:val="14"/>
+        </w:numPr>
+        <w:pBdr>
+          <w:top w:val="nil"/>
+          <w:left w:val="nil"/>
+          <w:bottom w:val="nil"/>
+          <w:right w:val="nil"/>
+          <w:between w:val="nil"/>
+        </w:pBdr>
+        <w:spacing w:line="360" w:lineRule="auto"/>
+        <w:jc w:val="both"/>
+        <w:rPr>
+          <w:sz w:val="24"/>
+          <w:szCs w:val="24"/>
+        </w:rPr>
+      </w:pPr>
+      <w:r>
+        <w:rPr>
+          <w:sz w:val="24"/>
+          <w:szCs w:val="24"/>
+        </w:rPr>
+        <w:t>Navigazione del menu principale</w:t>
+      </w:r>
+    </w:p>
+    <w:p>
+      <w:pPr>
+        <w:numPr>
+          <w:ilvl w:val="1"/>
+          <w:numId w:val="14"/>
+        </w:numPr>
+        <w:pBdr>
+          <w:top w:val="nil"/>
+          <w:left w:val="nil"/>
+          <w:bottom w:val="nil"/>
+          <w:right w:val="nil"/>
+          <w:between w:val="nil"/>
+        </w:pBdr>
+        <w:spacing w:line="360" w:lineRule="auto"/>
+        <w:jc w:val="both"/>
+        <w:rPr>
+          <w:sz w:val="24"/>
+          <w:szCs w:val="24"/>
+        </w:rPr>
+      </w:pPr>
+      <w:r>
+        <w:rPr>
+          <w:sz w:val="24"/>
+          <w:szCs w:val="24"/>
+        </w:rPr>
+        <w:t>L'interfaccia mostra un elenco numerato delle operazioni disponibili. L'utente deve semplicemente digitare il numero corrispondente all'azione voluta e premere Invio.</w:t>
+      </w:r>
+    </w:p>
+    <w:p>
+      <w:pPr>
+        <w:numPr>
+          <w:ilvl w:val="1"/>
+          <w:numId w:val="14"/>
+        </w:numPr>
+        <w:pBdr>
+          <w:top w:val="nil"/>
+          <w:left w:val="nil"/>
+          <w:bottom w:val="nil"/>
+          <w:right w:val="nil"/>
+          <w:between w:val="nil"/>
+        </w:pBdr>
+        <w:spacing w:line="360" w:lineRule="auto"/>
+        <w:jc w:val="both"/>
+        <w:rPr>
+          <w:sz w:val="24"/>
+          <w:szCs w:val="24"/>
+        </w:rPr>
+      </w:pPr>
+      <w:r>
+        <w:rPr>
+          <w:sz w:val="24"/>
+          <w:szCs w:val="24"/>
+        </w:rPr>
+        <w:t>Il programma include controlli di sicurezza sugli inserimenti: se per errore vengono digitate delle lettere al posto di numeri, il sistema riconosce l'errore e chiede di ripetere l'inserimento senza bloccarsi.</w:t>
+      </w:r>
+    </w:p>
+    <w:p>
+      <w:pPr>
+        <w:numPr>
+          <w:ilvl w:val="0"/>
+          <w:numId w:val="14"/>
+        </w:numPr>
+        <w:pBdr>
+          <w:top w:val="nil"/>
+          <w:left w:val="nil"/>
+          <w:bottom w:val="nil"/>
+          <w:right w:val="nil"/>
+          <w:between w:val="nil"/>
+        </w:pBdr>
+        <w:spacing w:line="360" w:lineRule="auto"/>
+        <w:jc w:val="both"/>
+        <w:rPr>
+          <w:sz w:val="24"/>
+          <w:szCs w:val="24"/>
+        </w:rPr>
+      </w:pPr>
+      <w:r>
+        <w:rPr>
+          <w:sz w:val="24"/>
+          <w:szCs w:val="24"/>
+        </w:rPr>
+        <w:t>Esecuzione delle operazioni di base</w:t>
+      </w:r>
+    </w:p>
+    <w:p>
+      <w:pPr>
+        <w:numPr>
+          <w:ilvl w:val="1"/>
+          <w:numId w:val="14"/>
+        </w:numPr>
+        <w:pBdr>
+          <w:top w:val="nil"/>
+          <w:left w:val="nil"/>
+          <w:bottom w:val="nil"/>
+          <w:right w:val="nil"/>
+          <w:between w:val="nil"/>
+        </w:pBdr>
+        <w:spacing w:line="360" w:lineRule="auto"/>
+        <w:jc w:val="both"/>
+        <w:rPr>
+          <w:sz w:val="24"/>
+          <w:szCs w:val="24"/>
+        </w:rPr>
+      </w:pPr>
+      <w:r>
+        <w:rPr>
+          <w:sz w:val="24"/>
+          <w:szCs w:val="24"/>
+        </w:rPr>
+        <w:t>Inserimento di una segnalazione: il sistema richiede passo dopo passo i dati del problema, come la descrizione, l'area interessata e l'urgenza. Il ticket viene salvato in automatico sia nell'archivio storico sia nella coda delle priorità.</w:t>
+      </w:r>
+    </w:p>
+    <w:p>
+      <w:pPr>
+        <w:numPr>
+          <w:ilvl w:val="1"/>
+          <w:numId w:val="14"/>
+        </w:numPr>
+        <w:pBdr>
+          <w:top w:val="nil"/>
+          <w:left w:val="nil"/>
+          <w:bottom w:val="nil"/>
+          <w:right w:val="nil"/>
+          <w:between w:val="nil"/>
+        </w:pBdr>
+        <w:spacing w:line="360" w:lineRule="auto"/>
+        <w:jc w:val="both"/>
+        <w:rPr>
+          <w:sz w:val="24"/>
+          <w:szCs w:val="24"/>
+        </w:rPr>
+      </w:pPr>
+      <w:r>
+        <w:rPr>
+          <w:sz w:val="24"/>
+          <w:szCs w:val="24"/>
+        </w:rPr>
+        <w:t>Gestione dei tecnici: l'utente può registrare un nuovo manutentore oppure visualizzare la lista di quelli esistenti. La lista viene mostrata sempre in perfetto ordine alfabetico per facilitare la ricerca a schermo.</w:t>
+      </w:r>
+    </w:p>
+    <w:p>
+      <w:pPr>
+        <w:numPr>
+          <w:ilvl w:val="1"/>
+          <w:numId w:val="14"/>
+        </w:numPr>
+        <w:pBdr>
+          <w:top w:val="nil"/>
+          <w:left w:val="nil"/>
+          <w:bottom w:val="nil"/>
+          <w:right w:val="nil"/>
+          <w:between w:val="nil"/>
+        </w:pBdr>
+        <w:spacing w:line="360" w:lineRule="auto"/>
+        <w:jc w:val="both"/>
+        <w:rPr>
+          <w:sz w:val="24"/>
+          <w:szCs w:val="24"/>
+        </w:rPr>
+      </w:pPr>
+      <w:r>
+        <w:rPr>
+          <w:sz w:val="24"/>
+          <w:szCs w:val="24"/>
+        </w:rPr>
+        <w:t xml:space="preserve">Assegnazione di un intervento: quando si sceglie di assegnare un lavoro, il sistema propone da solo la richiesta con l'urgenza più alta. L'utente deve solo indicare a quale tecnico affidarla e l'orario previsto. Il sistema controllerà l'agenda del manutentore: se è libero l'appuntamento viene </w:t>
+      </w:r>
+      <w:r>
+        <w:rPr>
+          <w:sz w:val="24"/>
+          <w:szCs w:val="24"/>
+        </w:rPr>
+        <w:lastRenderedPageBreak/>
+        <w:t>confermato, se invece è già occupato in quell'orario, l'operazione viene bloccata e viene richiesto un orario diverso.</w:t>
+      </w:r>
+    </w:p>
+    <w:p>
+      <w:pPr>
+        <w:numPr>
+          <w:ilvl w:val="1"/>
+          <w:numId w:val="14"/>
+        </w:numPr>
+        <w:pBdr>
+          <w:top w:val="nil"/>
+          <w:left w:val="nil"/>
+          <w:bottom w:val="nil"/>
+          <w:right w:val="nil"/>
+          <w:between w:val="nil"/>
+        </w:pBdr>
+        <w:spacing w:line="360" w:lineRule="auto"/>
+        <w:jc w:val="both"/>
+        <w:rPr>
+          <w:sz w:val="24"/>
+          <w:szCs w:val="24"/>
+        </w:rPr>
+      </w:pPr>
+      <w:r>
+        <w:rPr>
+          <w:sz w:val="24"/>
+          <w:szCs w:val="24"/>
+        </w:rPr>
+        <w:t>Consultazione e reportistica: è sempre possibile controllare gli impegni di un singolo tecnico, mostrati in ordine cronologico, oppure stampare un riepilogo generale per capire quante segnalazioni sono ancora aperte, assegnate o già concluse.</w:t>
+      </w:r>
+    </w:p>
+    <w:p>
+      <w:pPr>
+        <w:numPr>
+          <w:ilvl w:val="0"/>
+          <w:numId w:val="14"/>
+        </w:numPr>
+        <w:pBdr>
+          <w:top w:val="nil"/>
+          <w:left w:val="nil"/>
+          <w:bottom w:val="nil"/>
+          <w:right w:val="nil"/>
+          <w:between w:val="nil"/>
+        </w:pBdr>
+        <w:spacing w:line="360" w:lineRule="auto"/>
+        <w:jc w:val="both"/>
+        <w:rPr>
+          <w:sz w:val="24"/>
+          <w:szCs w:val="24"/>
+        </w:rPr>
+      </w:pPr>
+      <w:r>
+        <w:rPr>
+          <w:sz w:val="24"/>
+          <w:szCs w:val="24"/>
+        </w:rPr>
+        <w:t>Chiusura del sistema</w:t>
+      </w:r>
+    </w:p>
+    <w:p>
+      <w:pPr>
+        <w:numPr>
+          <w:ilvl w:val="1"/>
+          <w:numId w:val="14"/>
+        </w:numPr>
+        <w:pBdr>
+          <w:top w:val="nil"/>
+          <w:left w:val="nil"/>
+          <w:bottom w:val="nil"/>
+          <w:right w:val="nil"/>
+          <w:between w:val="nil"/>
+        </w:pBdr>
+        <w:spacing w:line="360" w:lineRule="auto"/>
+        <w:jc w:val="both"/>
+        <w:rPr>
+          <w:sz w:val="24"/>
+          <w:szCs w:val="24"/>
+        </w:rPr>
+      </w:pPr>
+      <w:r>
+        <w:rPr>
+          <w:sz w:val="24"/>
+          <w:szCs w:val="24"/>
+        </w:rPr>
+        <w:t>Selezionando l'opzione di uscita dal menu, il programma non si chiude bruscamente ma avvia una procedura di terminazione sicura. Tutta la memoria utilizzata per le code e gli alberi viene svuotata e restituita al computer, garantendo un'esecuzione pulita e senza sprechi di risorse.</w:t>
+      </w:r>
+    </w:p>
+    <w:p>
+      <w:pPr>
+        <w:pBdr>
+          <w:top w:val="nil"/>
+          <w:left w:val="nil"/>
+          <w:bottom w:val="nil"/>
+          <w:right w:val="nil"/>
+          <w:between w:val="nil"/>
+        </w:pBdr>
+        <w:spacing w:line="360" w:lineRule="auto"/>
+        <w:jc w:val="both"/>
+        <w:rPr>
+          <w:sz w:val="24"/>
+          <w:szCs w:val="24"/>
+        </w:rPr>
+      </w:pPr>
+    </w:p>
+    <w:p>
+      <w:pPr>
+        <w:pStyle w:val="Titolo2"/>
+      </w:pPr>
+      <w:r>
+        <w:t>5. Razionale dei Casi di Test</w:t>
+      </w:r>
+    </w:p>
+    <w:p>
+      <w:pPr>
+        <w:rPr>
+          <w:sz w:val="24"/>
+          <w:szCs w:val="24"/>
+        </w:rPr>
       </w:pPr>
       <w:r>
         <w:rPr>
@@ -640,20 +3225,27 @@
         <w:pStyle w:val="Titolo2"/>
       </w:pPr>
       <w:r>
-        <w:t>3. Progettazione e Architettura</w:t>
-      </w:r>
-    </w:p>
-    <w:p>
-      <w:pPr>
-        <w:pBdr>
-          <w:top w:val="nil"/>
-          <w:left w:val="nil"/>
-          <w:bottom w:val="nil"/>
-          <w:right w:val="nil"/>
-          <w:between w:val="nil"/>
-        </w:pBdr>
-        <w:spacing w:line="360" w:lineRule="auto"/>
-        <w:jc w:val="both"/>
+        <w:t xml:space="preserve">6. </w:t>
+      </w:r>
+      <w:r>
+        <w:t>Specifica Sintattica e Semantica</w:t>
+      </w:r>
+    </w:p>
+    <w:p>
+      <w:pPr>
+        <w:pBdr>
+          <w:top w:val="nil"/>
+          <w:left w:val="nil"/>
+          <w:bottom w:val="nil"/>
+          <w:right w:val="nil"/>
+          <w:between w:val="nil"/>
+        </w:pBdr>
+        <w:spacing w:line="360" w:lineRule="auto"/>
+        <w:jc w:val="both"/>
+        <w:rPr>
+          <w:sz w:val="24"/>
+          <w:szCs w:val="24"/>
+        </w:rPr>
       </w:pPr>
       <w:r>
         <w:rPr>
@@ -665,93 +3257,16 @@
     </w:p>
     <w:p>
       <w:pPr>
-        <w:pStyle w:val="Titolo2"/>
-      </w:pPr>
-      <w:r>
-        <w:t>4. Specifica Sintattica e Semantica</w:t>
-      </w:r>
-    </w:p>
-    <w:p>
-      <w:pPr>
-        <w:pBdr>
-          <w:top w:val="nil"/>
-          <w:left w:val="nil"/>
-          <w:bottom w:val="nil"/>
-          <w:right w:val="nil"/>
-          <w:between w:val="nil"/>
-        </w:pBdr>
-        <w:spacing w:line="360" w:lineRule="auto"/>
-        <w:jc w:val="both"/>
-        <w:rPr>
-          <w:sz w:val="24"/>
-          <w:szCs w:val="24"/>
-        </w:rPr>
-      </w:pPr>
-      <w:r>
-        <w:rPr>
-          <w:sz w:val="24"/>
-          <w:szCs w:val="24"/>
-        </w:rPr>
-        <w:t>D</w:t>
-      </w:r>
-      <w:r>
-        <w:rPr>
-          <w:sz w:val="24"/>
-          <w:szCs w:val="24"/>
-        </w:rPr>
-        <w:t>a fare!</w:t>
-      </w:r>
-    </w:p>
-    <w:p>
-      <w:pPr>
-        <w:pStyle w:val="Titolo2"/>
-      </w:pPr>
-      <w:r>
-        <w:t>5. Razionale dei Casi di Test</w:t>
-      </w:r>
-    </w:p>
-    <w:p>
-      <w:pPr>
-        <w:rPr>
-          <w:sz w:val="24"/>
-          <w:szCs w:val="24"/>
-        </w:rPr>
-      </w:pPr>
-      <w:r>
-        <w:rPr>
-          <w:sz w:val="24"/>
-          <w:szCs w:val="24"/>
-        </w:rPr>
-        <w:t>Da fare!</w:t>
-      </w:r>
-    </w:p>
-    <w:p>
-      <w:pPr>
-        <w:pStyle w:val="Titolo2"/>
-      </w:pPr>
-      <w:r>
-        <w:t>6. Come usare e interagire con il sistema</w:t>
-      </w:r>
-    </w:p>
-    <w:p>
-      <w:pPr>
-        <w:pBdr>
-          <w:top w:val="nil"/>
-          <w:left w:val="nil"/>
-          <w:bottom w:val="nil"/>
-          <w:right w:val="nil"/>
-          <w:between w:val="nil"/>
-        </w:pBdr>
-        <w:spacing w:line="360" w:lineRule="auto"/>
-        <w:jc w:val="both"/>
-      </w:pPr>
-      <w:r>
-        <w:rPr>
-          <w:sz w:val="24"/>
-          <w:szCs w:val="24"/>
-        </w:rPr>
-        <w:t>Da fare!</w:t>
-      </w:r>
+        <w:pBdr>
+          <w:top w:val="nil"/>
+          <w:left w:val="nil"/>
+          <w:bottom w:val="nil"/>
+          <w:right w:val="nil"/>
+          <w:between w:val="nil"/>
+        </w:pBdr>
+        <w:spacing w:line="360" w:lineRule="auto"/>
+        <w:jc w:val="both"/>
+      </w:pPr>
     </w:p>
     <w:sectPr>
       <w:pgSz w:w="12240" w:h="15840"/>
@@ -766,6 +3281,304 @@
 <file path=word/numbering.xml><?xml version="1.0" encoding="utf-8"?>
 <w:numbering xmlns:wpc="http://schemas.microsoft.com/office/word/2010/wordprocessingCanvas" xmlns:cx="http://schemas.microsoft.com/office/drawing/2014/chartex" xmlns:cx1="http://schemas.microsoft.com/office/drawing/2015/9/8/chartex" xmlns:cx2="http://schemas.microsoft.com/office/drawing/2015/10/21/chartex" xmlns:cx3="http://schemas.microsoft.com/office/drawing/2016/5/9/chartex" xmlns:cx4="http://schemas.microsoft.com/office/drawing/2016/5/10/chartex" xmlns:cx5="http://schemas.microsoft.com/office/drawing/2016/5/11/chartex" xmlns:cx6="http://schemas.microsoft.com/office/drawing/2016/5/12/chartex" xmlns:cx7="http://schemas.microsoft.com/office/drawing/2016/5/13/chartex" xmlns:cx8="http://schemas.microsoft.com/office/drawing/2016/5/14/chartex" xmlns:mc="http://schemas.openxmlformats.org/markup-compatibility/2006" xmlns:aink="http://schemas.microsoft.com/office/drawing/2016/ink" xmlns:am3d="http://schemas.microsoft.com/office/drawing/2017/model3d" xmlns:o="urn:schemas-microsoft-com:office:office" xmlns:oel="http://schemas.microsoft.com/office/2019/extlst" xmlns:r="http://schemas.openxmlformats.org/officeDocument/2006/relationships" xmlns:m="http://schemas.openxmlformats.org/officeDocument/2006/math" xmlns:v="urn:schemas-microsoft-com:vml" xmlns:wp14="http://schemas.microsoft.com/office/word/2010/wordprocessingDrawing" xmlns:wp="http://schemas.openxmlformats.org/drawingml/2006/wordprocessingDrawing" xmlns:w10="urn:schemas-microsoft-com:office:word" xmlns:w="http://schemas.openxmlformats.org/wordprocessingml/2006/main" xmlns:w14="http://schemas.microsoft.com/office/word/2010/wordml" xmlns:w15="http://schemas.microsoft.com/office/word/2012/wordml" xmlns:w16cex="http://schemas.microsoft.com/office/word/2018/wordml/cex" xmlns:w16cid="http://schemas.microsoft.com/office/word/2016/wordml/cid" xmlns:w16="http://schemas.microsoft.com/office/word/2018/wordml" xmlns:w16du="http://schemas.microsoft.com/office/word/2023/wordml/word16du" xmlns:w16sdtdh="http://schemas.microsoft.com/office/word/2020/wordml/sdtdatahash" xmlns:w16sdtfl="http://schemas.microsoft.com/office/word/2024/wordml/sdtformatlock" xmlns:w16se="http://schemas.microsoft.com/office/word/2015/wordml/symex" xmlns:wpg="http://schemas.microsoft.com/office/word/2010/wordprocessingGroup" xmlns:wpi="http://schemas.microsoft.com/office/word/2010/wordprocessingInk" xmlns:wne="http://schemas.microsoft.com/office/word/2006/wordml" xmlns:wps="http://schemas.microsoft.com/office/word/2010/wordprocessingShape" mc:Ignorable="w14 w15 w16se w16cid w16 w16cex w16sdtdh w16sdtfl w16du wp14">
   <w:abstractNum w:abstractNumId="0" w15:restartNumberingAfterBreak="0">
+    <w:nsid w:val="049B5A13"/>
+    <w:multiLevelType w:val="multilevel"/>
+    <w:tmpl w:val="9AAC3FAC"/>
+    <w:lvl w:ilvl="0">
+      <w:start w:val="1"/>
+      <w:numFmt w:val="bullet"/>
+      <w:lvlText w:val=""/>
+      <w:lvlJc w:val="left"/>
+      <w:pPr>
+        <w:tabs>
+          <w:tab w:val="num" w:pos="720"/>
+        </w:tabs>
+        <w:ind w:left="720" w:hanging="360"/>
+      </w:pPr>
+      <w:rPr>
+        <w:rFonts w:ascii="Symbol" w:hAnsi="Symbol" w:hint="default"/>
+        <w:sz w:val="20"/>
+      </w:rPr>
+    </w:lvl>
+    <w:lvl w:ilvl="1" w:tentative="1">
+      <w:start w:val="1"/>
+      <w:numFmt w:val="bullet"/>
+      <w:lvlText w:val="o"/>
+      <w:lvlJc w:val="left"/>
+      <w:pPr>
+        <w:tabs>
+          <w:tab w:val="num" w:pos="1440"/>
+        </w:tabs>
+        <w:ind w:left="1440" w:hanging="360"/>
+      </w:pPr>
+      <w:rPr>
+        <w:rFonts w:ascii="Courier New" w:hAnsi="Courier New" w:hint="default"/>
+        <w:sz w:val="20"/>
+      </w:rPr>
+    </w:lvl>
+    <w:lvl w:ilvl="2" w:tentative="1">
+      <w:start w:val="1"/>
+      <w:numFmt w:val="bullet"/>
+      <w:lvlText w:val=""/>
+      <w:lvlJc w:val="left"/>
+      <w:pPr>
+        <w:tabs>
+          <w:tab w:val="num" w:pos="2160"/>
+        </w:tabs>
+        <w:ind w:left="2160" w:hanging="360"/>
+      </w:pPr>
+      <w:rPr>
+        <w:rFonts w:ascii="Wingdings" w:hAnsi="Wingdings" w:hint="default"/>
+        <w:sz w:val="20"/>
+      </w:rPr>
+    </w:lvl>
+    <w:lvl w:ilvl="3" w:tentative="1">
+      <w:start w:val="1"/>
+      <w:numFmt w:val="bullet"/>
+      <w:lvlText w:val=""/>
+      <w:lvlJc w:val="left"/>
+      <w:pPr>
+        <w:tabs>
+          <w:tab w:val="num" w:pos="2880"/>
+        </w:tabs>
+        <w:ind w:left="2880" w:hanging="360"/>
+      </w:pPr>
+      <w:rPr>
+        <w:rFonts w:ascii="Wingdings" w:hAnsi="Wingdings" w:hint="default"/>
+        <w:sz w:val="20"/>
+      </w:rPr>
+    </w:lvl>
+    <w:lvl w:ilvl="4" w:tentative="1">
+      <w:start w:val="1"/>
+      <w:numFmt w:val="bullet"/>
+      <w:lvlText w:val=""/>
+      <w:lvlJc w:val="left"/>
+      <w:pPr>
+        <w:tabs>
+          <w:tab w:val="num" w:pos="3600"/>
+        </w:tabs>
+        <w:ind w:left="3600" w:hanging="360"/>
+      </w:pPr>
+      <w:rPr>
+        <w:rFonts w:ascii="Wingdings" w:hAnsi="Wingdings" w:hint="default"/>
+        <w:sz w:val="20"/>
+      </w:rPr>
+    </w:lvl>
+    <w:lvl w:ilvl="5" w:tentative="1">
+      <w:start w:val="1"/>
+      <w:numFmt w:val="bullet"/>
+      <w:lvlText w:val=""/>
+      <w:lvlJc w:val="left"/>
+      <w:pPr>
+        <w:tabs>
+          <w:tab w:val="num" w:pos="4320"/>
+        </w:tabs>
+        <w:ind w:left="4320" w:hanging="360"/>
+      </w:pPr>
+      <w:rPr>
+        <w:rFonts w:ascii="Wingdings" w:hAnsi="Wingdings" w:hint="default"/>
+        <w:sz w:val="20"/>
+      </w:rPr>
+    </w:lvl>
+    <w:lvl w:ilvl="6" w:tentative="1">
+      <w:start w:val="1"/>
+      <w:numFmt w:val="bullet"/>
+      <w:lvlText w:val=""/>
+      <w:lvlJc w:val="left"/>
+      <w:pPr>
+        <w:tabs>
+          <w:tab w:val="num" w:pos="5040"/>
+        </w:tabs>
+        <w:ind w:left="5040" w:hanging="360"/>
+      </w:pPr>
+      <w:rPr>
+        <w:rFonts w:ascii="Wingdings" w:hAnsi="Wingdings" w:hint="default"/>
+        <w:sz w:val="20"/>
+      </w:rPr>
+    </w:lvl>
+    <w:lvl w:ilvl="7" w:tentative="1">
+      <w:start w:val="1"/>
+      <w:numFmt w:val="bullet"/>
+      <w:lvlText w:val=""/>
+      <w:lvlJc w:val="left"/>
+      <w:pPr>
+        <w:tabs>
+          <w:tab w:val="num" w:pos="5760"/>
+        </w:tabs>
+        <w:ind w:left="5760" w:hanging="360"/>
+      </w:pPr>
+      <w:rPr>
+        <w:rFonts w:ascii="Wingdings" w:hAnsi="Wingdings" w:hint="default"/>
+        <w:sz w:val="20"/>
+      </w:rPr>
+    </w:lvl>
+    <w:lvl w:ilvl="8" w:tentative="1">
+      <w:start w:val="1"/>
+      <w:numFmt w:val="bullet"/>
+      <w:lvlText w:val=""/>
+      <w:lvlJc w:val="left"/>
+      <w:pPr>
+        <w:tabs>
+          <w:tab w:val="num" w:pos="6480"/>
+        </w:tabs>
+        <w:ind w:left="6480" w:hanging="360"/>
+      </w:pPr>
+      <w:rPr>
+        <w:rFonts w:ascii="Wingdings" w:hAnsi="Wingdings" w:hint="default"/>
+        <w:sz w:val="20"/>
+      </w:rPr>
+    </w:lvl>
+  </w:abstractNum>
+  <w:abstractNum w:abstractNumId="1" w15:restartNumberingAfterBreak="0">
+    <w:nsid w:val="06BA45AE"/>
+    <w:multiLevelType w:val="multilevel"/>
+    <w:tmpl w:val="E430C372"/>
+    <w:lvl w:ilvl="0">
+      <w:start w:val="1"/>
+      <w:numFmt w:val="bullet"/>
+      <w:lvlText w:val=""/>
+      <w:lvlJc w:val="left"/>
+      <w:pPr>
+        <w:tabs>
+          <w:tab w:val="num" w:pos="720"/>
+        </w:tabs>
+        <w:ind w:left="720" w:hanging="360"/>
+      </w:pPr>
+      <w:rPr>
+        <w:rFonts w:ascii="Symbol" w:hAnsi="Symbol" w:hint="default"/>
+        <w:sz w:val="20"/>
+      </w:rPr>
+    </w:lvl>
+    <w:lvl w:ilvl="1">
+      <w:start w:val="1"/>
+      <w:numFmt w:val="bullet"/>
+      <w:lvlText w:val="o"/>
+      <w:lvlJc w:val="left"/>
+      <w:pPr>
+        <w:tabs>
+          <w:tab w:val="num" w:pos="1440"/>
+        </w:tabs>
+        <w:ind w:left="1440" w:hanging="360"/>
+      </w:pPr>
+      <w:rPr>
+        <w:rFonts w:ascii="Courier New" w:hAnsi="Courier New" w:hint="default"/>
+        <w:sz w:val="20"/>
+      </w:rPr>
+    </w:lvl>
+    <w:lvl w:ilvl="2" w:tentative="1">
+      <w:start w:val="1"/>
+      <w:numFmt w:val="bullet"/>
+      <w:lvlText w:val=""/>
+      <w:lvlJc w:val="left"/>
+      <w:pPr>
+        <w:tabs>
+          <w:tab w:val="num" w:pos="2160"/>
+        </w:tabs>
+        <w:ind w:left="2160" w:hanging="360"/>
+      </w:pPr>
+      <w:rPr>
+        <w:rFonts w:ascii="Wingdings" w:hAnsi="Wingdings" w:hint="default"/>
+        <w:sz w:val="20"/>
+      </w:rPr>
+    </w:lvl>
+    <w:lvl w:ilvl="3" w:tentative="1">
+      <w:start w:val="1"/>
+      <w:numFmt w:val="bullet"/>
+      <w:lvlText w:val=""/>
+      <w:lvlJc w:val="left"/>
+      <w:pPr>
+        <w:tabs>
+          <w:tab w:val="num" w:pos="2880"/>
+        </w:tabs>
+        <w:ind w:left="2880" w:hanging="360"/>
+      </w:pPr>
+      <w:rPr>
+        <w:rFonts w:ascii="Wingdings" w:hAnsi="Wingdings" w:hint="default"/>
+        <w:sz w:val="20"/>
+      </w:rPr>
+    </w:lvl>
+    <w:lvl w:ilvl="4" w:tentative="1">
+      <w:start w:val="1"/>
+      <w:numFmt w:val="bullet"/>
+      <w:lvlText w:val=""/>
+      <w:lvlJc w:val="left"/>
+      <w:pPr>
+        <w:tabs>
+          <w:tab w:val="num" w:pos="3600"/>
+        </w:tabs>
+        <w:ind w:left="3600" w:hanging="360"/>
+      </w:pPr>
+      <w:rPr>
+        <w:rFonts w:ascii="Wingdings" w:hAnsi="Wingdings" w:hint="default"/>
+        <w:sz w:val="20"/>
+      </w:rPr>
+    </w:lvl>
+    <w:lvl w:ilvl="5" w:tentative="1">
+      <w:start w:val="1"/>
+      <w:numFmt w:val="bullet"/>
+      <w:lvlText w:val=""/>
+      <w:lvlJc w:val="left"/>
+      <w:pPr>
+        <w:tabs>
+          <w:tab w:val="num" w:pos="4320"/>
+        </w:tabs>
+        <w:ind w:left="4320" w:hanging="360"/>
+      </w:pPr>
+      <w:rPr>
+        <w:rFonts w:ascii="Wingdings" w:hAnsi="Wingdings" w:hint="default"/>
+        <w:sz w:val="20"/>
+      </w:rPr>
+    </w:lvl>
+    <w:lvl w:ilvl="6" w:tentative="1">
+      <w:start w:val="1"/>
+      <w:numFmt w:val="bullet"/>
+      <w:lvlText w:val=""/>
+      <w:lvlJc w:val="left"/>
+      <w:pPr>
+        <w:tabs>
+          <w:tab w:val="num" w:pos="5040"/>
+        </w:tabs>
+        <w:ind w:left="5040" w:hanging="360"/>
+      </w:pPr>
+      <w:rPr>
+        <w:rFonts w:ascii="Wingdings" w:hAnsi="Wingdings" w:hint="default"/>
+        <w:sz w:val="20"/>
+      </w:rPr>
+    </w:lvl>
+    <w:lvl w:ilvl="7" w:tentative="1">
+      <w:start w:val="1"/>
+      <w:numFmt w:val="bullet"/>
+      <w:lvlText w:val=""/>
+      <w:lvlJc w:val="left"/>
+      <w:pPr>
+        <w:tabs>
+          <w:tab w:val="num" w:pos="5760"/>
+        </w:tabs>
+        <w:ind w:left="5760" w:hanging="360"/>
+      </w:pPr>
+      <w:rPr>
+        <w:rFonts w:ascii="Wingdings" w:hAnsi="Wingdings" w:hint="default"/>
+        <w:sz w:val="20"/>
+      </w:rPr>
+    </w:lvl>
+    <w:lvl w:ilvl="8" w:tentative="1">
+      <w:start w:val="1"/>
+      <w:numFmt w:val="bullet"/>
+      <w:lvlText w:val=""/>
+      <w:lvlJc w:val="left"/>
+      <w:pPr>
+        <w:tabs>
+          <w:tab w:val="num" w:pos="6480"/>
+        </w:tabs>
+        <w:ind w:left="6480" w:hanging="360"/>
+      </w:pPr>
+      <w:rPr>
+        <w:rFonts w:ascii="Wingdings" w:hAnsi="Wingdings" w:hint="default"/>
+        <w:sz w:val="20"/>
+      </w:rPr>
+    </w:lvl>
+  </w:abstractNum>
+  <w:abstractNum w:abstractNumId="2" w15:restartNumberingAfterBreak="0">
     <w:nsid w:val="12463F2E"/>
     <w:multiLevelType w:val="multilevel"/>
     <w:tmpl w:val="1F86C386"/>
@@ -914,7 +3727,269 @@
       </w:rPr>
     </w:lvl>
   </w:abstractNum>
-  <w:abstractNum w:abstractNumId="1" w15:restartNumberingAfterBreak="0">
+  <w:abstractNum w:abstractNumId="3" w15:restartNumberingAfterBreak="0">
+    <w:nsid w:val="170545FA"/>
+    <w:multiLevelType w:val="multilevel"/>
+    <w:tmpl w:val="7A7C50AC"/>
+    <w:lvl w:ilvl="0">
+      <w:start w:val="1"/>
+      <w:numFmt w:val="bullet"/>
+      <w:lvlText w:val=""/>
+      <w:lvlJc w:val="left"/>
+      <w:pPr>
+        <w:tabs>
+          <w:tab w:val="num" w:pos="720"/>
+        </w:tabs>
+        <w:ind w:left="720" w:hanging="360"/>
+      </w:pPr>
+      <w:rPr>
+        <w:rFonts w:ascii="Symbol" w:hAnsi="Symbol" w:hint="default"/>
+        <w:sz w:val="20"/>
+      </w:rPr>
+    </w:lvl>
+    <w:lvl w:ilvl="1" w:tentative="1">
+      <w:start w:val="1"/>
+      <w:numFmt w:val="bullet"/>
+      <w:lvlText w:val="o"/>
+      <w:lvlJc w:val="left"/>
+      <w:pPr>
+        <w:tabs>
+          <w:tab w:val="num" w:pos="1440"/>
+        </w:tabs>
+        <w:ind w:left="1440" w:hanging="360"/>
+      </w:pPr>
+      <w:rPr>
+        <w:rFonts w:ascii="Courier New" w:hAnsi="Courier New" w:hint="default"/>
+        <w:sz w:val="20"/>
+      </w:rPr>
+    </w:lvl>
+    <w:lvl w:ilvl="2" w:tentative="1">
+      <w:start w:val="1"/>
+      <w:numFmt w:val="bullet"/>
+      <w:lvlText w:val=""/>
+      <w:lvlJc w:val="left"/>
+      <w:pPr>
+        <w:tabs>
+          <w:tab w:val="num" w:pos="2160"/>
+        </w:tabs>
+        <w:ind w:left="2160" w:hanging="360"/>
+      </w:pPr>
+      <w:rPr>
+        <w:rFonts w:ascii="Wingdings" w:hAnsi="Wingdings" w:hint="default"/>
+        <w:sz w:val="20"/>
+      </w:rPr>
+    </w:lvl>
+    <w:lvl w:ilvl="3" w:tentative="1">
+      <w:start w:val="1"/>
+      <w:numFmt w:val="bullet"/>
+      <w:lvlText w:val=""/>
+      <w:lvlJc w:val="left"/>
+      <w:pPr>
+        <w:tabs>
+          <w:tab w:val="num" w:pos="2880"/>
+        </w:tabs>
+        <w:ind w:left="2880" w:hanging="360"/>
+      </w:pPr>
+      <w:rPr>
+        <w:rFonts w:ascii="Wingdings" w:hAnsi="Wingdings" w:hint="default"/>
+        <w:sz w:val="20"/>
+      </w:rPr>
+    </w:lvl>
+    <w:lvl w:ilvl="4" w:tentative="1">
+      <w:start w:val="1"/>
+      <w:numFmt w:val="bullet"/>
+      <w:lvlText w:val=""/>
+      <w:lvlJc w:val="left"/>
+      <w:pPr>
+        <w:tabs>
+          <w:tab w:val="num" w:pos="3600"/>
+        </w:tabs>
+        <w:ind w:left="3600" w:hanging="360"/>
+      </w:pPr>
+      <w:rPr>
+        <w:rFonts w:ascii="Wingdings" w:hAnsi="Wingdings" w:hint="default"/>
+        <w:sz w:val="20"/>
+      </w:rPr>
+    </w:lvl>
+    <w:lvl w:ilvl="5" w:tentative="1">
+      <w:start w:val="1"/>
+      <w:numFmt w:val="bullet"/>
+      <w:lvlText w:val=""/>
+      <w:lvlJc w:val="left"/>
+      <w:pPr>
+        <w:tabs>
+          <w:tab w:val="num" w:pos="4320"/>
+        </w:tabs>
+        <w:ind w:left="4320" w:hanging="360"/>
+      </w:pPr>
+      <w:rPr>
+        <w:rFonts w:ascii="Wingdings" w:hAnsi="Wingdings" w:hint="default"/>
+        <w:sz w:val="20"/>
+      </w:rPr>
+    </w:lvl>
+    <w:lvl w:ilvl="6" w:tentative="1">
+      <w:start w:val="1"/>
+      <w:numFmt w:val="bullet"/>
+      <w:lvlText w:val=""/>
+      <w:lvlJc w:val="left"/>
+      <w:pPr>
+        <w:tabs>
+          <w:tab w:val="num" w:pos="5040"/>
+        </w:tabs>
+        <w:ind w:left="5040" w:hanging="360"/>
+      </w:pPr>
+      <w:rPr>
+        <w:rFonts w:ascii="Wingdings" w:hAnsi="Wingdings" w:hint="default"/>
+        <w:sz w:val="20"/>
+      </w:rPr>
+    </w:lvl>
+    <w:lvl w:ilvl="7" w:tentative="1">
+      <w:start w:val="1"/>
+      <w:numFmt w:val="bullet"/>
+      <w:lvlText w:val=""/>
+      <w:lvlJc w:val="left"/>
+      <w:pPr>
+        <w:tabs>
+          <w:tab w:val="num" w:pos="5760"/>
+        </w:tabs>
+        <w:ind w:left="5760" w:hanging="360"/>
+      </w:pPr>
+      <w:rPr>
+        <w:rFonts w:ascii="Wingdings" w:hAnsi="Wingdings" w:hint="default"/>
+        <w:sz w:val="20"/>
+      </w:rPr>
+    </w:lvl>
+    <w:lvl w:ilvl="8" w:tentative="1">
+      <w:start w:val="1"/>
+      <w:numFmt w:val="bullet"/>
+      <w:lvlText w:val=""/>
+      <w:lvlJc w:val="left"/>
+      <w:pPr>
+        <w:tabs>
+          <w:tab w:val="num" w:pos="6480"/>
+        </w:tabs>
+        <w:ind w:left="6480" w:hanging="360"/>
+      </w:pPr>
+      <w:rPr>
+        <w:rFonts w:ascii="Wingdings" w:hAnsi="Wingdings" w:hint="default"/>
+        <w:sz w:val="20"/>
+      </w:rPr>
+    </w:lvl>
+  </w:abstractNum>
+  <w:abstractNum w:abstractNumId="4" w15:restartNumberingAfterBreak="0">
+    <w:nsid w:val="244F1F2F"/>
+    <w:multiLevelType w:val="multilevel"/>
+    <w:tmpl w:val="F5509D26"/>
+    <w:lvl w:ilvl="0">
+      <w:start w:val="1"/>
+      <w:numFmt w:val="decimal"/>
+      <w:lvlText w:val="%1."/>
+      <w:lvlJc w:val="left"/>
+      <w:pPr>
+        <w:tabs>
+          <w:tab w:val="num" w:pos="720"/>
+        </w:tabs>
+        <w:ind w:left="720" w:hanging="360"/>
+      </w:pPr>
+    </w:lvl>
+    <w:lvl w:ilvl="1" w:tentative="1">
+      <w:start w:val="1"/>
+      <w:numFmt w:val="decimal"/>
+      <w:lvlText w:val="%2."/>
+      <w:lvlJc w:val="left"/>
+      <w:pPr>
+        <w:tabs>
+          <w:tab w:val="num" w:pos="1440"/>
+        </w:tabs>
+        <w:ind w:left="1440" w:hanging="360"/>
+      </w:pPr>
+    </w:lvl>
+    <w:lvl w:ilvl="2" w:tentative="1">
+      <w:start w:val="1"/>
+      <w:numFmt w:val="decimal"/>
+      <w:lvlText w:val="%3."/>
+      <w:lvlJc w:val="left"/>
+      <w:pPr>
+        <w:tabs>
+          <w:tab w:val="num" w:pos="2160"/>
+        </w:tabs>
+        <w:ind w:left="2160" w:hanging="360"/>
+      </w:pPr>
+    </w:lvl>
+    <w:lvl w:ilvl="3" w:tentative="1">
+      <w:start w:val="1"/>
+      <w:numFmt w:val="decimal"/>
+      <w:lvlText w:val="%4."/>
+      <w:lvlJc w:val="left"/>
+      <w:pPr>
+        <w:tabs>
+          <w:tab w:val="num" w:pos="2880"/>
+        </w:tabs>
+        <w:ind w:left="2880" w:hanging="360"/>
+      </w:pPr>
+    </w:lvl>
+    <w:lvl w:ilvl="4" w:tentative="1">
+      <w:start w:val="1"/>
+      <w:numFmt w:val="decimal"/>
+      <w:lvlText w:val="%5."/>
+      <w:lvlJc w:val="left"/>
+      <w:pPr>
+        <w:tabs>
+          <w:tab w:val="num" w:pos="3600"/>
+        </w:tabs>
+        <w:ind w:left="3600" w:hanging="360"/>
+      </w:pPr>
+    </w:lvl>
+    <w:lvl w:ilvl="5" w:tentative="1">
+      <w:start w:val="1"/>
+      <w:numFmt w:val="decimal"/>
+      <w:lvlText w:val="%6."/>
+      <w:lvlJc w:val="left"/>
+      <w:pPr>
+        <w:tabs>
+          <w:tab w:val="num" w:pos="4320"/>
+        </w:tabs>
+        <w:ind w:left="4320" w:hanging="360"/>
+      </w:pPr>
+    </w:lvl>
+    <w:lvl w:ilvl="6" w:tentative="1">
+      <w:start w:val="1"/>
+      <w:numFmt w:val="decimal"/>
+      <w:lvlText w:val="%7."/>
+      <w:lvlJc w:val="left"/>
+      <w:pPr>
+        <w:tabs>
+          <w:tab w:val="num" w:pos="5040"/>
+        </w:tabs>
+        <w:ind w:left="5040" w:hanging="360"/>
+      </w:pPr>
+    </w:lvl>
+    <w:lvl w:ilvl="7" w:tentative="1">
+      <w:start w:val="1"/>
+      <w:numFmt w:val="decimal"/>
+      <w:lvlText w:val="%8."/>
+      <w:lvlJc w:val="left"/>
+      <w:pPr>
+        <w:tabs>
+          <w:tab w:val="num" w:pos="5760"/>
+        </w:tabs>
+        <w:ind w:left="5760" w:hanging="360"/>
+      </w:pPr>
+    </w:lvl>
+    <w:lvl w:ilvl="8" w:tentative="1">
+      <w:start w:val="1"/>
+      <w:numFmt w:val="decimal"/>
+      <w:lvlText w:val="%9."/>
+      <w:lvlJc w:val="left"/>
+      <w:pPr>
+        <w:tabs>
+          <w:tab w:val="num" w:pos="6480"/>
+        </w:tabs>
+        <w:ind w:left="6480" w:hanging="360"/>
+      </w:pPr>
+    </w:lvl>
+  </w:abstractNum>
+  <w:abstractNum w:abstractNumId="5" w15:restartNumberingAfterBreak="0">
     <w:nsid w:val="24A327D6"/>
     <w:multiLevelType w:val="multilevel"/>
     <w:tmpl w:val="D9FC2F60"/>
@@ -1135,7 +4210,7 @@
       </w:rPr>
     </w:lvl>
   </w:abstractNum>
-  <w:abstractNum w:abstractNumId="2" w15:restartNumberingAfterBreak="0">
+  <w:abstractNum w:abstractNumId="6" w15:restartNumberingAfterBreak="0">
     <w:nsid w:val="321B057D"/>
     <w:multiLevelType w:val="multilevel"/>
     <w:tmpl w:val="787CC094"/>
@@ -1356,7 +4431,124 @@
       </w:rPr>
     </w:lvl>
   </w:abstractNum>
-  <w:abstractNum w:abstractNumId="3" w15:restartNumberingAfterBreak="0">
+  <w:abstractNum w:abstractNumId="7" w15:restartNumberingAfterBreak="0">
+    <w:nsid w:val="46DC260E"/>
+    <w:multiLevelType w:val="multilevel"/>
+    <w:tmpl w:val="56DA761C"/>
+    <w:lvl w:ilvl="0">
+      <w:start w:val="1"/>
+      <w:numFmt w:val="decimal"/>
+      <w:lvlText w:val="%1."/>
+      <w:lvlJc w:val="left"/>
+      <w:pPr>
+        <w:tabs>
+          <w:tab w:val="num" w:pos="720"/>
+        </w:tabs>
+        <w:ind w:left="720" w:hanging="360"/>
+      </w:pPr>
+    </w:lvl>
+    <w:lvl w:ilvl="1">
+      <w:start w:val="1"/>
+      <w:numFmt w:val="bullet"/>
+      <w:lvlText w:val="o"/>
+      <w:lvlJc w:val="left"/>
+      <w:pPr>
+        <w:tabs>
+          <w:tab w:val="num" w:pos="1440"/>
+        </w:tabs>
+        <w:ind w:left="1440" w:hanging="360"/>
+      </w:pPr>
+      <w:rPr>
+        <w:rFonts w:ascii="Courier New" w:hAnsi="Courier New" w:hint="default"/>
+        <w:sz w:val="20"/>
+      </w:rPr>
+    </w:lvl>
+    <w:lvl w:ilvl="2" w:tentative="1">
+      <w:start w:val="1"/>
+      <w:numFmt w:val="decimal"/>
+      <w:lvlText w:val="%3."/>
+      <w:lvlJc w:val="left"/>
+      <w:pPr>
+        <w:tabs>
+          <w:tab w:val="num" w:pos="2160"/>
+        </w:tabs>
+        <w:ind w:left="2160" w:hanging="360"/>
+      </w:pPr>
+    </w:lvl>
+    <w:lvl w:ilvl="3" w:tentative="1">
+      <w:start w:val="1"/>
+      <w:numFmt w:val="decimal"/>
+      <w:lvlText w:val="%4."/>
+      <w:lvlJc w:val="left"/>
+      <w:pPr>
+        <w:tabs>
+          <w:tab w:val="num" w:pos="2880"/>
+        </w:tabs>
+        <w:ind w:left="2880" w:hanging="360"/>
+      </w:pPr>
+    </w:lvl>
+    <w:lvl w:ilvl="4" w:tentative="1">
+      <w:start w:val="1"/>
+      <w:numFmt w:val="decimal"/>
+      <w:lvlText w:val="%5."/>
+      <w:lvlJc w:val="left"/>
+      <w:pPr>
+        <w:tabs>
+          <w:tab w:val="num" w:pos="3600"/>
+        </w:tabs>
+        <w:ind w:left="3600" w:hanging="360"/>
+      </w:pPr>
+    </w:lvl>
+    <w:lvl w:ilvl="5" w:tentative="1">
+      <w:start w:val="1"/>
+      <w:numFmt w:val="decimal"/>
+      <w:lvlText w:val="%6."/>
+      <w:lvlJc w:val="left"/>
+      <w:pPr>
+        <w:tabs>
+          <w:tab w:val="num" w:pos="4320"/>
+        </w:tabs>
+        <w:ind w:left="4320" w:hanging="360"/>
+      </w:pPr>
+    </w:lvl>
+    <w:lvl w:ilvl="6" w:tentative="1">
+      <w:start w:val="1"/>
+      <w:numFmt w:val="decimal"/>
+      <w:lvlText w:val="%7."/>
+      <w:lvlJc w:val="left"/>
+      <w:pPr>
+        <w:tabs>
+          <w:tab w:val="num" w:pos="5040"/>
+        </w:tabs>
+        <w:ind w:left="5040" w:hanging="360"/>
+      </w:pPr>
+    </w:lvl>
+    <w:lvl w:ilvl="7" w:tentative="1">
+      <w:start w:val="1"/>
+      <w:numFmt w:val="decimal"/>
+      <w:lvlText w:val="%8."/>
+      <w:lvlJc w:val="left"/>
+      <w:pPr>
+        <w:tabs>
+          <w:tab w:val="num" w:pos="5760"/>
+        </w:tabs>
+        <w:ind w:left="5760" w:hanging="360"/>
+      </w:pPr>
+    </w:lvl>
+    <w:lvl w:ilvl="8" w:tentative="1">
+      <w:start w:val="1"/>
+      <w:numFmt w:val="decimal"/>
+      <w:lvlText w:val="%9."/>
+      <w:lvlJc w:val="left"/>
+      <w:pPr>
+        <w:tabs>
+          <w:tab w:val="num" w:pos="6480"/>
+        </w:tabs>
+        <w:ind w:left="6480" w:hanging="360"/>
+      </w:pPr>
+    </w:lvl>
+  </w:abstractNum>
+  <w:abstractNum w:abstractNumId="8" w15:restartNumberingAfterBreak="0">
     <w:nsid w:val="5AEB345D"/>
     <w:multiLevelType w:val="multilevel"/>
     <w:tmpl w:val="1C62299C"/>
@@ -1505,7 +4697,156 @@
       </w:rPr>
     </w:lvl>
   </w:abstractNum>
-  <w:abstractNum w:abstractNumId="4" w15:restartNumberingAfterBreak="0">
+  <w:abstractNum w:abstractNumId="9" w15:restartNumberingAfterBreak="0">
+    <w:nsid w:val="5D7C1C76"/>
+    <w:multiLevelType w:val="multilevel"/>
+    <w:tmpl w:val="0C9C3AE2"/>
+    <w:lvl w:ilvl="0">
+      <w:start w:val="1"/>
+      <w:numFmt w:val="bullet"/>
+      <w:lvlText w:val=""/>
+      <w:lvlJc w:val="left"/>
+      <w:pPr>
+        <w:tabs>
+          <w:tab w:val="num" w:pos="720"/>
+        </w:tabs>
+        <w:ind w:left="720" w:hanging="360"/>
+      </w:pPr>
+      <w:rPr>
+        <w:rFonts w:ascii="Symbol" w:hAnsi="Symbol" w:hint="default"/>
+        <w:sz w:val="20"/>
+      </w:rPr>
+    </w:lvl>
+    <w:lvl w:ilvl="1" w:tentative="1">
+      <w:start w:val="1"/>
+      <w:numFmt w:val="bullet"/>
+      <w:lvlText w:val="o"/>
+      <w:lvlJc w:val="left"/>
+      <w:pPr>
+        <w:tabs>
+          <w:tab w:val="num" w:pos="1440"/>
+        </w:tabs>
+        <w:ind w:left="1440" w:hanging="360"/>
+      </w:pPr>
+      <w:rPr>
+        <w:rFonts w:ascii="Courier New" w:hAnsi="Courier New" w:hint="default"/>
+        <w:sz w:val="20"/>
+      </w:rPr>
+    </w:lvl>
+    <w:lvl w:ilvl="2" w:tentative="1">
+      <w:start w:val="1"/>
+      <w:numFmt w:val="bullet"/>
+      <w:lvlText w:val=""/>
+      <w:lvlJc w:val="left"/>
+      <w:pPr>
+        <w:tabs>
+          <w:tab w:val="num" w:pos="2160"/>
+        </w:tabs>
+        <w:ind w:left="2160" w:hanging="360"/>
+      </w:pPr>
+      <w:rPr>
+        <w:rFonts w:ascii="Wingdings" w:hAnsi="Wingdings" w:hint="default"/>
+        <w:sz w:val="20"/>
+      </w:rPr>
+    </w:lvl>
+    <w:lvl w:ilvl="3" w:tentative="1">
+      <w:start w:val="1"/>
+      <w:numFmt w:val="bullet"/>
+      <w:lvlText w:val=""/>
+      <w:lvlJc w:val="left"/>
+      <w:pPr>
+        <w:tabs>
+          <w:tab w:val="num" w:pos="2880"/>
+        </w:tabs>
+        <w:ind w:left="2880" w:hanging="360"/>
+      </w:pPr>
+      <w:rPr>
+        <w:rFonts w:ascii="Wingdings" w:hAnsi="Wingdings" w:hint="default"/>
+        <w:sz w:val="20"/>
+      </w:rPr>
+    </w:lvl>
+    <w:lvl w:ilvl="4" w:tentative="1">
+      <w:start w:val="1"/>
+      <w:numFmt w:val="bullet"/>
+      <w:lvlText w:val=""/>
+      <w:lvlJc w:val="left"/>
+      <w:pPr>
+        <w:tabs>
+          <w:tab w:val="num" w:pos="3600"/>
+        </w:tabs>
+        <w:ind w:left="3600" w:hanging="360"/>
+      </w:pPr>
+      <w:rPr>
+        <w:rFonts w:ascii="Wingdings" w:hAnsi="Wingdings" w:hint="default"/>
+        <w:sz w:val="20"/>
+      </w:rPr>
+    </w:lvl>
+    <w:lvl w:ilvl="5" w:tentative="1">
+      <w:start w:val="1"/>
+      <w:numFmt w:val="bullet"/>
+      <w:lvlText w:val=""/>
+      <w:lvlJc w:val="left"/>
+      <w:pPr>
+        <w:tabs>
+          <w:tab w:val="num" w:pos="4320"/>
+        </w:tabs>
+        <w:ind w:left="4320" w:hanging="360"/>
+      </w:pPr>
+      <w:rPr>
+        <w:rFonts w:ascii="Wingdings" w:hAnsi="Wingdings" w:hint="default"/>
+        <w:sz w:val="20"/>
+      </w:rPr>
+    </w:lvl>
+    <w:lvl w:ilvl="6" w:tentative="1">
+      <w:start w:val="1"/>
+      <w:numFmt w:val="bullet"/>
+      <w:lvlText w:val=""/>
+      <w:lvlJc w:val="left"/>
+      <w:pPr>
+        <w:tabs>
+          <w:tab w:val="num" w:pos="5040"/>
+        </w:tabs>
+        <w:ind w:left="5040" w:hanging="360"/>
+      </w:pPr>
+      <w:rPr>
+        <w:rFonts w:ascii="Wingdings" w:hAnsi="Wingdings" w:hint="default"/>
+        <w:sz w:val="20"/>
+      </w:rPr>
+    </w:lvl>
+    <w:lvl w:ilvl="7" w:tentative="1">
+      <w:start w:val="1"/>
+      <w:numFmt w:val="bullet"/>
+      <w:lvlText w:val=""/>
+      <w:lvlJc w:val="left"/>
+      <w:pPr>
+        <w:tabs>
+          <w:tab w:val="num" w:pos="5760"/>
+        </w:tabs>
+        <w:ind w:left="5760" w:hanging="360"/>
+      </w:pPr>
+      <w:rPr>
+        <w:rFonts w:ascii="Wingdings" w:hAnsi="Wingdings" w:hint="default"/>
+        <w:sz w:val="20"/>
+      </w:rPr>
+    </w:lvl>
+    <w:lvl w:ilvl="8" w:tentative="1">
+      <w:start w:val="1"/>
+      <w:numFmt w:val="bullet"/>
+      <w:lvlText w:val=""/>
+      <w:lvlJc w:val="left"/>
+      <w:pPr>
+        <w:tabs>
+          <w:tab w:val="num" w:pos="6480"/>
+        </w:tabs>
+        <w:ind w:left="6480" w:hanging="360"/>
+      </w:pPr>
+      <w:rPr>
+        <w:rFonts w:ascii="Wingdings" w:hAnsi="Wingdings" w:hint="default"/>
+        <w:sz w:val="20"/>
+      </w:rPr>
+    </w:lvl>
+  </w:abstractNum>
+  <w:abstractNum w:abstractNumId="10" w15:restartNumberingAfterBreak="0">
     <w:nsid w:val="6F2F2B8E"/>
     <w:multiLevelType w:val="multilevel"/>
     <w:tmpl w:val="21B44F58"/>
@@ -1726,7 +5067,7 @@
       </w:rPr>
     </w:lvl>
   </w:abstractNum>
-  <w:abstractNum w:abstractNumId="5" w15:restartNumberingAfterBreak="0">
+  <w:abstractNum w:abstractNumId="11" w15:restartNumberingAfterBreak="0">
     <w:nsid w:val="70FF35E0"/>
     <w:multiLevelType w:val="multilevel"/>
     <w:tmpl w:val="6602C904"/>
@@ -1947,23 +5288,341 @@
       </w:rPr>
     </w:lvl>
   </w:abstractNum>
+  <w:abstractNum w:abstractNumId="12" w15:restartNumberingAfterBreak="0">
+    <w:nsid w:val="767E1355"/>
+    <w:multiLevelType w:val="multilevel"/>
+    <w:tmpl w:val="AF3640F8"/>
+    <w:lvl w:ilvl="0">
+      <w:start w:val="1"/>
+      <w:numFmt w:val="bullet"/>
+      <w:lvlText w:val=""/>
+      <w:lvlJc w:val="left"/>
+      <w:pPr>
+        <w:tabs>
+          <w:tab w:val="num" w:pos="720"/>
+        </w:tabs>
+        <w:ind w:left="720" w:hanging="360"/>
+      </w:pPr>
+      <w:rPr>
+        <w:rFonts w:ascii="Symbol" w:hAnsi="Symbol" w:hint="default"/>
+        <w:sz w:val="20"/>
+      </w:rPr>
+    </w:lvl>
+    <w:lvl w:ilvl="1" w:tentative="1">
+      <w:start w:val="1"/>
+      <w:numFmt w:val="bullet"/>
+      <w:lvlText w:val="o"/>
+      <w:lvlJc w:val="left"/>
+      <w:pPr>
+        <w:tabs>
+          <w:tab w:val="num" w:pos="1440"/>
+        </w:tabs>
+        <w:ind w:left="1440" w:hanging="360"/>
+      </w:pPr>
+      <w:rPr>
+        <w:rFonts w:ascii="Courier New" w:hAnsi="Courier New" w:hint="default"/>
+        <w:sz w:val="20"/>
+      </w:rPr>
+    </w:lvl>
+    <w:lvl w:ilvl="2" w:tentative="1">
+      <w:start w:val="1"/>
+      <w:numFmt w:val="bullet"/>
+      <w:lvlText w:val=""/>
+      <w:lvlJc w:val="left"/>
+      <w:pPr>
+        <w:tabs>
+          <w:tab w:val="num" w:pos="2160"/>
+        </w:tabs>
+        <w:ind w:left="2160" w:hanging="360"/>
+      </w:pPr>
+      <w:rPr>
+        <w:rFonts w:ascii="Wingdings" w:hAnsi="Wingdings" w:hint="default"/>
+        <w:sz w:val="20"/>
+      </w:rPr>
+    </w:lvl>
+    <w:lvl w:ilvl="3" w:tentative="1">
+      <w:start w:val="1"/>
+      <w:numFmt w:val="bullet"/>
+      <w:lvlText w:val=""/>
+      <w:lvlJc w:val="left"/>
+      <w:pPr>
+        <w:tabs>
+          <w:tab w:val="num" w:pos="2880"/>
+        </w:tabs>
+        <w:ind w:left="2880" w:hanging="360"/>
+      </w:pPr>
+      <w:rPr>
+        <w:rFonts w:ascii="Wingdings" w:hAnsi="Wingdings" w:hint="default"/>
+        <w:sz w:val="20"/>
+      </w:rPr>
+    </w:lvl>
+    <w:lvl w:ilvl="4" w:tentative="1">
+      <w:start w:val="1"/>
+      <w:numFmt w:val="bullet"/>
+      <w:lvlText w:val=""/>
+      <w:lvlJc w:val="left"/>
+      <w:pPr>
+        <w:tabs>
+          <w:tab w:val="num" w:pos="3600"/>
+        </w:tabs>
+        <w:ind w:left="3600" w:hanging="360"/>
+      </w:pPr>
+      <w:rPr>
+        <w:rFonts w:ascii="Wingdings" w:hAnsi="Wingdings" w:hint="default"/>
+        <w:sz w:val="20"/>
+      </w:rPr>
+    </w:lvl>
+    <w:lvl w:ilvl="5" w:tentative="1">
+      <w:start w:val="1"/>
+      <w:numFmt w:val="bullet"/>
+      <w:lvlText w:val=""/>
+      <w:lvlJc w:val="left"/>
+      <w:pPr>
+        <w:tabs>
+          <w:tab w:val="num" w:pos="4320"/>
+        </w:tabs>
+        <w:ind w:left="4320" w:hanging="360"/>
+      </w:pPr>
+      <w:rPr>
+        <w:rFonts w:ascii="Wingdings" w:hAnsi="Wingdings" w:hint="default"/>
+        <w:sz w:val="20"/>
+      </w:rPr>
+    </w:lvl>
+    <w:lvl w:ilvl="6" w:tentative="1">
+      <w:start w:val="1"/>
+      <w:numFmt w:val="bullet"/>
+      <w:lvlText w:val=""/>
+      <w:lvlJc w:val="left"/>
+      <w:pPr>
+        <w:tabs>
+          <w:tab w:val="num" w:pos="5040"/>
+        </w:tabs>
+        <w:ind w:left="5040" w:hanging="360"/>
+      </w:pPr>
+      <w:rPr>
+        <w:rFonts w:ascii="Wingdings" w:hAnsi="Wingdings" w:hint="default"/>
+        <w:sz w:val="20"/>
+      </w:rPr>
+    </w:lvl>
+    <w:lvl w:ilvl="7" w:tentative="1">
+      <w:start w:val="1"/>
+      <w:numFmt w:val="bullet"/>
+      <w:lvlText w:val=""/>
+      <w:lvlJc w:val="left"/>
+      <w:pPr>
+        <w:tabs>
+          <w:tab w:val="num" w:pos="5760"/>
+        </w:tabs>
+        <w:ind w:left="5760" w:hanging="360"/>
+      </w:pPr>
+      <w:rPr>
+        <w:rFonts w:ascii="Wingdings" w:hAnsi="Wingdings" w:hint="default"/>
+        <w:sz w:val="20"/>
+      </w:rPr>
+    </w:lvl>
+    <w:lvl w:ilvl="8" w:tentative="1">
+      <w:start w:val="1"/>
+      <w:numFmt w:val="bullet"/>
+      <w:lvlText w:val=""/>
+      <w:lvlJc w:val="left"/>
+      <w:pPr>
+        <w:tabs>
+          <w:tab w:val="num" w:pos="6480"/>
+        </w:tabs>
+        <w:ind w:left="6480" w:hanging="360"/>
+      </w:pPr>
+      <w:rPr>
+        <w:rFonts w:ascii="Wingdings" w:hAnsi="Wingdings" w:hint="default"/>
+        <w:sz w:val="20"/>
+      </w:rPr>
+    </w:lvl>
+  </w:abstractNum>
+  <w:abstractNum w:abstractNumId="13" w15:restartNumberingAfterBreak="0">
+    <w:nsid w:val="7A876372"/>
+    <w:multiLevelType w:val="hybridMultilevel"/>
+    <w:tmpl w:val="9DEC0B28"/>
+    <w:lvl w:ilvl="0" w:tplc="3ABA64EA">
+      <w:start w:val="1"/>
+      <w:numFmt w:val="bullet"/>
+      <w:lvlText w:val=""/>
+      <w:lvlJc w:val="left"/>
+      <w:pPr>
+        <w:tabs>
+          <w:tab w:val="num" w:pos="720"/>
+        </w:tabs>
+        <w:ind w:left="720" w:hanging="360"/>
+      </w:pPr>
+      <w:rPr>
+        <w:rFonts w:ascii="Symbol" w:hAnsi="Symbol" w:hint="default"/>
+        <w:sz w:val="20"/>
+      </w:rPr>
+    </w:lvl>
+    <w:lvl w:ilvl="1" w:tplc="FD6810E4">
+      <w:start w:val="1"/>
+      <w:numFmt w:val="decimal"/>
+      <w:lvlText w:val="%2."/>
+      <w:lvlJc w:val="left"/>
+      <w:pPr>
+        <w:tabs>
+          <w:tab w:val="num" w:pos="1440"/>
+        </w:tabs>
+        <w:ind w:left="1440" w:hanging="360"/>
+      </w:pPr>
+    </w:lvl>
+    <w:lvl w:ilvl="2" w:tplc="364C89DA" w:tentative="1">
+      <w:start w:val="1"/>
+      <w:numFmt w:val="bullet"/>
+      <w:lvlText w:val=""/>
+      <w:lvlJc w:val="left"/>
+      <w:pPr>
+        <w:tabs>
+          <w:tab w:val="num" w:pos="2160"/>
+        </w:tabs>
+        <w:ind w:left="2160" w:hanging="360"/>
+      </w:pPr>
+      <w:rPr>
+        <w:rFonts w:ascii="Wingdings" w:hAnsi="Wingdings" w:hint="default"/>
+        <w:sz w:val="20"/>
+      </w:rPr>
+    </w:lvl>
+    <w:lvl w:ilvl="3" w:tplc="19D8F81A" w:tentative="1">
+      <w:start w:val="1"/>
+      <w:numFmt w:val="bullet"/>
+      <w:lvlText w:val=""/>
+      <w:lvlJc w:val="left"/>
+      <w:pPr>
+        <w:tabs>
+          <w:tab w:val="num" w:pos="2880"/>
+        </w:tabs>
+        <w:ind w:left="2880" w:hanging="360"/>
+      </w:pPr>
+      <w:rPr>
+        <w:rFonts w:ascii="Wingdings" w:hAnsi="Wingdings" w:hint="default"/>
+        <w:sz w:val="20"/>
+      </w:rPr>
+    </w:lvl>
+    <w:lvl w:ilvl="4" w:tplc="B03EBBA2" w:tentative="1">
+      <w:start w:val="1"/>
+      <w:numFmt w:val="bullet"/>
+      <w:lvlText w:val=""/>
+      <w:lvlJc w:val="left"/>
+      <w:pPr>
+        <w:tabs>
+          <w:tab w:val="num" w:pos="3600"/>
+        </w:tabs>
+        <w:ind w:left="3600" w:hanging="360"/>
+      </w:pPr>
+      <w:rPr>
+        <w:rFonts w:ascii="Wingdings" w:hAnsi="Wingdings" w:hint="default"/>
+        <w:sz w:val="20"/>
+      </w:rPr>
+    </w:lvl>
+    <w:lvl w:ilvl="5" w:tplc="D0CA836C" w:tentative="1">
+      <w:start w:val="1"/>
+      <w:numFmt w:val="bullet"/>
+      <w:lvlText w:val=""/>
+      <w:lvlJc w:val="left"/>
+      <w:pPr>
+        <w:tabs>
+          <w:tab w:val="num" w:pos="4320"/>
+        </w:tabs>
+        <w:ind w:left="4320" w:hanging="360"/>
+      </w:pPr>
+      <w:rPr>
+        <w:rFonts w:ascii="Wingdings" w:hAnsi="Wingdings" w:hint="default"/>
+        <w:sz w:val="20"/>
+      </w:rPr>
+    </w:lvl>
+    <w:lvl w:ilvl="6" w:tplc="2BC44C88" w:tentative="1">
+      <w:start w:val="1"/>
+      <w:numFmt w:val="bullet"/>
+      <w:lvlText w:val=""/>
+      <w:lvlJc w:val="left"/>
+      <w:pPr>
+        <w:tabs>
+          <w:tab w:val="num" w:pos="5040"/>
+        </w:tabs>
+        <w:ind w:left="5040" w:hanging="360"/>
+      </w:pPr>
+      <w:rPr>
+        <w:rFonts w:ascii="Wingdings" w:hAnsi="Wingdings" w:hint="default"/>
+        <w:sz w:val="20"/>
+      </w:rPr>
+    </w:lvl>
+    <w:lvl w:ilvl="7" w:tplc="5422FDFA" w:tentative="1">
+      <w:start w:val="1"/>
+      <w:numFmt w:val="bullet"/>
+      <w:lvlText w:val=""/>
+      <w:lvlJc w:val="left"/>
+      <w:pPr>
+        <w:tabs>
+          <w:tab w:val="num" w:pos="5760"/>
+        </w:tabs>
+        <w:ind w:left="5760" w:hanging="360"/>
+      </w:pPr>
+      <w:rPr>
+        <w:rFonts w:ascii="Wingdings" w:hAnsi="Wingdings" w:hint="default"/>
+        <w:sz w:val="20"/>
+      </w:rPr>
+    </w:lvl>
+    <w:lvl w:ilvl="8" w:tplc="092C264A" w:tentative="1">
+      <w:start w:val="1"/>
+      <w:numFmt w:val="bullet"/>
+      <w:lvlText w:val=""/>
+      <w:lvlJc w:val="left"/>
+      <w:pPr>
+        <w:tabs>
+          <w:tab w:val="num" w:pos="6480"/>
+        </w:tabs>
+        <w:ind w:left="6480" w:hanging="360"/>
+      </w:pPr>
+      <w:rPr>
+        <w:rFonts w:ascii="Wingdings" w:hAnsi="Wingdings" w:hint="default"/>
+        <w:sz w:val="20"/>
+      </w:rPr>
+    </w:lvl>
+  </w:abstractNum>
   <w:num w:numId="1" w16cid:durableId="983047340">
+    <w:abstractNumId w:val="11"/>
+  </w:num>
+  <w:num w:numId="2" w16cid:durableId="1676417257">
+    <w:abstractNumId w:val="6"/>
+  </w:num>
+  <w:num w:numId="3" w16cid:durableId="217977534">
+    <w:abstractNumId w:val="10"/>
+  </w:num>
+  <w:num w:numId="4" w16cid:durableId="1883706180">
     <w:abstractNumId w:val="5"/>
   </w:num>
-  <w:num w:numId="2" w16cid:durableId="1676417257">
+  <w:num w:numId="5" w16cid:durableId="1289051561">
     <w:abstractNumId w:val="2"/>
   </w:num>
-  <w:num w:numId="3" w16cid:durableId="217977534">
+  <w:num w:numId="6" w16cid:durableId="1286429098">
+    <w:abstractNumId w:val="8"/>
+  </w:num>
+  <w:num w:numId="7" w16cid:durableId="835609178">
+    <w:abstractNumId w:val="3"/>
+  </w:num>
+  <w:num w:numId="8" w16cid:durableId="684287623">
+    <w:abstractNumId w:val="9"/>
+  </w:num>
+  <w:num w:numId="9" w16cid:durableId="165024217">
+    <w:abstractNumId w:val="0"/>
+  </w:num>
+  <w:num w:numId="10" w16cid:durableId="1881279251">
+    <w:abstractNumId w:val="12"/>
+  </w:num>
+  <w:num w:numId="11" w16cid:durableId="587158263">
     <w:abstractNumId w:val="4"/>
   </w:num>
-  <w:num w:numId="4" w16cid:durableId="1883706180">
+  <w:num w:numId="12" w16cid:durableId="1208831257">
     <w:abstractNumId w:val="1"/>
   </w:num>
-  <w:num w:numId="5" w16cid:durableId="1289051561">
-    <w:abstractNumId w:val="0"/>
+  <w:num w:numId="13" w16cid:durableId="659425239">
+    <w:abstractNumId w:val="13"/>
   </w:num>
-  <w:num w:numId="6" w16cid:durableId="1286429098">
-    <w:abstractNumId w:val="3"/>
+  <w:num w:numId="14" w16cid:durableId="1081412405">
+    <w:abstractNumId w:val="7"/>
   </w:num>
 </w:numbering>
 </file>

--- a/Relazione_Progetto.docx
+++ b/Relazione_Progetto.docx
@@ -3206,19 +3206,585 @@
       </w:r>
     </w:p>
     <w:p>
-      <w:pPr>
-        <w:rPr>
-          <w:sz w:val="24"/>
-          <w:szCs w:val="24"/>
-        </w:rPr>
-      </w:pPr>
-      <w:r>
-        <w:rPr>
-          <w:sz w:val="24"/>
-          <w:szCs w:val="24"/>
-        </w:rPr>
-        <w:t>Da fare!</w:t>
-      </w:r>
+      <w:r>
+        <w:t>Per garantire la robustezza e l'affidabilità del sistema, è stata implementata una suite di collaudo automatizzata governata da un menu interattivo dedicato. La strategia di testing adottata si basa su due pilastri fondamentali dell'ingegneria del software: l'uso rigoroso delle asserzioni (</w:t>
+      </w:r>
+      <w:proofErr w:type="spellStart"/>
+      <w:r>
+        <w:t>assert</w:t>
+      </w:r>
+      <w:proofErr w:type="spellEnd"/>
+      <w:r>
+        <w:t>) per validare gli stati interni in tempo di esecuzione e il confronto sistematico dell'output generato dalle strutture dati con dei file "Oracolo" contenenti i risultati esatti attesi.</w:t>
+      </w:r>
+    </w:p>
+    <w:p>
+      <w:pPr>
+        <w:rPr>
+          <w:sz w:val="24"/>
+          <w:szCs w:val="24"/>
+        </w:rPr>
+      </w:pPr>
+      <w:r>
+        <w:rPr>
+          <w:sz w:val="24"/>
+          <w:szCs w:val="24"/>
+        </w:rPr>
+        <w:t xml:space="preserve">Tutti i test sono stati progettati rispettando rigorosamente il principio dell'Information </w:t>
+      </w:r>
+      <w:proofErr w:type="spellStart"/>
+      <w:r>
+        <w:rPr>
+          <w:sz w:val="24"/>
+          <w:szCs w:val="24"/>
+        </w:rPr>
+        <w:t>Hiding</w:t>
+      </w:r>
+      <w:proofErr w:type="spellEnd"/>
+      <w:r>
+        <w:rPr>
+          <w:sz w:val="24"/>
+          <w:szCs w:val="24"/>
+        </w:rPr>
+        <w:t>: il modulo di test non accede mai direttamente alla memoria delle strutture, ma interroga esclusivamente i metodi getter pubblici esposti dalle interfacce.</w:t>
+      </w:r>
+    </w:p>
+    <w:p>
+      <w:pPr>
+        <w:rPr>
+          <w:sz w:val="24"/>
+          <w:szCs w:val="24"/>
+        </w:rPr>
+      </w:pPr>
+      <w:r>
+        <w:rPr>
+          <w:sz w:val="24"/>
+          <w:szCs w:val="24"/>
+        </w:rPr>
+        <w:t>Di seguito viene illustrato il razionale logico e algoritmico che giustifica la presenza di ciascuno dei nove casi di test implementati:</w:t>
+      </w:r>
+    </w:p>
+    <w:p>
+      <w:pPr>
+        <w:numPr>
+          <w:ilvl w:val="0"/>
+          <w:numId w:val="15"/>
+        </w:numPr>
+        <w:rPr>
+          <w:sz w:val="24"/>
+          <w:szCs w:val="24"/>
+        </w:rPr>
+      </w:pPr>
+      <w:r>
+        <w:rPr>
+          <w:b/>
+          <w:bCs/>
+          <w:sz w:val="24"/>
+          <w:szCs w:val="24"/>
+        </w:rPr>
+        <w:t>Test 1: Registrazione e Ordinamento Richieste</w:t>
+      </w:r>
+    </w:p>
+    <w:p>
+      <w:pPr>
+        <w:ind w:left="720"/>
+        <w:rPr>
+          <w:sz w:val="24"/>
+          <w:szCs w:val="24"/>
+        </w:rPr>
+      </w:pPr>
+      <w:r>
+        <w:rPr>
+          <w:sz w:val="24"/>
+          <w:szCs w:val="24"/>
+        </w:rPr>
+        <w:t>L'obiettivo di questo test è certificare il corretto funzionamento del caricamento dati da file e, soprattutto, l'invariante strutturale del Max-Heap. Le richieste lette dal file vengono inserite nella coda di priorità. Il test estrae iterativamente l'elemento massimo e lo scrive su un file temporaneo. Il successo del test (confrontato con l'oracolo) dimostra che la funzione di estrazione restituisce sempre la segnalazione con urgenza maggiore, confermando l'efficacia delle procedure di bilanciamento dell'albero.</w:t>
+      </w:r>
+    </w:p>
+    <w:p>
+      <w:pPr>
+        <w:ind w:left="720"/>
+        <w:rPr>
+          <w:sz w:val="24"/>
+          <w:szCs w:val="24"/>
+        </w:rPr>
+      </w:pPr>
+    </w:p>
+    <w:p>
+      <w:pPr>
+        <w:numPr>
+          <w:ilvl w:val="0"/>
+          <w:numId w:val="15"/>
+        </w:numPr>
+        <w:rPr>
+          <w:sz w:val="24"/>
+          <w:szCs w:val="24"/>
+        </w:rPr>
+      </w:pPr>
+      <w:r>
+        <w:rPr>
+          <w:b/>
+          <w:bCs/>
+          <w:sz w:val="24"/>
+          <w:szCs w:val="24"/>
+        </w:rPr>
+        <w:t>Test 2: Popolamento e Visita Anagrafica Tecnici</w:t>
+      </w:r>
+    </w:p>
+    <w:p>
+      <w:pPr>
+        <w:ind w:left="720"/>
+        <w:rPr>
+          <w:sz w:val="24"/>
+          <w:szCs w:val="24"/>
+        </w:rPr>
+      </w:pPr>
+      <w:r>
+        <w:rPr>
+          <w:sz w:val="24"/>
+          <w:szCs w:val="24"/>
+        </w:rPr>
+        <w:t xml:space="preserve">Questo caso verifica l'inserimento dei nodi nell'Albero Binario di Ricerca dedicato ai manutentori. Il razionale è duplice: confermare che il </w:t>
+      </w:r>
+      <w:proofErr w:type="spellStart"/>
+      <w:r>
+        <w:rPr>
+          <w:sz w:val="24"/>
+          <w:szCs w:val="24"/>
+        </w:rPr>
+        <w:t>parsing</w:t>
+      </w:r>
+      <w:proofErr w:type="spellEnd"/>
+      <w:r>
+        <w:rPr>
+          <w:sz w:val="24"/>
+          <w:szCs w:val="24"/>
+        </w:rPr>
+        <w:t xml:space="preserve"> dal file di testo avvenga senza corruzione di dati e dimostrare matematicamente che una visita simmetrica (in-</w:t>
+      </w:r>
+      <w:proofErr w:type="spellStart"/>
+      <w:r>
+        <w:rPr>
+          <w:sz w:val="24"/>
+          <w:szCs w:val="24"/>
+        </w:rPr>
+        <w:t>order</w:t>
+      </w:r>
+      <w:proofErr w:type="spellEnd"/>
+      <w:r>
+        <w:rPr>
+          <w:sz w:val="24"/>
+          <w:szCs w:val="24"/>
+        </w:rPr>
+        <w:t>) dell'albero produce un output testuale perfettamente ordinato in senso alfabetico in base al codice del tecnico.</w:t>
+      </w:r>
+    </w:p>
+    <w:p>
+      <w:pPr>
+        <w:ind w:left="720"/>
+        <w:rPr>
+          <w:sz w:val="24"/>
+          <w:szCs w:val="24"/>
+        </w:rPr>
+      </w:pPr>
+    </w:p>
+    <w:p>
+      <w:pPr>
+        <w:numPr>
+          <w:ilvl w:val="0"/>
+          <w:numId w:val="15"/>
+        </w:numPr>
+        <w:rPr>
+          <w:sz w:val="24"/>
+          <w:szCs w:val="24"/>
+        </w:rPr>
+      </w:pPr>
+      <w:r>
+        <w:rPr>
+          <w:b/>
+          <w:bCs/>
+          <w:sz w:val="24"/>
+          <w:szCs w:val="24"/>
+        </w:rPr>
+        <w:lastRenderedPageBreak/>
+        <w:t xml:space="preserve">Test 3: Assegnazione Corretta </w:t>
+      </w:r>
+    </w:p>
+    <w:p>
+      <w:pPr>
+        <w:ind w:left="720"/>
+        <w:rPr>
+          <w:sz w:val="24"/>
+          <w:szCs w:val="24"/>
+        </w:rPr>
+      </w:pPr>
+      <w:r>
+        <w:rPr>
+          <w:sz w:val="24"/>
+          <w:szCs w:val="24"/>
+        </w:rPr>
+        <w:t>Il test simula il cuore del dominio applicativo. Estrae la richiesta più urgente e interroga l'albero dei tecnici per trovare la prima risorsa disponibile con la specializzazione compatibile (es. idraulico per un tubo rotto). Il test usa le asserzioni per garantire che i puntatori vengano collegati correttamente: la richiesta deve memorizzare il codice del tecnico assegnato, il suo stato deve passare a "Pianificata" e il tecnico deve figurare come "Non disponibile" per assegnazioni simultanee dirette.</w:t>
+      </w:r>
+    </w:p>
+    <w:p>
+      <w:pPr>
+        <w:ind w:left="720"/>
+        <w:rPr>
+          <w:sz w:val="24"/>
+          <w:szCs w:val="24"/>
+        </w:rPr>
+      </w:pPr>
+    </w:p>
+    <w:p>
+      <w:pPr>
+        <w:numPr>
+          <w:ilvl w:val="0"/>
+          <w:numId w:val="15"/>
+        </w:numPr>
+        <w:rPr>
+          <w:sz w:val="24"/>
+          <w:szCs w:val="24"/>
+        </w:rPr>
+      </w:pPr>
+      <w:r>
+        <w:rPr>
+          <w:b/>
+          <w:bCs/>
+          <w:sz w:val="24"/>
+          <w:szCs w:val="24"/>
+        </w:rPr>
+        <w:t xml:space="preserve">Test 4: Pianificazione e Prevenzione Conflitti </w:t>
+      </w:r>
+    </w:p>
+    <w:p>
+      <w:pPr>
+        <w:ind w:left="720"/>
+        <w:rPr>
+          <w:sz w:val="24"/>
+          <w:szCs w:val="24"/>
+        </w:rPr>
+      </w:pPr>
+      <w:r>
+        <w:rPr>
+          <w:sz w:val="24"/>
+          <w:szCs w:val="24"/>
+        </w:rPr>
+        <w:t>Questo è uno dei test più critici per la sicurezza del sistema. Viene simulato il tentativo di assegnare due interventi distinti allo stesso tecnico nello stesso giorno e nella stessa fascia oraria. Il test verifica che il BST cronologico interno al tecnico accetti il primo inserimento ma blocchi categoricamente il secondo, restituendo un errore controllato. Questo garantisce che il software sia immune a sovrapposizioni orarie impossibili.</w:t>
+      </w:r>
+    </w:p>
+    <w:p>
+      <w:pPr>
+        <w:ind w:left="720"/>
+        <w:rPr>
+          <w:sz w:val="24"/>
+          <w:szCs w:val="24"/>
+        </w:rPr>
+      </w:pPr>
+    </w:p>
+    <w:p>
+      <w:pPr>
+        <w:numPr>
+          <w:ilvl w:val="0"/>
+          <w:numId w:val="15"/>
+        </w:numPr>
+        <w:rPr>
+          <w:sz w:val="24"/>
+          <w:szCs w:val="24"/>
+        </w:rPr>
+      </w:pPr>
+      <w:r>
+        <w:rPr>
+          <w:b/>
+          <w:bCs/>
+          <w:sz w:val="24"/>
+          <w:szCs w:val="24"/>
+        </w:rPr>
+        <w:t xml:space="preserve">Test 5: Transizioni di Stato </w:t>
+      </w:r>
+    </w:p>
+    <w:p>
+      <w:pPr>
+        <w:ind w:left="720"/>
+        <w:rPr>
+          <w:sz w:val="24"/>
+          <w:szCs w:val="24"/>
+        </w:rPr>
+      </w:pPr>
+      <w:r>
+        <w:rPr>
+          <w:sz w:val="24"/>
+          <w:szCs w:val="24"/>
+        </w:rPr>
+        <w:t>Ogni segnalazione segue un ciclo di vita preciso. Il test recupera una richiesta appena creata e ne forza programmaticamente il passaggio di stato (da Aperta, a In Lavorazione, fino a Conclusa), registrando contestualmente la data di chiusura. Il razionale è assicurare che i metodi mutatori (setter) non sovrascrivano memoria non autorizzata e che le stringhe descrittive degli stati vengano restituite correttamente in fase di stampa.</w:t>
+      </w:r>
+    </w:p>
+    <w:p>
+      <w:pPr>
+        <w:ind w:left="720"/>
+        <w:rPr>
+          <w:sz w:val="24"/>
+          <w:szCs w:val="24"/>
+        </w:rPr>
+      </w:pPr>
+    </w:p>
+    <w:p>
+      <w:pPr>
+        <w:numPr>
+          <w:ilvl w:val="0"/>
+          <w:numId w:val="15"/>
+        </w:numPr>
+        <w:rPr>
+          <w:sz w:val="24"/>
+          <w:szCs w:val="24"/>
+        </w:rPr>
+      </w:pPr>
+      <w:r>
+        <w:rPr>
+          <w:b/>
+          <w:bCs/>
+          <w:sz w:val="24"/>
+          <w:szCs w:val="24"/>
+        </w:rPr>
+        <w:t>Test 6: Ricerca e Filtri</w:t>
+      </w:r>
+    </w:p>
+    <w:p>
+      <w:pPr>
+        <w:ind w:left="720"/>
+        <w:rPr>
+          <w:sz w:val="24"/>
+          <w:szCs w:val="24"/>
+        </w:rPr>
+      </w:pPr>
+      <w:r>
+        <w:rPr>
+          <w:sz w:val="24"/>
+          <w:szCs w:val="24"/>
+        </w:rPr>
+        <w:t>Viene testato il motore di ricerca dell'archivio globale. Il collaudo prevede due percorsi: un caso di successo, in cui si cerca un codice identificativo esistente verificando che i dati estratti siano coerenti, e un caso di fallimento intenzionale, in cui si cerca un codice inesistente. Le asserzioni garantiscono che in caso di "miss" (elemento non trovato) il sistema restituisca correttamente un puntatore nullo senza generare crash di segmentazione (</w:t>
+      </w:r>
+      <w:proofErr w:type="spellStart"/>
+      <w:r>
+        <w:rPr>
+          <w:sz w:val="24"/>
+          <w:szCs w:val="24"/>
+        </w:rPr>
+        <w:t>Segmentation</w:t>
+      </w:r>
+      <w:proofErr w:type="spellEnd"/>
+      <w:r>
+        <w:rPr>
+          <w:sz w:val="24"/>
+          <w:szCs w:val="24"/>
+        </w:rPr>
+        <w:t xml:space="preserve"> Fault).</w:t>
+      </w:r>
+    </w:p>
+    <w:p>
+      <w:pPr>
+        <w:ind w:left="720"/>
+        <w:rPr>
+          <w:sz w:val="24"/>
+          <w:szCs w:val="24"/>
+        </w:rPr>
+      </w:pPr>
+    </w:p>
+    <w:p>
+      <w:pPr>
+        <w:numPr>
+          <w:ilvl w:val="0"/>
+          <w:numId w:val="15"/>
+        </w:numPr>
+        <w:rPr>
+          <w:sz w:val="24"/>
+          <w:szCs w:val="24"/>
+        </w:rPr>
+      </w:pPr>
+      <w:r>
+        <w:rPr>
+          <w:b/>
+          <w:bCs/>
+          <w:sz w:val="24"/>
+          <w:szCs w:val="24"/>
+        </w:rPr>
+        <w:t>Test 7: Estrazione dello Storico Interventi</w:t>
+      </w:r>
+      <w:r>
+        <w:rPr>
+          <w:sz w:val="24"/>
+          <w:szCs w:val="24"/>
+        </w:rPr>
+        <w:t xml:space="preserve"> </w:t>
+      </w:r>
+    </w:p>
+    <w:p>
+      <w:pPr>
+        <w:ind w:left="720"/>
+        <w:rPr>
+          <w:sz w:val="24"/>
+          <w:szCs w:val="24"/>
+        </w:rPr>
+      </w:pPr>
+      <w:r>
+        <w:rPr>
+          <w:sz w:val="24"/>
+          <w:szCs w:val="24"/>
+        </w:rPr>
+        <w:t>L'operazione simula la richiesta di rendicontazione da parte dell'amministratore. Il test percorre interamente la Lista Doppiamente Concatenata (che funge da registro immutabile) e applica un filtro logico per estrapolare esclusivamente le richieste in stato "Conclusa". Questo valida la capacità della struttura sequenziale di essere attraversata efficientemente da testa a coda per compiti di auditing</w:t>
+      </w:r>
+    </w:p>
+    <w:p>
+      <w:pPr>
+        <w:ind w:left="720"/>
+        <w:rPr>
+          <w:sz w:val="24"/>
+          <w:szCs w:val="24"/>
+        </w:rPr>
+      </w:pPr>
+      <w:r>
+        <w:rPr>
+          <w:sz w:val="24"/>
+          <w:szCs w:val="24"/>
+        </w:rPr>
+        <w:t>.</w:t>
+      </w:r>
+    </w:p>
+    <w:p>
+      <w:pPr>
+        <w:numPr>
+          <w:ilvl w:val="0"/>
+          <w:numId w:val="15"/>
+        </w:numPr>
+        <w:rPr>
+          <w:sz w:val="24"/>
+          <w:szCs w:val="24"/>
+        </w:rPr>
+      </w:pPr>
+      <w:r>
+        <w:rPr>
+          <w:b/>
+          <w:bCs/>
+          <w:sz w:val="24"/>
+          <w:szCs w:val="24"/>
+        </w:rPr>
+        <w:t>Test 8: Statistiche e Reportistica Aggregata</w:t>
+      </w:r>
+      <w:r>
+        <w:rPr>
+          <w:sz w:val="24"/>
+          <w:szCs w:val="24"/>
+        </w:rPr>
+        <w:t xml:space="preserve"> </w:t>
+      </w:r>
+    </w:p>
+    <w:p>
+      <w:pPr>
+        <w:ind w:left="720"/>
+        <w:rPr>
+          <w:sz w:val="24"/>
+          <w:szCs w:val="24"/>
+        </w:rPr>
+      </w:pPr>
+      <w:r>
+        <w:rPr>
+          <w:sz w:val="24"/>
+          <w:szCs w:val="24"/>
+        </w:rPr>
+        <w:t xml:space="preserve">Il test si assicura che il sistema sia in grado di produrre metriche aziendali affidabili. Attraverso una singola scansione lineare della lista globale, il test calcola contatori differenziati: totali per stato (aperte, in lavorazione, concluse) e totali per tipologia di problema (elettrico, idraulico). Il confronto con l'oracolo </w:t>
+      </w:r>
+      <w:r>
+        <w:rPr>
+          <w:sz w:val="24"/>
+          <w:szCs w:val="24"/>
+        </w:rPr>
+        <w:lastRenderedPageBreak/>
+        <w:t>garantisce che i totali parziali coincidano perfettamente con la somma dei record presenti, provando l'assenza di record fantasma o perdite di nodi.</w:t>
+      </w:r>
+    </w:p>
+    <w:p>
+      <w:pPr>
+        <w:ind w:left="720"/>
+        <w:rPr>
+          <w:sz w:val="24"/>
+          <w:szCs w:val="24"/>
+        </w:rPr>
+      </w:pPr>
+    </w:p>
+    <w:p>
+      <w:pPr>
+        <w:numPr>
+          <w:ilvl w:val="0"/>
+          <w:numId w:val="15"/>
+        </w:numPr>
+        <w:rPr>
+          <w:sz w:val="24"/>
+          <w:szCs w:val="24"/>
+        </w:rPr>
+      </w:pPr>
+      <w:r>
+        <w:rPr>
+          <w:b/>
+          <w:bCs/>
+          <w:sz w:val="24"/>
+          <w:szCs w:val="24"/>
+        </w:rPr>
+        <w:t>Test 9: Stress Test Multi-Slot Stesso Giorno</w:t>
+      </w:r>
+      <w:r>
+        <w:rPr>
+          <w:sz w:val="24"/>
+          <w:szCs w:val="24"/>
+        </w:rPr>
+        <w:t xml:space="preserve"> A completamento del Test 4, questo caso introduce una logica temporale più complessa. Simula l'assegnazione a un singolo tecnico di due interventi nello stesso giorno, ma in due fasce orarie nettamente distinte (es. mattina e pomeriggio). Successivamente, prova a forzare un terzo appuntamento in conflitto con la fascia mattutina. Il test dimostra che l'Agenda non si limita a controllare la data, ma parsifica e confronta matematicamente i minuti delle fasce orarie, confermando l'alta granularità della pianificazione.</w:t>
+      </w:r>
+    </w:p>
+    <w:p>
+      <w:pPr>
+        <w:ind w:left="720"/>
+        <w:rPr>
+          <w:sz w:val="24"/>
+          <w:szCs w:val="24"/>
+        </w:rPr>
+      </w:pPr>
+    </w:p>
+    <w:p>
+      <w:pPr>
+        <w:rPr>
+          <w:sz w:val="24"/>
+          <w:szCs w:val="24"/>
+        </w:rPr>
+      </w:pPr>
+      <w:r>
+        <w:rPr>
+          <w:sz w:val="24"/>
+          <w:szCs w:val="24"/>
+        </w:rPr>
+        <w:t xml:space="preserve">In conclusione, il superamento globale di questa suite (invocabile comodamente tramite l'opzione "Esegui TUTTI i Test" del menu) fornisce una prova empirica e tracciabile della correttezza semantica, dell'assenza di </w:t>
+      </w:r>
+      <w:proofErr w:type="spellStart"/>
+      <w:r>
+        <w:rPr>
+          <w:sz w:val="24"/>
+          <w:szCs w:val="24"/>
+        </w:rPr>
+        <w:t>memory</w:t>
+      </w:r>
+      <w:proofErr w:type="spellEnd"/>
+      <w:r>
+        <w:rPr>
+          <w:sz w:val="24"/>
+          <w:szCs w:val="24"/>
+        </w:rPr>
+        <w:t xml:space="preserve"> leak critici durante i flussi base e dell'inviolabilità dei vincoli di dominio richiesti dalle specifiche di progetto.</w:t>
+      </w:r>
+    </w:p>
+    <w:p>
+      <w:pPr>
+        <w:rPr>
+          <w:sz w:val="24"/>
+          <w:szCs w:val="24"/>
+        </w:rPr>
+      </w:pPr>
     </w:p>
     <w:p>
       <w:pPr>
@@ -3242,31 +3808,134 @@
         </w:pBdr>
         <w:spacing w:line="360" w:lineRule="auto"/>
         <w:jc w:val="both"/>
-        <w:rPr>
-          <w:sz w:val="24"/>
-          <w:szCs w:val="24"/>
-        </w:rPr>
-      </w:pPr>
-      <w:r>
-        <w:rPr>
-          <w:sz w:val="24"/>
-          <w:szCs w:val="24"/>
-        </w:rPr>
-        <w:t>Da fare!</w:t>
-      </w:r>
-    </w:p>
-    <w:p>
-      <w:pPr>
-        <w:pBdr>
-          <w:top w:val="nil"/>
-          <w:left w:val="nil"/>
-          <w:bottom w:val="nil"/>
-          <w:right w:val="nil"/>
-          <w:between w:val="nil"/>
-        </w:pBdr>
-        <w:spacing w:line="360" w:lineRule="auto"/>
-        <w:jc w:val="both"/>
-      </w:pPr>
+      </w:pPr>
+      <w:r>
+        <w:t>Qui di seguito vengono riportate tutte le specifiche delle varie funzioni implementate suddivise per file:</w:t>
+      </w:r>
+    </w:p>
+    <w:p>
+      <w:pPr>
+        <w:pStyle w:val="Titolo3"/>
+      </w:pPr>
+      <w:r>
+        <w:t xml:space="preserve">6.1 </w:t>
+      </w:r>
+      <w:proofErr w:type="spellStart"/>
+      <w:r>
+        <w:t>richiesta.h</w:t>
+      </w:r>
+      <w:proofErr w:type="spellEnd"/>
+    </w:p>
+    <w:p/>
+    <w:p>
+      <w:pPr>
+        <w:pStyle w:val="Titolo3"/>
+      </w:pPr>
+      <w:r>
+        <w:t xml:space="preserve">6.2 </w:t>
+      </w:r>
+      <w:proofErr w:type="spellStart"/>
+      <w:r>
+        <w:t>tecnico.h</w:t>
+      </w:r>
+      <w:proofErr w:type="spellEnd"/>
+    </w:p>
+    <w:p/>
+    <w:p>
+      <w:pPr>
+        <w:pStyle w:val="Titolo3"/>
+      </w:pPr>
+      <w:r>
+        <w:t xml:space="preserve">6.3 </w:t>
+      </w:r>
+      <w:proofErr w:type="spellStart"/>
+      <w:r>
+        <w:t>utilita.h</w:t>
+      </w:r>
+      <w:proofErr w:type="spellEnd"/>
+    </w:p>
+    <w:p/>
+    <w:p>
+      <w:pPr>
+        <w:pStyle w:val="Titolo3"/>
+      </w:pPr>
+      <w:r>
+        <w:t>6.4</w:t>
+      </w:r>
+      <w:r>
+        <w:t xml:space="preserve"> </w:t>
+      </w:r>
+      <w:proofErr w:type="spellStart"/>
+      <w:r>
+        <w:t>agendaTecnico.h</w:t>
+      </w:r>
+      <w:proofErr w:type="spellEnd"/>
+    </w:p>
+    <w:p/>
+    <w:p>
+      <w:pPr>
+        <w:pStyle w:val="Titolo3"/>
+      </w:pPr>
+      <w:r>
+        <w:t xml:space="preserve">6.5 </w:t>
+      </w:r>
+      <w:proofErr w:type="spellStart"/>
+      <w:r>
+        <w:t>alberoTecnici.h</w:t>
+      </w:r>
+      <w:proofErr w:type="spellEnd"/>
+    </w:p>
+    <w:p/>
+    <w:p>
+      <w:pPr>
+        <w:pStyle w:val="Titolo3"/>
+      </w:pPr>
+      <w:r>
+        <w:t xml:space="preserve">6.6 </w:t>
+      </w:r>
+      <w:proofErr w:type="spellStart"/>
+      <w:r>
+        <w:t>archivioRichieste.h</w:t>
+      </w:r>
+      <w:proofErr w:type="spellEnd"/>
+    </w:p>
+    <w:p/>
+    <w:p>
+      <w:pPr>
+        <w:pStyle w:val="Titolo3"/>
+      </w:pPr>
+      <w:r>
+        <w:lastRenderedPageBreak/>
+        <w:t xml:space="preserve">6.7 </w:t>
+      </w:r>
+      <w:proofErr w:type="spellStart"/>
+      <w:r>
+        <w:t>codaPriorita.h</w:t>
+      </w:r>
+      <w:proofErr w:type="spellEnd"/>
+    </w:p>
+    <w:p/>
+    <w:p>
+      <w:pPr>
+        <w:pStyle w:val="Titolo3"/>
+      </w:pPr>
+      <w:r>
+        <w:t xml:space="preserve">6.8 </w:t>
+      </w:r>
+      <w:proofErr w:type="spellStart"/>
+      <w:r>
+        <w:t>report.h</w:t>
+      </w:r>
+      <w:proofErr w:type="spellEnd"/>
+    </w:p>
+    <w:p/>
+    <w:p>
+      <w:pPr>
+        <w:pStyle w:val="Titolo3"/>
+      </w:pPr>
+      <w:r>
+        <w:t>6.9 Funzioni di supporto</w:t>
+      </w:r>
     </w:p>
     <w:sectPr>
       <w:pgSz w:w="12240" w:h="15840"/>
@@ -4847,6 +5516,155 @@
     </w:lvl>
   </w:abstractNum>
   <w:abstractNum w:abstractNumId="10" w15:restartNumberingAfterBreak="0">
+    <w:nsid w:val="67590BC4"/>
+    <w:multiLevelType w:val="multilevel"/>
+    <w:tmpl w:val="1EDE80B8"/>
+    <w:lvl w:ilvl="0">
+      <w:start w:val="1"/>
+      <w:numFmt w:val="bullet"/>
+      <w:lvlText w:val=""/>
+      <w:lvlJc w:val="left"/>
+      <w:pPr>
+        <w:tabs>
+          <w:tab w:val="num" w:pos="720"/>
+        </w:tabs>
+        <w:ind w:left="720" w:hanging="360"/>
+      </w:pPr>
+      <w:rPr>
+        <w:rFonts w:ascii="Symbol" w:hAnsi="Symbol" w:hint="default"/>
+        <w:sz w:val="20"/>
+      </w:rPr>
+    </w:lvl>
+    <w:lvl w:ilvl="1" w:tentative="1">
+      <w:start w:val="1"/>
+      <w:numFmt w:val="bullet"/>
+      <w:lvlText w:val="o"/>
+      <w:lvlJc w:val="left"/>
+      <w:pPr>
+        <w:tabs>
+          <w:tab w:val="num" w:pos="1440"/>
+        </w:tabs>
+        <w:ind w:left="1440" w:hanging="360"/>
+      </w:pPr>
+      <w:rPr>
+        <w:rFonts w:ascii="Courier New" w:hAnsi="Courier New" w:hint="default"/>
+        <w:sz w:val="20"/>
+      </w:rPr>
+    </w:lvl>
+    <w:lvl w:ilvl="2" w:tentative="1">
+      <w:start w:val="1"/>
+      <w:numFmt w:val="bullet"/>
+      <w:lvlText w:val=""/>
+      <w:lvlJc w:val="left"/>
+      <w:pPr>
+        <w:tabs>
+          <w:tab w:val="num" w:pos="2160"/>
+        </w:tabs>
+        <w:ind w:left="2160" w:hanging="360"/>
+      </w:pPr>
+      <w:rPr>
+        <w:rFonts w:ascii="Wingdings" w:hAnsi="Wingdings" w:hint="default"/>
+        <w:sz w:val="20"/>
+      </w:rPr>
+    </w:lvl>
+    <w:lvl w:ilvl="3" w:tentative="1">
+      <w:start w:val="1"/>
+      <w:numFmt w:val="bullet"/>
+      <w:lvlText w:val=""/>
+      <w:lvlJc w:val="left"/>
+      <w:pPr>
+        <w:tabs>
+          <w:tab w:val="num" w:pos="2880"/>
+        </w:tabs>
+        <w:ind w:left="2880" w:hanging="360"/>
+      </w:pPr>
+      <w:rPr>
+        <w:rFonts w:ascii="Wingdings" w:hAnsi="Wingdings" w:hint="default"/>
+        <w:sz w:val="20"/>
+      </w:rPr>
+    </w:lvl>
+    <w:lvl w:ilvl="4" w:tentative="1">
+      <w:start w:val="1"/>
+      <w:numFmt w:val="bullet"/>
+      <w:lvlText w:val=""/>
+      <w:lvlJc w:val="left"/>
+      <w:pPr>
+        <w:tabs>
+          <w:tab w:val="num" w:pos="3600"/>
+        </w:tabs>
+        <w:ind w:left="3600" w:hanging="360"/>
+      </w:pPr>
+      <w:rPr>
+        <w:rFonts w:ascii="Wingdings" w:hAnsi="Wingdings" w:hint="default"/>
+        <w:sz w:val="20"/>
+      </w:rPr>
+    </w:lvl>
+    <w:lvl w:ilvl="5" w:tentative="1">
+      <w:start w:val="1"/>
+      <w:numFmt w:val="bullet"/>
+      <w:lvlText w:val=""/>
+      <w:lvlJc w:val="left"/>
+      <w:pPr>
+        <w:tabs>
+          <w:tab w:val="num" w:pos="4320"/>
+        </w:tabs>
+        <w:ind w:left="4320" w:hanging="360"/>
+      </w:pPr>
+      <w:rPr>
+        <w:rFonts w:ascii="Wingdings" w:hAnsi="Wingdings" w:hint="default"/>
+        <w:sz w:val="20"/>
+      </w:rPr>
+    </w:lvl>
+    <w:lvl w:ilvl="6" w:tentative="1">
+      <w:start w:val="1"/>
+      <w:numFmt w:val="bullet"/>
+      <w:lvlText w:val=""/>
+      <w:lvlJc w:val="left"/>
+      <w:pPr>
+        <w:tabs>
+          <w:tab w:val="num" w:pos="5040"/>
+        </w:tabs>
+        <w:ind w:left="5040" w:hanging="360"/>
+      </w:pPr>
+      <w:rPr>
+        <w:rFonts w:ascii="Wingdings" w:hAnsi="Wingdings" w:hint="default"/>
+        <w:sz w:val="20"/>
+      </w:rPr>
+    </w:lvl>
+    <w:lvl w:ilvl="7" w:tentative="1">
+      <w:start w:val="1"/>
+      <w:numFmt w:val="bullet"/>
+      <w:lvlText w:val=""/>
+      <w:lvlJc w:val="left"/>
+      <w:pPr>
+        <w:tabs>
+          <w:tab w:val="num" w:pos="5760"/>
+        </w:tabs>
+        <w:ind w:left="5760" w:hanging="360"/>
+      </w:pPr>
+      <w:rPr>
+        <w:rFonts w:ascii="Wingdings" w:hAnsi="Wingdings" w:hint="default"/>
+        <w:sz w:val="20"/>
+      </w:rPr>
+    </w:lvl>
+    <w:lvl w:ilvl="8" w:tentative="1">
+      <w:start w:val="1"/>
+      <w:numFmt w:val="bullet"/>
+      <w:lvlText w:val=""/>
+      <w:lvlJc w:val="left"/>
+      <w:pPr>
+        <w:tabs>
+          <w:tab w:val="num" w:pos="6480"/>
+        </w:tabs>
+        <w:ind w:left="6480" w:hanging="360"/>
+      </w:pPr>
+      <w:rPr>
+        <w:rFonts w:ascii="Wingdings" w:hAnsi="Wingdings" w:hint="default"/>
+        <w:sz w:val="20"/>
+      </w:rPr>
+    </w:lvl>
+  </w:abstractNum>
+  <w:abstractNum w:abstractNumId="11" w15:restartNumberingAfterBreak="0">
     <w:nsid w:val="6F2F2B8E"/>
     <w:multiLevelType w:val="multilevel"/>
     <w:tmpl w:val="21B44F58"/>
@@ -5067,7 +5885,7 @@
       </w:rPr>
     </w:lvl>
   </w:abstractNum>
-  <w:abstractNum w:abstractNumId="11" w15:restartNumberingAfterBreak="0">
+  <w:abstractNum w:abstractNumId="12" w15:restartNumberingAfterBreak="0">
     <w:nsid w:val="70FF35E0"/>
     <w:multiLevelType w:val="multilevel"/>
     <w:tmpl w:val="6602C904"/>
@@ -5288,7 +6106,7 @@
       </w:rPr>
     </w:lvl>
   </w:abstractNum>
-  <w:abstractNum w:abstractNumId="12" w15:restartNumberingAfterBreak="0">
+  <w:abstractNum w:abstractNumId="13" w15:restartNumberingAfterBreak="0">
     <w:nsid w:val="767E1355"/>
     <w:multiLevelType w:val="multilevel"/>
     <w:tmpl w:val="AF3640F8"/>
@@ -5437,7 +6255,7 @@
       </w:rPr>
     </w:lvl>
   </w:abstractNum>
-  <w:abstractNum w:abstractNumId="13" w15:restartNumberingAfterBreak="0">
+  <w:abstractNum w:abstractNumId="14" w15:restartNumberingAfterBreak="0">
     <w:nsid w:val="7A876372"/>
     <w:multiLevelType w:val="hybridMultilevel"/>
     <w:tmpl w:val="9DEC0B28"/>
@@ -5583,13 +6401,13 @@
     </w:lvl>
   </w:abstractNum>
   <w:num w:numId="1" w16cid:durableId="983047340">
-    <w:abstractNumId w:val="11"/>
+    <w:abstractNumId w:val="12"/>
   </w:num>
   <w:num w:numId="2" w16cid:durableId="1676417257">
     <w:abstractNumId w:val="6"/>
   </w:num>
   <w:num w:numId="3" w16cid:durableId="217977534">
-    <w:abstractNumId w:val="10"/>
+    <w:abstractNumId w:val="11"/>
   </w:num>
   <w:num w:numId="4" w16cid:durableId="1883706180">
     <w:abstractNumId w:val="5"/>
@@ -5610,7 +6428,7 @@
     <w:abstractNumId w:val="0"/>
   </w:num>
   <w:num w:numId="10" w16cid:durableId="1881279251">
-    <w:abstractNumId w:val="12"/>
+    <w:abstractNumId w:val="13"/>
   </w:num>
   <w:num w:numId="11" w16cid:durableId="587158263">
     <w:abstractNumId w:val="4"/>
@@ -5619,10 +6437,13 @@
     <w:abstractNumId w:val="1"/>
   </w:num>
   <w:num w:numId="13" w16cid:durableId="659425239">
-    <w:abstractNumId w:val="13"/>
+    <w:abstractNumId w:val="14"/>
   </w:num>
   <w:num w:numId="14" w16cid:durableId="1081412405">
     <w:abstractNumId w:val="7"/>
+  </w:num>
+  <w:num w:numId="15" w16cid:durableId="1218278362">
+    <w:abstractNumId w:val="10"/>
   </w:num>
 </w:numbering>
 </file>
@@ -6080,7 +6901,6 @@
     <w:basedOn w:val="Normale"/>
     <w:next w:val="Normale"/>
     <w:uiPriority w:val="9"/>
-    <w:semiHidden/>
     <w:unhideWhenUsed/>
     <w:qFormat/>
     <w:pPr>
@@ -6260,6 +7080,30 @@
       <w:tblStyleRowBandSize w:val="1"/>
       <w:tblStyleColBandSize w:val="1"/>
     </w:tblPr>
+  </w:style>
+  <w:style w:type="paragraph" w:styleId="NormaleWeb">
+    <w:name w:val="Normal (Web)"/>
+    <w:basedOn w:val="Normale"/>
+    <w:uiPriority w:val="99"/>
+    <w:semiHidden/>
+    <w:unhideWhenUsed/>
+    <w:rsid w:val="0041670D"/>
+    <w:rPr>
+      <w:rFonts w:ascii="Times New Roman" w:hAnsi="Times New Roman" w:cs="Times New Roman"/>
+      <w:sz w:val="24"/>
+      <w:szCs w:val="24"/>
+    </w:rPr>
+  </w:style>
+  <w:style w:type="paragraph" w:styleId="Paragrafoelenco">
+    <w:name w:val="List Paragraph"/>
+    <w:basedOn w:val="Normale"/>
+    <w:uiPriority w:val="34"/>
+    <w:qFormat/>
+    <w:rsid w:val="00237027"/>
+    <w:pPr>
+      <w:ind w:left="720"/>
+      <w:contextualSpacing/>
+    </w:pPr>
   </w:style>
 </w:styles>
 </file>

--- a/Relazione_Progetto.docx
+++ b/Relazione_Progetto.docx
@@ -3826,8 +3826,2867 @@
       </w:r>
       <w:proofErr w:type="spellEnd"/>
     </w:p>
+    <w:p>
+      <w:pPr>
+        <w:rPr>
+          <w:b/>
+          <w:bCs/>
+        </w:rPr>
+      </w:pPr>
+      <w:r>
+        <w:rPr>
+          <w:b/>
+          <w:bCs/>
+        </w:rPr>
+        <w:t xml:space="preserve">Funzione: </w:t>
+      </w:r>
+      <w:proofErr w:type="spellStart"/>
+      <w:r>
+        <w:rPr>
+          <w:b/>
+          <w:bCs/>
+        </w:rPr>
+        <w:t>creaRichiesta</w:t>
+      </w:r>
+      <w:proofErr w:type="spellEnd"/>
+    </w:p>
+    <w:p>
+      <w:r>
+        <w:t>Alloca e inizializza una nuova richiesta di manutenzione nel sistema.</w:t>
+      </w:r>
+    </w:p>
+    <w:p>
+      <w:r>
+        <w:t xml:space="preserve">Lo stato iniziale </w:t>
+      </w:r>
+      <w:proofErr w:type="spellStart"/>
+      <w:proofErr w:type="gramStart"/>
+      <w:r>
+        <w:t>e'</w:t>
+      </w:r>
+      <w:proofErr w:type="spellEnd"/>
+      <w:proofErr w:type="gramEnd"/>
+      <w:r>
+        <w:t xml:space="preserve"> APERTA e il flag di </w:t>
+      </w:r>
+      <w:proofErr w:type="spellStart"/>
+      <w:r>
+        <w:t>validita'</w:t>
+      </w:r>
+      <w:proofErr w:type="spellEnd"/>
+      <w:r>
+        <w:t xml:space="preserve"> nello heap </w:t>
+      </w:r>
+      <w:proofErr w:type="spellStart"/>
+      <w:proofErr w:type="gramStart"/>
+      <w:r>
+        <w:t>e'</w:t>
+      </w:r>
+      <w:proofErr w:type="spellEnd"/>
+      <w:proofErr w:type="gramEnd"/>
+      <w:r>
+        <w:t xml:space="preserve"> impostato a 1.</w:t>
+      </w:r>
+    </w:p>
+    <w:p>
+      <w:r>
+        <w:t>Parametri:</w:t>
+      </w:r>
+    </w:p>
+    <w:p>
+      <w:r>
+        <w:t>codice       - Identificatore univoco della richiesta (non NULL)</w:t>
+      </w:r>
+    </w:p>
+    <w:p>
+      <w:r>
+        <w:t>appartamento - Codice o numero dell'appartamento (non NULL)</w:t>
+      </w:r>
+    </w:p>
+    <w:p>
+      <w:r>
+        <w:t>tipologia    - Categoria del problema (es. "Idraulico") (non NULL)</w:t>
+      </w:r>
+    </w:p>
+    <w:p>
+      <w:proofErr w:type="gramStart"/>
+      <w:r>
+        <w:t>descrizione  -</w:t>
+      </w:r>
+      <w:proofErr w:type="gramEnd"/>
+      <w:r>
+        <w:t xml:space="preserve"> Descrizione estesa del problema (non NULL)</w:t>
+      </w:r>
+    </w:p>
+    <w:p>
+      <w:r>
+        <w:t>data         - Data di apertura nel formato "GG/MM/AAAA" (non NULL)</w:t>
+      </w:r>
+    </w:p>
+    <w:p>
+      <w:r>
+        <w:t xml:space="preserve">urgenza      - Livello numerico di urgenza (valore &gt; = </w:t>
+      </w:r>
+      <w:proofErr w:type="spellStart"/>
+      <w:r>
+        <w:t>priorita'</w:t>
+      </w:r>
+      <w:proofErr w:type="spellEnd"/>
+      <w:r>
+        <w:t xml:space="preserve"> maggiore)</w:t>
+      </w:r>
+    </w:p>
+    <w:p>
+      <w:r>
+        <w:t>Pre-condizione:</w:t>
+      </w:r>
+    </w:p>
+    <w:p>
+      <w:r>
+        <w:t>Tutti i parametri stringa devono essere non NULL. Il codice deve essere</w:t>
+      </w:r>
+    </w:p>
+    <w:p>
+      <w:r>
+        <w:t>univoco nel sistema. La data deve essere in formato valido.</w:t>
+      </w:r>
+    </w:p>
+    <w:p>
+      <w:r>
+        <w:t>Post-condizione:</w:t>
+      </w:r>
+    </w:p>
+    <w:p>
+      <w:r>
+        <w:t>Una nuova Richiesta viene allocata in heap, con i campi opzionali</w:t>
+      </w:r>
+      <w:r>
+        <w:t xml:space="preserve"> </w:t>
+      </w:r>
+      <w:r>
+        <w:t>(</w:t>
+      </w:r>
+      <w:proofErr w:type="spellStart"/>
+      <w:r>
+        <w:t>codiceTecnicoAssegnato</w:t>
+      </w:r>
+      <w:proofErr w:type="spellEnd"/>
+      <w:r>
+        <w:t xml:space="preserve">, date di lavorazione/chiusura, </w:t>
+      </w:r>
+      <w:proofErr w:type="spellStart"/>
+      <w:r>
+        <w:t>fasciaOraria</w:t>
+      </w:r>
+      <w:proofErr w:type="spellEnd"/>
+      <w:r>
+        <w:t>)</w:t>
+      </w:r>
+      <w:r>
+        <w:t xml:space="preserve"> </w:t>
+      </w:r>
+      <w:r>
+        <w:t xml:space="preserve">impostati a NULL e il flag </w:t>
+      </w:r>
+      <w:proofErr w:type="spellStart"/>
+      <w:r>
+        <w:t>isValidaInHeap</w:t>
+      </w:r>
+      <w:proofErr w:type="spellEnd"/>
+      <w:r>
+        <w:t xml:space="preserve"> a 1.</w:t>
+      </w:r>
+    </w:p>
+    <w:p>
+      <w:r>
+        <w:t xml:space="preserve">Effetti collaterali: </w:t>
+      </w:r>
+    </w:p>
+    <w:p>
+      <w:r>
+        <w:t>Alloca memoria dinamica (</w:t>
+      </w:r>
+      <w:proofErr w:type="spellStart"/>
+      <w:r>
+        <w:t>malloc</w:t>
+      </w:r>
+      <w:proofErr w:type="spellEnd"/>
+      <w:r>
+        <w:t>/</w:t>
+      </w:r>
+      <w:proofErr w:type="spellStart"/>
+      <w:r>
+        <w:t>strdup</w:t>
+      </w:r>
+      <w:proofErr w:type="spellEnd"/>
+      <w:r>
+        <w:t xml:space="preserve">) per la struttura e per tutte le copie interne delle stringhe passate come parametro. Il chiamante </w:t>
+      </w:r>
+      <w:proofErr w:type="spellStart"/>
+      <w:proofErr w:type="gramStart"/>
+      <w:r>
+        <w:t>e'</w:t>
+      </w:r>
+      <w:proofErr w:type="spellEnd"/>
+      <w:proofErr w:type="gramEnd"/>
+      <w:r>
+        <w:t xml:space="preserve"> responsabile della </w:t>
+      </w:r>
+      <w:proofErr w:type="spellStart"/>
+      <w:r>
+        <w:t>deallocazione</w:t>
+      </w:r>
+      <w:proofErr w:type="spellEnd"/>
+      <w:r>
+        <w:t xml:space="preserve"> tramite </w:t>
+      </w:r>
+      <w:proofErr w:type="spellStart"/>
+      <w:r>
+        <w:t>distruggiRichiesta</w:t>
+      </w:r>
+      <w:proofErr w:type="spellEnd"/>
+    </w:p>
+    <w:p>
+      <w:r>
+        <w:t>Ritorna:</w:t>
+      </w:r>
+    </w:p>
+    <w:p>
+      <w:r>
+        <w:t>Puntatore alla nuova Richiesta allocata, oppure NULL in caso di</w:t>
+      </w:r>
+      <w:r>
+        <w:t xml:space="preserve"> </w:t>
+      </w:r>
+      <w:r>
+        <w:t xml:space="preserve">fallimento della </w:t>
+      </w:r>
+      <w:proofErr w:type="spellStart"/>
+      <w:r>
+        <w:t>malloc</w:t>
+      </w:r>
+      <w:proofErr w:type="spellEnd"/>
+      <w:r>
+        <w:t>.</w:t>
+      </w:r>
+    </w:p>
     <w:p/>
     <w:p>
+      <w:r>
+        <w:rPr>
+          <w:b/>
+          <w:bCs/>
+        </w:rPr>
+        <w:lastRenderedPageBreak/>
+        <w:t xml:space="preserve">Funzione: </w:t>
+      </w:r>
+      <w:proofErr w:type="spellStart"/>
+      <w:r>
+        <w:rPr>
+          <w:b/>
+          <w:bCs/>
+        </w:rPr>
+        <w:t>distruggiRichiesta</w:t>
+      </w:r>
+      <w:proofErr w:type="spellEnd"/>
+    </w:p>
+    <w:p>
+      <w:r>
+        <w:t>Libera tutta la memoria associata a una Richiesta, inclusi tutti i campi stringa allocati dinamicamente.</w:t>
+      </w:r>
+    </w:p>
+    <w:p>
+      <w:r>
+        <w:t>Parametri:</w:t>
+      </w:r>
+    </w:p>
+    <w:p>
+      <w:proofErr w:type="spellStart"/>
+      <w:r>
+        <w:t>richiestaTarget</w:t>
+      </w:r>
+      <w:proofErr w:type="spellEnd"/>
+      <w:r>
+        <w:t xml:space="preserve"> - Puntatore alla richiesta da </w:t>
+      </w:r>
+      <w:proofErr w:type="spellStart"/>
+      <w:r>
+        <w:t>deallocare</w:t>
+      </w:r>
+      <w:proofErr w:type="spellEnd"/>
+      <w:r>
+        <w:t xml:space="preserve"> (ignorato se NULL)</w:t>
+      </w:r>
+    </w:p>
+    <w:p>
+      <w:r>
+        <w:t>Pre-condizione:</w:t>
+      </w:r>
+    </w:p>
+    <w:p>
+      <w:proofErr w:type="spellStart"/>
+      <w:r>
+        <w:t>richiestaTarget</w:t>
+      </w:r>
+      <w:proofErr w:type="spellEnd"/>
+      <w:r>
+        <w:t xml:space="preserve"> deve puntare a memoria allocata precedentemente tramite </w:t>
+      </w:r>
+      <w:proofErr w:type="spellStart"/>
+      <w:proofErr w:type="gramStart"/>
+      <w:r>
+        <w:t>creaRichiesta</w:t>
+      </w:r>
+      <w:proofErr w:type="spellEnd"/>
+      <w:proofErr w:type="gramEnd"/>
+      <w:r>
+        <w:t>, o essere NULL.</w:t>
+      </w:r>
+    </w:p>
+    <w:p>
+      <w:r>
+        <w:t>Post-condizione:</w:t>
+      </w:r>
+    </w:p>
+    <w:p>
+      <w:r>
+        <w:t xml:space="preserve">La memoria della Richiesta viene liberata. Il puntatore </w:t>
+      </w:r>
+      <w:proofErr w:type="spellStart"/>
+      <w:r>
+        <w:t>richiestaTarget</w:t>
+      </w:r>
+      <w:proofErr w:type="spellEnd"/>
+      <w:r>
+        <w:t xml:space="preserve"> diventa invalido dopo questa chiamata.</w:t>
+      </w:r>
+    </w:p>
+    <w:p>
+      <w:r>
+        <w:t>Effetti collaterali:</w:t>
+      </w:r>
+    </w:p>
+    <w:p>
+      <w:proofErr w:type="spellStart"/>
+      <w:r>
+        <w:t>Dealloca</w:t>
+      </w:r>
+      <w:proofErr w:type="spellEnd"/>
+      <w:r>
+        <w:t xml:space="preserve"> tutta la memoria heap associata alla struttura (campi stringa e struttura stessa). Usare il puntatore </w:t>
+      </w:r>
+      <w:proofErr w:type="spellStart"/>
+      <w:r>
+        <w:t>richiestaTarget</w:t>
+      </w:r>
+      <w:proofErr w:type="spellEnd"/>
+      <w:r>
+        <w:t xml:space="preserve"> dopo questa chiamata costituisce </w:t>
+      </w:r>
+      <w:proofErr w:type="spellStart"/>
+      <w:r>
+        <w:t>undefined</w:t>
+      </w:r>
+      <w:proofErr w:type="spellEnd"/>
+      <w:r>
+        <w:t xml:space="preserve"> </w:t>
+      </w:r>
+      <w:proofErr w:type="spellStart"/>
+      <w:r>
+        <w:t>behavior</w:t>
+      </w:r>
+      <w:proofErr w:type="spellEnd"/>
+      <w:r>
+        <w:t>.</w:t>
+      </w:r>
+    </w:p>
+    <w:p>
+      <w:r>
+        <w:t>Ritorna:</w:t>
+      </w:r>
+    </w:p>
+    <w:p>
+      <w:r>
+        <w:t>Niente (</w:t>
+      </w:r>
+      <w:proofErr w:type="spellStart"/>
+      <w:r>
+        <w:t>void</w:t>
+      </w:r>
+      <w:proofErr w:type="spellEnd"/>
+      <w:r>
+        <w:t>).</w:t>
+      </w:r>
+    </w:p>
+    <w:p/>
+    <w:p>
+      <w:r>
+        <w:rPr>
+          <w:b/>
+          <w:bCs/>
+        </w:rPr>
+        <w:t xml:space="preserve">Funzione: </w:t>
+      </w:r>
+      <w:proofErr w:type="spellStart"/>
+      <w:r>
+        <w:rPr>
+          <w:b/>
+          <w:bCs/>
+        </w:rPr>
+        <w:t>getCodiceRichiesta</w:t>
+      </w:r>
+      <w:proofErr w:type="spellEnd"/>
+    </w:p>
+    <w:p>
+      <w:r>
+        <w:t>Restituisce il codice identificativo univoco della richiesta.</w:t>
+      </w:r>
+    </w:p>
+    <w:p>
+      <w:r>
+        <w:t>Parametri:</w:t>
+      </w:r>
+    </w:p>
+    <w:p>
+      <w:proofErr w:type="spellStart"/>
+      <w:r>
+        <w:t>richiestaTarget</w:t>
+      </w:r>
+      <w:proofErr w:type="spellEnd"/>
+      <w:r>
+        <w:t xml:space="preserve"> - Puntatore alla richiesta (</w:t>
+      </w:r>
+      <w:proofErr w:type="spellStart"/>
+      <w:r>
+        <w:t>puo'</w:t>
+      </w:r>
+      <w:proofErr w:type="spellEnd"/>
+      <w:r>
+        <w:t xml:space="preserve"> essere NULL)</w:t>
+      </w:r>
+    </w:p>
+    <w:p>
+      <w:r>
+        <w:t>Pre-condizione:</w:t>
+      </w:r>
+    </w:p>
+    <w:p>
+      <w:r>
+        <w:t xml:space="preserve">Nessuna condizione particolare: la funzione gestisce internamente il caso </w:t>
+      </w:r>
+      <w:proofErr w:type="spellStart"/>
+      <w:r>
+        <w:t>richiestaTarget</w:t>
+      </w:r>
+      <w:proofErr w:type="spellEnd"/>
+      <w:r>
+        <w:t xml:space="preserve"> == NULL.</w:t>
+      </w:r>
+    </w:p>
+    <w:p>
+      <w:r>
+        <w:t>Post-condizione:</w:t>
+      </w:r>
+    </w:p>
+    <w:p>
+      <w:r>
+        <w:t>Nessuna modifica allo stato del sistema.</w:t>
+      </w:r>
+    </w:p>
+    <w:p>
+      <w:r>
+        <w:t>Effetti collaterali:</w:t>
+      </w:r>
+    </w:p>
+    <w:p>
+      <w:r>
+        <w:t xml:space="preserve">Nessuno. Restituisce un puntatore diretto alla stringa interna della struttura: il chiamante non deve liberarlo </w:t>
+      </w:r>
+      <w:proofErr w:type="gramStart"/>
+      <w:r>
+        <w:t>ne'</w:t>
+      </w:r>
+      <w:proofErr w:type="gramEnd"/>
+      <w:r>
+        <w:t xml:space="preserve"> modificarlo.</w:t>
+      </w:r>
+    </w:p>
+    <w:p>
+      <w:r>
+        <w:t>Ritorna:</w:t>
+      </w:r>
+    </w:p>
+    <w:p>
+      <w:r>
+        <w:t xml:space="preserve">Stringa con il codice identificativo, oppure NULL se </w:t>
+      </w:r>
+      <w:proofErr w:type="spellStart"/>
+      <w:r>
+        <w:t>richiestaTarget</w:t>
+      </w:r>
+      <w:proofErr w:type="spellEnd"/>
+      <w:r>
+        <w:t xml:space="preserve"> </w:t>
+      </w:r>
+      <w:proofErr w:type="spellStart"/>
+      <w:proofErr w:type="gramStart"/>
+      <w:r>
+        <w:t>e'</w:t>
+      </w:r>
+      <w:proofErr w:type="spellEnd"/>
+      <w:proofErr w:type="gramEnd"/>
+      <w:r>
+        <w:t xml:space="preserve"> NULL.</w:t>
+      </w:r>
+    </w:p>
+    <w:p>
+      <w:pPr>
+        <w:rPr>
+          <w:b/>
+          <w:bCs/>
+        </w:rPr>
+      </w:pPr>
+    </w:p>
+    <w:p>
+      <w:r>
+        <w:rPr>
+          <w:b/>
+          <w:bCs/>
+        </w:rPr>
+        <w:t xml:space="preserve">Funzione: </w:t>
+      </w:r>
+      <w:proofErr w:type="spellStart"/>
+      <w:r>
+        <w:rPr>
+          <w:b/>
+          <w:bCs/>
+        </w:rPr>
+        <w:t>getAppartamentoRichiesta</w:t>
+      </w:r>
+      <w:proofErr w:type="spellEnd"/>
+    </w:p>
+    <w:p>
+      <w:r>
+        <w:t>Restituisce il codice dell'appartamento di provenienza della richiesta.</w:t>
+      </w:r>
+    </w:p>
+    <w:p>
+      <w:r>
+        <w:t>Parametri:</w:t>
+      </w:r>
+    </w:p>
+    <w:p>
+      <w:proofErr w:type="spellStart"/>
+      <w:r>
+        <w:t>richiestaTarget</w:t>
+      </w:r>
+      <w:proofErr w:type="spellEnd"/>
+      <w:r>
+        <w:t xml:space="preserve"> - Puntatore alla richiesta (</w:t>
+      </w:r>
+      <w:proofErr w:type="spellStart"/>
+      <w:r>
+        <w:t>puo'</w:t>
+      </w:r>
+      <w:proofErr w:type="spellEnd"/>
+      <w:r>
+        <w:t xml:space="preserve"> essere NULL)</w:t>
+      </w:r>
+    </w:p>
+    <w:p>
+      <w:r>
+        <w:t>Pre-condizione:</w:t>
+      </w:r>
+    </w:p>
+    <w:p>
+      <w:r>
+        <w:t xml:space="preserve">Nessuna condizione particolare: la funzione gestisce internamente il caso </w:t>
+      </w:r>
+      <w:proofErr w:type="spellStart"/>
+      <w:r>
+        <w:t>richiestaTarget</w:t>
+      </w:r>
+      <w:proofErr w:type="spellEnd"/>
+      <w:r>
+        <w:t xml:space="preserve"> == NULL.</w:t>
+      </w:r>
+    </w:p>
+    <w:p>
+      <w:r>
+        <w:t>Post-condizione:</w:t>
+      </w:r>
+    </w:p>
+    <w:p>
+      <w:r>
+        <w:t>Nessuna modifica allo stato del sistema.</w:t>
+      </w:r>
+    </w:p>
+    <w:p>
+      <w:r>
+        <w:t>Effetti collaterali:</w:t>
+      </w:r>
+    </w:p>
+    <w:p>
+      <w:r>
+        <w:t xml:space="preserve">Nessuno. Restituisce un puntatore diretto alla stringa interna della struttura: il chiamante non deve liberarlo </w:t>
+      </w:r>
+      <w:proofErr w:type="gramStart"/>
+      <w:r>
+        <w:t>ne'</w:t>
+      </w:r>
+      <w:proofErr w:type="gramEnd"/>
+      <w:r>
+        <w:t xml:space="preserve"> modificarlo.</w:t>
+      </w:r>
+    </w:p>
+    <w:p>
+      <w:r>
+        <w:t>Ritorna:</w:t>
+      </w:r>
+    </w:p>
+    <w:p>
+      <w:r>
+        <w:t xml:space="preserve">Stringa con l'identificativo dell'appartamento, oppure NULL se </w:t>
+      </w:r>
+      <w:proofErr w:type="spellStart"/>
+      <w:r>
+        <w:t>richiestaTarget</w:t>
+      </w:r>
+      <w:proofErr w:type="spellEnd"/>
+      <w:r>
+        <w:t xml:space="preserve"> </w:t>
+      </w:r>
+      <w:proofErr w:type="spellStart"/>
+      <w:proofErr w:type="gramStart"/>
+      <w:r>
+        <w:t>e'</w:t>
+      </w:r>
+      <w:proofErr w:type="spellEnd"/>
+      <w:proofErr w:type="gramEnd"/>
+      <w:r>
+        <w:t xml:space="preserve"> NULL.</w:t>
+      </w:r>
+    </w:p>
+    <w:p>
+      <w:pPr>
+        <w:rPr>
+          <w:b/>
+          <w:bCs/>
+        </w:rPr>
+      </w:pPr>
+    </w:p>
+    <w:p>
+      <w:r>
+        <w:rPr>
+          <w:b/>
+          <w:bCs/>
+        </w:rPr>
+        <w:t xml:space="preserve">Funzione: </w:t>
+      </w:r>
+      <w:proofErr w:type="spellStart"/>
+      <w:r>
+        <w:rPr>
+          <w:b/>
+          <w:bCs/>
+        </w:rPr>
+        <w:t>getTipologiaProblemaRichiesta</w:t>
+      </w:r>
+      <w:proofErr w:type="spellEnd"/>
+    </w:p>
+    <w:p>
+      <w:r>
+        <w:t>Restituisce la categoria o tipologia del problema segnalato nella richiesta.</w:t>
+      </w:r>
+    </w:p>
+    <w:p>
+      <w:r>
+        <w:t>Parametri:</w:t>
+      </w:r>
+    </w:p>
+    <w:p>
+      <w:proofErr w:type="spellStart"/>
+      <w:r>
+        <w:t>richiestaTarget</w:t>
+      </w:r>
+      <w:proofErr w:type="spellEnd"/>
+      <w:r>
+        <w:t xml:space="preserve"> - Puntatore alla richiesta (</w:t>
+      </w:r>
+      <w:proofErr w:type="spellStart"/>
+      <w:r>
+        <w:t>puo'</w:t>
+      </w:r>
+      <w:proofErr w:type="spellEnd"/>
+      <w:r>
+        <w:t xml:space="preserve"> essere NULL)</w:t>
+      </w:r>
+    </w:p>
+    <w:p>
+      <w:r>
+        <w:lastRenderedPageBreak/>
+        <w:t>Pre-condizione:</w:t>
+      </w:r>
+    </w:p>
+    <w:p>
+      <w:r>
+        <w:t xml:space="preserve">Nessuna condizione particolare: la funzione gestisce internamente il caso </w:t>
+      </w:r>
+      <w:proofErr w:type="spellStart"/>
+      <w:r>
+        <w:t>richiestaTarget</w:t>
+      </w:r>
+      <w:proofErr w:type="spellEnd"/>
+      <w:r>
+        <w:t xml:space="preserve"> == NULL.</w:t>
+      </w:r>
+    </w:p>
+    <w:p>
+      <w:r>
+        <w:t>Post-condizione:</w:t>
+      </w:r>
+    </w:p>
+    <w:p>
+      <w:r>
+        <w:t>Nessuna modifica allo stato del sistema.</w:t>
+      </w:r>
+    </w:p>
+    <w:p>
+      <w:r>
+        <w:t>Effetti collaterali:</w:t>
+      </w:r>
+    </w:p>
+    <w:p>
+      <w:r>
+        <w:t xml:space="preserve">Nessuno. Restituisce un puntatore diretto alla stringa interna della struttura: il chiamante non deve liberarlo </w:t>
+      </w:r>
+      <w:proofErr w:type="gramStart"/>
+      <w:r>
+        <w:t>ne'</w:t>
+      </w:r>
+      <w:proofErr w:type="gramEnd"/>
+      <w:r>
+        <w:t xml:space="preserve"> modificarlo.</w:t>
+      </w:r>
+    </w:p>
+    <w:p>
+      <w:r>
+        <w:t>Ritorna:</w:t>
+      </w:r>
+    </w:p>
+    <w:p>
+      <w:r>
+        <w:t xml:space="preserve">Stringa con la tipologia (es. "Idraulico"), oppure NULL se </w:t>
+      </w:r>
+      <w:proofErr w:type="spellStart"/>
+      <w:r>
+        <w:t>richiestaTarget</w:t>
+      </w:r>
+      <w:proofErr w:type="spellEnd"/>
+      <w:r>
+        <w:t xml:space="preserve"> </w:t>
+      </w:r>
+      <w:proofErr w:type="spellStart"/>
+      <w:proofErr w:type="gramStart"/>
+      <w:r>
+        <w:t>e'</w:t>
+      </w:r>
+      <w:proofErr w:type="spellEnd"/>
+      <w:proofErr w:type="gramEnd"/>
+      <w:r>
+        <w:t xml:space="preserve"> NULL.</w:t>
+      </w:r>
+    </w:p>
+    <w:p>
+      <w:pPr>
+        <w:rPr>
+          <w:b/>
+          <w:bCs/>
+        </w:rPr>
+      </w:pPr>
+    </w:p>
+    <w:p>
+      <w:r>
+        <w:rPr>
+          <w:b/>
+          <w:bCs/>
+        </w:rPr>
+        <w:t xml:space="preserve">Funzione: </w:t>
+      </w:r>
+      <w:proofErr w:type="spellStart"/>
+      <w:r>
+        <w:rPr>
+          <w:b/>
+          <w:bCs/>
+        </w:rPr>
+        <w:t>getDescrizioneRichiesta</w:t>
+      </w:r>
+      <w:proofErr w:type="spellEnd"/>
+    </w:p>
+    <w:p>
+      <w:r>
+        <w:t>Restituisce la descrizione dettagliata del problema segnalato.</w:t>
+      </w:r>
+    </w:p>
+    <w:p>
+      <w:r>
+        <w:t>Parametri:</w:t>
+      </w:r>
+    </w:p>
+    <w:p>
+      <w:proofErr w:type="spellStart"/>
+      <w:r>
+        <w:t>richiestaTarget</w:t>
+      </w:r>
+      <w:proofErr w:type="spellEnd"/>
+      <w:r>
+        <w:t xml:space="preserve"> - Puntatore alla richiesta (</w:t>
+      </w:r>
+      <w:proofErr w:type="spellStart"/>
+      <w:r>
+        <w:t>puo'</w:t>
+      </w:r>
+      <w:proofErr w:type="spellEnd"/>
+      <w:r>
+        <w:t xml:space="preserve"> essere NULL)</w:t>
+      </w:r>
+    </w:p>
+    <w:p>
+      <w:r>
+        <w:t>Pre-condizione:</w:t>
+      </w:r>
+    </w:p>
+    <w:p>
+      <w:r>
+        <w:t xml:space="preserve">Nessuna condizione particolare: la funzione gestisce internamente il caso </w:t>
+      </w:r>
+      <w:proofErr w:type="spellStart"/>
+      <w:r>
+        <w:t>richiestaTarget</w:t>
+      </w:r>
+      <w:proofErr w:type="spellEnd"/>
+      <w:r>
+        <w:t xml:space="preserve"> == NULL.</w:t>
+      </w:r>
+    </w:p>
+    <w:p>
+      <w:r>
+        <w:t>Post-condizione:</w:t>
+      </w:r>
+    </w:p>
+    <w:p>
+      <w:r>
+        <w:t>Nessuna modifica allo stato del sistema.</w:t>
+      </w:r>
+    </w:p>
+    <w:p>
+      <w:r>
+        <w:t>Effetti collaterali:</w:t>
+      </w:r>
+    </w:p>
+    <w:p>
+      <w:r>
+        <w:t xml:space="preserve">Nessuno. Restituisce un puntatore diretto alla stringa interna della struttura: il chiamante non deve liberarlo </w:t>
+      </w:r>
+      <w:proofErr w:type="gramStart"/>
+      <w:r>
+        <w:t>ne'</w:t>
+      </w:r>
+      <w:proofErr w:type="gramEnd"/>
+      <w:r>
+        <w:t xml:space="preserve"> modificarlo.</w:t>
+      </w:r>
+    </w:p>
+    <w:p>
+      <w:r>
+        <w:t>Ritorna:</w:t>
+      </w:r>
+    </w:p>
+    <w:p>
+      <w:r>
+        <w:t xml:space="preserve">Stringa con la descrizione del problema, oppure NULL se </w:t>
+      </w:r>
+      <w:proofErr w:type="spellStart"/>
+      <w:r>
+        <w:t>richiestaTarget</w:t>
+      </w:r>
+      <w:proofErr w:type="spellEnd"/>
+      <w:r>
+        <w:t xml:space="preserve"> </w:t>
+      </w:r>
+      <w:proofErr w:type="spellStart"/>
+      <w:proofErr w:type="gramStart"/>
+      <w:r>
+        <w:t>e'</w:t>
+      </w:r>
+      <w:proofErr w:type="spellEnd"/>
+      <w:proofErr w:type="gramEnd"/>
+      <w:r>
+        <w:t xml:space="preserve"> NULL.</w:t>
+      </w:r>
+    </w:p>
+    <w:p>
+      <w:pPr>
+        <w:rPr>
+          <w:b/>
+          <w:bCs/>
+        </w:rPr>
+      </w:pPr>
+    </w:p>
+    <w:p>
+      <w:r>
+        <w:rPr>
+          <w:b/>
+          <w:bCs/>
+        </w:rPr>
+        <w:t xml:space="preserve">Funzione: </w:t>
+      </w:r>
+      <w:proofErr w:type="spellStart"/>
+      <w:r>
+        <w:rPr>
+          <w:b/>
+          <w:bCs/>
+        </w:rPr>
+        <w:t>getDataRichiesta</w:t>
+      </w:r>
+      <w:proofErr w:type="spellEnd"/>
+    </w:p>
+    <w:p>
+      <w:r>
+        <w:t>Restituisce la data di apertura della richiesta nel formato "GG/MM/AAAA".</w:t>
+      </w:r>
+    </w:p>
+    <w:p>
+      <w:r>
+        <w:t>Parametri:</w:t>
+      </w:r>
+    </w:p>
+    <w:p>
+      <w:proofErr w:type="spellStart"/>
+      <w:r>
+        <w:t>richiestaTarget</w:t>
+      </w:r>
+      <w:proofErr w:type="spellEnd"/>
+      <w:r>
+        <w:t xml:space="preserve"> - Puntatore alla richiesta (</w:t>
+      </w:r>
+      <w:proofErr w:type="spellStart"/>
+      <w:r>
+        <w:t>puo'</w:t>
+      </w:r>
+      <w:proofErr w:type="spellEnd"/>
+      <w:r>
+        <w:t xml:space="preserve"> essere NULL)</w:t>
+      </w:r>
+    </w:p>
+    <w:p>
+      <w:r>
+        <w:t>Pre-condizione:</w:t>
+      </w:r>
+    </w:p>
+    <w:p>
+      <w:r>
+        <w:t xml:space="preserve">Nessuna condizione particolare: la funzione gestisce internamente il caso </w:t>
+      </w:r>
+      <w:proofErr w:type="spellStart"/>
+      <w:r>
+        <w:t>richiestaTarget</w:t>
+      </w:r>
+      <w:proofErr w:type="spellEnd"/>
+      <w:r>
+        <w:t xml:space="preserve"> == NULL.</w:t>
+      </w:r>
+    </w:p>
+    <w:p>
+      <w:r>
+        <w:t>Post-condizione:</w:t>
+      </w:r>
+    </w:p>
+    <w:p>
+      <w:r>
+        <w:t>Nessuna modifica allo stato del sistema.</w:t>
+      </w:r>
+    </w:p>
+    <w:p>
+      <w:r>
+        <w:t>Effetti collaterali:</w:t>
+      </w:r>
+    </w:p>
+    <w:p>
+      <w:r>
+        <w:t xml:space="preserve">Nessuno. Restituisce un puntatore diretto alla stringa interna della struttura: il chiamante non deve liberarlo </w:t>
+      </w:r>
+      <w:proofErr w:type="gramStart"/>
+      <w:r>
+        <w:t>ne'</w:t>
+      </w:r>
+      <w:proofErr w:type="gramEnd"/>
+      <w:r>
+        <w:t xml:space="preserve"> modificarlo.</w:t>
+      </w:r>
+    </w:p>
+    <w:p>
+      <w:r>
+        <w:t>Ritorna:</w:t>
+      </w:r>
+    </w:p>
+    <w:p>
+      <w:r>
+        <w:t xml:space="preserve">Stringa con la data in formato "GG/MM/AAAA", oppure NULL se </w:t>
+      </w:r>
+      <w:proofErr w:type="spellStart"/>
+      <w:r>
+        <w:t>richiestaTarget</w:t>
+      </w:r>
+      <w:proofErr w:type="spellEnd"/>
+      <w:r>
+        <w:t xml:space="preserve"> </w:t>
+      </w:r>
+      <w:proofErr w:type="spellStart"/>
+      <w:proofErr w:type="gramStart"/>
+      <w:r>
+        <w:t>e'</w:t>
+      </w:r>
+      <w:proofErr w:type="spellEnd"/>
+      <w:proofErr w:type="gramEnd"/>
+      <w:r>
+        <w:t xml:space="preserve"> NULL.</w:t>
+      </w:r>
+    </w:p>
+    <w:p>
+      <w:pPr>
+        <w:rPr>
+          <w:b/>
+          <w:bCs/>
+        </w:rPr>
+      </w:pPr>
+    </w:p>
+    <w:p>
+      <w:r>
+        <w:rPr>
+          <w:b/>
+          <w:bCs/>
+        </w:rPr>
+        <w:t xml:space="preserve">Funzione: </w:t>
+      </w:r>
+      <w:proofErr w:type="spellStart"/>
+      <w:r>
+        <w:rPr>
+          <w:b/>
+          <w:bCs/>
+        </w:rPr>
+        <w:t>getLivelloUrgenzaRichiesta</w:t>
+      </w:r>
+      <w:proofErr w:type="spellEnd"/>
+    </w:p>
+    <w:p>
+      <w:r>
+        <w:t xml:space="preserve">Restituisce il livello numerico di urgenza della richiesta, utilizzato come criterio di </w:t>
+      </w:r>
+      <w:proofErr w:type="spellStart"/>
+      <w:r>
+        <w:t>priorita'</w:t>
+      </w:r>
+      <w:proofErr w:type="spellEnd"/>
+      <w:r>
+        <w:t xml:space="preserve"> nella coda di attesa.</w:t>
+      </w:r>
+    </w:p>
+    <w:p>
+      <w:r>
+        <w:t>Parametri:</w:t>
+      </w:r>
+    </w:p>
+    <w:p>
+      <w:proofErr w:type="spellStart"/>
+      <w:r>
+        <w:t>richiestaTarget</w:t>
+      </w:r>
+      <w:proofErr w:type="spellEnd"/>
+      <w:r>
+        <w:t xml:space="preserve"> - Puntatore alla richiesta (</w:t>
+      </w:r>
+      <w:proofErr w:type="spellStart"/>
+      <w:r>
+        <w:t>puo'</w:t>
+      </w:r>
+      <w:proofErr w:type="spellEnd"/>
+      <w:r>
+        <w:t xml:space="preserve"> essere NULL)</w:t>
+      </w:r>
+    </w:p>
+    <w:p>
+      <w:r>
+        <w:t>Pre-condizione:</w:t>
+      </w:r>
+    </w:p>
+    <w:p>
+      <w:r>
+        <w:t xml:space="preserve">Nessuna condizione particolare: la funzione gestisce internamente il caso </w:t>
+      </w:r>
+      <w:proofErr w:type="spellStart"/>
+      <w:r>
+        <w:t>richiestaTarget</w:t>
+      </w:r>
+      <w:proofErr w:type="spellEnd"/>
+      <w:r>
+        <w:t xml:space="preserve"> == NULL.</w:t>
+      </w:r>
+    </w:p>
+    <w:p>
+      <w:r>
+        <w:t>Post-condizione:</w:t>
+      </w:r>
+    </w:p>
+    <w:p>
+      <w:r>
+        <w:t>Nessuna modifica allo stato del sistema.</w:t>
+      </w:r>
+    </w:p>
+    <w:p>
+      <w:r>
+        <w:lastRenderedPageBreak/>
+        <w:t>Effetti collaterali:</w:t>
+      </w:r>
+    </w:p>
+    <w:p>
+      <w:r>
+        <w:t>Nessuno. Restituisce un valore scalare: nessuna memoria coinvolta.</w:t>
+      </w:r>
+    </w:p>
+    <w:p>
+      <w:r>
+        <w:t>Ritorna:</w:t>
+      </w:r>
+    </w:p>
+    <w:p>
+      <w:r>
+        <w:t xml:space="preserve">Intero con il livello di urgenza, oppure -1 se </w:t>
+      </w:r>
+      <w:proofErr w:type="spellStart"/>
+      <w:r>
+        <w:t>richiestaTarget</w:t>
+      </w:r>
+      <w:proofErr w:type="spellEnd"/>
+      <w:r>
+        <w:t xml:space="preserve"> </w:t>
+      </w:r>
+      <w:proofErr w:type="spellStart"/>
+      <w:proofErr w:type="gramStart"/>
+      <w:r>
+        <w:t>e'</w:t>
+      </w:r>
+      <w:proofErr w:type="spellEnd"/>
+      <w:proofErr w:type="gramEnd"/>
+      <w:r>
+        <w:t xml:space="preserve"> NULL.</w:t>
+      </w:r>
+    </w:p>
+    <w:p>
+      <w:pPr>
+        <w:rPr>
+          <w:b/>
+          <w:bCs/>
+        </w:rPr>
+      </w:pPr>
+    </w:p>
+    <w:p>
+      <w:r>
+        <w:rPr>
+          <w:b/>
+          <w:bCs/>
+        </w:rPr>
+        <w:t xml:space="preserve">Funzione: </w:t>
+      </w:r>
+      <w:proofErr w:type="spellStart"/>
+      <w:r>
+        <w:rPr>
+          <w:b/>
+          <w:bCs/>
+        </w:rPr>
+        <w:t>getStatoRichiesta</w:t>
+      </w:r>
+      <w:proofErr w:type="spellEnd"/>
+    </w:p>
+    <w:p>
+      <w:r>
+        <w:t>Restituisce lo stato corrente della richiesta nel suo ciclo di vita.</w:t>
+      </w:r>
+    </w:p>
+    <w:p>
+      <w:r>
+        <w:t>Parametri:</w:t>
+      </w:r>
+    </w:p>
+    <w:p>
+      <w:proofErr w:type="spellStart"/>
+      <w:r>
+        <w:t>richiestaTarget</w:t>
+      </w:r>
+      <w:proofErr w:type="spellEnd"/>
+      <w:r>
+        <w:t xml:space="preserve"> - Puntatore alla richiesta (</w:t>
+      </w:r>
+      <w:proofErr w:type="spellStart"/>
+      <w:r>
+        <w:t>puo'</w:t>
+      </w:r>
+      <w:proofErr w:type="spellEnd"/>
+      <w:r>
+        <w:t xml:space="preserve"> essere NULL)</w:t>
+      </w:r>
+    </w:p>
+    <w:p>
+      <w:r>
+        <w:t>Pre-condizione:</w:t>
+      </w:r>
+    </w:p>
+    <w:p>
+      <w:r>
+        <w:t xml:space="preserve">Nessuna condizione particolare: la funzione gestisce internamente il caso </w:t>
+      </w:r>
+      <w:proofErr w:type="spellStart"/>
+      <w:r>
+        <w:t>richiestaTarget</w:t>
+      </w:r>
+      <w:proofErr w:type="spellEnd"/>
+      <w:r>
+        <w:t xml:space="preserve"> == NULL.</w:t>
+      </w:r>
+    </w:p>
+    <w:p>
+      <w:r>
+        <w:t>Post-condizione:</w:t>
+      </w:r>
+    </w:p>
+    <w:p>
+      <w:r>
+        <w:t>Nessuna modifica allo stato del sistema.</w:t>
+      </w:r>
+    </w:p>
+    <w:p>
+      <w:r>
+        <w:t>Effetti collaterali:</w:t>
+      </w:r>
+    </w:p>
+    <w:p>
+      <w:r>
+        <w:t>Nessuno. Restituisce un valore scalare (</w:t>
+      </w:r>
+      <w:proofErr w:type="spellStart"/>
+      <w:r>
+        <w:t>enum</w:t>
+      </w:r>
+      <w:proofErr w:type="spellEnd"/>
+      <w:r>
+        <w:t>): nessuna memoria coinvolta.</w:t>
+      </w:r>
+    </w:p>
+    <w:p>
+      <w:r>
+        <w:t>Ritorna:</w:t>
+      </w:r>
+    </w:p>
+    <w:p>
+      <w:r>
+        <w:t xml:space="preserve">Valore dell'enumerazione </w:t>
+      </w:r>
+      <w:proofErr w:type="spellStart"/>
+      <w:proofErr w:type="gramStart"/>
+      <w:r>
+        <w:t>StatoRichiesta</w:t>
+      </w:r>
+      <w:proofErr w:type="spellEnd"/>
+      <w:proofErr w:type="gramEnd"/>
+      <w:r>
+        <w:t xml:space="preserve">, oppure ANNULLATA (valore di </w:t>
+      </w:r>
+      <w:proofErr w:type="spellStart"/>
+      <w:r>
+        <w:t>fallback</w:t>
+      </w:r>
+      <w:proofErr w:type="spellEnd"/>
+      <w:r>
+        <w:t xml:space="preserve">) se </w:t>
+      </w:r>
+      <w:proofErr w:type="spellStart"/>
+      <w:r>
+        <w:t>richiestaTarget</w:t>
+      </w:r>
+      <w:proofErr w:type="spellEnd"/>
+      <w:r>
+        <w:t xml:space="preserve"> </w:t>
+      </w:r>
+      <w:proofErr w:type="spellStart"/>
+      <w:proofErr w:type="gramStart"/>
+      <w:r>
+        <w:t>e'</w:t>
+      </w:r>
+      <w:proofErr w:type="spellEnd"/>
+      <w:proofErr w:type="gramEnd"/>
+      <w:r>
+        <w:t xml:space="preserve"> NULL.</w:t>
+      </w:r>
+    </w:p>
+    <w:p>
+      <w:pPr>
+        <w:rPr>
+          <w:b/>
+          <w:bCs/>
+        </w:rPr>
+      </w:pPr>
+    </w:p>
+    <w:p>
+      <w:r>
+        <w:rPr>
+          <w:b/>
+          <w:bCs/>
+        </w:rPr>
+        <w:t xml:space="preserve">Funzione: </w:t>
+      </w:r>
+      <w:proofErr w:type="spellStart"/>
+      <w:r>
+        <w:rPr>
+          <w:b/>
+          <w:bCs/>
+        </w:rPr>
+        <w:t>getCodiceTecnicoAssegnatoRichiesta</w:t>
+      </w:r>
+      <w:proofErr w:type="spellEnd"/>
+    </w:p>
+    <w:p>
+      <w:r>
+        <w:t xml:space="preserve">Restituisce il codice del tecnico cui </w:t>
+      </w:r>
+      <w:proofErr w:type="spellStart"/>
+      <w:proofErr w:type="gramStart"/>
+      <w:r>
+        <w:t>e'</w:t>
+      </w:r>
+      <w:proofErr w:type="spellEnd"/>
+      <w:proofErr w:type="gramEnd"/>
+      <w:r>
+        <w:t xml:space="preserve"> stata assegnata la richiesta.</w:t>
+      </w:r>
+    </w:p>
+    <w:p>
+      <w:r>
+        <w:t>Parametri:</w:t>
+      </w:r>
+    </w:p>
+    <w:p>
+      <w:proofErr w:type="spellStart"/>
+      <w:r>
+        <w:t>richiestaTarget</w:t>
+      </w:r>
+      <w:proofErr w:type="spellEnd"/>
+      <w:r>
+        <w:t xml:space="preserve"> - Puntatore alla richiesta (</w:t>
+      </w:r>
+      <w:proofErr w:type="spellStart"/>
+      <w:r>
+        <w:t>puo'</w:t>
+      </w:r>
+      <w:proofErr w:type="spellEnd"/>
+      <w:r>
+        <w:t xml:space="preserve"> essere NULL)</w:t>
+      </w:r>
+    </w:p>
+    <w:p>
+      <w:r>
+        <w:t>Pre-condizione:</w:t>
+      </w:r>
+    </w:p>
+    <w:p>
+      <w:r>
+        <w:t xml:space="preserve">Nessuna condizione particolare: la funzione gestisce internamente il caso </w:t>
+      </w:r>
+      <w:proofErr w:type="spellStart"/>
+      <w:r>
+        <w:t>richiestaTarget</w:t>
+      </w:r>
+      <w:proofErr w:type="spellEnd"/>
+      <w:r>
+        <w:t xml:space="preserve"> == NULL.</w:t>
+      </w:r>
+    </w:p>
+    <w:p>
+      <w:r>
+        <w:t>Post-condizione:</w:t>
+      </w:r>
+    </w:p>
+    <w:p>
+      <w:r>
+        <w:t>Nessuna modifica allo stato del sistema.</w:t>
+      </w:r>
+    </w:p>
+    <w:p>
+      <w:r>
+        <w:t>Effetti collaterali:</w:t>
+      </w:r>
+    </w:p>
+    <w:p>
+      <w:r>
+        <w:t xml:space="preserve">Nessuno. Restituisce un puntatore diretto alla stringa interna della struttura: il chiamante non deve liberarlo </w:t>
+      </w:r>
+      <w:proofErr w:type="gramStart"/>
+      <w:r>
+        <w:t>ne'</w:t>
+      </w:r>
+      <w:proofErr w:type="gramEnd"/>
+      <w:r>
+        <w:t xml:space="preserve"> modificarlo.</w:t>
+      </w:r>
+    </w:p>
+    <w:p>
+      <w:r>
+        <w:t>Ritorna:</w:t>
+      </w:r>
+    </w:p>
+    <w:p>
+      <w:r>
+        <w:t xml:space="preserve">Stringa con il codice del tecnico, oppure NULL se non ancora assegnato o se </w:t>
+      </w:r>
+      <w:proofErr w:type="spellStart"/>
+      <w:r>
+        <w:t>richiestaTarget</w:t>
+      </w:r>
+      <w:proofErr w:type="spellEnd"/>
+      <w:r>
+        <w:t xml:space="preserve"> </w:t>
+      </w:r>
+      <w:proofErr w:type="spellStart"/>
+      <w:proofErr w:type="gramStart"/>
+      <w:r>
+        <w:t>e'</w:t>
+      </w:r>
+      <w:proofErr w:type="spellEnd"/>
+      <w:proofErr w:type="gramEnd"/>
+      <w:r>
+        <w:t xml:space="preserve"> NULL.</w:t>
+      </w:r>
+    </w:p>
+    <w:p>
+      <w:pPr>
+        <w:rPr>
+          <w:b/>
+          <w:bCs/>
+        </w:rPr>
+      </w:pPr>
+    </w:p>
+    <w:p>
+      <w:r>
+        <w:rPr>
+          <w:b/>
+          <w:bCs/>
+        </w:rPr>
+        <w:t xml:space="preserve">Funzione: </w:t>
+      </w:r>
+      <w:proofErr w:type="spellStart"/>
+      <w:r>
+        <w:rPr>
+          <w:b/>
+          <w:bCs/>
+        </w:rPr>
+        <w:t>getDataInizioLavorazioneRichiesta</w:t>
+      </w:r>
+      <w:proofErr w:type="spellEnd"/>
+    </w:p>
+    <w:p>
+      <w:r>
+        <w:t>Restituisce la data in cui il tecnico ha preso in carico la richiesta (data di inizio lavorazione).</w:t>
+      </w:r>
+    </w:p>
+    <w:p>
+      <w:r>
+        <w:t>Parametri:</w:t>
+      </w:r>
+    </w:p>
+    <w:p>
+      <w:proofErr w:type="spellStart"/>
+      <w:r>
+        <w:t>richiestaTarget</w:t>
+      </w:r>
+      <w:proofErr w:type="spellEnd"/>
+      <w:r>
+        <w:t xml:space="preserve"> - Puntatore alla richiesta (</w:t>
+      </w:r>
+      <w:proofErr w:type="spellStart"/>
+      <w:r>
+        <w:t>puo'</w:t>
+      </w:r>
+      <w:proofErr w:type="spellEnd"/>
+      <w:r>
+        <w:t xml:space="preserve"> essere NULL)</w:t>
+      </w:r>
+    </w:p>
+    <w:p>
+      <w:r>
+        <w:t>Pre-condizione:</w:t>
+      </w:r>
+    </w:p>
+    <w:p>
+      <w:r>
+        <w:t xml:space="preserve">Nessuna condizione particolare: la funzione gestisce internamente il caso </w:t>
+      </w:r>
+      <w:proofErr w:type="spellStart"/>
+      <w:r>
+        <w:t>richiestaTarget</w:t>
+      </w:r>
+      <w:proofErr w:type="spellEnd"/>
+      <w:r>
+        <w:t xml:space="preserve"> == NULL.</w:t>
+      </w:r>
+    </w:p>
+    <w:p>
+      <w:r>
+        <w:t>Post-condizione:</w:t>
+      </w:r>
+    </w:p>
+    <w:p>
+      <w:r>
+        <w:t>Nessuna modifica allo stato del sistema.</w:t>
+      </w:r>
+    </w:p>
+    <w:p>
+      <w:r>
+        <w:t>Effetti collaterali:</w:t>
+      </w:r>
+    </w:p>
+    <w:p>
+      <w:r>
+        <w:t xml:space="preserve">Nessuno. Restituisce un puntatore diretto alla stringa interna della struttura: il chiamante non deve liberarlo </w:t>
+      </w:r>
+      <w:proofErr w:type="gramStart"/>
+      <w:r>
+        <w:t>ne'</w:t>
+      </w:r>
+      <w:proofErr w:type="gramEnd"/>
+      <w:r>
+        <w:t xml:space="preserve"> modificarlo.</w:t>
+      </w:r>
+    </w:p>
+    <w:p>
+      <w:r>
+        <w:t>Ritorna:</w:t>
+      </w:r>
+    </w:p>
+    <w:p>
+      <w:r>
+        <w:t xml:space="preserve">Stringa con la data in formato "GG/MM/AAAA", oppure NULL se la lavorazione non </w:t>
+      </w:r>
+      <w:proofErr w:type="spellStart"/>
+      <w:proofErr w:type="gramStart"/>
+      <w:r>
+        <w:t>e'</w:t>
+      </w:r>
+      <w:proofErr w:type="spellEnd"/>
+      <w:proofErr w:type="gramEnd"/>
+      <w:r>
+        <w:t xml:space="preserve"> ancora iniziata o se </w:t>
+      </w:r>
+      <w:proofErr w:type="spellStart"/>
+      <w:r>
+        <w:t>richiestaTarget</w:t>
+      </w:r>
+      <w:proofErr w:type="spellEnd"/>
+      <w:r>
+        <w:t xml:space="preserve"> </w:t>
+      </w:r>
+      <w:proofErr w:type="spellStart"/>
+      <w:proofErr w:type="gramStart"/>
+      <w:r>
+        <w:t>e'</w:t>
+      </w:r>
+      <w:proofErr w:type="spellEnd"/>
+      <w:proofErr w:type="gramEnd"/>
+      <w:r>
+        <w:t xml:space="preserve"> NULL.</w:t>
+      </w:r>
+    </w:p>
+    <w:p>
+      <w:pPr>
+        <w:rPr>
+          <w:b/>
+          <w:bCs/>
+        </w:rPr>
+      </w:pPr>
+    </w:p>
+    <w:p>
+      <w:r>
+        <w:rPr>
+          <w:b/>
+          <w:bCs/>
+        </w:rPr>
+        <w:t xml:space="preserve">Funzione: </w:t>
+      </w:r>
+      <w:proofErr w:type="spellStart"/>
+      <w:r>
+        <w:rPr>
+          <w:b/>
+          <w:bCs/>
+        </w:rPr>
+        <w:t>getDataChiusuraRichiesta</w:t>
+      </w:r>
+      <w:proofErr w:type="spellEnd"/>
+    </w:p>
+    <w:p>
+      <w:r>
+        <w:t>Restituisce la data di chiusura (completamento) della richiesta.</w:t>
+      </w:r>
+    </w:p>
+    <w:p>
+      <w:r>
+        <w:t>Parametri:</w:t>
+      </w:r>
+    </w:p>
+    <w:p>
+      <w:proofErr w:type="spellStart"/>
+      <w:r>
+        <w:t>richiestaTarget</w:t>
+      </w:r>
+      <w:proofErr w:type="spellEnd"/>
+      <w:r>
+        <w:t xml:space="preserve"> - Puntatore alla richiesta (</w:t>
+      </w:r>
+      <w:proofErr w:type="spellStart"/>
+      <w:r>
+        <w:t>puo'</w:t>
+      </w:r>
+      <w:proofErr w:type="spellEnd"/>
+      <w:r>
+        <w:t xml:space="preserve"> essere NULL)</w:t>
+      </w:r>
+    </w:p>
+    <w:p>
+      <w:r>
+        <w:t>Pre-condizione:</w:t>
+      </w:r>
+    </w:p>
+    <w:p>
+      <w:r>
+        <w:t xml:space="preserve">Nessuna condizione particolare: la funzione gestisce internamente il caso </w:t>
+      </w:r>
+      <w:proofErr w:type="spellStart"/>
+      <w:r>
+        <w:t>richiestaTarget</w:t>
+      </w:r>
+      <w:proofErr w:type="spellEnd"/>
+      <w:r>
+        <w:t xml:space="preserve"> == NULL.</w:t>
+      </w:r>
+    </w:p>
+    <w:p>
+      <w:r>
+        <w:t>Post-condizione:</w:t>
+      </w:r>
+    </w:p>
+    <w:p>
+      <w:r>
+        <w:t>Nessuna modifica allo stato del sistema.</w:t>
+      </w:r>
+    </w:p>
+    <w:p>
+      <w:r>
+        <w:t>Effetti collaterali:</w:t>
+      </w:r>
+    </w:p>
+    <w:p>
+      <w:r>
+        <w:t xml:space="preserve">Nessuno. Restituisce un puntatore diretto alla stringa interna della struttura: il chiamante non deve liberarlo </w:t>
+      </w:r>
+      <w:proofErr w:type="gramStart"/>
+      <w:r>
+        <w:t>ne'</w:t>
+      </w:r>
+      <w:proofErr w:type="gramEnd"/>
+      <w:r>
+        <w:t xml:space="preserve"> modificarlo.</w:t>
+      </w:r>
+    </w:p>
+    <w:p>
+      <w:r>
+        <w:t>Ritorna:</w:t>
+      </w:r>
+    </w:p>
+    <w:p>
+      <w:r>
+        <w:t xml:space="preserve">Stringa con la data di chiusura in formato "GG/MM/AAAA", oppure NULL se la richiesta </w:t>
+      </w:r>
+      <w:proofErr w:type="spellStart"/>
+      <w:proofErr w:type="gramStart"/>
+      <w:r>
+        <w:t>e'</w:t>
+      </w:r>
+      <w:proofErr w:type="spellEnd"/>
+      <w:proofErr w:type="gramEnd"/>
+      <w:r>
+        <w:t xml:space="preserve"> ancora aperta/in lavorazione o se </w:t>
+      </w:r>
+      <w:proofErr w:type="spellStart"/>
+      <w:r>
+        <w:t>richiestaTarget</w:t>
+      </w:r>
+      <w:proofErr w:type="spellEnd"/>
+      <w:r>
+        <w:t xml:space="preserve"> </w:t>
+      </w:r>
+      <w:proofErr w:type="spellStart"/>
+      <w:proofErr w:type="gramStart"/>
+      <w:r>
+        <w:t>e'</w:t>
+      </w:r>
+      <w:proofErr w:type="spellEnd"/>
+      <w:proofErr w:type="gramEnd"/>
+      <w:r>
+        <w:t xml:space="preserve"> NULL.</w:t>
+      </w:r>
+    </w:p>
+    <w:p>
+      <w:pPr>
+        <w:rPr>
+          <w:b/>
+          <w:bCs/>
+        </w:rPr>
+      </w:pPr>
+    </w:p>
+    <w:p>
+      <w:r>
+        <w:rPr>
+          <w:b/>
+          <w:bCs/>
+        </w:rPr>
+        <w:t xml:space="preserve">Funzione: </w:t>
+      </w:r>
+      <w:proofErr w:type="spellStart"/>
+      <w:r>
+        <w:rPr>
+          <w:b/>
+          <w:bCs/>
+        </w:rPr>
+        <w:t>getFasciaOrariaRichiesta</w:t>
+      </w:r>
+      <w:proofErr w:type="spellEnd"/>
+    </w:p>
+    <w:p>
+      <w:r>
+        <w:t>Restituisce la fascia oraria pianificata per l'intervento, nel formato "HH:MM-HH:MM".</w:t>
+      </w:r>
+    </w:p>
+    <w:p>
+      <w:r>
+        <w:t>Parametri:</w:t>
+      </w:r>
+    </w:p>
+    <w:p>
+      <w:r>
+        <w:t>r - Puntatore alla richiesta (</w:t>
+      </w:r>
+      <w:proofErr w:type="spellStart"/>
+      <w:r>
+        <w:t>puo'</w:t>
+      </w:r>
+      <w:proofErr w:type="spellEnd"/>
+      <w:r>
+        <w:t xml:space="preserve"> essere NULL)</w:t>
+      </w:r>
+    </w:p>
+    <w:p>
+      <w:r>
+        <w:t>Pre-condizione:</w:t>
+      </w:r>
+    </w:p>
+    <w:p>
+      <w:r>
+        <w:t>Nessuna condizione particolare: la funzione gestisce internamente il caso r == NULL.</w:t>
+      </w:r>
+    </w:p>
+    <w:p>
+      <w:r>
+        <w:t>Post-condizione:</w:t>
+      </w:r>
+    </w:p>
+    <w:p>
+      <w:r>
+        <w:t>Nessuna modifica allo stato del sistema.</w:t>
+      </w:r>
+    </w:p>
+    <w:p>
+      <w:r>
+        <w:t>Effetti collaterali:</w:t>
+      </w:r>
+    </w:p>
+    <w:p>
+      <w:r>
+        <w:t xml:space="preserve">Nessuno. Restituisce un puntatore diretto alla stringa interna della struttura: il chiamante non deve liberarlo </w:t>
+      </w:r>
+      <w:proofErr w:type="gramStart"/>
+      <w:r>
+        <w:t>ne'</w:t>
+      </w:r>
+      <w:proofErr w:type="gramEnd"/>
+      <w:r>
+        <w:t xml:space="preserve"> modificarlo.</w:t>
+      </w:r>
+    </w:p>
+    <w:p>
+      <w:r>
+        <w:t>Ritorna:</w:t>
+      </w:r>
+    </w:p>
+    <w:p>
+      <w:r>
+        <w:t xml:space="preserve">Stringa con la fascia oraria pianificata, oppure NULL se non ancora pianificata o </w:t>
+      </w:r>
+      <w:proofErr w:type="gramStart"/>
+      <w:r>
+        <w:t xml:space="preserve">se r </w:t>
+      </w:r>
+      <w:proofErr w:type="spellStart"/>
+      <w:r>
+        <w:t>e</w:t>
+      </w:r>
+      <w:proofErr w:type="gramEnd"/>
+      <w:r>
+        <w:t>'</w:t>
+      </w:r>
+      <w:proofErr w:type="spellEnd"/>
+      <w:r>
+        <w:t xml:space="preserve"> NULL.</w:t>
+      </w:r>
+    </w:p>
+    <w:p>
+      <w:pPr>
+        <w:rPr>
+          <w:b/>
+          <w:bCs/>
+        </w:rPr>
+      </w:pPr>
+    </w:p>
+    <w:p>
+      <w:r>
+        <w:rPr>
+          <w:b/>
+          <w:bCs/>
+        </w:rPr>
+        <w:t xml:space="preserve">Funzione: </w:t>
+      </w:r>
+      <w:proofErr w:type="spellStart"/>
+      <w:r>
+        <w:rPr>
+          <w:b/>
+          <w:bCs/>
+        </w:rPr>
+        <w:t>isValidaInHeapRichiesta</w:t>
+      </w:r>
+      <w:proofErr w:type="spellEnd"/>
+    </w:p>
+    <w:p>
+      <w:r>
+        <w:t xml:space="preserve">Indica se la richiesta </w:t>
+      </w:r>
+      <w:proofErr w:type="spellStart"/>
+      <w:proofErr w:type="gramStart"/>
+      <w:r>
+        <w:t>e'</w:t>
+      </w:r>
+      <w:proofErr w:type="spellEnd"/>
+      <w:proofErr w:type="gramEnd"/>
+      <w:r>
+        <w:t xml:space="preserve"> ancora valida e attiva nella coda di </w:t>
+      </w:r>
+      <w:proofErr w:type="spellStart"/>
+      <w:r>
+        <w:t>priorita'</w:t>
+      </w:r>
+      <w:proofErr w:type="spellEnd"/>
+      <w:r>
+        <w:t>. Utilizzata per implementare la "</w:t>
+      </w:r>
+      <w:proofErr w:type="spellStart"/>
+      <w:r>
+        <w:t>lazy</w:t>
+      </w:r>
+      <w:proofErr w:type="spellEnd"/>
+      <w:r>
+        <w:t xml:space="preserve"> </w:t>
+      </w:r>
+      <w:proofErr w:type="spellStart"/>
+      <w:r>
+        <w:t>deletion</w:t>
+      </w:r>
+      <w:proofErr w:type="spellEnd"/>
+      <w:r>
+        <w:t>": una richiesta viene marcata come non valida anziché rimossa fisicamente dallo heap.</w:t>
+      </w:r>
+    </w:p>
+    <w:p>
+      <w:r>
+        <w:t>Parametri:</w:t>
+      </w:r>
+    </w:p>
+    <w:p>
+      <w:proofErr w:type="spellStart"/>
+      <w:r>
+        <w:t>richiestaTarget</w:t>
+      </w:r>
+      <w:proofErr w:type="spellEnd"/>
+      <w:r>
+        <w:t xml:space="preserve"> - Puntatore alla richiesta (</w:t>
+      </w:r>
+      <w:proofErr w:type="spellStart"/>
+      <w:r>
+        <w:t>puo'</w:t>
+      </w:r>
+      <w:proofErr w:type="spellEnd"/>
+      <w:r>
+        <w:t xml:space="preserve"> essere NULL)</w:t>
+      </w:r>
+    </w:p>
+    <w:p>
+      <w:r>
+        <w:t>Pre-condizione:</w:t>
+      </w:r>
+    </w:p>
+    <w:p>
+      <w:r>
+        <w:t xml:space="preserve">Nessuna condizione particolare: la funzione gestisce internamente il caso </w:t>
+      </w:r>
+      <w:proofErr w:type="spellStart"/>
+      <w:r>
+        <w:t>richiestaTarget</w:t>
+      </w:r>
+      <w:proofErr w:type="spellEnd"/>
+      <w:r>
+        <w:t xml:space="preserve"> == NULL.</w:t>
+      </w:r>
+    </w:p>
+    <w:p>
+      <w:r>
+        <w:t>Post-condizione:</w:t>
+      </w:r>
+    </w:p>
+    <w:p>
+      <w:r>
+        <w:t>Nessuna modifica allo stato del sistema.</w:t>
+      </w:r>
+    </w:p>
+    <w:p>
+      <w:r>
+        <w:t>Effetti collaterali:</w:t>
+      </w:r>
+    </w:p>
+    <w:p>
+      <w:r>
+        <w:t>Nessuno. Restituisce un valore scalare: nessuna memoria coinvolta.</w:t>
+      </w:r>
+    </w:p>
+    <w:p>
+      <w:r>
+        <w:t>Ritorna:</w:t>
+      </w:r>
+    </w:p>
+    <w:p>
+      <w:r>
+        <w:t xml:space="preserve">1 se la richiesta </w:t>
+      </w:r>
+      <w:proofErr w:type="spellStart"/>
+      <w:proofErr w:type="gramStart"/>
+      <w:r>
+        <w:t>e'</w:t>
+      </w:r>
+      <w:proofErr w:type="spellEnd"/>
+      <w:proofErr w:type="gramEnd"/>
+      <w:r>
+        <w:t xml:space="preserve"> valida nello heap, 0 altrimenti (anche se </w:t>
+      </w:r>
+      <w:proofErr w:type="spellStart"/>
+      <w:r>
+        <w:t>richiestaTarget</w:t>
+      </w:r>
+      <w:proofErr w:type="spellEnd"/>
+      <w:r>
+        <w:t xml:space="preserve"> </w:t>
+      </w:r>
+      <w:proofErr w:type="spellStart"/>
+      <w:proofErr w:type="gramStart"/>
+      <w:r>
+        <w:t>e'</w:t>
+      </w:r>
+      <w:proofErr w:type="spellEnd"/>
+      <w:proofErr w:type="gramEnd"/>
+      <w:r>
+        <w:t xml:space="preserve"> NULL).</w:t>
+      </w:r>
+    </w:p>
+    <w:p>
+      <w:pPr>
+        <w:rPr>
+          <w:b/>
+          <w:bCs/>
+        </w:rPr>
+      </w:pPr>
+    </w:p>
+    <w:p>
+      <w:r>
+        <w:rPr>
+          <w:b/>
+          <w:bCs/>
+        </w:rPr>
+        <w:t xml:space="preserve">Funzione: </w:t>
+      </w:r>
+      <w:proofErr w:type="spellStart"/>
+      <w:r>
+        <w:rPr>
+          <w:b/>
+          <w:bCs/>
+        </w:rPr>
+        <w:t>setStatoRichiesta</w:t>
+      </w:r>
+      <w:proofErr w:type="spellEnd"/>
+    </w:p>
+    <w:p>
+      <w:r>
+        <w:t>Modifica lo stato della richiesta nel suo ciclo di vita.</w:t>
+      </w:r>
+    </w:p>
+    <w:p>
+      <w:r>
+        <w:t>Parametri:</w:t>
+      </w:r>
+    </w:p>
+    <w:p>
+      <w:proofErr w:type="spellStart"/>
+      <w:r>
+        <w:t>richiestaTarget</w:t>
+      </w:r>
+      <w:proofErr w:type="spellEnd"/>
+      <w:r>
+        <w:t xml:space="preserve"> - Puntatore alla richiesta da aggiornare (ignorato se NULL)</w:t>
+      </w:r>
+    </w:p>
+    <w:p>
+      <w:proofErr w:type="spellStart"/>
+      <w:r>
+        <w:lastRenderedPageBreak/>
+        <w:t>nuovoStato</w:t>
+      </w:r>
+      <w:proofErr w:type="spellEnd"/>
+      <w:r>
+        <w:t xml:space="preserve"> - Nuovo valore dell'enumerazione </w:t>
+      </w:r>
+      <w:proofErr w:type="spellStart"/>
+      <w:r>
+        <w:t>StatoRichiesta</w:t>
+      </w:r>
+      <w:proofErr w:type="spellEnd"/>
+    </w:p>
+    <w:p>
+      <w:r>
+        <w:t>Pre-condizione:</w:t>
+      </w:r>
+    </w:p>
+    <w:p>
+      <w:proofErr w:type="spellStart"/>
+      <w:r>
+        <w:t>richiestaTarget</w:t>
+      </w:r>
+      <w:proofErr w:type="spellEnd"/>
+      <w:r>
+        <w:t xml:space="preserve"> deve puntare a una Richiesta valida allocata precedentemente, o essere NULL.</w:t>
+      </w:r>
+    </w:p>
+    <w:p>
+      <w:r>
+        <w:t>Post-condizione:</w:t>
+      </w:r>
+    </w:p>
+    <w:p>
+      <w:r>
+        <w:t xml:space="preserve">Se </w:t>
+      </w:r>
+      <w:proofErr w:type="spellStart"/>
+      <w:proofErr w:type="gramStart"/>
+      <w:r>
+        <w:t>richiestaTarget</w:t>
+      </w:r>
+      <w:proofErr w:type="spellEnd"/>
+      <w:r>
+        <w:t xml:space="preserve"> !</w:t>
+      </w:r>
+      <w:proofErr w:type="gramEnd"/>
+      <w:r>
+        <w:t>= NULL, lo stato viene aggiornato al nuovo valore.</w:t>
+      </w:r>
+    </w:p>
+    <w:p>
+      <w:r>
+        <w:t>Effetti collaterali:</w:t>
+      </w:r>
+    </w:p>
+    <w:p>
+      <w:r>
+        <w:t xml:space="preserve">Modifica il campo stato dell'oggetto puntato. Nessuna allocazione o </w:t>
+      </w:r>
+      <w:proofErr w:type="spellStart"/>
+      <w:r>
+        <w:t>deallocazione</w:t>
+      </w:r>
+      <w:proofErr w:type="spellEnd"/>
+      <w:r>
+        <w:t xml:space="preserve"> di memoria.</w:t>
+      </w:r>
+    </w:p>
+    <w:p>
+      <w:r>
+        <w:t>Ritorna:</w:t>
+      </w:r>
+    </w:p>
+    <w:p>
+      <w:r>
+        <w:t>Niente (</w:t>
+      </w:r>
+      <w:proofErr w:type="spellStart"/>
+      <w:r>
+        <w:t>void</w:t>
+      </w:r>
+      <w:proofErr w:type="spellEnd"/>
+      <w:r>
+        <w:t>).</w:t>
+      </w:r>
+    </w:p>
+    <w:p>
+      <w:pPr>
+        <w:rPr>
+          <w:b/>
+          <w:bCs/>
+        </w:rPr>
+      </w:pPr>
+    </w:p>
+    <w:p>
+      <w:r>
+        <w:rPr>
+          <w:b/>
+          <w:bCs/>
+        </w:rPr>
+        <w:t xml:space="preserve">Funzione: </w:t>
+      </w:r>
+      <w:proofErr w:type="spellStart"/>
+      <w:r>
+        <w:rPr>
+          <w:b/>
+          <w:bCs/>
+        </w:rPr>
+        <w:t>setCodiceTecnicoAssegnatoRichiesta</w:t>
+      </w:r>
+      <w:proofErr w:type="spellEnd"/>
+    </w:p>
+    <w:p>
+      <w:r>
+        <w:t>Assegna o riassegna un tecnico alla richiesta, registrando il suo codice.</w:t>
+      </w:r>
+    </w:p>
+    <w:p>
+      <w:r>
+        <w:t>Parametri:</w:t>
+      </w:r>
+    </w:p>
+    <w:p>
+      <w:proofErr w:type="spellStart"/>
+      <w:r>
+        <w:t>richiestaTarget</w:t>
+      </w:r>
+      <w:proofErr w:type="spellEnd"/>
+      <w:r>
+        <w:t xml:space="preserve"> - Puntatore alla richiesta da aggiornare (ignorato se NULL)</w:t>
+      </w:r>
+    </w:p>
+    <w:p>
+      <w:proofErr w:type="spellStart"/>
+      <w:r>
+        <w:t>nuovoCodice</w:t>
+      </w:r>
+      <w:proofErr w:type="spellEnd"/>
+      <w:r>
+        <w:t xml:space="preserve"> - Codice del tecnico da assegnare</w:t>
+      </w:r>
+    </w:p>
+    <w:p>
+      <w:r>
+        <w:t>Pre-condizione:</w:t>
+      </w:r>
+    </w:p>
+    <w:p>
+      <w:proofErr w:type="spellStart"/>
+      <w:r>
+        <w:t>richiestaTarget</w:t>
+      </w:r>
+      <w:proofErr w:type="spellEnd"/>
+      <w:r>
+        <w:t xml:space="preserve"> deve puntare a una Richiesta valida allocata precedentemente, o essere NULL.</w:t>
+      </w:r>
+    </w:p>
+    <w:p>
+      <w:r>
+        <w:t>Post-condizione:</w:t>
+      </w:r>
+    </w:p>
+    <w:p>
+      <w:r>
+        <w:t xml:space="preserve">Se </w:t>
+      </w:r>
+      <w:proofErr w:type="spellStart"/>
+      <w:proofErr w:type="gramStart"/>
+      <w:r>
+        <w:t>richiestaTarget</w:t>
+      </w:r>
+      <w:proofErr w:type="spellEnd"/>
+      <w:r>
+        <w:t xml:space="preserve"> !</w:t>
+      </w:r>
+      <w:proofErr w:type="gramEnd"/>
+      <w:r>
+        <w:t>= NULL, il codice tecnico assegnato viene liberato e sostituito con la nuova stringa duplicata.</w:t>
+      </w:r>
+    </w:p>
+    <w:p>
+      <w:r>
+        <w:t>Effetti collaterali:</w:t>
+      </w:r>
+    </w:p>
+    <w:p>
+      <w:proofErr w:type="spellStart"/>
+      <w:r>
+        <w:t>Dealloca</w:t>
+      </w:r>
+      <w:proofErr w:type="spellEnd"/>
+      <w:r>
+        <w:t xml:space="preserve"> la stringa precedentemente memorizzata nel campo (free) e alloca una nuova copia della stringa passata (</w:t>
+      </w:r>
+      <w:proofErr w:type="spellStart"/>
+      <w:r>
+        <w:t>strdup</w:t>
+      </w:r>
+      <w:proofErr w:type="spellEnd"/>
+      <w:r>
+        <w:t>). La stringa originale passata come parametro non viene modificata.</w:t>
+      </w:r>
+    </w:p>
+    <w:p>
+      <w:r>
+        <w:t>Ritorna:</w:t>
+      </w:r>
+    </w:p>
+    <w:p>
+      <w:r>
+        <w:t>Niente (</w:t>
+      </w:r>
+      <w:proofErr w:type="spellStart"/>
+      <w:r>
+        <w:t>void</w:t>
+      </w:r>
+      <w:proofErr w:type="spellEnd"/>
+      <w:r>
+        <w:t>).</w:t>
+      </w:r>
+    </w:p>
+    <w:p>
+      <w:pPr>
+        <w:rPr>
+          <w:b/>
+          <w:bCs/>
+        </w:rPr>
+      </w:pPr>
+    </w:p>
+    <w:p>
+      <w:r>
+        <w:rPr>
+          <w:b/>
+          <w:bCs/>
+        </w:rPr>
+        <w:t xml:space="preserve">Funzione: </w:t>
+      </w:r>
+      <w:proofErr w:type="spellStart"/>
+      <w:r>
+        <w:rPr>
+          <w:b/>
+          <w:bCs/>
+        </w:rPr>
+        <w:t>setDataInizioLavorazioneRichiesta</w:t>
+      </w:r>
+      <w:proofErr w:type="spellEnd"/>
+    </w:p>
+    <w:p>
+      <w:r>
+        <w:t>Registra la data in cui il tecnico ha iniziato la lavorazione della richiesta.</w:t>
+      </w:r>
+    </w:p>
+    <w:p>
+      <w:r>
+        <w:t>Parametri:</w:t>
+      </w:r>
+    </w:p>
+    <w:p>
+      <w:proofErr w:type="spellStart"/>
+      <w:r>
+        <w:t>richiestaTarget</w:t>
+      </w:r>
+      <w:proofErr w:type="spellEnd"/>
+      <w:r>
+        <w:t xml:space="preserve"> - Puntatore alla richiesta da aggiornare (ignorato se NULL)</w:t>
+      </w:r>
+    </w:p>
+    <w:p>
+      <w:proofErr w:type="spellStart"/>
+      <w:r>
+        <w:t>nuovaData</w:t>
+      </w:r>
+      <w:proofErr w:type="spellEnd"/>
+      <w:r>
+        <w:t xml:space="preserve"> - Data di inizio lavorazione nel formato "GG/MM/AAAA"</w:t>
+      </w:r>
+    </w:p>
+    <w:p>
+      <w:r>
+        <w:t>Pre-condizione:</w:t>
+      </w:r>
+    </w:p>
+    <w:p>
+      <w:proofErr w:type="spellStart"/>
+      <w:r>
+        <w:t>richiestaTarget</w:t>
+      </w:r>
+      <w:proofErr w:type="spellEnd"/>
+      <w:r>
+        <w:t xml:space="preserve"> deve puntare a una Richiesta valida allocata precedentemente, o essere NULL.</w:t>
+      </w:r>
+    </w:p>
+    <w:p>
+      <w:r>
+        <w:t>Post-condizione:</w:t>
+      </w:r>
+    </w:p>
+    <w:p>
+      <w:r>
+        <w:t xml:space="preserve">Se </w:t>
+      </w:r>
+      <w:proofErr w:type="spellStart"/>
+      <w:proofErr w:type="gramStart"/>
+      <w:r>
+        <w:t>richiestaTarget</w:t>
+      </w:r>
+      <w:proofErr w:type="spellEnd"/>
+      <w:r>
+        <w:t xml:space="preserve"> !</w:t>
+      </w:r>
+      <w:proofErr w:type="gramEnd"/>
+      <w:r>
+        <w:t>= NULL, la data di inizio lavorazione viene aggiornata.</w:t>
+      </w:r>
+    </w:p>
+    <w:p>
+      <w:r>
+        <w:t>Effetti collaterali:</w:t>
+      </w:r>
+    </w:p>
+    <w:p>
+      <w:proofErr w:type="spellStart"/>
+      <w:r>
+        <w:t>Dealloca</w:t>
+      </w:r>
+      <w:proofErr w:type="spellEnd"/>
+      <w:r>
+        <w:t xml:space="preserve"> la stringa precedentemente memorizzata nel campo (free) e alloca una nuova copia della stringa passata (</w:t>
+      </w:r>
+      <w:proofErr w:type="spellStart"/>
+      <w:r>
+        <w:t>strdup</w:t>
+      </w:r>
+      <w:proofErr w:type="spellEnd"/>
+      <w:r>
+        <w:t>). La stringa originale passata come parametro non viene modificata.</w:t>
+      </w:r>
+    </w:p>
+    <w:p>
+      <w:r>
+        <w:t>Ritorna:</w:t>
+      </w:r>
+    </w:p>
+    <w:p>
+      <w:r>
+        <w:t>Niente (</w:t>
+      </w:r>
+      <w:proofErr w:type="spellStart"/>
+      <w:r>
+        <w:t>void</w:t>
+      </w:r>
+      <w:proofErr w:type="spellEnd"/>
+      <w:r>
+        <w:t>).</w:t>
+      </w:r>
+    </w:p>
+    <w:p>
+      <w:pPr>
+        <w:rPr>
+          <w:b/>
+          <w:bCs/>
+        </w:rPr>
+      </w:pPr>
+    </w:p>
+    <w:p>
+      <w:r>
+        <w:rPr>
+          <w:b/>
+          <w:bCs/>
+        </w:rPr>
+        <w:t xml:space="preserve">Funzione: </w:t>
+      </w:r>
+      <w:proofErr w:type="spellStart"/>
+      <w:r>
+        <w:rPr>
+          <w:b/>
+          <w:bCs/>
+        </w:rPr>
+        <w:t>setDataChiusuraRichiesta</w:t>
+      </w:r>
+      <w:proofErr w:type="spellEnd"/>
+    </w:p>
+    <w:p>
+      <w:r>
+        <w:t>Registra la data di chiusura (completamento) della richiesta.</w:t>
+      </w:r>
+    </w:p>
+    <w:p>
+      <w:r>
+        <w:t>Parametri:</w:t>
+      </w:r>
+    </w:p>
+    <w:p>
+      <w:proofErr w:type="spellStart"/>
+      <w:r>
+        <w:t>richiestaTarget</w:t>
+      </w:r>
+      <w:proofErr w:type="spellEnd"/>
+      <w:r>
+        <w:t xml:space="preserve"> - Puntatore alla richiesta da aggiornare (ignorato se NULL)</w:t>
+      </w:r>
+    </w:p>
+    <w:p>
+      <w:proofErr w:type="spellStart"/>
+      <w:r>
+        <w:t>nuovaData</w:t>
+      </w:r>
+      <w:proofErr w:type="spellEnd"/>
+      <w:r>
+        <w:t xml:space="preserve"> - Data di chiusura nel formato "GG/MM/AAAA"</w:t>
+      </w:r>
+    </w:p>
+    <w:p>
+      <w:r>
+        <w:t>Pre-condizione:</w:t>
+      </w:r>
+    </w:p>
+    <w:p>
+      <w:proofErr w:type="spellStart"/>
+      <w:r>
+        <w:t>richiestaTarget</w:t>
+      </w:r>
+      <w:proofErr w:type="spellEnd"/>
+      <w:r>
+        <w:t xml:space="preserve"> deve puntare a una Richiesta valida allocata precedentemente, o essere NULL.</w:t>
+      </w:r>
+    </w:p>
+    <w:p>
+      <w:r>
+        <w:t>Post-condizione:</w:t>
+      </w:r>
+    </w:p>
+    <w:p>
+      <w:r>
+        <w:lastRenderedPageBreak/>
+        <w:t xml:space="preserve">Se </w:t>
+      </w:r>
+      <w:proofErr w:type="spellStart"/>
+      <w:proofErr w:type="gramStart"/>
+      <w:r>
+        <w:t>richiestaTarget</w:t>
+      </w:r>
+      <w:proofErr w:type="spellEnd"/>
+      <w:r>
+        <w:t xml:space="preserve"> !</w:t>
+      </w:r>
+      <w:proofErr w:type="gramEnd"/>
+      <w:r>
+        <w:t>= NULL, la data di chiusura viene aggiornata.</w:t>
+      </w:r>
+    </w:p>
+    <w:p>
+      <w:r>
+        <w:t>Effetti collaterali:</w:t>
+      </w:r>
+    </w:p>
+    <w:p>
+      <w:proofErr w:type="spellStart"/>
+      <w:r>
+        <w:t>Dealloca</w:t>
+      </w:r>
+      <w:proofErr w:type="spellEnd"/>
+      <w:r>
+        <w:t xml:space="preserve"> la stringa precedentemente memorizzata nel campo (free) e alloca una nuova copia della stringa passata (</w:t>
+      </w:r>
+      <w:proofErr w:type="spellStart"/>
+      <w:r>
+        <w:t>strdup</w:t>
+      </w:r>
+      <w:proofErr w:type="spellEnd"/>
+      <w:r>
+        <w:t>). La stringa originale passata come parametro non viene modificata.</w:t>
+      </w:r>
+    </w:p>
+    <w:p>
+      <w:r>
+        <w:t>Ritorna:</w:t>
+      </w:r>
+    </w:p>
+    <w:p>
+      <w:r>
+        <w:t>Niente (</w:t>
+      </w:r>
+      <w:proofErr w:type="spellStart"/>
+      <w:r>
+        <w:t>void</w:t>
+      </w:r>
+      <w:proofErr w:type="spellEnd"/>
+      <w:r>
+        <w:t>).</w:t>
+      </w:r>
+    </w:p>
+    <w:p>
+      <w:pPr>
+        <w:rPr>
+          <w:b/>
+          <w:bCs/>
+        </w:rPr>
+      </w:pPr>
+    </w:p>
+    <w:p>
+      <w:r>
+        <w:rPr>
+          <w:b/>
+          <w:bCs/>
+        </w:rPr>
+        <w:t xml:space="preserve">Funzione: </w:t>
+      </w:r>
+      <w:proofErr w:type="spellStart"/>
+      <w:r>
+        <w:rPr>
+          <w:b/>
+          <w:bCs/>
+        </w:rPr>
+        <w:t>setValidaInHeapRichiesta</w:t>
+      </w:r>
+      <w:proofErr w:type="spellEnd"/>
+    </w:p>
+    <w:p>
+      <w:r>
+        <w:t xml:space="preserve">Aggiorna il flag di </w:t>
+      </w:r>
+      <w:proofErr w:type="spellStart"/>
+      <w:r>
+        <w:t>validita'</w:t>
+      </w:r>
+      <w:proofErr w:type="spellEnd"/>
+      <w:r>
+        <w:t xml:space="preserve"> della richiesta nella coda di </w:t>
+      </w:r>
+      <w:proofErr w:type="spellStart"/>
+      <w:r>
+        <w:t>priorita'</w:t>
+      </w:r>
+      <w:proofErr w:type="spellEnd"/>
+      <w:r>
+        <w:t>. Impostare il flag a 0 equivale a una rimozione logica dalla coda (</w:t>
+      </w:r>
+      <w:proofErr w:type="spellStart"/>
+      <w:r>
+        <w:t>lazy</w:t>
+      </w:r>
+      <w:proofErr w:type="spellEnd"/>
+      <w:r>
+        <w:t xml:space="preserve"> </w:t>
+      </w:r>
+      <w:proofErr w:type="spellStart"/>
+      <w:r>
+        <w:t>deletion</w:t>
+      </w:r>
+      <w:proofErr w:type="spellEnd"/>
+      <w:r>
+        <w:t>).</w:t>
+      </w:r>
+    </w:p>
+    <w:p>
+      <w:r>
+        <w:t>Parametri:</w:t>
+      </w:r>
+    </w:p>
+    <w:p>
+      <w:proofErr w:type="spellStart"/>
+      <w:r>
+        <w:t>richiestaTarget</w:t>
+      </w:r>
+      <w:proofErr w:type="spellEnd"/>
+      <w:r>
+        <w:t xml:space="preserve"> - Puntatore alla richiesta da aggiornare (ignorato se NULL)</w:t>
+      </w:r>
+    </w:p>
+    <w:p>
+      <w:proofErr w:type="spellStart"/>
+      <w:r>
+        <w:t>flagValidita</w:t>
+      </w:r>
+      <w:proofErr w:type="spellEnd"/>
+      <w:r>
+        <w:t xml:space="preserve"> - 1 per marcare come valida, 0 per marcare come rimossa</w:t>
+      </w:r>
+    </w:p>
+    <w:p>
+      <w:r>
+        <w:t>Pre-condizione:</w:t>
+      </w:r>
+    </w:p>
+    <w:p>
+      <w:proofErr w:type="spellStart"/>
+      <w:r>
+        <w:t>richiestaTarget</w:t>
+      </w:r>
+      <w:proofErr w:type="spellEnd"/>
+      <w:r>
+        <w:t xml:space="preserve"> deve puntare a una Richiesta valida allocata precedentemente, o essere NULL.</w:t>
+      </w:r>
+    </w:p>
+    <w:p>
+      <w:r>
+        <w:t>Post-condizione:</w:t>
+      </w:r>
+    </w:p>
+    <w:p>
+      <w:r>
+        <w:t xml:space="preserve">Se </w:t>
+      </w:r>
+      <w:proofErr w:type="spellStart"/>
+      <w:proofErr w:type="gramStart"/>
+      <w:r>
+        <w:t>richiestaTarget</w:t>
+      </w:r>
+      <w:proofErr w:type="spellEnd"/>
+      <w:r>
+        <w:t xml:space="preserve"> !</w:t>
+      </w:r>
+      <w:proofErr w:type="gramEnd"/>
+      <w:r>
+        <w:t xml:space="preserve">= NULL, il flag di </w:t>
+      </w:r>
+      <w:proofErr w:type="spellStart"/>
+      <w:r>
+        <w:t>validita'</w:t>
+      </w:r>
+      <w:proofErr w:type="spellEnd"/>
+      <w:r>
+        <w:t xml:space="preserve"> viene aggiornato.</w:t>
+      </w:r>
+    </w:p>
+    <w:p>
+      <w:r>
+        <w:t>Effetti collaterali:</w:t>
+      </w:r>
+    </w:p>
+    <w:p>
+      <w:r>
+        <w:t xml:space="preserve">Modifica il flag </w:t>
+      </w:r>
+      <w:proofErr w:type="spellStart"/>
+      <w:r>
+        <w:t>isValidaInHeap</w:t>
+      </w:r>
+      <w:proofErr w:type="spellEnd"/>
+      <w:r>
+        <w:t xml:space="preserve"> dell'oggetto puntato. Nessuna allocazione o </w:t>
+      </w:r>
+      <w:proofErr w:type="spellStart"/>
+      <w:r>
+        <w:t>deallocazione</w:t>
+      </w:r>
+      <w:proofErr w:type="spellEnd"/>
+      <w:r>
+        <w:t xml:space="preserve"> di memoria. Impostare il valore a 0 ha un effetto logico sulla coda di </w:t>
+      </w:r>
+      <w:proofErr w:type="spellStart"/>
+      <w:r>
+        <w:t>priorita'</w:t>
+      </w:r>
+      <w:proofErr w:type="spellEnd"/>
+      <w:r>
+        <w:t xml:space="preserve">: la richiesta </w:t>
+      </w:r>
+      <w:proofErr w:type="spellStart"/>
+      <w:r>
+        <w:t>verra'</w:t>
+      </w:r>
+      <w:proofErr w:type="spellEnd"/>
+      <w:r>
+        <w:t xml:space="preserve"> ignorata nelle estrazioni successive (</w:t>
+      </w:r>
+      <w:proofErr w:type="spellStart"/>
+      <w:r>
+        <w:t>lazy</w:t>
+      </w:r>
+      <w:proofErr w:type="spellEnd"/>
+      <w:r>
+        <w:t xml:space="preserve"> </w:t>
+      </w:r>
+      <w:proofErr w:type="spellStart"/>
+      <w:r>
+        <w:t>deletion</w:t>
+      </w:r>
+      <w:proofErr w:type="spellEnd"/>
+      <w:r>
+        <w:t>) senza essere fisicamente rimossa dalla struttura.</w:t>
+      </w:r>
+    </w:p>
+    <w:p>
+      <w:r>
+        <w:t>Ritorna:</w:t>
+      </w:r>
+    </w:p>
+    <w:p>
+      <w:r>
+        <w:t>Niente (</w:t>
+      </w:r>
+      <w:proofErr w:type="spellStart"/>
+      <w:r>
+        <w:t>void</w:t>
+      </w:r>
+      <w:proofErr w:type="spellEnd"/>
+      <w:r>
+        <w:t>).</w:t>
+      </w:r>
+    </w:p>
+    <w:p>
+      <w:pPr>
+        <w:rPr>
+          <w:b/>
+          <w:bCs/>
+        </w:rPr>
+      </w:pPr>
+    </w:p>
+    <w:p>
+      <w:r>
+        <w:rPr>
+          <w:b/>
+          <w:bCs/>
+        </w:rPr>
+        <w:t xml:space="preserve">Funzione: </w:t>
+      </w:r>
+      <w:proofErr w:type="spellStart"/>
+      <w:r>
+        <w:rPr>
+          <w:b/>
+          <w:bCs/>
+        </w:rPr>
+        <w:t>setFasciaOrariaRichiesta</w:t>
+      </w:r>
+      <w:proofErr w:type="spellEnd"/>
+    </w:p>
+    <w:p>
+      <w:r>
+        <w:t>Imposta la fascia oraria pianificata per l'intervento (es. "09:00-11:00").</w:t>
+      </w:r>
+    </w:p>
+    <w:p>
+      <w:r>
+        <w:t>Parametri:</w:t>
+      </w:r>
+    </w:p>
+    <w:p>
+      <w:r>
+        <w:t>r - Puntatore alla richiesta da aggiornare (ignorato se NULL)</w:t>
+      </w:r>
+    </w:p>
+    <w:p>
+      <w:r>
+        <w:t>fascia - Stringa con la fascia oraria nel formato "HH:MM-HH:MM"</w:t>
+      </w:r>
+    </w:p>
+    <w:p>
+      <w:r>
+        <w:t>Pre-condizione:</w:t>
+      </w:r>
+    </w:p>
+    <w:p>
+      <w:r>
+        <w:t>r deve puntare a una Richiesta valida allocata precedentemente, o essere NULL. fascia dovrebbe rispettare il formato standardizzato.</w:t>
+      </w:r>
+    </w:p>
+    <w:p>
+      <w:r>
+        <w:t>Post-condizione:</w:t>
+      </w:r>
+    </w:p>
+    <w:p>
+      <w:r>
+        <w:t xml:space="preserve">Se </w:t>
+      </w:r>
+      <w:proofErr w:type="gramStart"/>
+      <w:r>
+        <w:t>r !</w:t>
+      </w:r>
+      <w:proofErr w:type="gramEnd"/>
+      <w:r>
+        <w:t>= NULL, la fascia oraria viene liberata e sostituita con la nuova.</w:t>
+      </w:r>
+    </w:p>
+    <w:p>
+      <w:r>
+        <w:t>Effetti collaterali:</w:t>
+      </w:r>
+    </w:p>
+    <w:p>
+      <w:proofErr w:type="spellStart"/>
+      <w:r>
+        <w:t>Dealloca</w:t>
+      </w:r>
+      <w:proofErr w:type="spellEnd"/>
+      <w:r>
+        <w:t xml:space="preserve"> la stringa precedentemente memorizzata nel campo (free) e alloca una nuova copia della stringa passata (</w:t>
+      </w:r>
+      <w:proofErr w:type="spellStart"/>
+      <w:r>
+        <w:t>strdup</w:t>
+      </w:r>
+      <w:proofErr w:type="spellEnd"/>
+      <w:r>
+        <w:t>). La stringa originale passata come parametro non viene modificata.</w:t>
+      </w:r>
+    </w:p>
+    <w:p>
+      <w:r>
+        <w:t>Ritorna:</w:t>
+      </w:r>
+    </w:p>
+    <w:p>
+      <w:r>
+        <w:t>Niente (</w:t>
+      </w:r>
+      <w:proofErr w:type="spellStart"/>
+      <w:r>
+        <w:t>void</w:t>
+      </w:r>
+      <w:proofErr w:type="spellEnd"/>
+      <w:r>
+        <w:t>).</w:t>
+      </w:r>
+    </w:p>
+    <w:p/>
+    <w:p>
       <w:pPr>
         <w:pStyle w:val="Titolo3"/>
       </w:pPr>
@@ -3905,7 +6764,6 @@
         <w:pStyle w:val="Titolo3"/>
       </w:pPr>
       <w:r>
-        <w:lastRenderedPageBreak/>
         <w:t xml:space="preserve">6.7 </w:t>
       </w:r>
       <w:proofErr w:type="spellStart"/>

--- a/Relazione_Progetto.docx
+++ b/Relazione_Progetto.docx
@@ -6699,8 +6699,1057 @@
       </w:r>
       <w:proofErr w:type="spellEnd"/>
     </w:p>
+    <w:p>
+      <w:pPr>
+        <w:rPr>
+          <w:b/>
+          <w:bCs/>
+        </w:rPr>
+      </w:pPr>
+      <w:r>
+        <w:rPr>
+          <w:b/>
+          <w:bCs/>
+        </w:rPr>
+        <w:t xml:space="preserve">Funzione: </w:t>
+      </w:r>
+      <w:proofErr w:type="spellStart"/>
+      <w:r>
+        <w:rPr>
+          <w:b/>
+          <w:bCs/>
+        </w:rPr>
+        <w:t>creaTecnico</w:t>
+      </w:r>
+      <w:proofErr w:type="spellEnd"/>
+      <w:r>
+        <w:rPr>
+          <w:b/>
+          <w:bCs/>
+        </w:rPr>
+        <w:t xml:space="preserve"> </w:t>
+      </w:r>
+    </w:p>
+    <w:p>
+      <w:r>
+        <w:t>Alloca e inizializza un nuovo tecnico nel sistema di gestione degli interventi di manutenzione condominiale.</w:t>
+      </w:r>
+    </w:p>
+    <w:p>
+      <w:r>
+        <w:t>Parametri: codice - Identificatore univoco del tecnico (non NULL) nome - Nome completo del tecnico (non NULL) specializzazione - Ambito di competenza del tecnico (non NULL)</w:t>
+      </w:r>
+    </w:p>
+    <w:p>
+      <w:r>
+        <w:lastRenderedPageBreak/>
+        <w:t>Pre-condizione: codice, nome e specializzazione devono essere stringhe non NULL e valide. Il codice deve essere univoco nel sistema.</w:t>
+      </w:r>
+    </w:p>
+    <w:p>
+      <w:r>
+        <w:t>Post-condizione: Un nuovo Tecnico viene allocato in heap con stato disponibile (1) e un'agenda vuota associata.</w:t>
+      </w:r>
+    </w:p>
+    <w:p>
+      <w:r>
+        <w:t>Effetti collaterali: Alloca memoria dinamica (</w:t>
+      </w:r>
+      <w:proofErr w:type="spellStart"/>
+      <w:r>
+        <w:t>malloc</w:t>
+      </w:r>
+      <w:proofErr w:type="spellEnd"/>
+      <w:r>
+        <w:t>/</w:t>
+      </w:r>
+      <w:proofErr w:type="spellStart"/>
+      <w:r>
+        <w:t>strdup</w:t>
+      </w:r>
+      <w:proofErr w:type="spellEnd"/>
+      <w:r>
+        <w:t xml:space="preserve">) per la struttura e per tutte le copie interne delle stringhe passate come parametro. Alloca e inizializza l'agenda interna. Il chiamante </w:t>
+      </w:r>
+      <w:proofErr w:type="spellStart"/>
+      <w:proofErr w:type="gramStart"/>
+      <w:r>
+        <w:t>e'</w:t>
+      </w:r>
+      <w:proofErr w:type="spellEnd"/>
+      <w:proofErr w:type="gramEnd"/>
+      <w:r>
+        <w:t xml:space="preserve"> responsabile della </w:t>
+      </w:r>
+      <w:proofErr w:type="spellStart"/>
+      <w:r>
+        <w:t>deallocazione</w:t>
+      </w:r>
+      <w:proofErr w:type="spellEnd"/>
+      <w:r>
+        <w:t xml:space="preserve"> tramite </w:t>
+      </w:r>
+      <w:proofErr w:type="spellStart"/>
+      <w:r>
+        <w:t>distruggiTecnico</w:t>
+      </w:r>
+      <w:proofErr w:type="spellEnd"/>
+      <w:r>
+        <w:t>.</w:t>
+      </w:r>
+    </w:p>
+    <w:p>
+      <w:r>
+        <w:t xml:space="preserve">Ritorna: Puntatore al nuovo Tecnico allocato, oppure NULL in caso di fallimento della </w:t>
+      </w:r>
+      <w:proofErr w:type="spellStart"/>
+      <w:r>
+        <w:t>malloc</w:t>
+      </w:r>
+      <w:proofErr w:type="spellEnd"/>
+      <w:r>
+        <w:t>.</w:t>
+      </w:r>
+    </w:p>
     <w:p/>
     <w:p>
+      <w:r>
+        <w:rPr>
+          <w:b/>
+          <w:bCs/>
+        </w:rPr>
+        <w:t xml:space="preserve">Funzione: </w:t>
+      </w:r>
+      <w:proofErr w:type="spellStart"/>
+      <w:r>
+        <w:rPr>
+          <w:b/>
+          <w:bCs/>
+        </w:rPr>
+        <w:t>distruggiTecnico</w:t>
+      </w:r>
+      <w:proofErr w:type="spellEnd"/>
+    </w:p>
+    <w:p>
+      <w:r>
+        <w:t>Libera tutta la memoria associata a un Tecnico, inclusa la sua agenda e tutti i campi stringa allocati dinamicamente.</w:t>
+      </w:r>
+    </w:p>
+    <w:p>
+      <w:r>
+        <w:t xml:space="preserve">Parametri: </w:t>
+      </w:r>
+      <w:proofErr w:type="spellStart"/>
+      <w:r>
+        <w:t>tecnicoTarget</w:t>
+      </w:r>
+      <w:proofErr w:type="spellEnd"/>
+      <w:r>
+        <w:t xml:space="preserve"> - Puntatore al tecnico da </w:t>
+      </w:r>
+      <w:proofErr w:type="spellStart"/>
+      <w:r>
+        <w:t>deallocare</w:t>
+      </w:r>
+      <w:proofErr w:type="spellEnd"/>
+      <w:r>
+        <w:t xml:space="preserve"> (ignorato se NULL)</w:t>
+      </w:r>
+    </w:p>
+    <w:p>
+      <w:r>
+        <w:t xml:space="preserve">Pre-condizione: </w:t>
+      </w:r>
+      <w:proofErr w:type="spellStart"/>
+      <w:r>
+        <w:t>tecnicoTarget</w:t>
+      </w:r>
+      <w:proofErr w:type="spellEnd"/>
+      <w:r>
+        <w:t xml:space="preserve"> deve puntare a memoria allocata precedentemente tramite </w:t>
+      </w:r>
+      <w:proofErr w:type="spellStart"/>
+      <w:proofErr w:type="gramStart"/>
+      <w:r>
+        <w:t>creaTecnico</w:t>
+      </w:r>
+      <w:proofErr w:type="spellEnd"/>
+      <w:proofErr w:type="gramEnd"/>
+      <w:r>
+        <w:t>, o essere NULL.</w:t>
+      </w:r>
+    </w:p>
+    <w:p>
+      <w:r>
+        <w:t xml:space="preserve">Post-condizione: La memoria del Tecnico viene liberata. Il puntatore </w:t>
+      </w:r>
+      <w:proofErr w:type="spellStart"/>
+      <w:r>
+        <w:t>tecnicoTarget</w:t>
+      </w:r>
+      <w:proofErr w:type="spellEnd"/>
+      <w:r>
+        <w:t xml:space="preserve"> diventa invalido dopo questa chiamata.</w:t>
+      </w:r>
+    </w:p>
+    <w:p>
+      <w:r>
+        <w:t xml:space="preserve">Effetti collaterali: </w:t>
+      </w:r>
+      <w:proofErr w:type="spellStart"/>
+      <w:r>
+        <w:t>Dealloca</w:t>
+      </w:r>
+      <w:proofErr w:type="spellEnd"/>
+      <w:r>
+        <w:t xml:space="preserve"> tutta la memoria heap associata alla struttura (campi stringa, distruzione dell'agenda associata e struttura stessa). Usare il puntatore </w:t>
+      </w:r>
+      <w:proofErr w:type="spellStart"/>
+      <w:r>
+        <w:t>tecnicoTarget</w:t>
+      </w:r>
+      <w:proofErr w:type="spellEnd"/>
+      <w:r>
+        <w:t xml:space="preserve"> dopo questa chiamata costituisce </w:t>
+      </w:r>
+      <w:proofErr w:type="spellStart"/>
+      <w:r>
+        <w:t>undefined</w:t>
+      </w:r>
+      <w:proofErr w:type="spellEnd"/>
+      <w:r>
+        <w:t xml:space="preserve"> </w:t>
+      </w:r>
+      <w:proofErr w:type="spellStart"/>
+      <w:r>
+        <w:t>behavior</w:t>
+      </w:r>
+      <w:proofErr w:type="spellEnd"/>
+      <w:r>
+        <w:t>.</w:t>
+      </w:r>
+    </w:p>
+    <w:p>
+      <w:r>
+        <w:t>Ritorna: Niente (</w:t>
+      </w:r>
+      <w:proofErr w:type="spellStart"/>
+      <w:r>
+        <w:t>void</w:t>
+      </w:r>
+      <w:proofErr w:type="spellEnd"/>
+      <w:r>
+        <w:t>).</w:t>
+      </w:r>
+    </w:p>
+    <w:p/>
+    <w:p>
+      <w:r>
+        <w:rPr>
+          <w:b/>
+          <w:bCs/>
+        </w:rPr>
+        <w:t xml:space="preserve">Funzione: </w:t>
+      </w:r>
+      <w:proofErr w:type="spellStart"/>
+      <w:r>
+        <w:rPr>
+          <w:b/>
+          <w:bCs/>
+        </w:rPr>
+        <w:t>getCodiceTecnico</w:t>
+      </w:r>
+      <w:proofErr w:type="spellEnd"/>
+      <w:r>
+        <w:t xml:space="preserve"> </w:t>
+      </w:r>
+    </w:p>
+    <w:p>
+      <w:r>
+        <w:t>Restituisce il codice identificativo univoco del tecnico nel sistema.</w:t>
+      </w:r>
+    </w:p>
+    <w:p>
+      <w:r>
+        <w:t xml:space="preserve">Parametri: </w:t>
+      </w:r>
+      <w:proofErr w:type="spellStart"/>
+      <w:r>
+        <w:t>tecnicoTarget</w:t>
+      </w:r>
+      <w:proofErr w:type="spellEnd"/>
+      <w:r>
+        <w:t xml:space="preserve"> - Puntatore al tecnico (</w:t>
+      </w:r>
+      <w:proofErr w:type="spellStart"/>
+      <w:r>
+        <w:t>puo'</w:t>
+      </w:r>
+      <w:proofErr w:type="spellEnd"/>
+      <w:r>
+        <w:t xml:space="preserve"> essere NULL)</w:t>
+      </w:r>
+    </w:p>
+    <w:p>
+      <w:r>
+        <w:t xml:space="preserve">Pre-condizione: Nessuna condizione particolare: la funzione gestisce internamente il caso </w:t>
+      </w:r>
+      <w:proofErr w:type="spellStart"/>
+      <w:r>
+        <w:t>tecnicoTarget</w:t>
+      </w:r>
+      <w:proofErr w:type="spellEnd"/>
+      <w:r>
+        <w:t xml:space="preserve"> == NULL.</w:t>
+      </w:r>
+    </w:p>
+    <w:p>
+      <w:r>
+        <w:t>Post-condizione: Nessuna modifica allo stato del sistema.</w:t>
+      </w:r>
+    </w:p>
+    <w:p>
+      <w:r>
+        <w:t xml:space="preserve">Effetti collaterali: Nessuno. Restituisce un puntatore diretto alla stringa interna della struttura: il chiamante non deve liberarlo </w:t>
+      </w:r>
+      <w:proofErr w:type="gramStart"/>
+      <w:r>
+        <w:t>ne'</w:t>
+      </w:r>
+      <w:proofErr w:type="gramEnd"/>
+      <w:r>
+        <w:t xml:space="preserve"> modificarlo.</w:t>
+      </w:r>
+    </w:p>
+    <w:p>
+      <w:r>
+        <w:t xml:space="preserve">Ritorna: Stringa con il codice identificativo, oppure NULL se </w:t>
+      </w:r>
+      <w:proofErr w:type="spellStart"/>
+      <w:r>
+        <w:t>tecnicoTarget</w:t>
+      </w:r>
+      <w:proofErr w:type="spellEnd"/>
+      <w:r>
+        <w:t xml:space="preserve"> </w:t>
+      </w:r>
+      <w:proofErr w:type="spellStart"/>
+      <w:proofErr w:type="gramStart"/>
+      <w:r>
+        <w:t>e'</w:t>
+      </w:r>
+      <w:proofErr w:type="spellEnd"/>
+      <w:proofErr w:type="gramEnd"/>
+      <w:r>
+        <w:t xml:space="preserve"> NULL.</w:t>
+      </w:r>
+    </w:p>
+    <w:p/>
+    <w:p>
+      <w:r>
+        <w:rPr>
+          <w:b/>
+          <w:bCs/>
+        </w:rPr>
+        <w:t xml:space="preserve">Funzione: </w:t>
+      </w:r>
+      <w:proofErr w:type="spellStart"/>
+      <w:r>
+        <w:rPr>
+          <w:b/>
+          <w:bCs/>
+        </w:rPr>
+        <w:t>getNomeTecnico</w:t>
+      </w:r>
+      <w:proofErr w:type="spellEnd"/>
+      <w:r>
+        <w:t xml:space="preserve"> </w:t>
+      </w:r>
+    </w:p>
+    <w:p>
+      <w:r>
+        <w:t>Restituisce il nome completo del tecnico.</w:t>
+      </w:r>
+    </w:p>
+    <w:p>
+      <w:r>
+        <w:t xml:space="preserve">Parametri: </w:t>
+      </w:r>
+      <w:proofErr w:type="spellStart"/>
+      <w:r>
+        <w:t>tecnicoTarget</w:t>
+      </w:r>
+      <w:proofErr w:type="spellEnd"/>
+      <w:r>
+        <w:t xml:space="preserve"> - Puntatore al tecnico (</w:t>
+      </w:r>
+      <w:proofErr w:type="spellStart"/>
+      <w:r>
+        <w:t>puo'</w:t>
+      </w:r>
+      <w:proofErr w:type="spellEnd"/>
+      <w:r>
+        <w:t xml:space="preserve"> essere NULL)</w:t>
+      </w:r>
+    </w:p>
+    <w:p>
+      <w:r>
+        <w:t xml:space="preserve">Pre-condizione: Nessuna condizione particolare: la funzione gestisce internamente il caso </w:t>
+      </w:r>
+      <w:proofErr w:type="spellStart"/>
+      <w:r>
+        <w:t>tecnicoTarget</w:t>
+      </w:r>
+      <w:proofErr w:type="spellEnd"/>
+      <w:r>
+        <w:t xml:space="preserve"> == NULL.</w:t>
+      </w:r>
+    </w:p>
+    <w:p>
+      <w:r>
+        <w:t>Post-condizione: Nessuna modifica allo stato del sistema.</w:t>
+      </w:r>
+    </w:p>
+    <w:p>
+      <w:r>
+        <w:t xml:space="preserve">Effetti collaterali: Nessuno. Restituisce un puntatore diretto alla stringa interna della struttura: il chiamante non deve liberarlo </w:t>
+      </w:r>
+      <w:proofErr w:type="gramStart"/>
+      <w:r>
+        <w:t>ne'</w:t>
+      </w:r>
+      <w:proofErr w:type="gramEnd"/>
+      <w:r>
+        <w:t xml:space="preserve"> modificarlo.</w:t>
+      </w:r>
+    </w:p>
+    <w:p>
+      <w:r>
+        <w:t xml:space="preserve">Ritorna: Stringa con il nome, oppure NULL se </w:t>
+      </w:r>
+      <w:proofErr w:type="spellStart"/>
+      <w:r>
+        <w:t>tecnicoTarget</w:t>
+      </w:r>
+      <w:proofErr w:type="spellEnd"/>
+      <w:r>
+        <w:t xml:space="preserve"> </w:t>
+      </w:r>
+      <w:proofErr w:type="spellStart"/>
+      <w:proofErr w:type="gramStart"/>
+      <w:r>
+        <w:t>e'</w:t>
+      </w:r>
+      <w:proofErr w:type="spellEnd"/>
+      <w:proofErr w:type="gramEnd"/>
+      <w:r>
+        <w:t xml:space="preserve"> NULL.</w:t>
+      </w:r>
+    </w:p>
+    <w:p/>
+    <w:p>
+      <w:pPr>
+        <w:rPr>
+          <w:b/>
+          <w:bCs/>
+        </w:rPr>
+      </w:pPr>
+      <w:r>
+        <w:rPr>
+          <w:b/>
+          <w:bCs/>
+        </w:rPr>
+        <w:t xml:space="preserve">Funzione: </w:t>
+      </w:r>
+      <w:proofErr w:type="spellStart"/>
+      <w:r>
+        <w:rPr>
+          <w:b/>
+          <w:bCs/>
+        </w:rPr>
+        <w:t>getSpecializzazioneTecnico</w:t>
+      </w:r>
+      <w:proofErr w:type="spellEnd"/>
+      <w:r>
+        <w:rPr>
+          <w:b/>
+          <w:bCs/>
+        </w:rPr>
+        <w:t xml:space="preserve"> </w:t>
+      </w:r>
+    </w:p>
+    <w:p>
+      <w:r>
+        <w:t>Restituisce la specializzazione o competenza principale del tecnico.</w:t>
+      </w:r>
+    </w:p>
+    <w:p>
+      <w:r>
+        <w:t xml:space="preserve">Parametri: </w:t>
+      </w:r>
+      <w:proofErr w:type="spellStart"/>
+      <w:r>
+        <w:t>tecnicoTarget</w:t>
+      </w:r>
+      <w:proofErr w:type="spellEnd"/>
+      <w:r>
+        <w:t xml:space="preserve"> - Puntatore al tecnico (</w:t>
+      </w:r>
+      <w:proofErr w:type="spellStart"/>
+      <w:r>
+        <w:t>puo'</w:t>
+      </w:r>
+      <w:proofErr w:type="spellEnd"/>
+      <w:r>
+        <w:t xml:space="preserve"> essere NULL)</w:t>
+      </w:r>
+    </w:p>
+    <w:p>
+      <w:r>
+        <w:t xml:space="preserve">Pre-condizione: Nessuna condizione particolare: la funzione gestisce internamente il caso </w:t>
+      </w:r>
+      <w:proofErr w:type="spellStart"/>
+      <w:r>
+        <w:t>tecnicoTarget</w:t>
+      </w:r>
+      <w:proofErr w:type="spellEnd"/>
+      <w:r>
+        <w:t xml:space="preserve"> == NULL.</w:t>
+      </w:r>
+    </w:p>
+    <w:p>
+      <w:r>
+        <w:t>Post-condizione: Nessuna modifica allo stato del sistema.</w:t>
+      </w:r>
+    </w:p>
+    <w:p>
+      <w:r>
+        <w:t xml:space="preserve">Effetti collaterali: Nessuno. Restituisce un puntatore diretto alla stringa interna della struttura: il chiamante non deve liberarlo </w:t>
+      </w:r>
+      <w:proofErr w:type="gramStart"/>
+      <w:r>
+        <w:t>ne'</w:t>
+      </w:r>
+      <w:proofErr w:type="gramEnd"/>
+      <w:r>
+        <w:t xml:space="preserve"> modificarlo.</w:t>
+      </w:r>
+    </w:p>
+    <w:p>
+      <w:r>
+        <w:t xml:space="preserve">Ritorna: Stringa con la specializzazione, oppure NULL se </w:t>
+      </w:r>
+      <w:proofErr w:type="spellStart"/>
+      <w:r>
+        <w:t>tecnicoTarget</w:t>
+      </w:r>
+      <w:proofErr w:type="spellEnd"/>
+      <w:r>
+        <w:t xml:space="preserve"> </w:t>
+      </w:r>
+      <w:proofErr w:type="spellStart"/>
+      <w:proofErr w:type="gramStart"/>
+      <w:r>
+        <w:t>e'</w:t>
+      </w:r>
+      <w:proofErr w:type="spellEnd"/>
+      <w:proofErr w:type="gramEnd"/>
+      <w:r>
+        <w:t xml:space="preserve"> NULL.</w:t>
+      </w:r>
+    </w:p>
+    <w:p/>
+    <w:p>
+      <w:r>
+        <w:rPr>
+          <w:b/>
+          <w:bCs/>
+        </w:rPr>
+        <w:t xml:space="preserve">Funzione: </w:t>
+      </w:r>
+      <w:proofErr w:type="spellStart"/>
+      <w:r>
+        <w:rPr>
+          <w:b/>
+          <w:bCs/>
+        </w:rPr>
+        <w:t>isDisponibileTecnico</w:t>
+      </w:r>
+      <w:proofErr w:type="spellEnd"/>
+      <w:r>
+        <w:t xml:space="preserve"> </w:t>
+      </w:r>
+    </w:p>
+    <w:p>
+      <w:r>
+        <w:t xml:space="preserve">Verifica se il tecnico </w:t>
+      </w:r>
+      <w:proofErr w:type="spellStart"/>
+      <w:proofErr w:type="gramStart"/>
+      <w:r>
+        <w:t>e'</w:t>
+      </w:r>
+      <w:proofErr w:type="spellEnd"/>
+      <w:proofErr w:type="gramEnd"/>
+      <w:r>
+        <w:t xml:space="preserve"> attualmente disponibile per ricevere nuovi incarichi.</w:t>
+      </w:r>
+    </w:p>
+    <w:p>
+      <w:r>
+        <w:t xml:space="preserve">Parametri: </w:t>
+      </w:r>
+      <w:proofErr w:type="spellStart"/>
+      <w:r>
+        <w:t>tecnicoTarget</w:t>
+      </w:r>
+      <w:proofErr w:type="spellEnd"/>
+      <w:r>
+        <w:t xml:space="preserve"> - Puntatore al tecnico (</w:t>
+      </w:r>
+      <w:proofErr w:type="spellStart"/>
+      <w:r>
+        <w:t>puo'</w:t>
+      </w:r>
+      <w:proofErr w:type="spellEnd"/>
+      <w:r>
+        <w:t xml:space="preserve"> essere NULL)</w:t>
+      </w:r>
+    </w:p>
+    <w:p>
+      <w:r>
+        <w:t xml:space="preserve">Pre-condizione: Nessuna condizione particolare: la funzione gestisce internamente il caso </w:t>
+      </w:r>
+      <w:proofErr w:type="spellStart"/>
+      <w:r>
+        <w:t>tecnicoTarget</w:t>
+      </w:r>
+      <w:proofErr w:type="spellEnd"/>
+      <w:r>
+        <w:t xml:space="preserve"> == NULL.</w:t>
+      </w:r>
+    </w:p>
+    <w:p>
+      <w:r>
+        <w:t>Post-condizione: Nessuna modifica allo stato del sistema.</w:t>
+      </w:r>
+    </w:p>
+    <w:p>
+      <w:r>
+        <w:t>Effetti collaterali: Nessuno. Restituisce un valore scalare: nessuna memoria coinvolta.</w:t>
+      </w:r>
+    </w:p>
+    <w:p>
+      <w:r>
+        <w:t xml:space="preserve">Ritorna: 1 se il tecnico </w:t>
+      </w:r>
+      <w:proofErr w:type="spellStart"/>
+      <w:proofErr w:type="gramStart"/>
+      <w:r>
+        <w:t>e'</w:t>
+      </w:r>
+      <w:proofErr w:type="spellEnd"/>
+      <w:proofErr w:type="gramEnd"/>
+      <w:r>
+        <w:t xml:space="preserve"> disponibile, 0 altrimenti (anche se </w:t>
+      </w:r>
+      <w:proofErr w:type="spellStart"/>
+      <w:r>
+        <w:t>tecnicoTarget</w:t>
+      </w:r>
+      <w:proofErr w:type="spellEnd"/>
+      <w:r>
+        <w:t xml:space="preserve"> </w:t>
+      </w:r>
+      <w:proofErr w:type="spellStart"/>
+      <w:proofErr w:type="gramStart"/>
+      <w:r>
+        <w:t>e'</w:t>
+      </w:r>
+      <w:proofErr w:type="spellEnd"/>
+      <w:proofErr w:type="gramEnd"/>
+      <w:r>
+        <w:t xml:space="preserve"> NULL).</w:t>
+      </w:r>
+    </w:p>
+    <w:p/>
+    <w:p>
+      <w:pPr>
+        <w:rPr>
+          <w:b/>
+          <w:bCs/>
+        </w:rPr>
+      </w:pPr>
+      <w:r>
+        <w:rPr>
+          <w:b/>
+          <w:bCs/>
+        </w:rPr>
+        <w:t xml:space="preserve">Funzione: </w:t>
+      </w:r>
+      <w:proofErr w:type="spellStart"/>
+      <w:r>
+        <w:rPr>
+          <w:b/>
+          <w:bCs/>
+        </w:rPr>
+        <w:t>getAgendaTecnico</w:t>
+      </w:r>
+      <w:proofErr w:type="spellEnd"/>
+      <w:r>
+        <w:rPr>
+          <w:b/>
+          <w:bCs/>
+        </w:rPr>
+        <w:t xml:space="preserve"> </w:t>
+      </w:r>
+    </w:p>
+    <w:p>
+      <w:r>
+        <w:t>Restituisce il puntatore all'agenda degli interventi pianificati per il tecnico.</w:t>
+      </w:r>
+    </w:p>
+    <w:p>
+      <w:r>
+        <w:t xml:space="preserve">Parametri: </w:t>
+      </w:r>
+      <w:proofErr w:type="spellStart"/>
+      <w:r>
+        <w:t>tecnicoTarget</w:t>
+      </w:r>
+      <w:proofErr w:type="spellEnd"/>
+      <w:r>
+        <w:t xml:space="preserve"> - Puntatore al tecnico (</w:t>
+      </w:r>
+      <w:proofErr w:type="spellStart"/>
+      <w:r>
+        <w:t>puo'</w:t>
+      </w:r>
+      <w:proofErr w:type="spellEnd"/>
+      <w:r>
+        <w:t xml:space="preserve"> essere NULL)</w:t>
+      </w:r>
+    </w:p>
+    <w:p>
+      <w:r>
+        <w:t xml:space="preserve">Pre-condizione: Nessuna condizione particolare: la funzione gestisce internamente il caso </w:t>
+      </w:r>
+      <w:proofErr w:type="spellStart"/>
+      <w:r>
+        <w:t>tecnicoTarget</w:t>
+      </w:r>
+      <w:proofErr w:type="spellEnd"/>
+      <w:r>
+        <w:t xml:space="preserve"> == NULL.</w:t>
+      </w:r>
+    </w:p>
+    <w:p>
+      <w:r>
+        <w:t>Post-condizione: Nessuna modifica allo stato del sistema.</w:t>
+      </w:r>
+    </w:p>
+    <w:p>
+      <w:r>
+        <w:t>Effetti collaterali: Nessuno. Restituisce un puntatore diretto alla struttura interna dell'agenda: il chiamante non deve liberarlo.</w:t>
+      </w:r>
+    </w:p>
+    <w:p>
+      <w:r>
+        <w:t xml:space="preserve">Ritorna: Puntatore alla struttura </w:t>
+      </w:r>
+      <w:proofErr w:type="spellStart"/>
+      <w:proofErr w:type="gramStart"/>
+      <w:r>
+        <w:t>AgendaTecnico</w:t>
+      </w:r>
+      <w:proofErr w:type="spellEnd"/>
+      <w:proofErr w:type="gramEnd"/>
+      <w:r>
+        <w:t xml:space="preserve">, oppure NULL se </w:t>
+      </w:r>
+      <w:proofErr w:type="spellStart"/>
+      <w:r>
+        <w:t>tecnicoTarget</w:t>
+      </w:r>
+      <w:proofErr w:type="spellEnd"/>
+      <w:r>
+        <w:t xml:space="preserve"> </w:t>
+      </w:r>
+      <w:proofErr w:type="spellStart"/>
+      <w:proofErr w:type="gramStart"/>
+      <w:r>
+        <w:t>e'</w:t>
+      </w:r>
+      <w:proofErr w:type="spellEnd"/>
+      <w:proofErr w:type="gramEnd"/>
+      <w:r>
+        <w:t xml:space="preserve"> NULL.</w:t>
+      </w:r>
+    </w:p>
+    <w:p/>
+    <w:p>
+      <w:pPr>
+        <w:rPr>
+          <w:b/>
+          <w:bCs/>
+        </w:rPr>
+      </w:pPr>
+      <w:r>
+        <w:rPr>
+          <w:b/>
+          <w:bCs/>
+        </w:rPr>
+        <w:t xml:space="preserve">Funzione: </w:t>
+      </w:r>
+      <w:proofErr w:type="spellStart"/>
+      <w:r>
+        <w:rPr>
+          <w:b/>
+          <w:bCs/>
+        </w:rPr>
+        <w:t>setDisponibilitaTecnico</w:t>
+      </w:r>
+      <w:proofErr w:type="spellEnd"/>
+      <w:r>
+        <w:rPr>
+          <w:b/>
+          <w:bCs/>
+        </w:rPr>
+        <w:t xml:space="preserve"> </w:t>
+      </w:r>
+    </w:p>
+    <w:p>
+      <w:r>
+        <w:t xml:space="preserve">Aggiorna il flag di </w:t>
+      </w:r>
+      <w:proofErr w:type="spellStart"/>
+      <w:r>
+        <w:t>disponibilita'</w:t>
+      </w:r>
+      <w:proofErr w:type="spellEnd"/>
+      <w:r>
+        <w:t xml:space="preserve"> del tecnico nel sistema.</w:t>
+      </w:r>
+    </w:p>
+    <w:p>
+      <w:r>
+        <w:t xml:space="preserve">Parametri: </w:t>
+      </w:r>
+      <w:proofErr w:type="spellStart"/>
+      <w:r>
+        <w:t>tecnicoTarget</w:t>
+      </w:r>
+      <w:proofErr w:type="spellEnd"/>
+      <w:r>
+        <w:t xml:space="preserve"> - Puntatore al tecnico da aggiornare (ignorato se NULL) </w:t>
+      </w:r>
+      <w:proofErr w:type="spellStart"/>
+      <w:r>
+        <w:t>flagDisponibilita</w:t>
+      </w:r>
+      <w:proofErr w:type="spellEnd"/>
+      <w:r>
+        <w:t xml:space="preserve"> - 1 per marcare come disponibile, 0 per non disponibile</w:t>
+      </w:r>
+    </w:p>
+    <w:p>
+      <w:r>
+        <w:t xml:space="preserve">Pre-condizione: </w:t>
+      </w:r>
+      <w:proofErr w:type="spellStart"/>
+      <w:r>
+        <w:t>tecnicoTarget</w:t>
+      </w:r>
+      <w:proofErr w:type="spellEnd"/>
+      <w:r>
+        <w:t xml:space="preserve"> deve puntare a un Tecnico valido allocato precedentemente, o essere NULL (nel qual caso la funzione non fa nulla).</w:t>
+      </w:r>
+    </w:p>
+    <w:p>
+      <w:r>
+        <w:t xml:space="preserve">Post-condizione: Se </w:t>
+      </w:r>
+      <w:proofErr w:type="spellStart"/>
+      <w:proofErr w:type="gramStart"/>
+      <w:r>
+        <w:t>tecnicoTarget</w:t>
+      </w:r>
+      <w:proofErr w:type="spellEnd"/>
+      <w:r>
+        <w:t xml:space="preserve"> !</w:t>
+      </w:r>
+      <w:proofErr w:type="gramEnd"/>
+      <w:r>
+        <w:t xml:space="preserve">= NULL, il flag di </w:t>
+      </w:r>
+      <w:proofErr w:type="spellStart"/>
+      <w:r>
+        <w:t>disponibilita'</w:t>
+      </w:r>
+      <w:proofErr w:type="spellEnd"/>
+      <w:r>
+        <w:t xml:space="preserve"> viene aggiornato.</w:t>
+      </w:r>
+    </w:p>
+    <w:p>
+      <w:r>
+        <w:t xml:space="preserve">Effetti collaterali: Modifica il campo </w:t>
+      </w:r>
+      <w:proofErr w:type="spellStart"/>
+      <w:r>
+        <w:t>disponibilita'</w:t>
+      </w:r>
+      <w:proofErr w:type="spellEnd"/>
+      <w:r>
+        <w:t xml:space="preserve"> dell'oggetto puntato. Nessuna allocazione o </w:t>
+      </w:r>
+      <w:proofErr w:type="spellStart"/>
+      <w:r>
+        <w:t>deallocazione</w:t>
+      </w:r>
+      <w:proofErr w:type="spellEnd"/>
+      <w:r>
+        <w:t xml:space="preserve"> di memoria.</w:t>
+      </w:r>
+    </w:p>
+    <w:p>
+      <w:r>
+        <w:t>Ritorna: Niente (</w:t>
+      </w:r>
+      <w:proofErr w:type="spellStart"/>
+      <w:r>
+        <w:t>void</w:t>
+      </w:r>
+      <w:proofErr w:type="spellEnd"/>
+      <w:r>
+        <w:t>).</w:t>
+      </w:r>
+    </w:p>
+    <w:p/>
+    <w:p>
+      <w:pPr>
+        <w:rPr>
+          <w:b/>
+          <w:bCs/>
+        </w:rPr>
+      </w:pPr>
+      <w:r>
+        <w:rPr>
+          <w:b/>
+          <w:bCs/>
+        </w:rPr>
+        <w:t xml:space="preserve">Funzione: </w:t>
+      </w:r>
+      <w:proofErr w:type="spellStart"/>
+      <w:r>
+        <w:rPr>
+          <w:b/>
+          <w:bCs/>
+        </w:rPr>
+        <w:t>setSpecializzazioneTecnico</w:t>
+      </w:r>
+      <w:proofErr w:type="spellEnd"/>
+      <w:r>
+        <w:rPr>
+          <w:b/>
+          <w:bCs/>
+        </w:rPr>
+        <w:t xml:space="preserve"> </w:t>
+      </w:r>
+    </w:p>
+    <w:p>
+      <w:r>
+        <w:t>Modifica la specializzazione del tecnico nel sistema.</w:t>
+      </w:r>
+    </w:p>
+    <w:p>
+      <w:r>
+        <w:t xml:space="preserve">Parametri: </w:t>
+      </w:r>
+      <w:proofErr w:type="spellStart"/>
+      <w:r>
+        <w:t>tecnicoTarget</w:t>
+      </w:r>
+      <w:proofErr w:type="spellEnd"/>
+      <w:r>
+        <w:t xml:space="preserve"> - Puntatore al tecnico da aggiornare (ignorato se NULL) </w:t>
+      </w:r>
+      <w:proofErr w:type="spellStart"/>
+      <w:r>
+        <w:t>nuovaSpecializzazione</w:t>
+      </w:r>
+      <w:proofErr w:type="spellEnd"/>
+      <w:r>
+        <w:t xml:space="preserve"> - Stringa con la nuova specializzazione</w:t>
+      </w:r>
+    </w:p>
+    <w:p>
+      <w:r>
+        <w:t xml:space="preserve">Pre-condizione: </w:t>
+      </w:r>
+      <w:proofErr w:type="spellStart"/>
+      <w:r>
+        <w:t>tecnicoTarget</w:t>
+      </w:r>
+      <w:proofErr w:type="spellEnd"/>
+      <w:r>
+        <w:t xml:space="preserve"> deve puntare a un Tecnico valido allocato precedentemente, o essere NULL.</w:t>
+      </w:r>
+    </w:p>
+    <w:p>
+      <w:r>
+        <w:t xml:space="preserve">Post-condizione: Se </w:t>
+      </w:r>
+      <w:proofErr w:type="spellStart"/>
+      <w:proofErr w:type="gramStart"/>
+      <w:r>
+        <w:t>tecnicoTarget</w:t>
+      </w:r>
+      <w:proofErr w:type="spellEnd"/>
+      <w:r>
+        <w:t xml:space="preserve"> !</w:t>
+      </w:r>
+      <w:proofErr w:type="gramEnd"/>
+      <w:r>
+        <w:t>= NULL, la specializzazione viene liberata e sostituita con la nuova stringa duplicata in heap.</w:t>
+      </w:r>
+    </w:p>
+    <w:p>
+      <w:r>
+        <w:t xml:space="preserve">Effetti collaterali: </w:t>
+      </w:r>
+      <w:proofErr w:type="spellStart"/>
+      <w:r>
+        <w:t>Dealloca</w:t>
+      </w:r>
+      <w:proofErr w:type="spellEnd"/>
+      <w:r>
+        <w:t xml:space="preserve"> la stringa precedentemente memorizzata nel campo e alloca una nuova copia della stringa passata (</w:t>
+      </w:r>
+      <w:proofErr w:type="spellStart"/>
+      <w:r>
+        <w:t>strdup</w:t>
+      </w:r>
+      <w:proofErr w:type="spellEnd"/>
+      <w:r>
+        <w:t>). La stringa originale passata come parametro non viene modificata.</w:t>
+      </w:r>
+    </w:p>
+    <w:p>
+      <w:r>
+        <w:t>Ritorna: Niente (</w:t>
+      </w:r>
+      <w:proofErr w:type="spellStart"/>
+      <w:r>
+        <w:t>void</w:t>
+      </w:r>
+      <w:proofErr w:type="spellEnd"/>
+      <w:r>
+        <w:t>).</w:t>
+      </w:r>
+    </w:p>
+    <w:p/>
+    <w:p>
       <w:pPr>
         <w:pStyle w:val="Titolo3"/>
       </w:pPr>
@@ -6743,6 +7792,1159 @@
         <w:t>alberoTecnici.h</w:t>
       </w:r>
       <w:proofErr w:type="spellEnd"/>
+    </w:p>
+    <w:p>
+      <w:pPr>
+        <w:rPr>
+          <w:b/>
+          <w:bCs/>
+        </w:rPr>
+      </w:pPr>
+      <w:r>
+        <w:rPr>
+          <w:b/>
+          <w:bCs/>
+        </w:rPr>
+        <w:t xml:space="preserve">Funzione: </w:t>
+      </w:r>
+      <w:proofErr w:type="spellStart"/>
+      <w:r>
+        <w:rPr>
+          <w:b/>
+          <w:bCs/>
+        </w:rPr>
+        <w:t>creaAlberoTecnici</w:t>
+      </w:r>
+      <w:proofErr w:type="spellEnd"/>
+      <w:r>
+        <w:rPr>
+          <w:b/>
+          <w:bCs/>
+        </w:rPr>
+        <w:t xml:space="preserve"> </w:t>
+      </w:r>
+    </w:p>
+    <w:p>
+      <w:r>
+        <w:t xml:space="preserve">Alloca e inizializza un nuovo albero binario di ricerca (BST) vuoto per la gestione dei tecnici del sistema. </w:t>
+      </w:r>
+    </w:p>
+    <w:p>
+      <w:r>
+        <w:t xml:space="preserve">Parametri: Nessuno. </w:t>
+      </w:r>
+    </w:p>
+    <w:p>
+      <w:r>
+        <w:t xml:space="preserve">Pre-condizione: Nessuna. </w:t>
+      </w:r>
+    </w:p>
+    <w:p>
+      <w:r>
+        <w:t xml:space="preserve">Post-condizione: Un nuovo </w:t>
+      </w:r>
+      <w:proofErr w:type="spellStart"/>
+      <w:proofErr w:type="gramStart"/>
+      <w:r>
+        <w:t>AlberoTecnici</w:t>
+      </w:r>
+      <w:proofErr w:type="spellEnd"/>
+      <w:proofErr w:type="gramEnd"/>
+      <w:r>
+        <w:t xml:space="preserve"> viene allocato in heap con radice NULL. </w:t>
+      </w:r>
+    </w:p>
+    <w:p>
+      <w:r>
+        <w:t>Effetti collaterali: Alloca memoria dinamica (</w:t>
+      </w:r>
+      <w:proofErr w:type="spellStart"/>
+      <w:r>
+        <w:t>malloc</w:t>
+      </w:r>
+      <w:proofErr w:type="spellEnd"/>
+      <w:r>
+        <w:t xml:space="preserve">) per la struttura di base dell'albero. </w:t>
+      </w:r>
+    </w:p>
+    <w:p>
+      <w:r>
+        <w:t xml:space="preserve">Il chiamante </w:t>
+      </w:r>
+      <w:proofErr w:type="spellStart"/>
+      <w:proofErr w:type="gramStart"/>
+      <w:r>
+        <w:t>e'</w:t>
+      </w:r>
+      <w:proofErr w:type="spellEnd"/>
+      <w:proofErr w:type="gramEnd"/>
+      <w:r>
+        <w:t xml:space="preserve"> responsabile della sua futura </w:t>
+      </w:r>
+      <w:proofErr w:type="spellStart"/>
+      <w:r>
+        <w:t>deallocazione</w:t>
+      </w:r>
+      <w:proofErr w:type="spellEnd"/>
+      <w:r>
+        <w:t xml:space="preserve"> tramite </w:t>
+      </w:r>
+      <w:proofErr w:type="spellStart"/>
+      <w:r>
+        <w:t>distruggiAlberoTecnici.</w:t>
+      </w:r>
+      <w:proofErr w:type="spellEnd"/>
+    </w:p>
+    <w:p>
+      <w:r>
+        <w:t xml:space="preserve">Ritorna: Puntatore al nuovo </w:t>
+      </w:r>
+      <w:proofErr w:type="spellStart"/>
+      <w:proofErr w:type="gramStart"/>
+      <w:r>
+        <w:t>AlberoTecnici</w:t>
+      </w:r>
+      <w:proofErr w:type="spellEnd"/>
+      <w:proofErr w:type="gramEnd"/>
+      <w:r>
+        <w:t xml:space="preserve"> allocato, oppure NULL in caso di fallimento della </w:t>
+      </w:r>
+      <w:proofErr w:type="spellStart"/>
+      <w:r>
+        <w:t>malloc</w:t>
+      </w:r>
+      <w:proofErr w:type="spellEnd"/>
+      <w:r>
+        <w:t>.</w:t>
+      </w:r>
+    </w:p>
+    <w:p/>
+    <w:p>
+      <w:pPr>
+        <w:rPr>
+          <w:b/>
+          <w:bCs/>
+        </w:rPr>
+      </w:pPr>
+      <w:r>
+        <w:rPr>
+          <w:b/>
+          <w:bCs/>
+        </w:rPr>
+        <w:t xml:space="preserve">Funzione: </w:t>
+      </w:r>
+      <w:proofErr w:type="spellStart"/>
+      <w:r>
+        <w:rPr>
+          <w:b/>
+          <w:bCs/>
+        </w:rPr>
+        <w:t>distruggiAlberoTecnici</w:t>
+      </w:r>
+      <w:proofErr w:type="spellEnd"/>
+    </w:p>
+    <w:p>
+      <w:r>
+        <w:t>Libera tutta la memoria associata all'albero, inclusi tutti i tecnici e i nodi contenuti all'interno.</w:t>
+      </w:r>
+    </w:p>
+    <w:p>
+      <w:r>
+        <w:t xml:space="preserve">Parametri: </w:t>
+      </w:r>
+      <w:proofErr w:type="spellStart"/>
+      <w:r>
+        <w:t>alberoTarget</w:t>
+      </w:r>
+      <w:proofErr w:type="spellEnd"/>
+      <w:r>
+        <w:t xml:space="preserve"> - Puntatore all'albero da </w:t>
+      </w:r>
+      <w:proofErr w:type="spellStart"/>
+      <w:r>
+        <w:t>deallocare</w:t>
+      </w:r>
+      <w:proofErr w:type="spellEnd"/>
+      <w:r>
+        <w:t xml:space="preserve"> (ignorato se NULL) </w:t>
+      </w:r>
+    </w:p>
+    <w:p>
+      <w:r>
+        <w:t xml:space="preserve">Pre-condizione: </w:t>
+      </w:r>
+      <w:proofErr w:type="spellStart"/>
+      <w:r>
+        <w:t>alberoTarget</w:t>
+      </w:r>
+      <w:proofErr w:type="spellEnd"/>
+      <w:r>
+        <w:t xml:space="preserve"> deve puntare a memoria allocata precedentemente tramite </w:t>
+      </w:r>
+      <w:proofErr w:type="spellStart"/>
+      <w:r>
+        <w:t>creaAlberoTecnici</w:t>
+      </w:r>
+      <w:proofErr w:type="spellEnd"/>
+      <w:r>
+        <w:t xml:space="preserve">, o essere NULL. </w:t>
+      </w:r>
+    </w:p>
+    <w:p>
+      <w:r>
+        <w:t xml:space="preserve">Post-condizione: La memoria dell'albero e di tutti i tecnici viene liberata. Il puntatore </w:t>
+      </w:r>
+      <w:proofErr w:type="spellStart"/>
+      <w:r>
+        <w:t>alberoTarget</w:t>
+      </w:r>
+      <w:proofErr w:type="spellEnd"/>
+      <w:r>
+        <w:t xml:space="preserve"> diventa invalido dopo questa chiamata. </w:t>
+      </w:r>
+    </w:p>
+    <w:p>
+      <w:r>
+        <w:t xml:space="preserve">Effetti collaterali: </w:t>
+      </w:r>
+      <w:proofErr w:type="spellStart"/>
+      <w:r>
+        <w:t>Dealloca</w:t>
+      </w:r>
+      <w:proofErr w:type="spellEnd"/>
+      <w:r>
+        <w:t xml:space="preserve"> ricorsivamente tutta la memoria heap associata ai nodi dell'albero e invoca la distruzione per ogni </w:t>
+      </w:r>
+      <w:proofErr w:type="spellStart"/>
+      <w:r>
+        <w:t>entita'</w:t>
+      </w:r>
+      <w:proofErr w:type="spellEnd"/>
+      <w:r>
+        <w:t xml:space="preserve"> Tecnico in esso contenuta. Usare il puntatore </w:t>
+      </w:r>
+      <w:proofErr w:type="spellStart"/>
+      <w:r>
+        <w:t>alberoTarget</w:t>
+      </w:r>
+      <w:proofErr w:type="spellEnd"/>
+      <w:r>
+        <w:t xml:space="preserve"> dopo questa chiamata costituisce </w:t>
+      </w:r>
+      <w:proofErr w:type="spellStart"/>
+      <w:r>
+        <w:t>undefined</w:t>
+      </w:r>
+      <w:proofErr w:type="spellEnd"/>
+      <w:r>
+        <w:t xml:space="preserve"> </w:t>
+      </w:r>
+      <w:proofErr w:type="spellStart"/>
+      <w:r>
+        <w:t>behavior</w:t>
+      </w:r>
+      <w:proofErr w:type="spellEnd"/>
+      <w:r>
+        <w:t xml:space="preserve">. </w:t>
+      </w:r>
+    </w:p>
+    <w:p>
+      <w:r>
+        <w:t>Ritorna: Niente (</w:t>
+      </w:r>
+      <w:proofErr w:type="spellStart"/>
+      <w:r>
+        <w:t>void</w:t>
+      </w:r>
+      <w:proofErr w:type="spellEnd"/>
+      <w:r>
+        <w:t>).</w:t>
+      </w:r>
+    </w:p>
+    <w:p/>
+    <w:p>
+      <w:pPr>
+        <w:rPr>
+          <w:b/>
+          <w:bCs/>
+        </w:rPr>
+      </w:pPr>
+      <w:r>
+        <w:rPr>
+          <w:b/>
+          <w:bCs/>
+        </w:rPr>
+        <w:t xml:space="preserve">Funzione: </w:t>
+      </w:r>
+      <w:proofErr w:type="spellStart"/>
+      <w:r>
+        <w:rPr>
+          <w:b/>
+          <w:bCs/>
+        </w:rPr>
+        <w:t>inserisciInAlberoTecnici</w:t>
+      </w:r>
+      <w:proofErr w:type="spellEnd"/>
+      <w:r>
+        <w:rPr>
+          <w:b/>
+          <w:bCs/>
+        </w:rPr>
+        <w:t xml:space="preserve"> </w:t>
+      </w:r>
+    </w:p>
+    <w:p>
+      <w:r>
+        <w:t xml:space="preserve">Inserisce un nuovo tecnico nell'albero mantenendo la </w:t>
+      </w:r>
+      <w:proofErr w:type="spellStart"/>
+      <w:r>
+        <w:t>proprieta'</w:t>
+      </w:r>
+      <w:proofErr w:type="spellEnd"/>
+      <w:r>
+        <w:t xml:space="preserve"> del BST (ordinamento lessicografico per codice del tecnico). I duplicati vengono silenziosamente ignorati per mantenere </w:t>
+      </w:r>
+      <w:proofErr w:type="spellStart"/>
+      <w:r>
+        <w:t>l'unicita'</w:t>
+      </w:r>
+      <w:proofErr w:type="spellEnd"/>
+      <w:r>
+        <w:t xml:space="preserve"> dei tecnici. </w:t>
+      </w:r>
+    </w:p>
+    <w:p>
+      <w:r>
+        <w:t xml:space="preserve">Parametri: </w:t>
+      </w:r>
+      <w:proofErr w:type="spellStart"/>
+      <w:r>
+        <w:t>alberoTarget</w:t>
+      </w:r>
+      <w:proofErr w:type="spellEnd"/>
+      <w:r>
+        <w:t xml:space="preserve"> - Puntatore all'albero dove inserire (ignorato se NULL) </w:t>
+      </w:r>
+      <w:proofErr w:type="spellStart"/>
+      <w:r>
+        <w:t>nuovoTecnico</w:t>
+      </w:r>
+      <w:proofErr w:type="spellEnd"/>
+      <w:r>
+        <w:t xml:space="preserve"> - Puntatore al tecnico da inserire (ignorato se NULL) </w:t>
+      </w:r>
+    </w:p>
+    <w:p>
+      <w:r>
+        <w:t xml:space="preserve">Pre-condizione: </w:t>
+      </w:r>
+      <w:proofErr w:type="spellStart"/>
+      <w:r>
+        <w:t>alberoTarget</w:t>
+      </w:r>
+      <w:proofErr w:type="spellEnd"/>
+      <w:r>
+        <w:t xml:space="preserve"> deve puntare a un </w:t>
+      </w:r>
+      <w:proofErr w:type="spellStart"/>
+      <w:proofErr w:type="gramStart"/>
+      <w:r>
+        <w:t>AlberoTecnici</w:t>
+      </w:r>
+      <w:proofErr w:type="spellEnd"/>
+      <w:proofErr w:type="gramEnd"/>
+      <w:r>
+        <w:t xml:space="preserve"> valido allocato precedentemente. </w:t>
+      </w:r>
+      <w:proofErr w:type="spellStart"/>
+      <w:proofErr w:type="gramStart"/>
+      <w:r>
+        <w:t>nuovoTecnico</w:t>
+      </w:r>
+      <w:proofErr w:type="spellEnd"/>
+      <w:proofErr w:type="gramEnd"/>
+      <w:r>
+        <w:t xml:space="preserve"> deve puntare a un Tecnico valido allocato precedentemente. </w:t>
+      </w:r>
+    </w:p>
+    <w:p>
+      <w:r>
+        <w:t xml:space="preserve">Post-condizione: Se </w:t>
+      </w:r>
+      <w:proofErr w:type="spellStart"/>
+      <w:r>
+        <w:t>alberoTarget</w:t>
+      </w:r>
+      <w:proofErr w:type="spellEnd"/>
+      <w:r>
+        <w:t xml:space="preserve"> e </w:t>
+      </w:r>
+      <w:proofErr w:type="spellStart"/>
+      <w:proofErr w:type="gramStart"/>
+      <w:r>
+        <w:t>nuovoTecnico</w:t>
+      </w:r>
+      <w:proofErr w:type="spellEnd"/>
+      <w:proofErr w:type="gramEnd"/>
+      <w:r>
+        <w:t xml:space="preserve"> sono validi e il codice del tecnico non </w:t>
+      </w:r>
+      <w:proofErr w:type="spellStart"/>
+      <w:proofErr w:type="gramStart"/>
+      <w:r>
+        <w:t>e'</w:t>
+      </w:r>
+      <w:proofErr w:type="spellEnd"/>
+      <w:proofErr w:type="gramEnd"/>
+      <w:r>
+        <w:t xml:space="preserve"> </w:t>
+      </w:r>
+      <w:proofErr w:type="spellStart"/>
+      <w:r>
+        <w:t>gia'</w:t>
+      </w:r>
+      <w:proofErr w:type="spellEnd"/>
+      <w:r>
+        <w:t xml:space="preserve"> presente, il tecnico viene inserito nell'albero mantenendo l'ordine BST.</w:t>
+      </w:r>
+    </w:p>
+    <w:p>
+      <w:r>
+        <w:t xml:space="preserve">Effetti collaterali: Alloca memoria dinamica per un nuovo nodo dell'albero e aggiorna i puntatori interni (figlio sinistro/destro) per mantenere la struttura del BST. Modifica lo stato dell'albero aggiungendo un elemento. </w:t>
+      </w:r>
+    </w:p>
+    <w:p>
+      <w:r>
+        <w:t>Ritorna: Niente (</w:t>
+      </w:r>
+      <w:proofErr w:type="spellStart"/>
+      <w:r>
+        <w:t>void</w:t>
+      </w:r>
+      <w:proofErr w:type="spellEnd"/>
+      <w:r>
+        <w:t>).</w:t>
+      </w:r>
+    </w:p>
+    <w:p>
+      <w:pPr>
+        <w:rPr>
+          <w:b/>
+          <w:bCs/>
+        </w:rPr>
+      </w:pPr>
+    </w:p>
+    <w:p>
+      <w:pPr>
+        <w:rPr>
+          <w:b/>
+          <w:bCs/>
+        </w:rPr>
+      </w:pPr>
+      <w:r>
+        <w:rPr>
+          <w:b/>
+          <w:bCs/>
+        </w:rPr>
+        <w:t xml:space="preserve">Funzione: </w:t>
+      </w:r>
+      <w:proofErr w:type="spellStart"/>
+      <w:r>
+        <w:rPr>
+          <w:b/>
+          <w:bCs/>
+        </w:rPr>
+        <w:t>cercaTecnicoInAlbero</w:t>
+      </w:r>
+      <w:proofErr w:type="spellEnd"/>
+      <w:r>
+        <w:rPr>
+          <w:b/>
+          <w:bCs/>
+        </w:rPr>
+        <w:t xml:space="preserve"> </w:t>
+      </w:r>
+    </w:p>
+    <w:p>
+      <w:r>
+        <w:t>Effettua una ricerca nel BST per individuare il tecnico con il codice specificato, sfruttando l'ordinamento lessicografico per ridurre lo spazio di ricerca (</w:t>
+      </w:r>
+      <w:proofErr w:type="spellStart"/>
+      <w:r>
+        <w:t>complessita'</w:t>
+      </w:r>
+      <w:proofErr w:type="spellEnd"/>
+      <w:r>
+        <w:t xml:space="preserve"> </w:t>
+      </w:r>
+      <w:proofErr w:type="gramStart"/>
+      <w:r>
+        <w:t>O(</w:t>
+      </w:r>
+      <w:proofErr w:type="gramEnd"/>
+      <w:r>
+        <w:t xml:space="preserve">log n) nel caso medio). </w:t>
+      </w:r>
+    </w:p>
+    <w:p>
+      <w:r>
+        <w:t xml:space="preserve">Parametri: </w:t>
+      </w:r>
+      <w:proofErr w:type="spellStart"/>
+      <w:r>
+        <w:t>alberoTarget</w:t>
+      </w:r>
+      <w:proofErr w:type="spellEnd"/>
+      <w:r>
+        <w:t xml:space="preserve"> - Puntatore all'albero dove cercare (</w:t>
+      </w:r>
+      <w:proofErr w:type="spellStart"/>
+      <w:r>
+        <w:t>puo'</w:t>
+      </w:r>
+      <w:proofErr w:type="spellEnd"/>
+      <w:r>
+        <w:t xml:space="preserve"> essere NULL) </w:t>
+      </w:r>
+      <w:proofErr w:type="spellStart"/>
+      <w:r>
+        <w:t>codiceDaCercare</w:t>
+      </w:r>
+      <w:proofErr w:type="spellEnd"/>
+      <w:r>
+        <w:t xml:space="preserve"> - Codice identificativo del tecnico (</w:t>
+      </w:r>
+      <w:proofErr w:type="spellStart"/>
+      <w:r>
+        <w:t>puo'</w:t>
+      </w:r>
+      <w:proofErr w:type="spellEnd"/>
+      <w:r>
+        <w:t xml:space="preserve"> essere NULL) </w:t>
+      </w:r>
+    </w:p>
+    <w:p>
+      <w:r>
+        <w:t xml:space="preserve">Pre-condizione: Nessuna condizione particolare: la funzione gestisce internamente i casi </w:t>
+      </w:r>
+      <w:proofErr w:type="spellStart"/>
+      <w:r>
+        <w:t>alberoTarget</w:t>
+      </w:r>
+      <w:proofErr w:type="spellEnd"/>
+      <w:r>
+        <w:t xml:space="preserve"> == NULL o </w:t>
+      </w:r>
+      <w:proofErr w:type="spellStart"/>
+      <w:r>
+        <w:t>codiceDaCercare</w:t>
+      </w:r>
+      <w:proofErr w:type="spellEnd"/>
+      <w:r>
+        <w:t xml:space="preserve"> == NULL. </w:t>
+      </w:r>
+    </w:p>
+    <w:p>
+      <w:r>
+        <w:t xml:space="preserve">Post-condizione: Nessuna modifica allo stato dell'albero. </w:t>
+      </w:r>
+    </w:p>
+    <w:p>
+      <w:r>
+        <w:lastRenderedPageBreak/>
+        <w:t xml:space="preserve">Effetti collaterali: Nessuno. Operazione di sola lettura. </w:t>
+      </w:r>
+    </w:p>
+    <w:p>
+      <w:r>
+        <w:t xml:space="preserve">Ritorna: Puntatore al Tecnico trovato, oppure NULL se nessun tecnico corrisponde al codice o se l'albero </w:t>
+      </w:r>
+      <w:proofErr w:type="spellStart"/>
+      <w:proofErr w:type="gramStart"/>
+      <w:r>
+        <w:t>e'</w:t>
+      </w:r>
+      <w:proofErr w:type="spellEnd"/>
+      <w:proofErr w:type="gramEnd"/>
+      <w:r>
+        <w:t xml:space="preserve"> vuoto.</w:t>
+      </w:r>
+    </w:p>
+    <w:p/>
+    <w:p>
+      <w:pPr>
+        <w:rPr>
+          <w:b/>
+          <w:bCs/>
+        </w:rPr>
+      </w:pPr>
+      <w:r>
+        <w:rPr>
+          <w:b/>
+          <w:bCs/>
+        </w:rPr>
+        <w:t xml:space="preserve">Funzione: </w:t>
+      </w:r>
+      <w:proofErr w:type="spellStart"/>
+      <w:r>
+        <w:rPr>
+          <w:b/>
+          <w:bCs/>
+        </w:rPr>
+        <w:t>getRadiceAlberoTecnici</w:t>
+      </w:r>
+      <w:proofErr w:type="spellEnd"/>
+      <w:r>
+        <w:rPr>
+          <w:b/>
+          <w:bCs/>
+        </w:rPr>
+        <w:t xml:space="preserve"> </w:t>
+      </w:r>
+    </w:p>
+    <w:p>
+      <w:r>
+        <w:t xml:space="preserve">Restituisce il puntatore al nodo radice dell'albero binario di ricerca. </w:t>
+      </w:r>
+    </w:p>
+    <w:p>
+      <w:r>
+        <w:t xml:space="preserve">Parametri: </w:t>
+      </w:r>
+      <w:proofErr w:type="spellStart"/>
+      <w:r>
+        <w:t>alberoTarget</w:t>
+      </w:r>
+      <w:proofErr w:type="spellEnd"/>
+      <w:r>
+        <w:t xml:space="preserve"> - Puntatore all'albero (</w:t>
+      </w:r>
+      <w:proofErr w:type="spellStart"/>
+      <w:r>
+        <w:t>puo'</w:t>
+      </w:r>
+      <w:proofErr w:type="spellEnd"/>
+      <w:r>
+        <w:t xml:space="preserve"> essere NULL) </w:t>
+      </w:r>
+    </w:p>
+    <w:p>
+      <w:r>
+        <w:t xml:space="preserve">Pre-condizione: Nessuna condizione particolare: la funzione gestisce internamente il caso </w:t>
+      </w:r>
+      <w:proofErr w:type="spellStart"/>
+      <w:r>
+        <w:t>alberoTarget</w:t>
+      </w:r>
+      <w:proofErr w:type="spellEnd"/>
+      <w:r>
+        <w:t xml:space="preserve"> == NULL. </w:t>
+      </w:r>
+    </w:p>
+    <w:p>
+      <w:r>
+        <w:t xml:space="preserve">Post-condizione: Nessuna modifica allo stato del sistema. </w:t>
+      </w:r>
+    </w:p>
+    <w:p>
+      <w:r>
+        <w:t xml:space="preserve">Effetti collaterali: Nessuno. Restituisce un puntatore alla struttura dati interna: il chiamante non deve liberarlo </w:t>
+      </w:r>
+      <w:proofErr w:type="gramStart"/>
+      <w:r>
+        <w:t>ne'</w:t>
+      </w:r>
+      <w:proofErr w:type="gramEnd"/>
+      <w:r>
+        <w:t xml:space="preserve"> modificarne arbitrariamente i collegamenti. </w:t>
+      </w:r>
+    </w:p>
+    <w:p>
+      <w:r>
+        <w:t xml:space="preserve">Ritorna: Puntatore al nodo radice, oppure NULL se l'albero </w:t>
+      </w:r>
+      <w:proofErr w:type="spellStart"/>
+      <w:proofErr w:type="gramStart"/>
+      <w:r>
+        <w:t>e'</w:t>
+      </w:r>
+      <w:proofErr w:type="spellEnd"/>
+      <w:proofErr w:type="gramEnd"/>
+      <w:r>
+        <w:t xml:space="preserve"> vuoto o </w:t>
+      </w:r>
+      <w:proofErr w:type="spellStart"/>
+      <w:r>
+        <w:t>alberoTarget</w:t>
+      </w:r>
+      <w:proofErr w:type="spellEnd"/>
+      <w:r>
+        <w:t xml:space="preserve"> </w:t>
+      </w:r>
+      <w:proofErr w:type="spellStart"/>
+      <w:proofErr w:type="gramStart"/>
+      <w:r>
+        <w:t>e'</w:t>
+      </w:r>
+      <w:proofErr w:type="spellEnd"/>
+      <w:proofErr w:type="gramEnd"/>
+      <w:r>
+        <w:t xml:space="preserve"> NULL.</w:t>
+      </w:r>
+    </w:p>
+    <w:p/>
+    <w:p>
+      <w:pPr>
+        <w:rPr>
+          <w:b/>
+          <w:bCs/>
+        </w:rPr>
+      </w:pPr>
+      <w:r>
+        <w:rPr>
+          <w:b/>
+          <w:bCs/>
+        </w:rPr>
+        <w:t xml:space="preserve">Funzione: </w:t>
+      </w:r>
+      <w:proofErr w:type="spellStart"/>
+      <w:r>
+        <w:rPr>
+          <w:b/>
+          <w:bCs/>
+        </w:rPr>
+        <w:t>getFiglioSinistroTecnici</w:t>
+      </w:r>
+      <w:proofErr w:type="spellEnd"/>
+    </w:p>
+    <w:p>
+      <w:r>
+        <w:t xml:space="preserve">Restituisce il puntatore al figlio sinistro del nodo corrente nel BST. Il figlio sinistro contiene tecnici con codice lessicograficamente minore. </w:t>
+      </w:r>
+    </w:p>
+    <w:p>
+      <w:r>
+        <w:t xml:space="preserve">Parametri: </w:t>
+      </w:r>
+      <w:proofErr w:type="spellStart"/>
+      <w:r>
+        <w:t>nodoCorrente</w:t>
+      </w:r>
+      <w:proofErr w:type="spellEnd"/>
+      <w:r>
+        <w:t xml:space="preserve"> - Puntatore al nodo corrente (</w:t>
+      </w:r>
+      <w:proofErr w:type="spellStart"/>
+      <w:r>
+        <w:t>puo'</w:t>
+      </w:r>
+      <w:proofErr w:type="spellEnd"/>
+      <w:r>
+        <w:t xml:space="preserve"> essere NULL) </w:t>
+      </w:r>
+    </w:p>
+    <w:p>
+      <w:r>
+        <w:t xml:space="preserve">Pre-condizione: Nessuna condizione particolare: la funzione gestisce internamente il caso </w:t>
+      </w:r>
+      <w:proofErr w:type="spellStart"/>
+      <w:r>
+        <w:t>nodoCorrente</w:t>
+      </w:r>
+      <w:proofErr w:type="spellEnd"/>
+      <w:r>
+        <w:t xml:space="preserve"> == NULL. </w:t>
+      </w:r>
+    </w:p>
+    <w:p>
+      <w:r>
+        <w:t xml:space="preserve">Post-condizione: Nessuna modifica allo stato del sistema. </w:t>
+      </w:r>
+    </w:p>
+    <w:p>
+      <w:r>
+        <w:t>Effetti collaterali: Nessuno. Restituisce un puntatore alla struttura dati interna: il chiamante non deve liberarlo.</w:t>
+      </w:r>
+    </w:p>
+    <w:p>
+      <w:r>
+        <w:t xml:space="preserve">Ritorna: Puntatore al figlio sinistro, oppure NULL se il nodo non ha figlio sinistro o se </w:t>
+      </w:r>
+      <w:proofErr w:type="spellStart"/>
+      <w:r>
+        <w:t>nodoCorrente</w:t>
+      </w:r>
+      <w:proofErr w:type="spellEnd"/>
+      <w:r>
+        <w:t xml:space="preserve"> </w:t>
+      </w:r>
+      <w:proofErr w:type="spellStart"/>
+      <w:proofErr w:type="gramStart"/>
+      <w:r>
+        <w:t>e'</w:t>
+      </w:r>
+      <w:proofErr w:type="spellEnd"/>
+      <w:proofErr w:type="gramEnd"/>
+      <w:r>
+        <w:t xml:space="preserve"> NULL.</w:t>
+      </w:r>
+    </w:p>
+    <w:p/>
+    <w:p>
+      <w:pPr>
+        <w:rPr>
+          <w:b/>
+          <w:bCs/>
+        </w:rPr>
+      </w:pPr>
+      <w:r>
+        <w:rPr>
+          <w:b/>
+          <w:bCs/>
+        </w:rPr>
+        <w:t xml:space="preserve">Funzione: </w:t>
+      </w:r>
+      <w:proofErr w:type="spellStart"/>
+      <w:r>
+        <w:rPr>
+          <w:b/>
+          <w:bCs/>
+        </w:rPr>
+        <w:t>getFiglioDestroTecnici</w:t>
+      </w:r>
+      <w:proofErr w:type="spellEnd"/>
+      <w:r>
+        <w:rPr>
+          <w:b/>
+          <w:bCs/>
+        </w:rPr>
+        <w:t xml:space="preserve"> </w:t>
+      </w:r>
+    </w:p>
+    <w:p>
+      <w:r>
+        <w:t xml:space="preserve">Restituisce il puntatore al figlio destro del nodo corrente nel BST. Il figlio destro contiene tecnici con codice lessicograficamente maggiore. </w:t>
+      </w:r>
+    </w:p>
+    <w:p>
+      <w:r>
+        <w:t xml:space="preserve">Parametri: </w:t>
+      </w:r>
+      <w:proofErr w:type="spellStart"/>
+      <w:r>
+        <w:t>nodoCorrente</w:t>
+      </w:r>
+      <w:proofErr w:type="spellEnd"/>
+      <w:r>
+        <w:t xml:space="preserve"> - Puntatore al nodo corrente (</w:t>
+      </w:r>
+      <w:proofErr w:type="spellStart"/>
+      <w:r>
+        <w:t>puo'</w:t>
+      </w:r>
+      <w:proofErr w:type="spellEnd"/>
+      <w:r>
+        <w:t xml:space="preserve"> essere NULL) </w:t>
+      </w:r>
+    </w:p>
+    <w:p>
+      <w:r>
+        <w:t xml:space="preserve">Pre-condizione: Nessuna condizione particolare: la funzione gestisce internamente il caso </w:t>
+      </w:r>
+      <w:proofErr w:type="spellStart"/>
+      <w:r>
+        <w:t>nodoCorrente</w:t>
+      </w:r>
+      <w:proofErr w:type="spellEnd"/>
+      <w:r>
+        <w:t xml:space="preserve"> == NULL. </w:t>
+      </w:r>
+    </w:p>
+    <w:p>
+      <w:r>
+        <w:t>Post-condizione: Nessuna modifica allo stato del sistema.</w:t>
+      </w:r>
+    </w:p>
+    <w:p>
+      <w:r>
+        <w:t xml:space="preserve">Effetti collaterali: Nessuno. Restituisce un puntatore alla struttura dati interna: il chiamante non deve liberarlo. </w:t>
+      </w:r>
+    </w:p>
+    <w:p>
+      <w:r>
+        <w:t xml:space="preserve">Ritorna: Puntatore al figlio destro, oppure NULL se il nodo non ha figlio destro o se </w:t>
+      </w:r>
+      <w:proofErr w:type="spellStart"/>
+      <w:r>
+        <w:t>nodoCorrente</w:t>
+      </w:r>
+      <w:proofErr w:type="spellEnd"/>
+      <w:r>
+        <w:t xml:space="preserve"> </w:t>
+      </w:r>
+      <w:proofErr w:type="spellStart"/>
+      <w:proofErr w:type="gramStart"/>
+      <w:r>
+        <w:t>e'</w:t>
+      </w:r>
+      <w:proofErr w:type="spellEnd"/>
+      <w:proofErr w:type="gramEnd"/>
+      <w:r>
+        <w:t xml:space="preserve"> NULL.</w:t>
+      </w:r>
+    </w:p>
+    <w:p/>
+    <w:p>
+      <w:pPr>
+        <w:rPr>
+          <w:b/>
+          <w:bCs/>
+        </w:rPr>
+      </w:pPr>
+      <w:r>
+        <w:rPr>
+          <w:b/>
+          <w:bCs/>
+        </w:rPr>
+        <w:t xml:space="preserve">Funzione: </w:t>
+      </w:r>
+      <w:proofErr w:type="spellStart"/>
+      <w:r>
+        <w:rPr>
+          <w:b/>
+          <w:bCs/>
+        </w:rPr>
+        <w:t>getTecnicoDalNodoAlbero</w:t>
+      </w:r>
+      <w:proofErr w:type="spellEnd"/>
+      <w:r>
+        <w:rPr>
+          <w:b/>
+          <w:bCs/>
+        </w:rPr>
+        <w:t xml:space="preserve"> </w:t>
+      </w:r>
+    </w:p>
+    <w:p>
+      <w:r>
+        <w:t xml:space="preserve">Estrae il puntatore al Tecnico contenuto nel nodo dell'albero. </w:t>
+      </w:r>
+    </w:p>
+    <w:p>
+      <w:r>
+        <w:t xml:space="preserve">Parametri: </w:t>
+      </w:r>
+      <w:proofErr w:type="spellStart"/>
+      <w:r>
+        <w:t>nodoCorrente</w:t>
+      </w:r>
+      <w:proofErr w:type="spellEnd"/>
+      <w:r>
+        <w:t xml:space="preserve"> - Puntatore al nodo dalla quale estrarre il tecnico (</w:t>
+      </w:r>
+      <w:proofErr w:type="spellStart"/>
+      <w:r>
+        <w:t>puo'</w:t>
+      </w:r>
+      <w:proofErr w:type="spellEnd"/>
+      <w:r>
+        <w:t xml:space="preserve"> essere NULL)</w:t>
+      </w:r>
+    </w:p>
+    <w:p>
+      <w:r>
+        <w:t xml:space="preserve">Pre-condizione: Nessuna condizione particolare: la funzione gestisce internamente il caso </w:t>
+      </w:r>
+      <w:proofErr w:type="spellStart"/>
+      <w:r>
+        <w:t>nodoCorrente</w:t>
+      </w:r>
+      <w:proofErr w:type="spellEnd"/>
+      <w:r>
+        <w:t xml:space="preserve"> == NULL. </w:t>
+      </w:r>
+    </w:p>
+    <w:p>
+      <w:r>
+        <w:t xml:space="preserve">Post-condizione: Nessuna modifica allo stato del sistema. </w:t>
+      </w:r>
+    </w:p>
+    <w:p>
+      <w:r>
+        <w:t xml:space="preserve">Effetti collaterali: Nessuno. Restituisce il puntatore al payload del nodo senza effettuare copie o allocazioni. </w:t>
+      </w:r>
+    </w:p>
+    <w:p>
+      <w:r>
+        <w:t xml:space="preserve">Ritorna: Puntatore al Tecnico ospitato dal nodo, oppure NULL se </w:t>
+      </w:r>
+      <w:proofErr w:type="spellStart"/>
+      <w:r>
+        <w:t>nodoCorrente</w:t>
+      </w:r>
+      <w:proofErr w:type="spellEnd"/>
+      <w:r>
+        <w:t xml:space="preserve"> </w:t>
+      </w:r>
+      <w:proofErr w:type="spellStart"/>
+      <w:proofErr w:type="gramStart"/>
+      <w:r>
+        <w:t>e'</w:t>
+      </w:r>
+      <w:proofErr w:type="spellEnd"/>
+      <w:proofErr w:type="gramEnd"/>
+      <w:r>
+        <w:t xml:space="preserve"> NULL.</w:t>
+      </w:r>
+    </w:p>
+    <w:p/>
+    <w:p>
+      <w:pPr>
+        <w:rPr>
+          <w:b/>
+          <w:bCs/>
+        </w:rPr>
+      </w:pPr>
+      <w:r>
+        <w:rPr>
+          <w:b/>
+          <w:bCs/>
+        </w:rPr>
+        <w:t xml:space="preserve">Funzione: </w:t>
+      </w:r>
+      <w:proofErr w:type="spellStart"/>
+      <w:r>
+        <w:rPr>
+          <w:b/>
+          <w:bCs/>
+        </w:rPr>
+        <w:t>visitaAlberoTecnici</w:t>
+      </w:r>
+      <w:proofErr w:type="spellEnd"/>
+      <w:r>
+        <w:rPr>
+          <w:b/>
+          <w:bCs/>
+        </w:rPr>
+        <w:t xml:space="preserve"> </w:t>
+      </w:r>
+    </w:p>
+    <w:p>
+      <w:r>
+        <w:t>Esegue una visita in ordine simmetrico (in-</w:t>
+      </w:r>
+      <w:proofErr w:type="spellStart"/>
+      <w:r>
+        <w:t>order</w:t>
+      </w:r>
+      <w:proofErr w:type="spellEnd"/>
+      <w:r>
+        <w:t xml:space="preserve">: sinistro -&gt; radice -&gt; destro) dell'albero, applicando la funzione visitatore a ogni Tecnico incontrato. </w:t>
+      </w:r>
+      <w:proofErr w:type="spellStart"/>
+      <w:r>
+        <w:t>Poiche</w:t>
+      </w:r>
+      <w:proofErr w:type="spellEnd"/>
+      <w:r>
+        <w:t xml:space="preserve">' la visita </w:t>
+      </w:r>
+      <w:proofErr w:type="spellStart"/>
+      <w:proofErr w:type="gramStart"/>
+      <w:r>
+        <w:t>e'</w:t>
+      </w:r>
+      <w:proofErr w:type="spellEnd"/>
+      <w:proofErr w:type="gramEnd"/>
+      <w:r>
+        <w:t xml:space="preserve"> in-</w:t>
+      </w:r>
+      <w:proofErr w:type="spellStart"/>
+      <w:r>
+        <w:t>order</w:t>
+      </w:r>
+      <w:proofErr w:type="spellEnd"/>
+      <w:r>
+        <w:t xml:space="preserve">, i tecnici </w:t>
+      </w:r>
+      <w:r>
+        <w:lastRenderedPageBreak/>
+        <w:t xml:space="preserve">vengono passati al visitatore in ordine lessicografico crescente per codice. Usata per operazioni bulk come la stampa dell'elenco completo o il monitoraggio del carico di lavoro. </w:t>
+      </w:r>
+    </w:p>
+    <w:p>
+      <w:r>
+        <w:t xml:space="preserve">Parametri: </w:t>
+      </w:r>
+      <w:proofErr w:type="spellStart"/>
+      <w:r>
+        <w:t>alberoTarget</w:t>
+      </w:r>
+      <w:proofErr w:type="spellEnd"/>
+      <w:r>
+        <w:t xml:space="preserve"> - Albero da visitare (</w:t>
+      </w:r>
+      <w:proofErr w:type="spellStart"/>
+      <w:r>
+        <w:t>puo'</w:t>
+      </w:r>
+      <w:proofErr w:type="spellEnd"/>
+      <w:r>
+        <w:t xml:space="preserve"> essere NULL) visitatore - Funzione da applicare a ogni Tecnico incontrato (</w:t>
+      </w:r>
+      <w:proofErr w:type="spellStart"/>
+      <w:r>
+        <w:t>puo'</w:t>
+      </w:r>
+      <w:proofErr w:type="spellEnd"/>
+      <w:r>
+        <w:t xml:space="preserve"> essere NULL) </w:t>
+      </w:r>
+    </w:p>
+    <w:p>
+      <w:r>
+        <w:t xml:space="preserve">Pre-condizione: Nessuna condizione particolare: la funzione gestisce internamente il caso </w:t>
+      </w:r>
+      <w:proofErr w:type="spellStart"/>
+      <w:r>
+        <w:t>alberoTarget</w:t>
+      </w:r>
+      <w:proofErr w:type="spellEnd"/>
+      <w:r>
+        <w:t xml:space="preserve"> == NULL o visitatore == NULL. </w:t>
+      </w:r>
+    </w:p>
+    <w:p>
+      <w:r>
+        <w:t>Post-condizione: La funzione visitatore viene chiamata una volta per ogni Tecnico presente nell'albero, in ordine lessicografico di codice. La struttura dell'albero non viene modificata (a meno che il visitatore stesso non modifichi i Tecnici).</w:t>
+      </w:r>
+    </w:p>
+    <w:p>
+      <w:r>
+        <w:t xml:space="preserve">Effetti collaterali: Nessuno derivante direttamente dall'attraversamento dell'albero, tuttavia l'esecuzione della funzione puntata da "visitatore" </w:t>
+      </w:r>
+      <w:proofErr w:type="spellStart"/>
+      <w:r>
+        <w:t>puo'</w:t>
+      </w:r>
+      <w:proofErr w:type="spellEnd"/>
+      <w:r>
+        <w:t xml:space="preserve"> generare effetti collaterali (es. stampe a video, I/O su file, o modifica dello stato interno del Tecnico). </w:t>
+      </w:r>
+    </w:p>
+    <w:p>
+      <w:r>
+        <w:t>Ritorna: Niente (</w:t>
+      </w:r>
+      <w:proofErr w:type="spellStart"/>
+      <w:r>
+        <w:t>void</w:t>
+      </w:r>
+      <w:proofErr w:type="spellEnd"/>
+      <w:r>
+        <w:t>).</w:t>
+      </w:r>
     </w:p>
     <w:p/>
     <w:p>

--- a/Relazione_Progetto.docx
+++ b/Relazione_Progetto.docx
@@ -7762,9 +7762,2166 @@
       </w:r>
       <w:proofErr w:type="spellEnd"/>
     </w:p>
+    <w:p>
+      <w:pPr>
+        <w:rPr>
+          <w:b/>
+          <w:bCs/>
+        </w:rPr>
+      </w:pPr>
+      <w:r>
+        <w:rPr>
+          <w:b/>
+          <w:bCs/>
+        </w:rPr>
+        <w:t xml:space="preserve">Funzione: </w:t>
+      </w:r>
+      <w:proofErr w:type="spellStart"/>
+      <w:r>
+        <w:rPr>
+          <w:b/>
+          <w:bCs/>
+        </w:rPr>
+        <w:t>duplicaStringa</w:t>
+      </w:r>
+      <w:proofErr w:type="spellEnd"/>
+      <w:r>
+        <w:rPr>
+          <w:b/>
+          <w:bCs/>
+        </w:rPr>
+        <w:t xml:space="preserve"> </w:t>
+      </w:r>
+    </w:p>
+    <w:p>
+      <w:r>
+        <w:t xml:space="preserve">Alloca in heap una copia della stringa sorgente. </w:t>
+      </w:r>
+    </w:p>
+    <w:p>
+      <w:r>
+        <w:t xml:space="preserve">Parametri: </w:t>
+      </w:r>
+      <w:proofErr w:type="spellStart"/>
+      <w:r>
+        <w:t>src</w:t>
+      </w:r>
+      <w:proofErr w:type="spellEnd"/>
+      <w:r>
+        <w:t xml:space="preserve"> - Stringa da duplicare (</w:t>
+      </w:r>
+      <w:proofErr w:type="spellStart"/>
+      <w:r>
+        <w:t>puo'</w:t>
+      </w:r>
+      <w:proofErr w:type="spellEnd"/>
+      <w:r>
+        <w:t xml:space="preserve"> essere NULL) </w:t>
+      </w:r>
+    </w:p>
+    <w:p>
+      <w:r>
+        <w:t xml:space="preserve">Pre-condizione: Nessuna condizione particolare: la funzione gestisce internamente il caso </w:t>
+      </w:r>
+      <w:proofErr w:type="spellStart"/>
+      <w:r>
+        <w:t>src</w:t>
+      </w:r>
+      <w:proofErr w:type="spellEnd"/>
+      <w:r>
+        <w:t xml:space="preserve"> </w:t>
+      </w:r>
+      <w:r>
+        <w:lastRenderedPageBreak/>
+        <w:t xml:space="preserve">== NULL. </w:t>
+      </w:r>
+    </w:p>
+    <w:p>
+      <w:r>
+        <w:t xml:space="preserve">Post-condizione: Se </w:t>
+      </w:r>
+      <w:proofErr w:type="spellStart"/>
+      <w:proofErr w:type="gramStart"/>
+      <w:r>
+        <w:t>src</w:t>
+      </w:r>
+      <w:proofErr w:type="spellEnd"/>
+      <w:r>
+        <w:t xml:space="preserve"> !</w:t>
+      </w:r>
+      <w:proofErr w:type="gramEnd"/>
+      <w:r>
+        <w:t xml:space="preserve">= NULL e la </w:t>
+      </w:r>
+      <w:proofErr w:type="spellStart"/>
+      <w:r>
+        <w:t>malloc</w:t>
+      </w:r>
+      <w:proofErr w:type="spellEnd"/>
+      <w:r>
+        <w:t xml:space="preserve"> ha successo, viene restituito un nuovo buffer heap contenente una copia di </w:t>
+      </w:r>
+      <w:proofErr w:type="spellStart"/>
+      <w:r>
+        <w:t>src</w:t>
+      </w:r>
+      <w:proofErr w:type="spellEnd"/>
+      <w:r>
+        <w:t xml:space="preserve">. Il chiamante </w:t>
+      </w:r>
+      <w:proofErr w:type="spellStart"/>
+      <w:proofErr w:type="gramStart"/>
+      <w:r>
+        <w:t>e'</w:t>
+      </w:r>
+      <w:proofErr w:type="spellEnd"/>
+      <w:proofErr w:type="gramEnd"/>
+      <w:r>
+        <w:t xml:space="preserve"> responsabile di liberarlo con </w:t>
+      </w:r>
+      <w:proofErr w:type="gramStart"/>
+      <w:r>
+        <w:t>free(</w:t>
+      </w:r>
+      <w:proofErr w:type="gramEnd"/>
+      <w:r>
+        <w:t xml:space="preserve">). </w:t>
+      </w:r>
+    </w:p>
+    <w:p>
+      <w:r>
+        <w:t>Effetti collaterali: Alloca memoria dinamica (</w:t>
+      </w:r>
+      <w:proofErr w:type="spellStart"/>
+      <w:r>
+        <w:t>malloc</w:t>
+      </w:r>
+      <w:proofErr w:type="spellEnd"/>
+      <w:r>
+        <w:t xml:space="preserve">). </w:t>
+      </w:r>
+    </w:p>
+    <w:p>
+      <w:r>
+        <w:t xml:space="preserve">Ritorna: Puntatore alla copia allocata, oppure NULL se </w:t>
+      </w:r>
+      <w:proofErr w:type="spellStart"/>
+      <w:r>
+        <w:t>src</w:t>
+      </w:r>
+      <w:proofErr w:type="spellEnd"/>
+      <w:r>
+        <w:t xml:space="preserve"> </w:t>
+      </w:r>
+      <w:proofErr w:type="spellStart"/>
+      <w:proofErr w:type="gramStart"/>
+      <w:r>
+        <w:t>e'</w:t>
+      </w:r>
+      <w:proofErr w:type="spellEnd"/>
+      <w:proofErr w:type="gramEnd"/>
+      <w:r>
+        <w:t xml:space="preserve"> NULL o se la </w:t>
+      </w:r>
+      <w:proofErr w:type="spellStart"/>
+      <w:r>
+        <w:t>malloc</w:t>
+      </w:r>
+      <w:proofErr w:type="spellEnd"/>
+      <w:r>
+        <w:t xml:space="preserve"> fallisce.</w:t>
+      </w:r>
+    </w:p>
     <w:p/>
     <w:p>
       <w:pPr>
+        <w:rPr>
+          <w:b/>
+          <w:bCs/>
+        </w:rPr>
+      </w:pPr>
+      <w:r>
+        <w:rPr>
+          <w:b/>
+          <w:bCs/>
+        </w:rPr>
+        <w:t xml:space="preserve">Funzione: </w:t>
+      </w:r>
+      <w:proofErr w:type="spellStart"/>
+      <w:r>
+        <w:rPr>
+          <w:b/>
+          <w:bCs/>
+        </w:rPr>
+        <w:t>validaData</w:t>
+      </w:r>
+      <w:proofErr w:type="spellEnd"/>
+      <w:r>
+        <w:rPr>
+          <w:b/>
+          <w:bCs/>
+        </w:rPr>
+        <w:t xml:space="preserve"> </w:t>
+      </w:r>
+    </w:p>
+    <w:p>
+      <w:r>
+        <w:t xml:space="preserve">Verifica la </w:t>
+      </w:r>
+      <w:proofErr w:type="spellStart"/>
+      <w:r>
+        <w:t>validita'</w:t>
+      </w:r>
+      <w:proofErr w:type="spellEnd"/>
+      <w:r>
+        <w:t xml:space="preserve"> sintattica e logica di una stringa che rappresenta una data nel formato "GG/MM/AAAA". </w:t>
+      </w:r>
+    </w:p>
+    <w:p>
+      <w:r>
+        <w:t xml:space="preserve">Parametri: data - Stringa con la data da validare </w:t>
+      </w:r>
+    </w:p>
+    <w:p>
+      <w:r>
+        <w:t xml:space="preserve">Pre-condizione: Nessuna condizione particolare: la funzione gestisce internamente il caso data == NULL. Post-condizione: Nessuna modifica alla stringa passata. </w:t>
+      </w:r>
+    </w:p>
+    <w:p>
+      <w:r>
+        <w:t xml:space="preserve">Effetti collaterali: Nessuno. Operazione di sola lettura. </w:t>
+      </w:r>
+    </w:p>
+    <w:p>
+      <w:r>
+        <w:t xml:space="preserve">Ritorna: 1 se la data </w:t>
+      </w:r>
+      <w:proofErr w:type="spellStart"/>
+      <w:proofErr w:type="gramStart"/>
+      <w:r>
+        <w:t>e'</w:t>
+      </w:r>
+      <w:proofErr w:type="spellEnd"/>
+      <w:proofErr w:type="gramEnd"/>
+      <w:r>
+        <w:t xml:space="preserve"> valida e rispetta il formato, 0 altrimenti.</w:t>
+      </w:r>
+    </w:p>
+    <w:p/>
+    <w:p>
+      <w:pPr>
+        <w:rPr>
+          <w:b/>
+          <w:bCs/>
+        </w:rPr>
+      </w:pPr>
+      <w:r>
+        <w:rPr>
+          <w:b/>
+          <w:bCs/>
+        </w:rPr>
+        <w:t xml:space="preserve">Funzione: </w:t>
+      </w:r>
+      <w:proofErr w:type="spellStart"/>
+      <w:r>
+        <w:rPr>
+          <w:b/>
+          <w:bCs/>
+        </w:rPr>
+        <w:t>validaDataChiusuraRichiesta</w:t>
+      </w:r>
+      <w:proofErr w:type="spellEnd"/>
+      <w:r>
+        <w:rPr>
+          <w:b/>
+          <w:bCs/>
+        </w:rPr>
+        <w:t xml:space="preserve"> </w:t>
+      </w:r>
+    </w:p>
+    <w:p>
+      <w:r>
+        <w:t xml:space="preserve">Valida la data di chiusura verificando coerenza logica con le altre date della richiesta (es. successiva o uguale alla data di apertura e di inizio lavorazione). </w:t>
+      </w:r>
+    </w:p>
+    <w:p>
+      <w:r>
+        <w:t xml:space="preserve">Parametri: </w:t>
+      </w:r>
+      <w:proofErr w:type="spellStart"/>
+      <w:r>
+        <w:t>dataChiusura</w:t>
+      </w:r>
+      <w:proofErr w:type="spellEnd"/>
+      <w:r>
+        <w:t xml:space="preserve"> - Stringa con la data di chiusura da validare richiesta - Puntatore alla richiesta di riferimento </w:t>
+      </w:r>
+    </w:p>
+    <w:p>
+      <w:r>
+        <w:t xml:space="preserve">Pre-condizione: richiesta deve puntare a una struttura valida. </w:t>
+      </w:r>
+    </w:p>
+    <w:p>
+      <w:r>
+        <w:t xml:space="preserve">Post-condizione: Nessuna modifica allo stato della richiesta. </w:t>
+      </w:r>
+    </w:p>
+    <w:p>
+      <w:r>
+        <w:t>Effetti collaterali: Nessuno. Operazione di sola lettura.</w:t>
+      </w:r>
+    </w:p>
+    <w:p>
+      <w:r>
+        <w:t xml:space="preserve">Ritorna: 1 se la data </w:t>
+      </w:r>
+      <w:proofErr w:type="spellStart"/>
+      <w:proofErr w:type="gramStart"/>
+      <w:r>
+        <w:t>e'</w:t>
+      </w:r>
+      <w:proofErr w:type="spellEnd"/>
+      <w:proofErr w:type="gramEnd"/>
+      <w:r>
+        <w:t xml:space="preserve"> logicamente coerente, 0 altrimenti.</w:t>
+      </w:r>
+    </w:p>
+    <w:p/>
+    <w:p>
+      <w:pPr>
+        <w:rPr>
+          <w:b/>
+          <w:bCs/>
+        </w:rPr>
+      </w:pPr>
+      <w:r>
+        <w:rPr>
+          <w:b/>
+          <w:bCs/>
+        </w:rPr>
+        <w:t xml:space="preserve">Funzione: </w:t>
+      </w:r>
+      <w:proofErr w:type="spellStart"/>
+      <w:r>
+        <w:rPr>
+          <w:b/>
+          <w:bCs/>
+        </w:rPr>
+        <w:t>pulisciBuffer</w:t>
+      </w:r>
+      <w:proofErr w:type="spellEnd"/>
+      <w:r>
+        <w:rPr>
+          <w:b/>
+          <w:bCs/>
+        </w:rPr>
+        <w:t xml:space="preserve"> </w:t>
+      </w:r>
+    </w:p>
+    <w:p>
+      <w:r>
+        <w:t xml:space="preserve">Svuota il buffer di input </w:t>
+      </w:r>
+      <w:proofErr w:type="spellStart"/>
+      <w:r>
+        <w:t>stdin</w:t>
+      </w:r>
+      <w:proofErr w:type="spellEnd"/>
+      <w:r>
+        <w:t xml:space="preserve"> consumando tutti i caratteri fino al </w:t>
+      </w:r>
+      <w:proofErr w:type="spellStart"/>
+      <w:r>
+        <w:t>newline</w:t>
+      </w:r>
+      <w:proofErr w:type="spellEnd"/>
+      <w:r>
+        <w:t xml:space="preserve"> o all'EOF. </w:t>
+      </w:r>
+    </w:p>
+    <w:p>
+      <w:r>
+        <w:t xml:space="preserve">Parametri: Nessuno. </w:t>
+      </w:r>
+    </w:p>
+    <w:p>
+      <w:r>
+        <w:t xml:space="preserve">Pre-condizione: Nessuna. </w:t>
+      </w:r>
+    </w:p>
+    <w:p>
+      <w:r>
+        <w:t xml:space="preserve">Post-condizione: Il buffer </w:t>
+      </w:r>
+      <w:proofErr w:type="spellStart"/>
+      <w:r>
+        <w:t>stdin</w:t>
+      </w:r>
+      <w:proofErr w:type="spellEnd"/>
+      <w:r>
+        <w:t xml:space="preserve"> </w:t>
+      </w:r>
+      <w:proofErr w:type="spellStart"/>
+      <w:proofErr w:type="gramStart"/>
+      <w:r>
+        <w:t>e'</w:t>
+      </w:r>
+      <w:proofErr w:type="spellEnd"/>
+      <w:proofErr w:type="gramEnd"/>
+      <w:r>
+        <w:t xml:space="preserve"> vuoto; la successiva lettura con </w:t>
+      </w:r>
+      <w:proofErr w:type="spellStart"/>
+      <w:r>
+        <w:t>fgets</w:t>
+      </w:r>
+      <w:proofErr w:type="spellEnd"/>
+      <w:r>
+        <w:t xml:space="preserve"> o </w:t>
+      </w:r>
+      <w:proofErr w:type="spellStart"/>
+      <w:r>
+        <w:t>getchar</w:t>
+      </w:r>
+      <w:proofErr w:type="spellEnd"/>
+      <w:r>
+        <w:t xml:space="preserve"> non </w:t>
+      </w:r>
+      <w:proofErr w:type="spellStart"/>
+      <w:r>
+        <w:t>trovera'</w:t>
+      </w:r>
+      <w:proofErr w:type="spellEnd"/>
+      <w:r>
+        <w:t xml:space="preserve"> caratteri residui. </w:t>
+      </w:r>
+    </w:p>
+    <w:p>
+      <w:r>
+        <w:t>Effetti collaterali: Consuma e scarta i caratteri pendenti nello standard input (</w:t>
+      </w:r>
+      <w:proofErr w:type="spellStart"/>
+      <w:r>
+        <w:t>stdin</w:t>
+      </w:r>
+      <w:proofErr w:type="spellEnd"/>
+      <w:r>
+        <w:t>).</w:t>
+      </w:r>
+    </w:p>
+    <w:p>
+      <w:r>
+        <w:t>Ritorna: Niente (</w:t>
+      </w:r>
+      <w:proofErr w:type="spellStart"/>
+      <w:r>
+        <w:t>void</w:t>
+      </w:r>
+      <w:proofErr w:type="spellEnd"/>
+      <w:r>
+        <w:t>).</w:t>
+      </w:r>
+    </w:p>
+    <w:p/>
+    <w:p>
+      <w:pPr>
+        <w:rPr>
+          <w:b/>
+          <w:bCs/>
+        </w:rPr>
+      </w:pPr>
+      <w:r>
+        <w:rPr>
+          <w:b/>
+          <w:bCs/>
+        </w:rPr>
+        <w:t xml:space="preserve">Funzione: </w:t>
+      </w:r>
+      <w:proofErr w:type="spellStart"/>
+      <w:r>
+        <w:rPr>
+          <w:b/>
+          <w:bCs/>
+        </w:rPr>
+        <w:t>pulisciSchermo</w:t>
+      </w:r>
+      <w:proofErr w:type="spellEnd"/>
+      <w:r>
+        <w:rPr>
+          <w:b/>
+          <w:bCs/>
+        </w:rPr>
+        <w:t xml:space="preserve"> </w:t>
+      </w:r>
+    </w:p>
+    <w:p>
+      <w:r>
+        <w:t>Cancella il contenuto del terminale usando il comando di sistema appropriato alla piattaforma ("</w:t>
+      </w:r>
+      <w:proofErr w:type="spellStart"/>
+      <w:r>
+        <w:t>cls</w:t>
+      </w:r>
+      <w:proofErr w:type="spellEnd"/>
+      <w:r>
+        <w:t xml:space="preserve">" su Windows, "clear" altrove). </w:t>
+      </w:r>
+    </w:p>
+    <w:p>
+      <w:r>
+        <w:t xml:space="preserve">Parametri: Nessuno. </w:t>
+      </w:r>
+    </w:p>
+    <w:p>
+      <w:r>
+        <w:t xml:space="preserve">Pre-condizione: Nessuna. </w:t>
+      </w:r>
+    </w:p>
+    <w:p>
+      <w:r>
+        <w:t xml:space="preserve">Post-condizione: Il terminale viene ripulito visivamente. </w:t>
+      </w:r>
+    </w:p>
+    <w:p>
+      <w:r>
+        <w:t>Effetti collaterali: Invoca una chiamata di sistema operativo (es. system("clear") o system("</w:t>
+      </w:r>
+      <w:proofErr w:type="spellStart"/>
+      <w:r>
+        <w:t>cls</w:t>
+      </w:r>
+      <w:proofErr w:type="spellEnd"/>
+      <w:r>
+        <w:t xml:space="preserve">")) alterando l'output visuale della console. </w:t>
+      </w:r>
+    </w:p>
+    <w:p>
+      <w:r>
+        <w:t>Ritorna: Niente (</w:t>
+      </w:r>
+      <w:proofErr w:type="spellStart"/>
+      <w:r>
+        <w:t>void</w:t>
+      </w:r>
+      <w:proofErr w:type="spellEnd"/>
+      <w:r>
+        <w:t>).</w:t>
+      </w:r>
+    </w:p>
+    <w:p/>
+    <w:p>
+      <w:pPr>
+        <w:rPr>
+          <w:b/>
+          <w:bCs/>
+        </w:rPr>
+      </w:pPr>
+      <w:r>
+        <w:rPr>
+          <w:b/>
+          <w:bCs/>
+        </w:rPr>
+        <w:t xml:space="preserve">Funzione: </w:t>
+      </w:r>
+      <w:proofErr w:type="spellStart"/>
+      <w:r>
+        <w:rPr>
+          <w:b/>
+          <w:bCs/>
+        </w:rPr>
+        <w:t>pausaSchermo</w:t>
+      </w:r>
+      <w:proofErr w:type="spellEnd"/>
+      <w:r>
+        <w:rPr>
+          <w:b/>
+          <w:bCs/>
+        </w:rPr>
+        <w:t xml:space="preserve"> </w:t>
+      </w:r>
+    </w:p>
+    <w:p>
+      <w:r>
+        <w:t xml:space="preserve">Sospende l'esecuzione stampando un prompt e attendendo la pressione del tasto INVIO da parte dell'utente. </w:t>
+      </w:r>
+    </w:p>
+    <w:p>
+      <w:r>
+        <w:t xml:space="preserve">Parametri: Nessuno. </w:t>
+      </w:r>
+    </w:p>
+    <w:p>
+      <w:r>
+        <w:t xml:space="preserve">Pre-condizione: Nessuna. </w:t>
+      </w:r>
+    </w:p>
+    <w:p>
+      <w:r>
+        <w:t xml:space="preserve">Post-condizione: L'esecuzione riprende solo dopo che l'utente ha premuto INVIO. </w:t>
+      </w:r>
+    </w:p>
+    <w:p>
+      <w:r>
+        <w:t>Effetti collaterali: Stampa testo su standard output (</w:t>
+      </w:r>
+      <w:proofErr w:type="spellStart"/>
+      <w:r>
+        <w:t>stdout</w:t>
+      </w:r>
+      <w:proofErr w:type="spellEnd"/>
+      <w:r>
+        <w:t xml:space="preserve">) e blocca il flusso di esecuzione </w:t>
+      </w:r>
+      <w:r>
+        <w:lastRenderedPageBreak/>
+        <w:t>mettendosi in attesa di input da standard input (</w:t>
+      </w:r>
+      <w:proofErr w:type="spellStart"/>
+      <w:r>
+        <w:t>stdin</w:t>
+      </w:r>
+      <w:proofErr w:type="spellEnd"/>
+      <w:r>
+        <w:t xml:space="preserve">). </w:t>
+      </w:r>
+    </w:p>
+    <w:p>
+      <w:r>
+        <w:t>Ritorna: Niente (</w:t>
+      </w:r>
+      <w:proofErr w:type="spellStart"/>
+      <w:r>
+        <w:t>void</w:t>
+      </w:r>
+      <w:proofErr w:type="spellEnd"/>
+      <w:r>
+        <w:t>).</w:t>
+      </w:r>
+    </w:p>
+    <w:p/>
+    <w:p>
+      <w:pPr>
+        <w:rPr>
+          <w:b/>
+          <w:bCs/>
+        </w:rPr>
+      </w:pPr>
+      <w:r>
+        <w:rPr>
+          <w:b/>
+          <w:bCs/>
+        </w:rPr>
+        <w:t xml:space="preserve">Funzione: </w:t>
+      </w:r>
+      <w:proofErr w:type="spellStart"/>
+      <w:r>
+        <w:rPr>
+          <w:b/>
+          <w:bCs/>
+        </w:rPr>
+        <w:t>acquisisciStringa</w:t>
+      </w:r>
+      <w:proofErr w:type="spellEnd"/>
+      <w:r>
+        <w:rPr>
+          <w:b/>
+          <w:bCs/>
+        </w:rPr>
+        <w:t xml:space="preserve"> </w:t>
+      </w:r>
+    </w:p>
+    <w:p>
+      <w:r>
+        <w:t xml:space="preserve">Stampa un prompt e legge una riga di testo da </w:t>
+      </w:r>
+      <w:proofErr w:type="spellStart"/>
+      <w:r>
+        <w:t>stdin</w:t>
+      </w:r>
+      <w:proofErr w:type="spellEnd"/>
+      <w:r>
+        <w:t xml:space="preserve"> nel buffer fornito, rimuovendo il carattere </w:t>
+      </w:r>
+      <w:proofErr w:type="spellStart"/>
+      <w:r>
+        <w:t>newline</w:t>
+      </w:r>
+      <w:proofErr w:type="spellEnd"/>
+      <w:r>
+        <w:t xml:space="preserve"> finale. </w:t>
+      </w:r>
+    </w:p>
+    <w:p>
+      <w:r>
+        <w:t xml:space="preserve">Parametri: prompt - Testo da mostrare prima del cursore di input (non NULL) buffer - Buffer di destinazione per la stringa letta (non NULL) </w:t>
+      </w:r>
+      <w:proofErr w:type="spellStart"/>
+      <w:r>
+        <w:t>dim</w:t>
+      </w:r>
+      <w:proofErr w:type="spellEnd"/>
+      <w:r>
+        <w:t xml:space="preserve"> - Dimensione massima del buffer, incluso il terminatore '\0' </w:t>
+      </w:r>
+    </w:p>
+    <w:p>
+      <w:r>
+        <w:t xml:space="preserve">Pre-condizione: </w:t>
+      </w:r>
+      <w:proofErr w:type="gramStart"/>
+      <w:r>
+        <w:t>prompt !</w:t>
+      </w:r>
+      <w:proofErr w:type="gramEnd"/>
+      <w:r>
+        <w:t xml:space="preserve">= NULL, </w:t>
+      </w:r>
+      <w:proofErr w:type="gramStart"/>
+      <w:r>
+        <w:t>buffer !</w:t>
+      </w:r>
+      <w:proofErr w:type="gramEnd"/>
+      <w:r>
+        <w:t xml:space="preserve">= NULL, </w:t>
+      </w:r>
+      <w:proofErr w:type="spellStart"/>
+      <w:r>
+        <w:t>dim</w:t>
+      </w:r>
+      <w:proofErr w:type="spellEnd"/>
+      <w:r>
+        <w:t xml:space="preserve"> &gt; 0. </w:t>
+      </w:r>
+    </w:p>
+    <w:p>
+      <w:r>
+        <w:t xml:space="preserve">Post-condizione: buffer contiene la stringa inserita dall'utente, terminata da '\0' e senza il carattere </w:t>
+      </w:r>
+      <w:proofErr w:type="spellStart"/>
+      <w:r>
+        <w:t>newline</w:t>
+      </w:r>
+      <w:proofErr w:type="spellEnd"/>
+      <w:r>
+        <w:t xml:space="preserve">. Se la lettura fallisce, </w:t>
+      </w:r>
+      <w:proofErr w:type="gramStart"/>
+      <w:r>
+        <w:t>buffer[</w:t>
+      </w:r>
+      <w:proofErr w:type="gramEnd"/>
+      <w:r>
+        <w:t xml:space="preserve">0] = '\0'. </w:t>
+      </w:r>
+    </w:p>
+    <w:p>
+      <w:r>
+        <w:t xml:space="preserve">Effetti collaterali: Stampa su </w:t>
+      </w:r>
+      <w:proofErr w:type="spellStart"/>
+      <w:r>
+        <w:t>stdout</w:t>
+      </w:r>
+      <w:proofErr w:type="spellEnd"/>
+      <w:r>
+        <w:t xml:space="preserve"> il prompt. Modifica il contenuto dell'array puntato da buffer sovrascrivendolo con i dati letti da </w:t>
+      </w:r>
+      <w:proofErr w:type="spellStart"/>
+      <w:r>
+        <w:t>stdin</w:t>
+      </w:r>
+      <w:proofErr w:type="spellEnd"/>
+      <w:r>
+        <w:t xml:space="preserve">. </w:t>
+      </w:r>
+    </w:p>
+    <w:p>
+      <w:r>
+        <w:t>Ritorna: Niente (</w:t>
+      </w:r>
+      <w:proofErr w:type="spellStart"/>
+      <w:r>
+        <w:t>void</w:t>
+      </w:r>
+      <w:proofErr w:type="spellEnd"/>
+      <w:r>
+        <w:t>).</w:t>
+      </w:r>
+    </w:p>
+    <w:p/>
+    <w:p>
+      <w:pPr>
+        <w:rPr>
+          <w:b/>
+          <w:bCs/>
+        </w:rPr>
+      </w:pPr>
+      <w:r>
+        <w:rPr>
+          <w:b/>
+          <w:bCs/>
+        </w:rPr>
+        <w:t xml:space="preserve">Funzione: </w:t>
+      </w:r>
+      <w:proofErr w:type="spellStart"/>
+      <w:r>
+        <w:rPr>
+          <w:b/>
+          <w:bCs/>
+        </w:rPr>
+        <w:t>statoRichiestaToString</w:t>
+      </w:r>
+      <w:proofErr w:type="spellEnd"/>
+      <w:r>
+        <w:rPr>
+          <w:b/>
+          <w:bCs/>
+        </w:rPr>
+        <w:t xml:space="preserve"> </w:t>
+      </w:r>
+    </w:p>
+    <w:p>
+      <w:r>
+        <w:t xml:space="preserve">Converte un valore dell'enumerazione </w:t>
+      </w:r>
+      <w:proofErr w:type="spellStart"/>
+      <w:proofErr w:type="gramStart"/>
+      <w:r>
+        <w:t>StatoRichiesta</w:t>
+      </w:r>
+      <w:proofErr w:type="spellEnd"/>
+      <w:proofErr w:type="gramEnd"/>
+      <w:r>
+        <w:t xml:space="preserve"> nella corrispondente stringa leggibile in italiano maiuscolo. </w:t>
+      </w:r>
+    </w:p>
+    <w:p>
+      <w:r>
+        <w:t xml:space="preserve">Parametri: stato - Valore dell'enumerazione </w:t>
+      </w:r>
+      <w:proofErr w:type="spellStart"/>
+      <w:proofErr w:type="gramStart"/>
+      <w:r>
+        <w:t>StatoRichiesta</w:t>
+      </w:r>
+      <w:proofErr w:type="spellEnd"/>
+      <w:proofErr w:type="gramEnd"/>
+      <w:r>
+        <w:t xml:space="preserve"> da convertire </w:t>
+      </w:r>
+    </w:p>
+    <w:p>
+      <w:r>
+        <w:t xml:space="preserve">Pre-condizione: stato deve essere uno dei valori validi dell'enumerazione </w:t>
+      </w:r>
+      <w:proofErr w:type="spellStart"/>
+      <w:r>
+        <w:t>StatoRichiesta</w:t>
+      </w:r>
+      <w:proofErr w:type="spellEnd"/>
+      <w:r>
+        <w:t xml:space="preserve">. </w:t>
+      </w:r>
+    </w:p>
+    <w:p>
+      <w:r>
+        <w:t xml:space="preserve">Post-condizione: Nessuna modifica allo stato del sistema. </w:t>
+      </w:r>
+    </w:p>
+    <w:p>
+      <w:r>
+        <w:t xml:space="preserve">Effetti collaterali: Nessuno. </w:t>
+      </w:r>
+    </w:p>
+    <w:p>
+      <w:r>
+        <w:t>Ritorna: Puntatore a stringa costante con il nome dello stato, oppure "SCONOSCIUTO" se il valore non corrisponde.</w:t>
+      </w:r>
+    </w:p>
+    <w:p/>
+    <w:p>
+      <w:pPr>
+        <w:rPr>
+          <w:b/>
+          <w:bCs/>
+        </w:rPr>
+      </w:pPr>
+      <w:r>
+        <w:rPr>
+          <w:b/>
+          <w:bCs/>
+        </w:rPr>
+        <w:t xml:space="preserve">Funzione: </w:t>
+      </w:r>
+      <w:proofErr w:type="spellStart"/>
+      <w:r>
+        <w:rPr>
+          <w:b/>
+          <w:bCs/>
+        </w:rPr>
+        <w:t>stampaTecnico</w:t>
+      </w:r>
+      <w:proofErr w:type="spellEnd"/>
+      <w:r>
+        <w:rPr>
+          <w:b/>
+          <w:bCs/>
+        </w:rPr>
+        <w:t xml:space="preserve"> </w:t>
+      </w:r>
+    </w:p>
+    <w:p>
+      <w:r>
+        <w:t xml:space="preserve">Stampa una riga formattata a tabella con i dati di un tecnico: codice, nome, specializzazione e stato di </w:t>
+      </w:r>
+      <w:proofErr w:type="spellStart"/>
+      <w:r>
+        <w:t>disponibilita'</w:t>
+      </w:r>
+      <w:proofErr w:type="spellEnd"/>
+      <w:r>
+        <w:t xml:space="preserve">. </w:t>
+      </w:r>
+    </w:p>
+    <w:p>
+      <w:r>
+        <w:t>Parametri: tecnico - Puntatore al Tecnico da stampare (</w:t>
+      </w:r>
+      <w:proofErr w:type="spellStart"/>
+      <w:r>
+        <w:t>puo'</w:t>
+      </w:r>
+      <w:proofErr w:type="spellEnd"/>
+      <w:r>
+        <w:t xml:space="preserve"> essere NULL) </w:t>
+      </w:r>
+    </w:p>
+    <w:p>
+      <w:r>
+        <w:t xml:space="preserve">Pre-condizione: Nessuna condizione particolare: la funzione gestisce internamente il caso tecnico == NULL. </w:t>
+      </w:r>
+    </w:p>
+    <w:p>
+      <w:r>
+        <w:t xml:space="preserve">Post-condizione: Una riga viene scritta su </w:t>
+      </w:r>
+      <w:proofErr w:type="spellStart"/>
+      <w:r>
+        <w:t>stdout</w:t>
+      </w:r>
+      <w:proofErr w:type="spellEnd"/>
+      <w:r>
+        <w:t>. Lo stato del Tecnico non viene modificato. Effetti collaterali: Stampa formattata di dati su standard output (</w:t>
+      </w:r>
+      <w:proofErr w:type="spellStart"/>
+      <w:r>
+        <w:t>stdout</w:t>
+      </w:r>
+      <w:proofErr w:type="spellEnd"/>
+      <w:r>
+        <w:t xml:space="preserve">). </w:t>
+      </w:r>
+    </w:p>
+    <w:p>
+      <w:r>
+        <w:t>Ritorna: Niente (</w:t>
+      </w:r>
+      <w:proofErr w:type="spellStart"/>
+      <w:r>
+        <w:t>void</w:t>
+      </w:r>
+      <w:proofErr w:type="spellEnd"/>
+      <w:r>
+        <w:t>).</w:t>
+      </w:r>
+    </w:p>
+    <w:p/>
+    <w:p>
+      <w:pPr>
+        <w:rPr>
+          <w:b/>
+          <w:bCs/>
+        </w:rPr>
+      </w:pPr>
+      <w:r>
+        <w:rPr>
+          <w:b/>
+          <w:bCs/>
+        </w:rPr>
+        <w:t xml:space="preserve">Funzione: </w:t>
+      </w:r>
+      <w:proofErr w:type="spellStart"/>
+      <w:r>
+        <w:rPr>
+          <w:b/>
+          <w:bCs/>
+        </w:rPr>
+        <w:t>stampaRichiesta</w:t>
+      </w:r>
+      <w:proofErr w:type="spellEnd"/>
+      <w:r>
+        <w:rPr>
+          <w:b/>
+          <w:bCs/>
+        </w:rPr>
+        <w:t xml:space="preserve"> </w:t>
+      </w:r>
+    </w:p>
+    <w:p>
+      <w:r>
+        <w:t xml:space="preserve">Stampa una riga formattata a tabella con i dati di una richiesta: codice, appartamento, tipologia, urgenza, stato e tecnico assegnato. Se nessun tecnico </w:t>
+      </w:r>
+      <w:proofErr w:type="spellStart"/>
+      <w:proofErr w:type="gramStart"/>
+      <w:r>
+        <w:t>e'</w:t>
+      </w:r>
+      <w:proofErr w:type="spellEnd"/>
+      <w:proofErr w:type="gramEnd"/>
+      <w:r>
+        <w:t xml:space="preserve"> assegnato, mostra "N/A". </w:t>
+      </w:r>
+    </w:p>
+    <w:p>
+      <w:r>
+        <w:t>Parametri: richiesta - Puntatore alla Richiesta da stampare (</w:t>
+      </w:r>
+      <w:proofErr w:type="spellStart"/>
+      <w:r>
+        <w:t>puo'</w:t>
+      </w:r>
+      <w:proofErr w:type="spellEnd"/>
+      <w:r>
+        <w:t xml:space="preserve"> essere NULL) </w:t>
+      </w:r>
+    </w:p>
+    <w:p>
+      <w:r>
+        <w:t xml:space="preserve">Pre-condizione: Nessuna condizione particolare: la funzione gestisce internamente il caso richiesta == NULL. </w:t>
+      </w:r>
+    </w:p>
+    <w:p>
+      <w:r>
+        <w:t xml:space="preserve">Post-condizione: Una riga viene scritta su </w:t>
+      </w:r>
+      <w:proofErr w:type="spellStart"/>
+      <w:r>
+        <w:t>stdout</w:t>
+      </w:r>
+      <w:proofErr w:type="spellEnd"/>
+      <w:r>
+        <w:t xml:space="preserve">. Lo stato della Richiesta non viene modificato. </w:t>
+      </w:r>
+    </w:p>
+    <w:p>
+      <w:r>
+        <w:t>Effetti collaterali: Stampa formattata di dati su standard output (</w:t>
+      </w:r>
+      <w:proofErr w:type="spellStart"/>
+      <w:r>
+        <w:t>stdout</w:t>
+      </w:r>
+      <w:proofErr w:type="spellEnd"/>
+      <w:r>
+        <w:t xml:space="preserve">). </w:t>
+      </w:r>
+    </w:p>
+    <w:p>
+      <w:r>
+        <w:t>Ritorna: Niente (</w:t>
+      </w:r>
+      <w:proofErr w:type="spellStart"/>
+      <w:r>
+        <w:t>void</w:t>
+      </w:r>
+      <w:proofErr w:type="spellEnd"/>
+      <w:r>
+        <w:t>).</w:t>
+      </w:r>
+    </w:p>
+    <w:p/>
+    <w:p>
+      <w:pPr>
+        <w:rPr>
+          <w:b/>
+          <w:bCs/>
+        </w:rPr>
+      </w:pPr>
+      <w:r>
+        <w:rPr>
+          <w:b/>
+          <w:bCs/>
+        </w:rPr>
+        <w:t xml:space="preserve">Funzione: </w:t>
+      </w:r>
+      <w:proofErr w:type="spellStart"/>
+      <w:r>
+        <w:rPr>
+          <w:b/>
+          <w:bCs/>
+        </w:rPr>
+        <w:t>trovaTecnicoDisponibilePerSpecializzazione</w:t>
+      </w:r>
+      <w:proofErr w:type="spellEnd"/>
+      <w:r>
+        <w:rPr>
+          <w:b/>
+          <w:bCs/>
+        </w:rPr>
+        <w:t xml:space="preserve"> </w:t>
+      </w:r>
+    </w:p>
+    <w:p>
+      <w:r>
+        <w:t>Cerca nel BST dei tecnici il primo tecnico disponibile la cui specializzazione corrisponde a quella richiesta. La visita avviene in-</w:t>
+      </w:r>
+      <w:proofErr w:type="spellStart"/>
+      <w:r>
+        <w:t>order</w:t>
+      </w:r>
+      <w:proofErr w:type="spellEnd"/>
+      <w:r>
+        <w:t xml:space="preserve">, quindi a </w:t>
+      </w:r>
+      <w:proofErr w:type="spellStart"/>
+      <w:r>
+        <w:t>parita'</w:t>
+      </w:r>
+      <w:proofErr w:type="spellEnd"/>
+      <w:r>
+        <w:t xml:space="preserve"> di specializzazione viene preferito il tecnico con codice lessicograficamente minore. </w:t>
+      </w:r>
+    </w:p>
+    <w:p>
+      <w:r>
+        <w:t>Parametri: albero - BST dei tecnici in cui effettuare la ricerca (</w:t>
+      </w:r>
+      <w:proofErr w:type="spellStart"/>
+      <w:r>
+        <w:t>puo'</w:t>
+      </w:r>
+      <w:proofErr w:type="spellEnd"/>
+      <w:r>
+        <w:t xml:space="preserve"> essere NULL) </w:t>
+      </w:r>
+      <w:r>
+        <w:lastRenderedPageBreak/>
+        <w:t>specializzazione - Stringa con la specializzazione da cercare (</w:t>
+      </w:r>
+      <w:proofErr w:type="spellStart"/>
+      <w:r>
+        <w:t>puo'</w:t>
+      </w:r>
+      <w:proofErr w:type="spellEnd"/>
+      <w:r>
+        <w:t xml:space="preserve"> essere NULL) </w:t>
+      </w:r>
+    </w:p>
+    <w:p>
+      <w:r>
+        <w:t xml:space="preserve">Pre-condizione: Nessuna condizione particolare: la funzione gestisce internamente il caso albero == NULL o specializzazione == NULL. </w:t>
+      </w:r>
+    </w:p>
+    <w:p>
+      <w:r>
+        <w:t xml:space="preserve">Post-condizione: Nessuna modifica al BST </w:t>
+      </w:r>
+      <w:proofErr w:type="gramStart"/>
+      <w:r>
+        <w:t>ne'</w:t>
+      </w:r>
+      <w:proofErr w:type="gramEnd"/>
+      <w:r>
+        <w:t xml:space="preserve"> ai tecnici contenuti. </w:t>
+      </w:r>
+    </w:p>
+    <w:p>
+      <w:r>
+        <w:t xml:space="preserve">Effetti collaterali: Nessuno. </w:t>
+      </w:r>
+    </w:p>
+    <w:p>
+      <w:r>
+        <w:t>Ritorna: Puntatore al primo Tecnico disponibile con la specializzazione cercata, oppure NULL se nessun tecnico soddisfa i criteri.</w:t>
+      </w:r>
+    </w:p>
+    <w:p>
+      <w:pPr>
+        <w:rPr>
+          <w:b/>
+          <w:bCs/>
+        </w:rPr>
+      </w:pPr>
+    </w:p>
+    <w:p>
+      <w:pPr>
+        <w:rPr>
+          <w:b/>
+          <w:bCs/>
+        </w:rPr>
+      </w:pPr>
+      <w:r>
+        <w:rPr>
+          <w:b/>
+          <w:bCs/>
+        </w:rPr>
+        <w:t xml:space="preserve">Funzione: </w:t>
+      </w:r>
+      <w:proofErr w:type="spellStart"/>
+      <w:r>
+        <w:rPr>
+          <w:b/>
+          <w:bCs/>
+        </w:rPr>
+        <w:t>pianificaIntervento</w:t>
+      </w:r>
+      <w:proofErr w:type="spellEnd"/>
+      <w:r>
+        <w:rPr>
+          <w:b/>
+          <w:bCs/>
+        </w:rPr>
+        <w:t xml:space="preserve"> </w:t>
+      </w:r>
+    </w:p>
+    <w:p>
+      <w:r>
+        <w:t xml:space="preserve">Pianifica un intervento assegnandolo a un tecnico e inserendolo nell'agenda del tecnico alla data e fascia oraria indicate. Aggiorna lo stato della richiesta a PIANIFICATA e registra la fascia oraria e la data di inizio. </w:t>
+      </w:r>
+    </w:p>
+    <w:p>
+      <w:r>
+        <w:t>Parametri: richiesta - Richiesta da pianificare (</w:t>
+      </w:r>
+      <w:proofErr w:type="spellStart"/>
+      <w:r>
+        <w:t>puo'</w:t>
+      </w:r>
+      <w:proofErr w:type="spellEnd"/>
+      <w:r>
+        <w:t xml:space="preserve"> essere NULL) tecnico - Tecnico a cui assegnare la richiesta (</w:t>
+      </w:r>
+      <w:proofErr w:type="spellStart"/>
+      <w:r>
+        <w:t>puo'</w:t>
+      </w:r>
+      <w:proofErr w:type="spellEnd"/>
+      <w:r>
+        <w:t xml:space="preserve"> essere NULL) data - Data dell'intervento nel formato "GG/MM/AAAA" (</w:t>
+      </w:r>
+      <w:proofErr w:type="spellStart"/>
+      <w:r>
+        <w:t>puo'</w:t>
+      </w:r>
+      <w:proofErr w:type="spellEnd"/>
+      <w:r>
+        <w:t xml:space="preserve"> essere NULL) </w:t>
+      </w:r>
+      <w:proofErr w:type="spellStart"/>
+      <w:r>
+        <w:t>fasciaOraria</w:t>
+      </w:r>
+      <w:proofErr w:type="spellEnd"/>
+      <w:r>
+        <w:t xml:space="preserve"> - Fascia oraria dell'intervento nel formato "HH:MM-HH:MM" (</w:t>
+      </w:r>
+      <w:proofErr w:type="spellStart"/>
+      <w:r>
+        <w:t>puo'</w:t>
+      </w:r>
+      <w:proofErr w:type="spellEnd"/>
+      <w:r>
+        <w:t xml:space="preserve"> essere NULL) </w:t>
+      </w:r>
+    </w:p>
+    <w:p>
+      <w:r>
+        <w:t xml:space="preserve">Pre-condizione: Nessuna condizione particolare: la funzione gestisce internamente i casi NULL, ma richiede un tecnico e una richiesta validi per avere successo. </w:t>
+      </w:r>
+    </w:p>
+    <w:p>
+      <w:r>
+        <w:t xml:space="preserve">Post-condizione: Se la pianificazione ha successo, la richiesta viene assegnata al tecnico, la sua agenda viene aggiornata e lo stato viene impostato a PIANIFICATA. </w:t>
+      </w:r>
+    </w:p>
+    <w:p>
+      <w:r>
+        <w:t>Effetti collaterali: Modifica lo stato interno della Richiesta (chiamando i rispettivi setter). Alloca memoria per un nuovo elemento nell'</w:t>
+      </w:r>
+      <w:proofErr w:type="spellStart"/>
+      <w:r>
+        <w:t>AgendaTecnico</w:t>
+      </w:r>
+      <w:proofErr w:type="spellEnd"/>
+      <w:r>
+        <w:t xml:space="preserve"> interna al Tecnico e la aggiorna. </w:t>
+      </w:r>
+    </w:p>
+    <w:p>
+      <w:r>
+        <w:t xml:space="preserve">Ritorna: 1 se l'intervento </w:t>
+      </w:r>
+      <w:proofErr w:type="spellStart"/>
+      <w:proofErr w:type="gramStart"/>
+      <w:r>
+        <w:t>e'</w:t>
+      </w:r>
+      <w:proofErr w:type="spellEnd"/>
+      <w:proofErr w:type="gramEnd"/>
+      <w:r>
+        <w:t xml:space="preserve"> stato pianificato con successo, 0 in caso di errore.</w:t>
+      </w:r>
+    </w:p>
+    <w:p/>
+    <w:p>
+      <w:pPr>
+        <w:rPr>
+          <w:b/>
+          <w:bCs/>
+        </w:rPr>
+      </w:pPr>
+      <w:r>
+        <w:rPr>
+          <w:b/>
+          <w:bCs/>
+        </w:rPr>
+        <w:t xml:space="preserve">Funzione: </w:t>
+      </w:r>
+      <w:proofErr w:type="spellStart"/>
+      <w:r>
+        <w:rPr>
+          <w:b/>
+          <w:bCs/>
+        </w:rPr>
+        <w:t>stampaStoricoInterventi</w:t>
+      </w:r>
+      <w:proofErr w:type="spellEnd"/>
+      <w:r>
+        <w:rPr>
+          <w:b/>
+          <w:bCs/>
+        </w:rPr>
+        <w:t xml:space="preserve"> </w:t>
+      </w:r>
+    </w:p>
+    <w:p>
+      <w:r>
+        <w:t xml:space="preserve">Scorre l'archivio delle richieste e stampa su </w:t>
+      </w:r>
+      <w:proofErr w:type="spellStart"/>
+      <w:r>
+        <w:t>stdout</w:t>
+      </w:r>
+      <w:proofErr w:type="spellEnd"/>
+      <w:r>
+        <w:t xml:space="preserve"> l'elenco delle richieste concluse, mostrando codice, appartamento, tipologia, stato, tecnico assegnato e data di chiusura. </w:t>
+      </w:r>
+    </w:p>
+    <w:p>
+      <w:r>
+        <w:t>Parametri: archivio - Archivio delle richieste da analizzare (</w:t>
+      </w:r>
+      <w:proofErr w:type="spellStart"/>
+      <w:r>
+        <w:t>puo'</w:t>
+      </w:r>
+      <w:proofErr w:type="spellEnd"/>
+      <w:r>
+        <w:t xml:space="preserve"> essere NULL) </w:t>
+      </w:r>
+    </w:p>
+    <w:p>
+      <w:r>
+        <w:t xml:space="preserve">Pre-condizione: Nessuna condizione particolare: la funzione gestisce internamente il caso archivio == NULL. </w:t>
+      </w:r>
+    </w:p>
+    <w:p>
+      <w:r>
+        <w:t xml:space="preserve">Post-condizione: L'output viene scritto su </w:t>
+      </w:r>
+      <w:proofErr w:type="spellStart"/>
+      <w:r>
+        <w:t>stdout</w:t>
+      </w:r>
+      <w:proofErr w:type="spellEnd"/>
+      <w:r>
+        <w:t xml:space="preserve">. L'archivio non viene modificato. </w:t>
+      </w:r>
+    </w:p>
+    <w:p>
+      <w:r>
+        <w:t>Effetti collaterali: Stampa formattata ciclica su standard output (</w:t>
+      </w:r>
+      <w:proofErr w:type="spellStart"/>
+      <w:r>
+        <w:t>stdout</w:t>
+      </w:r>
+      <w:proofErr w:type="spellEnd"/>
+      <w:r>
+        <w:t xml:space="preserve">). </w:t>
+      </w:r>
+    </w:p>
+    <w:p>
+      <w:r>
+        <w:t>Ritorna: Niente (</w:t>
+      </w:r>
+      <w:proofErr w:type="spellStart"/>
+      <w:r>
+        <w:t>void</w:t>
+      </w:r>
+      <w:proofErr w:type="spellEnd"/>
+      <w:r>
+        <w:t>).</w:t>
+      </w:r>
+    </w:p>
+    <w:p/>
+    <w:p>
+      <w:pPr>
+        <w:rPr>
+          <w:b/>
+          <w:bCs/>
+        </w:rPr>
+      </w:pPr>
+      <w:r>
+        <w:rPr>
+          <w:b/>
+          <w:bCs/>
+        </w:rPr>
+        <w:t xml:space="preserve">Funzione: </w:t>
+      </w:r>
+      <w:proofErr w:type="spellStart"/>
+      <w:r>
+        <w:rPr>
+          <w:b/>
+          <w:bCs/>
+        </w:rPr>
+        <w:t>stampaReportStatistiche</w:t>
+      </w:r>
+      <w:proofErr w:type="spellEnd"/>
+      <w:r>
+        <w:rPr>
+          <w:b/>
+          <w:bCs/>
+        </w:rPr>
+        <w:t xml:space="preserve"> </w:t>
+      </w:r>
+    </w:p>
+    <w:p>
+      <w:r>
+        <w:t>Genera un report sintetico con statistiche generali di sistema basate sull'archivio delle richieste e sull'albero dei tecnici.</w:t>
+      </w:r>
+    </w:p>
+    <w:p>
+      <w:r>
+        <w:t>Parametri: archivio - Archivio delle richieste da analizzare (</w:t>
+      </w:r>
+      <w:proofErr w:type="spellStart"/>
+      <w:r>
+        <w:t>puo'</w:t>
+      </w:r>
+      <w:proofErr w:type="spellEnd"/>
+      <w:r>
+        <w:t xml:space="preserve"> essere NULL) albero - Albero dei tecnici da analizzare (</w:t>
+      </w:r>
+      <w:proofErr w:type="spellStart"/>
+      <w:r>
+        <w:t>puo'</w:t>
+      </w:r>
+      <w:proofErr w:type="spellEnd"/>
+      <w:r>
+        <w:t xml:space="preserve"> essere NULL) </w:t>
+      </w:r>
+    </w:p>
+    <w:p>
+      <w:r>
+        <w:t xml:space="preserve">Pre-condizione: Nessuna condizione particolare: la funzione gestisce internamente il caso archivio == NULL o albero == NULL. </w:t>
+      </w:r>
+    </w:p>
+    <w:p>
+      <w:r>
+        <w:t xml:space="preserve">Post-condizione: Il report viene scritto su </w:t>
+      </w:r>
+      <w:proofErr w:type="spellStart"/>
+      <w:r>
+        <w:t>stdout</w:t>
+      </w:r>
+      <w:proofErr w:type="spellEnd"/>
+      <w:r>
+        <w:t>. Archivio e albero non vengono modificati. Effetti collaterali: Attraversamento delle strutture dati con calcoli e relativa stampa di stringhe/numeri su standard output (</w:t>
+      </w:r>
+      <w:proofErr w:type="spellStart"/>
+      <w:r>
+        <w:t>stdout</w:t>
+      </w:r>
+      <w:proofErr w:type="spellEnd"/>
+      <w:r>
+        <w:t xml:space="preserve">). </w:t>
+      </w:r>
+    </w:p>
+    <w:p>
+      <w:r>
+        <w:t>Ritorna: Niente (</w:t>
+      </w:r>
+      <w:proofErr w:type="spellStart"/>
+      <w:r>
+        <w:t>void</w:t>
+      </w:r>
+      <w:proofErr w:type="spellEnd"/>
+      <w:r>
+        <w:t>).</w:t>
+      </w:r>
+    </w:p>
+    <w:p/>
+    <w:p>
+      <w:pPr>
+        <w:rPr>
+          <w:b/>
+          <w:bCs/>
+        </w:rPr>
+      </w:pPr>
+      <w:r>
+        <w:rPr>
+          <w:b/>
+          <w:bCs/>
+        </w:rPr>
+        <w:t xml:space="preserve">Funzione: </w:t>
+      </w:r>
+      <w:proofErr w:type="spellStart"/>
+      <w:r>
+        <w:rPr>
+          <w:b/>
+          <w:bCs/>
+        </w:rPr>
+        <w:t>stampaAgendaTecnico</w:t>
+      </w:r>
+      <w:proofErr w:type="spellEnd"/>
+      <w:r>
+        <w:rPr>
+          <w:b/>
+          <w:bCs/>
+        </w:rPr>
+        <w:t xml:space="preserve"> </w:t>
+      </w:r>
+    </w:p>
+    <w:p>
+      <w:r>
+        <w:t xml:space="preserve">Stampa su </w:t>
+      </w:r>
+      <w:proofErr w:type="spellStart"/>
+      <w:r>
+        <w:t>stdout</w:t>
+      </w:r>
+      <w:proofErr w:type="spellEnd"/>
+      <w:r>
+        <w:t xml:space="preserve"> l'agenda degli interventi pianificati di un tecnico, con data, fascia oraria e codice della richiesta. </w:t>
+      </w:r>
+    </w:p>
+    <w:p>
+      <w:r>
+        <w:t>Parametri: tecnico - Tecnico di cui stampare l'agenda (</w:t>
+      </w:r>
+      <w:proofErr w:type="spellStart"/>
+      <w:r>
+        <w:t>puo'</w:t>
+      </w:r>
+      <w:proofErr w:type="spellEnd"/>
+      <w:r>
+        <w:t xml:space="preserve"> essere NULL) </w:t>
+      </w:r>
+    </w:p>
+    <w:p>
+      <w:r>
+        <w:t xml:space="preserve">Pre-condizione: Nessuna condizione particolare: la funzione gestisce internamente il caso </w:t>
+      </w:r>
+      <w:r>
+        <w:lastRenderedPageBreak/>
+        <w:t xml:space="preserve">tecnico == NULL o agenda non inizializzata. </w:t>
+      </w:r>
+    </w:p>
+    <w:p>
+      <w:r>
+        <w:t xml:space="preserve">Post-condizione: L'output viene scritto su </w:t>
+      </w:r>
+      <w:proofErr w:type="spellStart"/>
+      <w:r>
+        <w:t>stdout</w:t>
+      </w:r>
+      <w:proofErr w:type="spellEnd"/>
+      <w:r>
+        <w:t xml:space="preserve">. L'agenda del tecnico non viene modificata. </w:t>
+      </w:r>
+    </w:p>
+    <w:p>
+      <w:r>
+        <w:t>Effetti collaterali: Stampa elementi in successione su standard output (</w:t>
+      </w:r>
+      <w:proofErr w:type="spellStart"/>
+      <w:r>
+        <w:t>stdout</w:t>
+      </w:r>
+      <w:proofErr w:type="spellEnd"/>
+      <w:r>
+        <w:t xml:space="preserve">). </w:t>
+      </w:r>
+    </w:p>
+    <w:p>
+      <w:r>
+        <w:t>Ritorna: Niente (</w:t>
+      </w:r>
+      <w:proofErr w:type="spellStart"/>
+      <w:r>
+        <w:t>void</w:t>
+      </w:r>
+      <w:proofErr w:type="spellEnd"/>
+      <w:r>
+        <w:t>).</w:t>
+      </w:r>
+    </w:p>
+    <w:p/>
+    <w:p>
+      <w:pPr>
+        <w:rPr>
+          <w:b/>
+          <w:bCs/>
+        </w:rPr>
+      </w:pPr>
+      <w:r>
+        <w:rPr>
+          <w:b/>
+          <w:bCs/>
+        </w:rPr>
+        <w:t xml:space="preserve">Funzione: </w:t>
+      </w:r>
+      <w:proofErr w:type="spellStart"/>
+      <w:r>
+        <w:rPr>
+          <w:b/>
+          <w:bCs/>
+        </w:rPr>
+        <w:t>stampaCaricoLavoroTecnico</w:t>
+      </w:r>
+      <w:proofErr w:type="spellEnd"/>
+      <w:r>
+        <w:rPr>
+          <w:b/>
+          <w:bCs/>
+        </w:rPr>
+        <w:t xml:space="preserve"> </w:t>
+      </w:r>
+    </w:p>
+    <w:p>
+      <w:r>
+        <w:t xml:space="preserve">Stampa su </w:t>
+      </w:r>
+      <w:proofErr w:type="spellStart"/>
+      <w:r>
+        <w:t>stdout</w:t>
+      </w:r>
+      <w:proofErr w:type="spellEnd"/>
+      <w:r>
+        <w:t xml:space="preserve"> una riga contenente il codice, il nome, la specializzazione e lo stato di carico del tecnico in base al numero di interventi pianificati. Lo stato viene evidenziato con colori diversi a seconda della saturazione. </w:t>
+      </w:r>
+    </w:p>
+    <w:p>
+      <w:r>
+        <w:t>Parametri: t - Puntatore al Tecnico da valutare (</w:t>
+      </w:r>
+      <w:proofErr w:type="spellStart"/>
+      <w:r>
+        <w:t>puo'</w:t>
+      </w:r>
+      <w:proofErr w:type="spellEnd"/>
+      <w:r>
+        <w:t xml:space="preserve"> essere NULL) </w:t>
+      </w:r>
+    </w:p>
+    <w:p>
+      <w:r>
+        <w:t xml:space="preserve">Pre-condizione: Nessuna condizione particolare: la funzione gestisce internamente il caso t == NULL. </w:t>
+      </w:r>
+    </w:p>
+    <w:p>
+      <w:r>
+        <w:t xml:space="preserve">Post-condizione: Una riga viene scritta su </w:t>
+      </w:r>
+      <w:proofErr w:type="spellStart"/>
+      <w:r>
+        <w:t>stdout</w:t>
+      </w:r>
+      <w:proofErr w:type="spellEnd"/>
+      <w:r>
+        <w:t xml:space="preserve">. Il Tecnico non viene modificato. </w:t>
+      </w:r>
+    </w:p>
+    <w:p>
+      <w:r>
+        <w:t xml:space="preserve">Effetti collaterali: Emette sequenze di </w:t>
+      </w:r>
+      <w:proofErr w:type="spellStart"/>
+      <w:r>
+        <w:t>escape</w:t>
+      </w:r>
+      <w:proofErr w:type="spellEnd"/>
+      <w:r>
+        <w:t xml:space="preserve"> ANSI e testo formattato su standard output (</w:t>
+      </w:r>
+      <w:proofErr w:type="spellStart"/>
+      <w:r>
+        <w:t>stdout</w:t>
+      </w:r>
+      <w:proofErr w:type="spellEnd"/>
+      <w:r>
+        <w:t xml:space="preserve">). </w:t>
+      </w:r>
+    </w:p>
+    <w:p>
+      <w:r>
+        <w:t>Ritorna: Niente (</w:t>
+      </w:r>
+      <w:proofErr w:type="spellStart"/>
+      <w:r>
+        <w:t>void</w:t>
+      </w:r>
+      <w:proofErr w:type="spellEnd"/>
+      <w:r>
+        <w:t>).</w:t>
+      </w:r>
+    </w:p>
+    <w:p/>
+    <w:p>
+      <w:pPr>
+        <w:rPr>
+          <w:b/>
+          <w:bCs/>
+        </w:rPr>
+      </w:pPr>
+      <w:r>
+        <w:rPr>
+          <w:b/>
+          <w:bCs/>
+        </w:rPr>
+        <w:t xml:space="preserve">Funzione: </w:t>
+      </w:r>
+      <w:proofErr w:type="spellStart"/>
+      <w:r>
+        <w:rPr>
+          <w:b/>
+          <w:bCs/>
+        </w:rPr>
+        <w:t>caricaTecniciDaFile</w:t>
+      </w:r>
+      <w:proofErr w:type="spellEnd"/>
+      <w:r>
+        <w:rPr>
+          <w:b/>
+          <w:bCs/>
+        </w:rPr>
+        <w:t xml:space="preserve"> </w:t>
+      </w:r>
+    </w:p>
+    <w:p>
+      <w:r>
+        <w:t xml:space="preserve">Legge un file di testo contenente la lista dei tecnici e li inserisce nell'albero dei tecnici. Ogni riga del file deve contenere i campi separati da ";" nel formato: </w:t>
+      </w:r>
+      <w:proofErr w:type="spellStart"/>
+      <w:proofErr w:type="gramStart"/>
+      <w:r>
+        <w:t>codice;nome</w:t>
+      </w:r>
+      <w:proofErr w:type="gramEnd"/>
+      <w:r>
+        <w:t>;specializzazione</w:t>
+      </w:r>
+      <w:proofErr w:type="spellEnd"/>
+      <w:r>
+        <w:t xml:space="preserve">. </w:t>
+      </w:r>
+    </w:p>
+    <w:p>
+      <w:r>
+        <w:t xml:space="preserve">Parametri: albero - Albero dei tecnici in cui inserire i dati (non NULL) </w:t>
+      </w:r>
+      <w:proofErr w:type="spellStart"/>
+      <w:r>
+        <w:t>percorsoFile</w:t>
+      </w:r>
+      <w:proofErr w:type="spellEnd"/>
+      <w:r>
+        <w:t xml:space="preserve"> - Percorso del file da leggere (</w:t>
+      </w:r>
+      <w:proofErr w:type="spellStart"/>
+      <w:r>
+        <w:t>puo'</w:t>
+      </w:r>
+      <w:proofErr w:type="spellEnd"/>
+      <w:r>
+        <w:t xml:space="preserve"> essere NULL) </w:t>
+      </w:r>
+    </w:p>
+    <w:p>
+      <w:r>
+        <w:t xml:space="preserve">Pre-condizione: albero deve essere un </w:t>
+      </w:r>
+      <w:proofErr w:type="spellStart"/>
+      <w:proofErr w:type="gramStart"/>
+      <w:r>
+        <w:t>AlberoTecnici</w:t>
+      </w:r>
+      <w:proofErr w:type="spellEnd"/>
+      <w:proofErr w:type="gramEnd"/>
+      <w:r>
+        <w:t xml:space="preserve"> valido. Il percorso del file deve essere leggibile dal filesystem. </w:t>
+      </w:r>
+    </w:p>
+    <w:p>
+      <w:r>
+        <w:t xml:space="preserve">Post-condizione: I tecnici validi vengono inseriti nell'albero. L'albero viene modificato. </w:t>
+      </w:r>
+    </w:p>
+    <w:p>
+      <w:r>
+        <w:t xml:space="preserve">Effetti collaterali: Effettua operazioni di I/O (apertura e lettura di un file). Alloca memoria per le nuove </w:t>
+      </w:r>
+      <w:proofErr w:type="spellStart"/>
+      <w:r>
+        <w:t>entita'</w:t>
+      </w:r>
+      <w:proofErr w:type="spellEnd"/>
+      <w:r>
+        <w:t xml:space="preserve"> Tecnico e i nodi, alterando la struttura dati albero passata come parametro. </w:t>
+      </w:r>
+    </w:p>
+    <w:p>
+      <w:r>
+        <w:t>Ritorna: Numero di tecnici caricati con successo, oppure 0 se il file non viene aperto o non contiene righe valide.</w:t>
+      </w:r>
+    </w:p>
+    <w:p/>
+    <w:p>
+      <w:r>
+        <w:rPr>
+          <w:b/>
+          <w:bCs/>
+        </w:rPr>
+        <w:t xml:space="preserve">Funzione: </w:t>
+      </w:r>
+      <w:proofErr w:type="spellStart"/>
+      <w:r>
+        <w:rPr>
+          <w:b/>
+          <w:bCs/>
+        </w:rPr>
+        <w:t>caricaRichiesteDaFile</w:t>
+      </w:r>
+      <w:proofErr w:type="spellEnd"/>
+      <w:r>
+        <w:t xml:space="preserve"> </w:t>
+      </w:r>
+    </w:p>
+    <w:p>
+      <w:r>
+        <w:t xml:space="preserve">Legge un file di testo contenente la lista delle richieste e le inserisce nell'archivio e nella coda di </w:t>
+      </w:r>
+      <w:proofErr w:type="spellStart"/>
+      <w:r>
+        <w:t>priorita'</w:t>
+      </w:r>
+      <w:proofErr w:type="spellEnd"/>
+      <w:r>
+        <w:t xml:space="preserve">. Ogni riga del file deve contenere i campi separati da ";" nel formato: </w:t>
+      </w:r>
+      <w:proofErr w:type="spellStart"/>
+      <w:proofErr w:type="gramStart"/>
+      <w:r>
+        <w:t>codice;appartamento</w:t>
+      </w:r>
+      <w:proofErr w:type="gramEnd"/>
+      <w:r>
+        <w:t>;</w:t>
+      </w:r>
+      <w:proofErr w:type="gramStart"/>
+      <w:r>
+        <w:t>tipologia;descrizione</w:t>
+      </w:r>
+      <w:proofErr w:type="gramEnd"/>
+      <w:r>
+        <w:t>;</w:t>
+      </w:r>
+      <w:proofErr w:type="gramStart"/>
+      <w:r>
+        <w:t>data;urgenza</w:t>
+      </w:r>
+      <w:proofErr w:type="spellEnd"/>
+      <w:proofErr w:type="gramEnd"/>
+      <w:r>
+        <w:t xml:space="preserve">. </w:t>
+      </w:r>
+    </w:p>
+    <w:p>
+      <w:r>
+        <w:t xml:space="preserve">Parametri: archivio - Archivio delle richieste in cui inserire i dati (non NULL) coda - Coda di </w:t>
+      </w:r>
+      <w:proofErr w:type="spellStart"/>
+      <w:r>
+        <w:t>priorita'</w:t>
+      </w:r>
+      <w:proofErr w:type="spellEnd"/>
+      <w:r>
+        <w:t xml:space="preserve"> in cui inserire le richieste (non NULL) </w:t>
+      </w:r>
+      <w:proofErr w:type="spellStart"/>
+      <w:r>
+        <w:t>percorsoFile</w:t>
+      </w:r>
+      <w:proofErr w:type="spellEnd"/>
+      <w:r>
+        <w:t xml:space="preserve"> - Percorso del file da leggere (</w:t>
+      </w:r>
+      <w:proofErr w:type="spellStart"/>
+      <w:r>
+        <w:t>puo'</w:t>
+      </w:r>
+      <w:proofErr w:type="spellEnd"/>
+      <w:r>
+        <w:t xml:space="preserve"> essere NULL) </w:t>
+      </w:r>
+    </w:p>
+    <w:p>
+      <w:r>
+        <w:t xml:space="preserve">Pre-condizione: archivio e coda devono essere strutture validamente inizializzate. Il file deve essere leggibile dal filesystem. </w:t>
+      </w:r>
+    </w:p>
+    <w:p>
+      <w:r>
+        <w:t xml:space="preserve">Post-condizione: Le richieste valide vengono aggiunte all'archivio e alla coda. </w:t>
+      </w:r>
+    </w:p>
+    <w:p>
+      <w:r>
+        <w:t xml:space="preserve">Effetti collaterali: Effettua operazioni di I/O (apertura e lettura di file). Alloca memoria per nuove </w:t>
+      </w:r>
+      <w:proofErr w:type="spellStart"/>
+      <w:r>
+        <w:t>entita'</w:t>
+      </w:r>
+      <w:proofErr w:type="spellEnd"/>
+      <w:r>
+        <w:t xml:space="preserve"> Richiesta inserendole e modificando sia l'archivio che la coda. </w:t>
+      </w:r>
+    </w:p>
+    <w:p>
+      <w:r>
+        <w:t>Ritorna: Numero di richieste caricate con successo, oppure 0 se il file non viene aperto o non contiene righe valide.</w:t>
+      </w:r>
+    </w:p>
+    <w:p/>
+    <w:p>
+      <w:pPr>
+        <w:rPr>
+          <w:b/>
+          <w:bCs/>
+        </w:rPr>
+      </w:pPr>
+      <w:r>
+        <w:rPr>
+          <w:b/>
+          <w:bCs/>
+        </w:rPr>
+        <w:t xml:space="preserve">Funzione: </w:t>
+      </w:r>
+      <w:proofErr w:type="spellStart"/>
+      <w:r>
+        <w:rPr>
+          <w:b/>
+          <w:bCs/>
+        </w:rPr>
+        <w:t>confrontaFileOracolo</w:t>
+      </w:r>
+      <w:proofErr w:type="spellEnd"/>
+      <w:r>
+        <w:rPr>
+          <w:b/>
+          <w:bCs/>
+        </w:rPr>
+        <w:t xml:space="preserve"> </w:t>
+      </w:r>
+    </w:p>
+    <w:p>
+      <w:r>
+        <w:t xml:space="preserve">Confronta due file di testo riga per riga per verificare che l'output prodotto corrisponda esattamente al file oracolo di riferimento. </w:t>
+      </w:r>
+    </w:p>
+    <w:p>
+      <w:r>
+        <w:t xml:space="preserve">Parametri: </w:t>
+      </w:r>
+      <w:proofErr w:type="spellStart"/>
+      <w:r>
+        <w:t>fileOutput</w:t>
+      </w:r>
+      <w:proofErr w:type="spellEnd"/>
+      <w:r>
+        <w:t xml:space="preserve"> - Percorso del file prodotto dal sistema (</w:t>
+      </w:r>
+      <w:proofErr w:type="spellStart"/>
+      <w:r>
+        <w:t>puo'</w:t>
+      </w:r>
+      <w:proofErr w:type="spellEnd"/>
+      <w:r>
+        <w:t xml:space="preserve"> essere NULL) </w:t>
+      </w:r>
+      <w:proofErr w:type="spellStart"/>
+      <w:r>
+        <w:t>fileOracolo</w:t>
+      </w:r>
+      <w:proofErr w:type="spellEnd"/>
+      <w:r>
+        <w:t xml:space="preserve"> - Percorso del file oracolo di riferimento (</w:t>
+      </w:r>
+      <w:proofErr w:type="spellStart"/>
+      <w:r>
+        <w:t>puo'</w:t>
+      </w:r>
+      <w:proofErr w:type="spellEnd"/>
+      <w:r>
+        <w:t xml:space="preserve"> essere NULL) </w:t>
+      </w:r>
+    </w:p>
+    <w:p>
+      <w:r>
+        <w:t xml:space="preserve">Pre-condizione: Nessuna condizione particolare: la funzione gestisce internamente il caso in cui </w:t>
+      </w:r>
+      <w:r>
+        <w:lastRenderedPageBreak/>
+        <w:t xml:space="preserve">uno dei file non possa essere aperto. </w:t>
+      </w:r>
+    </w:p>
+    <w:p>
+      <w:r>
+        <w:t xml:space="preserve">Post-condizione: Nessuna modifica allo stato del sistema. </w:t>
+      </w:r>
+    </w:p>
+    <w:p>
+      <w:r>
+        <w:t xml:space="preserve">Effetti collaterali: Apertura e lettura di file su disco. </w:t>
+      </w:r>
+    </w:p>
+    <w:p>
+      <w:r>
+        <w:t xml:space="preserve">Ritorna: 1 se i file sono identici, 0 se differiscono, -1 se uno dei file non </w:t>
+      </w:r>
+      <w:proofErr w:type="spellStart"/>
+      <w:r>
+        <w:t>puo'</w:t>
+      </w:r>
+      <w:proofErr w:type="spellEnd"/>
+      <w:r>
+        <w:t xml:space="preserve"> essere aperto.</w:t>
+      </w:r>
+    </w:p>
+    <w:p/>
+    <w:p>
+      <w:pPr>
+        <w:rPr>
+          <w:b/>
+          <w:bCs/>
+        </w:rPr>
+      </w:pPr>
+      <w:r>
+        <w:rPr>
+          <w:b/>
+          <w:bCs/>
+        </w:rPr>
+        <w:t xml:space="preserve">Funzione: </w:t>
+      </w:r>
+      <w:proofErr w:type="spellStart"/>
+      <w:r>
+        <w:rPr>
+          <w:b/>
+          <w:bCs/>
+        </w:rPr>
+        <w:t>validaFasciaOraria</w:t>
+      </w:r>
+      <w:proofErr w:type="spellEnd"/>
+      <w:r>
+        <w:rPr>
+          <w:b/>
+          <w:bCs/>
+        </w:rPr>
+        <w:t xml:space="preserve"> </w:t>
+      </w:r>
+    </w:p>
+    <w:p>
+      <w:r>
+        <w:t xml:space="preserve">Verifica la </w:t>
+      </w:r>
+      <w:proofErr w:type="spellStart"/>
+      <w:r>
+        <w:t>validita'</w:t>
+      </w:r>
+      <w:proofErr w:type="spellEnd"/>
+      <w:r>
+        <w:t xml:space="preserve"> sintattica e logica di una stringa che rappresenta una fascia oraria. La funzione accerta che la stringa rispetti rigidamente il formato standardizzato "HH:MM-HH:MM" (lunghezza esatta di 11 caratteri), che i separatori siano posizionati correttamente, che ore e minuti rientrino nei range reali dell'orologio (0-23 e 0-59) e che l'orario di inizio sia strettamente precedente a quello di fine. </w:t>
+      </w:r>
+    </w:p>
+    <w:p>
+      <w:r>
+        <w:t>Parametri: fascia - Stringa costante contenente la fascia oraria da convalidare (</w:t>
+      </w:r>
+      <w:proofErr w:type="spellStart"/>
+      <w:r>
+        <w:t>puo'</w:t>
+      </w:r>
+      <w:proofErr w:type="spellEnd"/>
+      <w:r>
+        <w:t xml:space="preserve"> essere NULL) </w:t>
+      </w:r>
+    </w:p>
+    <w:p>
+      <w:r>
+        <w:t xml:space="preserve">Pre-condizione: Nessuna condizione particolare: la funzione gestisce internamente il caso fascia == NULL in modo sicuro senza causare crash. </w:t>
+      </w:r>
+    </w:p>
+    <w:p>
+      <w:r>
+        <w:t xml:space="preserve">Post-condizione: Nessuna modifica alla stringa passata come parametro, trattandosi di un'operazione di sola lettura (funzione pura). </w:t>
+      </w:r>
+    </w:p>
+    <w:p>
+      <w:r>
+        <w:t xml:space="preserve">Effetti collaterali: Nessuno. </w:t>
+      </w:r>
+    </w:p>
+    <w:p>
+      <w:r>
+        <w:t xml:space="preserve">Ritorna: 1 se la fascia oraria </w:t>
+      </w:r>
+      <w:proofErr w:type="spellStart"/>
+      <w:proofErr w:type="gramStart"/>
+      <w:r>
+        <w:t>e'</w:t>
+      </w:r>
+      <w:proofErr w:type="spellEnd"/>
+      <w:proofErr w:type="gramEnd"/>
+      <w:r>
+        <w:t xml:space="preserve"> sintatticamente e logicamente valida; 0 se la stringa </w:t>
+      </w:r>
+      <w:proofErr w:type="spellStart"/>
+      <w:proofErr w:type="gramStart"/>
+      <w:r>
+        <w:t>e'</w:t>
+      </w:r>
+      <w:proofErr w:type="spellEnd"/>
+      <w:proofErr w:type="gramEnd"/>
+      <w:r>
+        <w:t xml:space="preserve"> NULL, malformata, fuori range, oppure se l'orario di inizio non precede quello di fine.</w:t>
+      </w:r>
+    </w:p>
+    <w:p/>
+    <w:p>
+      <w:pPr>
         <w:pStyle w:val="Titolo3"/>
       </w:pPr>
       <w:r>
@@ -7775,7 +9932,10 @@
       </w:r>
       <w:proofErr w:type="spellStart"/>
       <w:r>
-        <w:t>agendaTecnico.h</w:t>
+        <w:t>agendaTecnico.</w:t>
+      </w:r>
+      <w:r>
+        <w:t>h</w:t>
       </w:r>
       <w:proofErr w:type="spellEnd"/>
     </w:p>
@@ -7891,9 +10051,12 @@
       </w:r>
       <w:proofErr w:type="spellStart"/>
       <w:r>
-        <w:t>distruggiAlberoTecnici.</w:t>
-      </w:r>
-      <w:proofErr w:type="spellEnd"/>
+        <w:t>distruggiAlberoTecnici</w:t>
+      </w:r>
+      <w:proofErr w:type="spellEnd"/>
+      <w:r>
+        <w:t>.</w:t>
+      </w:r>
     </w:p>
     <w:p>
       <w:r>
@@ -8352,13 +10515,336 @@
     </w:p>
     <w:p>
       <w:r>
+        <w:t xml:space="preserve">Effetti collaterali: Nessuno. Operazione di sola lettura. </w:t>
+      </w:r>
+    </w:p>
+    <w:p>
+      <w:r>
+        <w:t xml:space="preserve">Ritorna: Puntatore al Tecnico trovato, oppure NULL se nessun tecnico corrisponde al codice o se l'albero </w:t>
+      </w:r>
+      <w:proofErr w:type="spellStart"/>
+      <w:proofErr w:type="gramStart"/>
+      <w:r>
+        <w:t>e'</w:t>
+      </w:r>
+      <w:proofErr w:type="spellEnd"/>
+      <w:proofErr w:type="gramEnd"/>
+      <w:r>
+        <w:t xml:space="preserve"> vuoto.</w:t>
+      </w:r>
+    </w:p>
+    <w:p/>
+    <w:p>
+      <w:pPr>
+        <w:rPr>
+          <w:b/>
+          <w:bCs/>
+        </w:rPr>
+      </w:pPr>
+      <w:r>
+        <w:rPr>
+          <w:b/>
+          <w:bCs/>
+        </w:rPr>
+        <w:t xml:space="preserve">Funzione: </w:t>
+      </w:r>
+      <w:proofErr w:type="spellStart"/>
+      <w:r>
+        <w:rPr>
+          <w:b/>
+          <w:bCs/>
+        </w:rPr>
+        <w:t>getRadiceAlberoTecnici</w:t>
+      </w:r>
+      <w:proofErr w:type="spellEnd"/>
+      <w:r>
+        <w:rPr>
+          <w:b/>
+          <w:bCs/>
+        </w:rPr>
+        <w:t xml:space="preserve"> </w:t>
+      </w:r>
+    </w:p>
+    <w:p>
+      <w:r>
+        <w:t xml:space="preserve">Restituisce il puntatore al nodo radice dell'albero binario di ricerca. </w:t>
+      </w:r>
+    </w:p>
+    <w:p>
+      <w:r>
+        <w:t xml:space="preserve">Parametri: </w:t>
+      </w:r>
+      <w:proofErr w:type="spellStart"/>
+      <w:r>
+        <w:t>alberoTarget</w:t>
+      </w:r>
+      <w:proofErr w:type="spellEnd"/>
+      <w:r>
+        <w:t xml:space="preserve"> - Puntatore all'albero (</w:t>
+      </w:r>
+      <w:proofErr w:type="spellStart"/>
+      <w:r>
+        <w:t>puo'</w:t>
+      </w:r>
+      <w:proofErr w:type="spellEnd"/>
+      <w:r>
+        <w:t xml:space="preserve"> essere NULL) </w:t>
+      </w:r>
+    </w:p>
+    <w:p>
+      <w:r>
+        <w:t xml:space="preserve">Pre-condizione: Nessuna condizione particolare: la funzione gestisce internamente il caso </w:t>
+      </w:r>
+      <w:proofErr w:type="spellStart"/>
+      <w:r>
+        <w:t>alberoTarget</w:t>
+      </w:r>
+      <w:proofErr w:type="spellEnd"/>
+      <w:r>
+        <w:t xml:space="preserve"> == NULL. </w:t>
+      </w:r>
+    </w:p>
+    <w:p>
+      <w:r>
+        <w:t xml:space="preserve">Post-condizione: Nessuna modifica allo stato del sistema. </w:t>
+      </w:r>
+    </w:p>
+    <w:p>
+      <w:r>
+        <w:t xml:space="preserve">Effetti collaterali: Nessuno. Restituisce un puntatore alla struttura dati interna: il chiamante non deve liberarlo </w:t>
+      </w:r>
+      <w:proofErr w:type="gramStart"/>
+      <w:r>
+        <w:t>ne'</w:t>
+      </w:r>
+      <w:proofErr w:type="gramEnd"/>
+      <w:r>
+        <w:t xml:space="preserve"> modificarne arbitrariamente i collegamenti. </w:t>
+      </w:r>
+    </w:p>
+    <w:p>
+      <w:r>
+        <w:t xml:space="preserve">Ritorna: Puntatore al nodo radice, oppure NULL se l'albero </w:t>
+      </w:r>
+      <w:proofErr w:type="spellStart"/>
+      <w:proofErr w:type="gramStart"/>
+      <w:r>
+        <w:t>e'</w:t>
+      </w:r>
+      <w:proofErr w:type="spellEnd"/>
+      <w:proofErr w:type="gramEnd"/>
+      <w:r>
+        <w:t xml:space="preserve"> vuoto o </w:t>
+      </w:r>
+      <w:proofErr w:type="spellStart"/>
+      <w:r>
+        <w:t>alberoTarget</w:t>
+      </w:r>
+      <w:proofErr w:type="spellEnd"/>
+      <w:r>
+        <w:t xml:space="preserve"> </w:t>
+      </w:r>
+      <w:proofErr w:type="spellStart"/>
+      <w:proofErr w:type="gramStart"/>
+      <w:r>
+        <w:t>e'</w:t>
+      </w:r>
+      <w:proofErr w:type="spellEnd"/>
+      <w:proofErr w:type="gramEnd"/>
+      <w:r>
+        <w:t xml:space="preserve"> NULL.</w:t>
+      </w:r>
+    </w:p>
+    <w:p/>
+    <w:p>
+      <w:pPr>
+        <w:rPr>
+          <w:b/>
+          <w:bCs/>
+        </w:rPr>
+      </w:pPr>
+      <w:r>
+        <w:rPr>
+          <w:b/>
+          <w:bCs/>
+        </w:rPr>
+        <w:t xml:space="preserve">Funzione: </w:t>
+      </w:r>
+      <w:proofErr w:type="spellStart"/>
+      <w:r>
+        <w:rPr>
+          <w:b/>
+          <w:bCs/>
+        </w:rPr>
+        <w:t>getFiglioSinistroTecnici</w:t>
+      </w:r>
+      <w:proofErr w:type="spellEnd"/>
+    </w:p>
+    <w:p>
+      <w:r>
+        <w:t xml:space="preserve">Restituisce il puntatore al figlio sinistro del nodo corrente nel BST. Il figlio sinistro contiene tecnici con codice lessicograficamente minore. </w:t>
+      </w:r>
+    </w:p>
+    <w:p>
+      <w:r>
+        <w:t xml:space="preserve">Parametri: </w:t>
+      </w:r>
+      <w:proofErr w:type="spellStart"/>
+      <w:r>
+        <w:t>nodoCorrente</w:t>
+      </w:r>
+      <w:proofErr w:type="spellEnd"/>
+      <w:r>
+        <w:t xml:space="preserve"> - Puntatore al nodo corrente (</w:t>
+      </w:r>
+      <w:proofErr w:type="spellStart"/>
+      <w:r>
+        <w:t>puo'</w:t>
+      </w:r>
+      <w:proofErr w:type="spellEnd"/>
+      <w:r>
+        <w:t xml:space="preserve"> essere NULL) </w:t>
+      </w:r>
+    </w:p>
+    <w:p>
+      <w:r>
+        <w:t xml:space="preserve">Pre-condizione: Nessuna condizione particolare: la funzione gestisce internamente il caso </w:t>
+      </w:r>
+      <w:proofErr w:type="spellStart"/>
+      <w:r>
+        <w:t>nodoCorrente</w:t>
+      </w:r>
+      <w:proofErr w:type="spellEnd"/>
+      <w:r>
+        <w:t xml:space="preserve"> == NULL. </w:t>
+      </w:r>
+    </w:p>
+    <w:p>
+      <w:r>
+        <w:t xml:space="preserve">Post-condizione: Nessuna modifica allo stato del sistema. </w:t>
+      </w:r>
+    </w:p>
+    <w:p>
+      <w:r>
+        <w:t>Effetti collaterali: Nessuno. Restituisce un puntatore alla struttura dati interna: il chiamante non deve liberarlo.</w:t>
+      </w:r>
+    </w:p>
+    <w:p>
+      <w:r>
+        <w:t xml:space="preserve">Ritorna: Puntatore al figlio sinistro, oppure NULL se il nodo non ha figlio sinistro o se </w:t>
+      </w:r>
+      <w:proofErr w:type="spellStart"/>
+      <w:r>
+        <w:t>nodoCorrente</w:t>
+      </w:r>
+      <w:proofErr w:type="spellEnd"/>
+      <w:r>
+        <w:t xml:space="preserve"> </w:t>
+      </w:r>
+      <w:proofErr w:type="spellStart"/>
+      <w:proofErr w:type="gramStart"/>
+      <w:r>
+        <w:t>e'</w:t>
+      </w:r>
+      <w:proofErr w:type="spellEnd"/>
+      <w:proofErr w:type="gramEnd"/>
+      <w:r>
+        <w:t xml:space="preserve"> NULL.</w:t>
+      </w:r>
+    </w:p>
+    <w:p/>
+    <w:p>
+      <w:pPr>
+        <w:rPr>
+          <w:b/>
+          <w:bCs/>
+        </w:rPr>
+      </w:pPr>
+      <w:r>
+        <w:rPr>
+          <w:b/>
+          <w:bCs/>
+        </w:rPr>
         <w:lastRenderedPageBreak/>
-        <w:t xml:space="preserve">Effetti collaterali: Nessuno. Operazione di sola lettura. </w:t>
-      </w:r>
-    </w:p>
-    <w:p>
-      <w:r>
-        <w:t xml:space="preserve">Ritorna: Puntatore al Tecnico trovato, oppure NULL se nessun tecnico corrisponde al codice o se l'albero </w:t>
+        <w:t xml:space="preserve">Funzione: </w:t>
+      </w:r>
+      <w:proofErr w:type="spellStart"/>
+      <w:r>
+        <w:rPr>
+          <w:b/>
+          <w:bCs/>
+        </w:rPr>
+        <w:t>getFiglioDestroTecnici</w:t>
+      </w:r>
+      <w:proofErr w:type="spellEnd"/>
+      <w:r>
+        <w:rPr>
+          <w:b/>
+          <w:bCs/>
+        </w:rPr>
+        <w:t xml:space="preserve"> </w:t>
+      </w:r>
+    </w:p>
+    <w:p>
+      <w:r>
+        <w:t xml:space="preserve">Restituisce il puntatore al figlio destro del nodo corrente nel BST. Il figlio destro contiene tecnici con codice lessicograficamente maggiore. </w:t>
+      </w:r>
+    </w:p>
+    <w:p>
+      <w:r>
+        <w:t xml:space="preserve">Parametri: </w:t>
+      </w:r>
+      <w:proofErr w:type="spellStart"/>
+      <w:r>
+        <w:t>nodoCorrente</w:t>
+      </w:r>
+      <w:proofErr w:type="spellEnd"/>
+      <w:r>
+        <w:t xml:space="preserve"> - Puntatore al nodo corrente (</w:t>
+      </w:r>
+      <w:proofErr w:type="spellStart"/>
+      <w:r>
+        <w:t>puo'</w:t>
+      </w:r>
+      <w:proofErr w:type="spellEnd"/>
+      <w:r>
+        <w:t xml:space="preserve"> essere NULL) </w:t>
+      </w:r>
+    </w:p>
+    <w:p>
+      <w:r>
+        <w:t xml:space="preserve">Pre-condizione: Nessuna condizione particolare: la funzione gestisce internamente il caso </w:t>
+      </w:r>
+      <w:proofErr w:type="spellStart"/>
+      <w:r>
+        <w:t>nodoCorrente</w:t>
+      </w:r>
+      <w:proofErr w:type="spellEnd"/>
+      <w:r>
+        <w:t xml:space="preserve"> == NULL. </w:t>
+      </w:r>
+    </w:p>
+    <w:p>
+      <w:r>
+        <w:t>Post-condizione: Nessuna modifica allo stato del sistema.</w:t>
+      </w:r>
+    </w:p>
+    <w:p>
+      <w:r>
+        <w:t xml:space="preserve">Effetti collaterali: Nessuno. Restituisce un puntatore alla struttura dati interna: il chiamante non deve liberarlo. </w:t>
+      </w:r>
+    </w:p>
+    <w:p>
+      <w:r>
+        <w:t xml:space="preserve">Ritorna: Puntatore al figlio destro, oppure NULL se il nodo non ha figlio destro o se </w:t>
+      </w:r>
+      <w:proofErr w:type="spellStart"/>
+      <w:r>
+        <w:t>nodoCorrente</w:t>
+      </w:r>
+      <w:proofErr w:type="spellEnd"/>
+      <w:r>
+        <w:t xml:space="preserve"> </w:t>
       </w:r>
       <w:proofErr w:type="spellStart"/>
       <w:proofErr w:type="gramStart"/>
@@ -8368,7 +10854,7 @@
       <w:proofErr w:type="spellEnd"/>
       <w:proofErr w:type="gramEnd"/>
       <w:r>
-        <w:t xml:space="preserve"> vuoto.</w:t>
+        <w:t xml:space="preserve"> NULL.</w:t>
       </w:r>
     </w:p>
     <w:p/>
@@ -8392,7 +10878,7 @@
           <w:b/>
           <w:bCs/>
         </w:rPr>
-        <w:t>getRadiceAlberoTecnici</w:t>
+        <w:t>getTecnicoDalNodoAlbero</w:t>
       </w:r>
       <w:proofErr w:type="spellEnd"/>
       <w:r>
@@ -8405,7 +10891,7 @@
     </w:p>
     <w:p>
       <w:r>
-        <w:t xml:space="preserve">Restituisce il puntatore al nodo radice dell'albero binario di ricerca. </w:t>
+        <w:t xml:space="preserve">Estrae il puntatore al Tecnico contenuto nel nodo dell'albero. </w:t>
       </w:r>
     </w:p>
     <w:p>
@@ -8414,11 +10900,11 @@
       </w:r>
       <w:proofErr w:type="spellStart"/>
       <w:r>
-        <w:t>alberoTarget</w:t>
-      </w:r>
-      <w:proofErr w:type="spellEnd"/>
-      <w:r>
-        <w:t xml:space="preserve"> - Puntatore all'albero (</w:t>
+        <w:t>nodoCorrente</w:t>
+      </w:r>
+      <w:proofErr w:type="spellEnd"/>
+      <w:r>
+        <w:t xml:space="preserve"> - Puntatore al nodo dalla quale estrarre il tecnico (</w:t>
       </w:r>
       <w:proofErr w:type="spellStart"/>
       <w:r>
@@ -8426,7 +10912,7 @@
       </w:r>
       <w:proofErr w:type="spellEnd"/>
       <w:r>
-        <w:t xml:space="preserve"> essere NULL) </w:t>
+        <w:t xml:space="preserve"> essere NULL)</w:t>
       </w:r>
     </w:p>
     <w:p>
@@ -8435,7 +10921,7 @@
       </w:r>
       <w:proofErr w:type="spellStart"/>
       <w:r>
-        <w:t>alberoTarget</w:t>
+        <w:t>nodoCorrente</w:t>
       </w:r>
       <w:proofErr w:type="spellEnd"/>
       <w:r>
@@ -8449,20 +10935,83 @@
     </w:p>
     <w:p>
       <w:r>
-        <w:t xml:space="preserve">Effetti collaterali: Nessuno. Restituisce un puntatore alla struttura dati interna: il chiamante non deve liberarlo </w:t>
-      </w:r>
+        <w:t xml:space="preserve">Effetti collaterali: Nessuno. Restituisce il puntatore al payload del nodo senza effettuare copie o allocazioni. </w:t>
+      </w:r>
+    </w:p>
+    <w:p>
+      <w:r>
+        <w:t xml:space="preserve">Ritorna: Puntatore al Tecnico ospitato dal nodo, oppure NULL se </w:t>
+      </w:r>
+      <w:proofErr w:type="spellStart"/>
+      <w:r>
+        <w:t>nodoCorrente</w:t>
+      </w:r>
+      <w:proofErr w:type="spellEnd"/>
+      <w:r>
+        <w:t xml:space="preserve"> </w:t>
+      </w:r>
+      <w:proofErr w:type="spellStart"/>
       <w:proofErr w:type="gramStart"/>
       <w:r>
-        <w:t>ne'</w:t>
-      </w:r>
+        <w:t>e'</w:t>
+      </w:r>
+      <w:proofErr w:type="spellEnd"/>
       <w:proofErr w:type="gramEnd"/>
       <w:r>
-        <w:t xml:space="preserve"> modificarne arbitrariamente i collegamenti. </w:t>
-      </w:r>
-    </w:p>
-    <w:p>
-      <w:r>
-        <w:t xml:space="preserve">Ritorna: Puntatore al nodo radice, oppure NULL se l'albero </w:t>
+        <w:t xml:space="preserve"> NULL.</w:t>
+      </w:r>
+    </w:p>
+    <w:p/>
+    <w:p>
+      <w:pPr>
+        <w:rPr>
+          <w:b/>
+          <w:bCs/>
+        </w:rPr>
+      </w:pPr>
+      <w:r>
+        <w:rPr>
+          <w:b/>
+          <w:bCs/>
+        </w:rPr>
+        <w:t xml:space="preserve">Funzione: </w:t>
+      </w:r>
+      <w:proofErr w:type="spellStart"/>
+      <w:r>
+        <w:rPr>
+          <w:b/>
+          <w:bCs/>
+        </w:rPr>
+        <w:t>visitaAlberoTecnici</w:t>
+      </w:r>
+      <w:proofErr w:type="spellEnd"/>
+      <w:r>
+        <w:rPr>
+          <w:b/>
+          <w:bCs/>
+        </w:rPr>
+        <w:t xml:space="preserve"> </w:t>
+      </w:r>
+    </w:p>
+    <w:p>
+      <w:r>
+        <w:t>Esegue una visita in ordine simmetrico (in-</w:t>
+      </w:r>
+      <w:proofErr w:type="spellStart"/>
+      <w:r>
+        <w:t>order</w:t>
+      </w:r>
+      <w:proofErr w:type="spellEnd"/>
+      <w:r>
+        <w:t xml:space="preserve">: sinistro -&gt; radice -&gt; destro) dell'albero, applicando la funzione visitatore a ogni Tecnico incontrato. </w:t>
+      </w:r>
+      <w:proofErr w:type="spellStart"/>
+      <w:r>
+        <w:t>Poiche</w:t>
+      </w:r>
+      <w:proofErr w:type="spellEnd"/>
+      <w:r>
+        <w:t xml:space="preserve">' la visita </w:t>
       </w:r>
       <w:proofErr w:type="spellStart"/>
       <w:proofErr w:type="gramStart"/>
@@ -8472,367 +11021,7 @@
       <w:proofErr w:type="spellEnd"/>
       <w:proofErr w:type="gramEnd"/>
       <w:r>
-        <w:t xml:space="preserve"> vuoto o </w:t>
-      </w:r>
-      <w:proofErr w:type="spellStart"/>
-      <w:r>
-        <w:t>alberoTarget</w:t>
-      </w:r>
-      <w:proofErr w:type="spellEnd"/>
-      <w:r>
-        <w:t xml:space="preserve"> </w:t>
-      </w:r>
-      <w:proofErr w:type="spellStart"/>
-      <w:proofErr w:type="gramStart"/>
-      <w:r>
-        <w:t>e'</w:t>
-      </w:r>
-      <w:proofErr w:type="spellEnd"/>
-      <w:proofErr w:type="gramEnd"/>
-      <w:r>
-        <w:t xml:space="preserve"> NULL.</w:t>
-      </w:r>
-    </w:p>
-    <w:p/>
-    <w:p>
-      <w:pPr>
-        <w:rPr>
-          <w:b/>
-          <w:bCs/>
-        </w:rPr>
-      </w:pPr>
-      <w:r>
-        <w:rPr>
-          <w:b/>
-          <w:bCs/>
-        </w:rPr>
-        <w:t xml:space="preserve">Funzione: </w:t>
-      </w:r>
-      <w:proofErr w:type="spellStart"/>
-      <w:r>
-        <w:rPr>
-          <w:b/>
-          <w:bCs/>
-        </w:rPr>
-        <w:t>getFiglioSinistroTecnici</w:t>
-      </w:r>
-      <w:proofErr w:type="spellEnd"/>
-    </w:p>
-    <w:p>
-      <w:r>
-        <w:t xml:space="preserve">Restituisce il puntatore al figlio sinistro del nodo corrente nel BST. Il figlio sinistro contiene tecnici con codice lessicograficamente minore. </w:t>
-      </w:r>
-    </w:p>
-    <w:p>
-      <w:r>
-        <w:t xml:space="preserve">Parametri: </w:t>
-      </w:r>
-      <w:proofErr w:type="spellStart"/>
-      <w:r>
-        <w:t>nodoCorrente</w:t>
-      </w:r>
-      <w:proofErr w:type="spellEnd"/>
-      <w:r>
-        <w:t xml:space="preserve"> - Puntatore al nodo corrente (</w:t>
-      </w:r>
-      <w:proofErr w:type="spellStart"/>
-      <w:r>
-        <w:t>puo'</w:t>
-      </w:r>
-      <w:proofErr w:type="spellEnd"/>
-      <w:r>
-        <w:t xml:space="preserve"> essere NULL) </w:t>
-      </w:r>
-    </w:p>
-    <w:p>
-      <w:r>
-        <w:t xml:space="preserve">Pre-condizione: Nessuna condizione particolare: la funzione gestisce internamente il caso </w:t>
-      </w:r>
-      <w:proofErr w:type="spellStart"/>
-      <w:r>
-        <w:t>nodoCorrente</w:t>
-      </w:r>
-      <w:proofErr w:type="spellEnd"/>
-      <w:r>
-        <w:t xml:space="preserve"> == NULL. </w:t>
-      </w:r>
-    </w:p>
-    <w:p>
-      <w:r>
-        <w:t xml:space="preserve">Post-condizione: Nessuna modifica allo stato del sistema. </w:t>
-      </w:r>
-    </w:p>
-    <w:p>
-      <w:r>
-        <w:t>Effetti collaterali: Nessuno. Restituisce un puntatore alla struttura dati interna: il chiamante non deve liberarlo.</w:t>
-      </w:r>
-    </w:p>
-    <w:p>
-      <w:r>
-        <w:t xml:space="preserve">Ritorna: Puntatore al figlio sinistro, oppure NULL se il nodo non ha figlio sinistro o se </w:t>
-      </w:r>
-      <w:proofErr w:type="spellStart"/>
-      <w:r>
-        <w:t>nodoCorrente</w:t>
-      </w:r>
-      <w:proofErr w:type="spellEnd"/>
-      <w:r>
-        <w:t xml:space="preserve"> </w:t>
-      </w:r>
-      <w:proofErr w:type="spellStart"/>
-      <w:proofErr w:type="gramStart"/>
-      <w:r>
-        <w:t>e'</w:t>
-      </w:r>
-      <w:proofErr w:type="spellEnd"/>
-      <w:proofErr w:type="gramEnd"/>
-      <w:r>
-        <w:t xml:space="preserve"> NULL.</w:t>
-      </w:r>
-    </w:p>
-    <w:p/>
-    <w:p>
-      <w:pPr>
-        <w:rPr>
-          <w:b/>
-          <w:bCs/>
-        </w:rPr>
-      </w:pPr>
-      <w:r>
-        <w:rPr>
-          <w:b/>
-          <w:bCs/>
-        </w:rPr>
-        <w:t xml:space="preserve">Funzione: </w:t>
-      </w:r>
-      <w:proofErr w:type="spellStart"/>
-      <w:r>
-        <w:rPr>
-          <w:b/>
-          <w:bCs/>
-        </w:rPr>
-        <w:t>getFiglioDestroTecnici</w:t>
-      </w:r>
-      <w:proofErr w:type="spellEnd"/>
-      <w:r>
-        <w:rPr>
-          <w:b/>
-          <w:bCs/>
-        </w:rPr>
-        <w:t xml:space="preserve"> </w:t>
-      </w:r>
-    </w:p>
-    <w:p>
-      <w:r>
-        <w:t xml:space="preserve">Restituisce il puntatore al figlio destro del nodo corrente nel BST. Il figlio destro contiene tecnici con codice lessicograficamente maggiore. </w:t>
-      </w:r>
-    </w:p>
-    <w:p>
-      <w:r>
-        <w:t xml:space="preserve">Parametri: </w:t>
-      </w:r>
-      <w:proofErr w:type="spellStart"/>
-      <w:r>
-        <w:t>nodoCorrente</w:t>
-      </w:r>
-      <w:proofErr w:type="spellEnd"/>
-      <w:r>
-        <w:t xml:space="preserve"> - Puntatore al nodo corrente (</w:t>
-      </w:r>
-      <w:proofErr w:type="spellStart"/>
-      <w:r>
-        <w:t>puo'</w:t>
-      </w:r>
-      <w:proofErr w:type="spellEnd"/>
-      <w:r>
-        <w:t xml:space="preserve"> essere NULL) </w:t>
-      </w:r>
-    </w:p>
-    <w:p>
-      <w:r>
-        <w:t xml:space="preserve">Pre-condizione: Nessuna condizione particolare: la funzione gestisce internamente il caso </w:t>
-      </w:r>
-      <w:proofErr w:type="spellStart"/>
-      <w:r>
-        <w:t>nodoCorrente</w:t>
-      </w:r>
-      <w:proofErr w:type="spellEnd"/>
-      <w:r>
-        <w:t xml:space="preserve"> == NULL. </w:t>
-      </w:r>
-    </w:p>
-    <w:p>
-      <w:r>
-        <w:t>Post-condizione: Nessuna modifica allo stato del sistema.</w:t>
-      </w:r>
-    </w:p>
-    <w:p>
-      <w:r>
-        <w:t xml:space="preserve">Effetti collaterali: Nessuno. Restituisce un puntatore alla struttura dati interna: il chiamante non deve liberarlo. </w:t>
-      </w:r>
-    </w:p>
-    <w:p>
-      <w:r>
-        <w:t xml:space="preserve">Ritorna: Puntatore al figlio destro, oppure NULL se il nodo non ha figlio destro o se </w:t>
-      </w:r>
-      <w:proofErr w:type="spellStart"/>
-      <w:r>
-        <w:t>nodoCorrente</w:t>
-      </w:r>
-      <w:proofErr w:type="spellEnd"/>
-      <w:r>
-        <w:t xml:space="preserve"> </w:t>
-      </w:r>
-      <w:proofErr w:type="spellStart"/>
-      <w:proofErr w:type="gramStart"/>
-      <w:r>
-        <w:t>e'</w:t>
-      </w:r>
-      <w:proofErr w:type="spellEnd"/>
-      <w:proofErr w:type="gramEnd"/>
-      <w:r>
-        <w:t xml:space="preserve"> NULL.</w:t>
-      </w:r>
-    </w:p>
-    <w:p/>
-    <w:p>
-      <w:pPr>
-        <w:rPr>
-          <w:b/>
-          <w:bCs/>
-        </w:rPr>
-      </w:pPr>
-      <w:r>
-        <w:rPr>
-          <w:b/>
-          <w:bCs/>
-        </w:rPr>
-        <w:t xml:space="preserve">Funzione: </w:t>
-      </w:r>
-      <w:proofErr w:type="spellStart"/>
-      <w:r>
-        <w:rPr>
-          <w:b/>
-          <w:bCs/>
-        </w:rPr>
-        <w:t>getTecnicoDalNodoAlbero</w:t>
-      </w:r>
-      <w:proofErr w:type="spellEnd"/>
-      <w:r>
-        <w:rPr>
-          <w:b/>
-          <w:bCs/>
-        </w:rPr>
-        <w:t xml:space="preserve"> </w:t>
-      </w:r>
-    </w:p>
-    <w:p>
-      <w:r>
-        <w:t xml:space="preserve">Estrae il puntatore al Tecnico contenuto nel nodo dell'albero. </w:t>
-      </w:r>
-    </w:p>
-    <w:p>
-      <w:r>
-        <w:t xml:space="preserve">Parametri: </w:t>
-      </w:r>
-      <w:proofErr w:type="spellStart"/>
-      <w:r>
-        <w:t>nodoCorrente</w:t>
-      </w:r>
-      <w:proofErr w:type="spellEnd"/>
-      <w:r>
-        <w:t xml:space="preserve"> - Puntatore al nodo dalla quale estrarre il tecnico (</w:t>
-      </w:r>
-      <w:proofErr w:type="spellStart"/>
-      <w:r>
-        <w:t>puo'</w:t>
-      </w:r>
-      <w:proofErr w:type="spellEnd"/>
-      <w:r>
-        <w:t xml:space="preserve"> essere NULL)</w:t>
-      </w:r>
-    </w:p>
-    <w:p>
-      <w:r>
-        <w:t xml:space="preserve">Pre-condizione: Nessuna condizione particolare: la funzione gestisce internamente il caso </w:t>
-      </w:r>
-      <w:proofErr w:type="spellStart"/>
-      <w:r>
-        <w:t>nodoCorrente</w:t>
-      </w:r>
-      <w:proofErr w:type="spellEnd"/>
-      <w:r>
-        <w:t xml:space="preserve"> == NULL. </w:t>
-      </w:r>
-    </w:p>
-    <w:p>
-      <w:r>
-        <w:t xml:space="preserve">Post-condizione: Nessuna modifica allo stato del sistema. </w:t>
-      </w:r>
-    </w:p>
-    <w:p>
-      <w:r>
-        <w:t xml:space="preserve">Effetti collaterali: Nessuno. Restituisce il puntatore al payload del nodo senza effettuare copie o allocazioni. </w:t>
-      </w:r>
-    </w:p>
-    <w:p>
-      <w:r>
-        <w:t xml:space="preserve">Ritorna: Puntatore al Tecnico ospitato dal nodo, oppure NULL se </w:t>
-      </w:r>
-      <w:proofErr w:type="spellStart"/>
-      <w:r>
-        <w:t>nodoCorrente</w:t>
-      </w:r>
-      <w:proofErr w:type="spellEnd"/>
-      <w:r>
-        <w:t xml:space="preserve"> </w:t>
-      </w:r>
-      <w:proofErr w:type="spellStart"/>
-      <w:proofErr w:type="gramStart"/>
-      <w:r>
-        <w:t>e'</w:t>
-      </w:r>
-      <w:proofErr w:type="spellEnd"/>
-      <w:proofErr w:type="gramEnd"/>
-      <w:r>
-        <w:t xml:space="preserve"> NULL.</w:t>
-      </w:r>
-    </w:p>
-    <w:p/>
-    <w:p>
-      <w:pPr>
-        <w:rPr>
-          <w:b/>
-          <w:bCs/>
-        </w:rPr>
-      </w:pPr>
-      <w:r>
-        <w:rPr>
-          <w:b/>
-          <w:bCs/>
-        </w:rPr>
-        <w:t xml:space="preserve">Funzione: </w:t>
-      </w:r>
-      <w:proofErr w:type="spellStart"/>
-      <w:r>
-        <w:rPr>
-          <w:b/>
-          <w:bCs/>
-        </w:rPr>
-        <w:t>visitaAlberoTecnici</w:t>
-      </w:r>
-      <w:proofErr w:type="spellEnd"/>
-      <w:r>
-        <w:rPr>
-          <w:b/>
-          <w:bCs/>
-        </w:rPr>
-        <w:t xml:space="preserve"> </w:t>
-      </w:r>
-    </w:p>
-    <w:p>
-      <w:r>
-        <w:t>Esegue una visita in ordine simmetrico (in-</w:t>
+        <w:t xml:space="preserve"> in-</w:t>
       </w:r>
       <w:proofErr w:type="spellStart"/>
       <w:r>
@@ -8840,37 +11029,7 @@
       </w:r>
       <w:proofErr w:type="spellEnd"/>
       <w:r>
-        <w:t xml:space="preserve">: sinistro -&gt; radice -&gt; destro) dell'albero, applicando la funzione visitatore a ogni Tecnico incontrato. </w:t>
-      </w:r>
-      <w:proofErr w:type="spellStart"/>
-      <w:r>
-        <w:t>Poiche</w:t>
-      </w:r>
-      <w:proofErr w:type="spellEnd"/>
-      <w:r>
-        <w:t xml:space="preserve">' la visita </w:t>
-      </w:r>
-      <w:proofErr w:type="spellStart"/>
-      <w:proofErr w:type="gramStart"/>
-      <w:r>
-        <w:t>e'</w:t>
-      </w:r>
-      <w:proofErr w:type="spellEnd"/>
-      <w:proofErr w:type="gramEnd"/>
-      <w:r>
-        <w:t xml:space="preserve"> in-</w:t>
-      </w:r>
-      <w:proofErr w:type="spellStart"/>
-      <w:r>
-        <w:t>order</w:t>
-      </w:r>
-      <w:proofErr w:type="spellEnd"/>
-      <w:r>
-        <w:t xml:space="preserve">, i tecnici </w:t>
-      </w:r>
-      <w:r>
-        <w:lastRenderedPageBreak/>
-        <w:t xml:space="preserve">vengono passati al visitatore in ordine lessicografico crescente per codice. Usata per operazioni bulk come la stampa dell'elenco completo o il monitoraggio del carico di lavoro. </w:t>
+        <w:t xml:space="preserve">, i tecnici vengono passati al visitatore in ordine lessicografico crescente per codice. Usata per operazioni bulk come la stampa dell'elenco completo o il monitoraggio del carico di lavoro. </w:t>
       </w:r>
     </w:p>
     <w:p>
